--- a/Session 7/Document/Otchjot.docx
+++ b/Session 7/Document/Otchjot.docx
@@ -720,656 +720,320 @@
     </w:p>
     <w:p>
       <w:pPr>
-        <w:pStyle w:val="a5"/>
         <w:numPr>
           <w:ilvl w:val="0"/>
-          <w:numId w:val="4"/>
+          <w:numId w:val="5"/>
         </w:numPr>
-        <w:spacing w:line="360" w:lineRule="auto"/>
-        <w:rPr>
-          <w:sz w:val="28"/>
-          <w:szCs w:val="28"/>
-        </w:rPr>
-      </w:pPr>
-      <w:r>
-        <w:rPr>
-          <w:sz w:val="28"/>
-          <w:szCs w:val="28"/>
+        <w:rPr>
+          <w:color w:val="000000"/>
+          <w:sz w:val="28"/>
+          <w:szCs w:val="28"/>
+          <w:highlight w:val="white"/>
+        </w:rPr>
+      </w:pPr>
+      <w:r>
+        <w:rPr>
+          <w:color w:val="000000"/>
+          <w:sz w:val="28"/>
+          <w:szCs w:val="28"/>
+          <w:highlight w:val="white"/>
         </w:rPr>
         <w:t>Введение</w:t>
       </w:r>
     </w:p>
     <w:p>
       <w:pPr>
-        <w:pStyle w:val="a5"/>
         <w:numPr>
           <w:ilvl w:val="0"/>
-          <w:numId w:val="4"/>
+          <w:numId w:val="5"/>
         </w:numPr>
-        <w:spacing w:line="360" w:lineRule="auto"/>
-        <w:rPr>
-          <w:sz w:val="28"/>
-          <w:szCs w:val="28"/>
-        </w:rPr>
-      </w:pPr>
-      <w:r>
-        <w:rPr>
-          <w:sz w:val="28"/>
-          <w:szCs w:val="28"/>
-        </w:rPr>
-        <w:t>Анализ требований, проектирование UX/UI, структуры данных и базы данных</w:t>
-      </w:r>
-    </w:p>
-    <w:p>
-      <w:pPr>
-        <w:pStyle w:val="a5"/>
+        <w:rPr>
+          <w:color w:val="000000"/>
+          <w:sz w:val="28"/>
+          <w:szCs w:val="28"/>
+          <w:highlight w:val="white"/>
+        </w:rPr>
+      </w:pPr>
+      <w:r>
+        <w:rPr>
+          <w:color w:val="000000"/>
+          <w:sz w:val="28"/>
+          <w:szCs w:val="28"/>
+          <w:highlight w:val="white"/>
+        </w:rPr>
+        <w:t>Анализ предметной области</w:t>
+      </w:r>
+    </w:p>
+    <w:p>
+      <w:pPr>
         <w:numPr>
           <w:ilvl w:val="0"/>
-          <w:numId w:val="4"/>
+          <w:numId w:val="5"/>
         </w:numPr>
-        <w:spacing w:line="360" w:lineRule="auto"/>
-        <w:rPr>
-          <w:sz w:val="28"/>
-          <w:szCs w:val="28"/>
-        </w:rPr>
-      </w:pPr>
-      <w:r>
-        <w:rPr>
-          <w:sz w:val="28"/>
-          <w:szCs w:val="28"/>
-        </w:rPr>
-        <w:t>Разработка REST API 10</w:t>
-      </w:r>
-    </w:p>
-    <w:p>
-      <w:pPr>
-        <w:pStyle w:val="a5"/>
+        <w:rPr>
+          <w:color w:val="000000"/>
+          <w:sz w:val="28"/>
+          <w:szCs w:val="28"/>
+          <w:highlight w:val="white"/>
+        </w:rPr>
+      </w:pPr>
+      <w:r>
+        <w:rPr>
+          <w:color w:val="000000"/>
+          <w:sz w:val="28"/>
+          <w:szCs w:val="28"/>
+          <w:highlight w:val="white"/>
+        </w:rPr>
+        <w:t>Руководство оператора</w:t>
+      </w:r>
+    </w:p>
+    <w:p>
+      <w:pPr>
+        <w:numPr>
+          <w:ilvl w:val="0"/>
+          <w:numId w:val="5"/>
+        </w:numPr>
+        <w:rPr>
+          <w:color w:val="000000"/>
+          <w:sz w:val="28"/>
+          <w:szCs w:val="28"/>
+          <w:highlight w:val="white"/>
+        </w:rPr>
+      </w:pPr>
+      <w:r>
+        <w:rPr>
+          <w:color w:val="000000"/>
+          <w:sz w:val="28"/>
+          <w:szCs w:val="28"/>
+          <w:highlight w:val="white"/>
+        </w:rPr>
+        <w:t>Работа в системе контроля версий</w:t>
+      </w:r>
+    </w:p>
+    <w:p>
+      <w:pPr>
+        <w:numPr>
+          <w:ilvl w:val="0"/>
+          <w:numId w:val="5"/>
+        </w:numPr>
+        <w:rPr>
+          <w:color w:val="000000"/>
+          <w:sz w:val="28"/>
+          <w:szCs w:val="28"/>
+          <w:highlight w:val="white"/>
+        </w:rPr>
+      </w:pPr>
+      <w:r>
+        <w:rPr>
+          <w:color w:val="000000"/>
+          <w:sz w:val="28"/>
+          <w:szCs w:val="28"/>
+          <w:highlight w:val="white"/>
+        </w:rPr>
+        <w:t>Разработка программных модулей</w:t>
+      </w:r>
+    </w:p>
+    <w:p>
+      <w:pPr>
         <w:numPr>
           <w:ilvl w:val="1"/>
-          <w:numId w:val="4"/>
+          <w:numId w:val="5"/>
         </w:numPr>
-        <w:spacing w:line="360" w:lineRule="auto"/>
-        <w:rPr>
-          <w:sz w:val="28"/>
-          <w:szCs w:val="28"/>
-        </w:rPr>
-      </w:pPr>
-      <w:r>
-        <w:rPr>
-          <w:sz w:val="28"/>
-          <w:szCs w:val="28"/>
-        </w:rPr>
-        <w:t>Создание серверного приложения</w:t>
-      </w:r>
-    </w:p>
-    <w:p>
-      <w:pPr>
-        <w:pStyle w:val="a5"/>
+        <w:rPr>
+          <w:color w:val="000000"/>
+          <w:sz w:val="28"/>
+          <w:szCs w:val="28"/>
+          <w:highlight w:val="white"/>
+        </w:rPr>
+      </w:pPr>
+      <w:r>
+        <w:rPr>
+          <w:color w:val="000000"/>
+          <w:sz w:val="28"/>
+          <w:szCs w:val="28"/>
+          <w:highlight w:val="white"/>
+        </w:rPr>
+        <w:t>База данных</w:t>
+      </w:r>
+    </w:p>
+    <w:p>
+      <w:pPr>
         <w:numPr>
           <w:ilvl w:val="1"/>
-          <w:numId w:val="4"/>
+          <w:numId w:val="5"/>
         </w:numPr>
-        <w:spacing w:line="360" w:lineRule="auto"/>
-        <w:rPr>
-          <w:sz w:val="28"/>
-          <w:szCs w:val="28"/>
-        </w:rPr>
-      </w:pPr>
-      <w:r>
-        <w:rPr>
-          <w:sz w:val="28"/>
-          <w:szCs w:val="28"/>
-        </w:rPr>
-        <w:t>Контроллеры API</w:t>
-      </w:r>
-    </w:p>
-    <w:p>
-      <w:pPr>
-        <w:pStyle w:val="a5"/>
+        <w:rPr>
+          <w:color w:val="000000"/>
+          <w:sz w:val="28"/>
+          <w:szCs w:val="28"/>
+          <w:highlight w:val="white"/>
+        </w:rPr>
+      </w:pPr>
+      <w:r>
+        <w:rPr>
+          <w:color w:val="000000"/>
+          <w:sz w:val="28"/>
+          <w:szCs w:val="28"/>
+          <w:highlight w:val="white"/>
+          <w:lang w:val="en-US"/>
+        </w:rPr>
+        <w:t>API</w:t>
+      </w:r>
+    </w:p>
+    <w:p>
+      <w:pPr>
         <w:numPr>
           <w:ilvl w:val="1"/>
-          <w:numId w:val="4"/>
+          <w:numId w:val="5"/>
         </w:numPr>
-        <w:spacing w:line="360" w:lineRule="auto"/>
-        <w:rPr>
-          <w:sz w:val="28"/>
-          <w:szCs w:val="28"/>
-        </w:rPr>
-      </w:pPr>
-      <w:r>
-        <w:rPr>
-          <w:sz w:val="28"/>
-          <w:szCs w:val="28"/>
-        </w:rPr>
-        <w:t>Документирование API (</w:t>
-      </w:r>
-      <w:proofErr w:type="spellStart"/>
-      <w:r>
-        <w:rPr>
-          <w:sz w:val="28"/>
-          <w:szCs w:val="28"/>
-        </w:rPr>
-        <w:t>Postman</w:t>
-      </w:r>
-      <w:proofErr w:type="spellEnd"/>
-      <w:r>
-        <w:rPr>
-          <w:sz w:val="28"/>
-          <w:szCs w:val="28"/>
-        </w:rPr>
-        <w:t xml:space="preserve"> коллекция)</w:t>
-      </w:r>
-    </w:p>
-    <w:p>
-      <w:pPr>
-        <w:pStyle w:val="a5"/>
+        <w:rPr>
+          <w:color w:val="000000"/>
+          <w:sz w:val="28"/>
+          <w:szCs w:val="28"/>
+          <w:highlight w:val="white"/>
+        </w:rPr>
+      </w:pPr>
+      <w:r>
+        <w:rPr>
+          <w:color w:val="000000"/>
+          <w:sz w:val="28"/>
+          <w:szCs w:val="28"/>
+          <w:highlight w:val="white"/>
+        </w:rPr>
+        <w:t>Модуль технолог</w:t>
+      </w:r>
+    </w:p>
+    <w:p>
+      <w:pPr>
+        <w:numPr>
+          <w:ilvl w:val="1"/>
+          <w:numId w:val="5"/>
+        </w:numPr>
+        <w:rPr>
+          <w:color w:val="000000"/>
+          <w:sz w:val="28"/>
+          <w:szCs w:val="28"/>
+          <w:highlight w:val="white"/>
+        </w:rPr>
+      </w:pPr>
+      <w:r>
+        <w:rPr>
+          <w:color w:val="000000"/>
+          <w:sz w:val="28"/>
+          <w:szCs w:val="28"/>
+          <w:highlight w:val="white"/>
+        </w:rPr>
+        <w:t>Модуль лаборатории</w:t>
+      </w:r>
+    </w:p>
+    <w:p>
+      <w:pPr>
+        <w:numPr>
+          <w:ilvl w:val="1"/>
+          <w:numId w:val="5"/>
+        </w:numPr>
+        <w:rPr>
+          <w:color w:val="000000"/>
+          <w:sz w:val="28"/>
+          <w:szCs w:val="28"/>
+          <w:highlight w:val="white"/>
+        </w:rPr>
+      </w:pPr>
+      <w:r>
+        <w:rPr>
+          <w:color w:val="000000"/>
+          <w:sz w:val="28"/>
+          <w:szCs w:val="28"/>
+          <w:highlight w:val="white"/>
+        </w:rPr>
+        <w:t>Модуль аппаратчик</w:t>
+      </w:r>
+    </w:p>
+    <w:p>
+      <w:pPr>
         <w:numPr>
           <w:ilvl w:val="0"/>
-          <w:numId w:val="4"/>
+          <w:numId w:val="5"/>
         </w:numPr>
-        <w:spacing w:line="360" w:lineRule="auto"/>
-        <w:rPr>
-          <w:sz w:val="28"/>
-          <w:szCs w:val="28"/>
-        </w:rPr>
-      </w:pPr>
-      <w:r>
-        <w:rPr>
-          <w:sz w:val="28"/>
-          <w:szCs w:val="28"/>
-        </w:rPr>
-        <w:t xml:space="preserve">Разработка модуля технолога (WPF </w:t>
-      </w:r>
-      <w:proofErr w:type="spellStart"/>
-      <w:r>
-        <w:rPr>
-          <w:sz w:val="28"/>
-          <w:szCs w:val="28"/>
-        </w:rPr>
-        <w:t>desktop</w:t>
-      </w:r>
-      <w:proofErr w:type="spellEnd"/>
-      <w:r>
-        <w:rPr>
-          <w:sz w:val="28"/>
-          <w:szCs w:val="28"/>
-        </w:rPr>
-        <w:t>)</w:t>
-      </w:r>
-    </w:p>
-    <w:p>
-      <w:pPr>
-        <w:pStyle w:val="a5"/>
-        <w:numPr>
-          <w:ilvl w:val="1"/>
-          <w:numId w:val="4"/>
-        </w:numPr>
-        <w:spacing w:line="360" w:lineRule="auto"/>
-        <w:rPr>
-          <w:sz w:val="28"/>
-          <w:szCs w:val="28"/>
-        </w:rPr>
-      </w:pPr>
-      <w:r>
-        <w:rPr>
-          <w:sz w:val="28"/>
-          <w:szCs w:val="28"/>
-        </w:rPr>
-        <w:t>Общие сведения</w:t>
-      </w:r>
-    </w:p>
-    <w:p>
-      <w:pPr>
-        <w:pStyle w:val="a5"/>
-        <w:numPr>
-          <w:ilvl w:val="1"/>
-          <w:numId w:val="4"/>
-        </w:numPr>
-        <w:spacing w:line="360" w:lineRule="auto"/>
-        <w:rPr>
-          <w:sz w:val="28"/>
-          <w:szCs w:val="28"/>
-        </w:rPr>
-      </w:pPr>
-      <w:r>
-        <w:rPr>
-          <w:sz w:val="28"/>
-          <w:szCs w:val="28"/>
-        </w:rPr>
-        <w:t>Функциональные возможности</w:t>
-      </w:r>
-    </w:p>
-    <w:p>
-      <w:pPr>
-        <w:pStyle w:val="a5"/>
-        <w:numPr>
-          <w:ilvl w:val="1"/>
-          <w:numId w:val="4"/>
-        </w:numPr>
-        <w:spacing w:line="360" w:lineRule="auto"/>
-        <w:rPr>
-          <w:sz w:val="28"/>
-          <w:szCs w:val="28"/>
-        </w:rPr>
-      </w:pPr>
-      <w:r>
-        <w:rPr>
-          <w:sz w:val="28"/>
-          <w:szCs w:val="28"/>
-        </w:rPr>
-        <w:t>Реализация CAPTCHA</w:t>
-      </w:r>
-    </w:p>
-    <w:p>
-      <w:pPr>
-        <w:pStyle w:val="a5"/>
-        <w:numPr>
-          <w:ilvl w:val="1"/>
-          <w:numId w:val="4"/>
-        </w:numPr>
-        <w:spacing w:line="360" w:lineRule="auto"/>
-        <w:rPr>
-          <w:sz w:val="28"/>
-          <w:szCs w:val="28"/>
-        </w:rPr>
-      </w:pPr>
-      <w:r>
-        <w:rPr>
-          <w:sz w:val="28"/>
-          <w:szCs w:val="28"/>
-        </w:rPr>
-        <w:t>Взаимодействие с API</w:t>
-      </w:r>
-    </w:p>
-    <w:p>
-      <w:pPr>
-        <w:pStyle w:val="a5"/>
+        <w:rPr>
+          <w:color w:val="000000"/>
+          <w:sz w:val="28"/>
+          <w:szCs w:val="28"/>
+          <w:highlight w:val="white"/>
+        </w:rPr>
+      </w:pPr>
+      <w:r>
+        <w:rPr>
+          <w:color w:val="000000"/>
+          <w:sz w:val="28"/>
+          <w:szCs w:val="28"/>
+        </w:rPr>
+        <w:t>Разработка тестовых наборов и тестовых сценариев</w:t>
+      </w:r>
+    </w:p>
+    <w:p>
+      <w:pPr>
         <w:numPr>
           <w:ilvl w:val="0"/>
-          <w:numId w:val="4"/>
+          <w:numId w:val="5"/>
         </w:numPr>
-        <w:spacing w:line="360" w:lineRule="auto"/>
-        <w:rPr>
-          <w:sz w:val="28"/>
-          <w:szCs w:val="28"/>
-        </w:rPr>
-      </w:pPr>
-      <w:r>
-        <w:rPr>
-          <w:sz w:val="28"/>
-          <w:szCs w:val="28"/>
-        </w:rPr>
-        <w:t xml:space="preserve">Разработка модуля лаборатории (WPF </w:t>
-      </w:r>
-      <w:proofErr w:type="spellStart"/>
-      <w:r>
-        <w:rPr>
-          <w:sz w:val="28"/>
-          <w:szCs w:val="28"/>
-        </w:rPr>
-        <w:t>desktop</w:t>
-      </w:r>
-      <w:proofErr w:type="spellEnd"/>
-      <w:r>
-        <w:rPr>
-          <w:sz w:val="28"/>
-          <w:szCs w:val="28"/>
-        </w:rPr>
-        <w:t>)</w:t>
-      </w:r>
-    </w:p>
-    <w:p>
-      <w:pPr>
-        <w:pStyle w:val="a5"/>
-        <w:numPr>
-          <w:ilvl w:val="1"/>
-          <w:numId w:val="4"/>
-        </w:numPr>
-        <w:spacing w:line="360" w:lineRule="auto"/>
-        <w:rPr>
-          <w:sz w:val="28"/>
-          <w:szCs w:val="28"/>
-        </w:rPr>
-      </w:pPr>
-      <w:r>
-        <w:rPr>
-          <w:sz w:val="28"/>
-          <w:szCs w:val="28"/>
-        </w:rPr>
-        <w:t>Общие сведения</w:t>
-      </w:r>
-    </w:p>
-    <w:p>
-      <w:pPr>
-        <w:pStyle w:val="a5"/>
-        <w:numPr>
-          <w:ilvl w:val="1"/>
-          <w:numId w:val="4"/>
-        </w:numPr>
-        <w:spacing w:line="360" w:lineRule="auto"/>
-        <w:rPr>
-          <w:sz w:val="28"/>
-          <w:szCs w:val="28"/>
-        </w:rPr>
-      </w:pPr>
-      <w:r>
-        <w:rPr>
-          <w:sz w:val="28"/>
-          <w:szCs w:val="28"/>
-        </w:rPr>
-        <w:t>Бизнес-функции</w:t>
-      </w:r>
-    </w:p>
-    <w:p>
-      <w:pPr>
-        <w:pStyle w:val="a5"/>
-        <w:numPr>
-          <w:ilvl w:val="1"/>
-          <w:numId w:val="4"/>
-        </w:numPr>
-        <w:spacing w:line="360" w:lineRule="auto"/>
-        <w:rPr>
-          <w:sz w:val="28"/>
-          <w:szCs w:val="28"/>
-        </w:rPr>
-      </w:pPr>
-      <w:r>
-        <w:rPr>
-          <w:sz w:val="28"/>
-          <w:szCs w:val="28"/>
-        </w:rPr>
-        <w:t>Автоматическая проверка нормативов</w:t>
-      </w:r>
-    </w:p>
-    <w:p>
-      <w:pPr>
-        <w:pStyle w:val="a5"/>
-        <w:numPr>
-          <w:ilvl w:val="1"/>
-          <w:numId w:val="4"/>
-        </w:numPr>
-        <w:spacing w:line="360" w:lineRule="auto"/>
-        <w:rPr>
-          <w:sz w:val="28"/>
-          <w:szCs w:val="28"/>
-        </w:rPr>
-      </w:pPr>
-      <w:r>
-        <w:rPr>
-          <w:sz w:val="28"/>
-          <w:szCs w:val="28"/>
-        </w:rPr>
-        <w:t>Формирование протоколов</w:t>
-      </w:r>
-    </w:p>
-    <w:p>
-      <w:pPr>
-        <w:pStyle w:val="a5"/>
-        <w:numPr>
-          <w:ilvl w:val="1"/>
-          <w:numId w:val="4"/>
-        </w:numPr>
-        <w:spacing w:line="360" w:lineRule="auto"/>
-        <w:rPr>
-          <w:sz w:val="28"/>
-          <w:szCs w:val="28"/>
-        </w:rPr>
-      </w:pPr>
-      <w:r>
-        <w:rPr>
-          <w:sz w:val="28"/>
-          <w:szCs w:val="28"/>
-        </w:rPr>
-        <w:t>История испытаний и аудит</w:t>
-      </w:r>
-    </w:p>
-    <w:p>
-      <w:pPr>
-        <w:pStyle w:val="a5"/>
+        <w:rPr>
+          <w:color w:val="000000"/>
+          <w:sz w:val="28"/>
+          <w:szCs w:val="28"/>
+          <w:highlight w:val="white"/>
+        </w:rPr>
+      </w:pPr>
+      <w:r>
+        <w:rPr>
+          <w:color w:val="000000"/>
+          <w:sz w:val="28"/>
+          <w:szCs w:val="28"/>
+          <w:highlight w:val="white"/>
+        </w:rPr>
+        <w:t>Отладка программного модуля</w:t>
+      </w:r>
+    </w:p>
+    <w:p>
+      <w:pPr>
         <w:numPr>
           <w:ilvl w:val="0"/>
-          <w:numId w:val="4"/>
+          <w:numId w:val="5"/>
         </w:numPr>
-        <w:spacing w:line="360" w:lineRule="auto"/>
-        <w:rPr>
-          <w:sz w:val="28"/>
-          <w:szCs w:val="28"/>
-        </w:rPr>
-      </w:pPr>
-      <w:r>
-        <w:rPr>
-          <w:sz w:val="28"/>
-          <w:szCs w:val="28"/>
-        </w:rPr>
-        <w:t xml:space="preserve">Разработка модуля аппаратчика (WPF </w:t>
-      </w:r>
-      <w:proofErr w:type="spellStart"/>
-      <w:r>
-        <w:rPr>
-          <w:sz w:val="28"/>
-          <w:szCs w:val="28"/>
-        </w:rPr>
-        <w:t>desktop</w:t>
-      </w:r>
-      <w:proofErr w:type="spellEnd"/>
-      <w:r>
-        <w:rPr>
-          <w:sz w:val="28"/>
-          <w:szCs w:val="28"/>
-        </w:rPr>
-        <w:t>)</w:t>
-      </w:r>
-    </w:p>
-    <w:p>
-      <w:pPr>
-        <w:pStyle w:val="a5"/>
-        <w:numPr>
-          <w:ilvl w:val="1"/>
-          <w:numId w:val="4"/>
-        </w:numPr>
-        <w:spacing w:line="360" w:lineRule="auto"/>
-        <w:rPr>
-          <w:sz w:val="28"/>
-          <w:szCs w:val="28"/>
-        </w:rPr>
-      </w:pPr>
-      <w:r>
-        <w:rPr>
-          <w:sz w:val="28"/>
-          <w:szCs w:val="28"/>
-        </w:rPr>
-        <w:t>Общие сведения</w:t>
-      </w:r>
-    </w:p>
-    <w:p>
-      <w:pPr>
-        <w:pStyle w:val="a5"/>
-        <w:numPr>
-          <w:ilvl w:val="1"/>
-          <w:numId w:val="4"/>
-        </w:numPr>
-        <w:spacing w:line="360" w:lineRule="auto"/>
-        <w:rPr>
-          <w:sz w:val="28"/>
-          <w:szCs w:val="28"/>
-        </w:rPr>
-      </w:pPr>
-      <w:r>
-        <w:rPr>
-          <w:sz w:val="28"/>
-          <w:szCs w:val="28"/>
-        </w:rPr>
-        <w:t>Экран активных партий</w:t>
-      </w:r>
-    </w:p>
-    <w:p>
-      <w:pPr>
-        <w:pStyle w:val="a5"/>
-        <w:numPr>
-          <w:ilvl w:val="1"/>
-          <w:numId w:val="4"/>
-        </w:numPr>
-        <w:spacing w:line="360" w:lineRule="auto"/>
-        <w:rPr>
-          <w:sz w:val="28"/>
-          <w:szCs w:val="28"/>
-        </w:rPr>
-      </w:pPr>
-      <w:r>
-        <w:rPr>
-          <w:sz w:val="28"/>
-          <w:szCs w:val="28"/>
-        </w:rPr>
-        <w:t>Программа партии</w:t>
-      </w:r>
-    </w:p>
-    <w:p>
-      <w:pPr>
-        <w:pStyle w:val="a5"/>
-        <w:numPr>
-          <w:ilvl w:val="1"/>
-          <w:numId w:val="4"/>
-        </w:numPr>
-        <w:spacing w:line="360" w:lineRule="auto"/>
-        <w:rPr>
-          <w:sz w:val="28"/>
-          <w:szCs w:val="28"/>
-        </w:rPr>
-      </w:pPr>
-      <w:r>
-        <w:rPr>
-          <w:sz w:val="28"/>
-          <w:szCs w:val="28"/>
-        </w:rPr>
-        <w:t>Телеметрия оборудования</w:t>
-      </w:r>
-    </w:p>
-    <w:p>
-      <w:pPr>
-        <w:pStyle w:val="a5"/>
-        <w:numPr>
-          <w:ilvl w:val="1"/>
-          <w:numId w:val="4"/>
-        </w:numPr>
-        <w:spacing w:line="360" w:lineRule="auto"/>
-        <w:rPr>
-          <w:sz w:val="28"/>
-          <w:szCs w:val="28"/>
-        </w:rPr>
-      </w:pPr>
-      <w:r>
-        <w:rPr>
-          <w:sz w:val="28"/>
-          <w:szCs w:val="28"/>
-        </w:rPr>
-        <w:t>Фиксация отклонений</w:t>
-      </w:r>
-    </w:p>
-    <w:p>
-      <w:pPr>
-        <w:pStyle w:val="a5"/>
-        <w:numPr>
-          <w:ilvl w:val="0"/>
-          <w:numId w:val="4"/>
-        </w:numPr>
-        <w:spacing w:line="360" w:lineRule="auto"/>
-        <w:rPr>
-          <w:sz w:val="28"/>
-          <w:szCs w:val="28"/>
-        </w:rPr>
-      </w:pPr>
-      <w:r>
-        <w:rPr>
-          <w:sz w:val="28"/>
-          <w:szCs w:val="28"/>
-        </w:rPr>
-        <w:t>Комплексное тестирование и сопроводительная документаци</w:t>
-      </w:r>
-      <w:r>
-        <w:rPr>
-          <w:sz w:val="28"/>
-          <w:szCs w:val="28"/>
-        </w:rPr>
-        <w:t>и</w:t>
-      </w:r>
-    </w:p>
-    <w:p>
-      <w:pPr>
-        <w:pStyle w:val="a5"/>
-        <w:numPr>
-          <w:ilvl w:val="0"/>
-          <w:numId w:val="4"/>
-        </w:numPr>
-        <w:spacing w:line="360" w:lineRule="auto"/>
-        <w:rPr>
-          <w:sz w:val="28"/>
-          <w:szCs w:val="28"/>
-        </w:rPr>
-      </w:pPr>
-      <w:r>
-        <w:rPr>
-          <w:sz w:val="28"/>
-          <w:szCs w:val="28"/>
-        </w:rPr>
-        <w:t xml:space="preserve">Итоговое содержание практики и оформление </w:t>
-      </w:r>
-      <w:proofErr w:type="spellStart"/>
-      <w:r>
-        <w:rPr>
-          <w:sz w:val="28"/>
-          <w:szCs w:val="28"/>
-        </w:rPr>
-        <w:t>Git</w:t>
-      </w:r>
-      <w:proofErr w:type="spellEnd"/>
-      <w:r>
-        <w:rPr>
-          <w:sz w:val="28"/>
-          <w:szCs w:val="28"/>
-        </w:rPr>
-        <w:t>-репозитория</w:t>
-      </w:r>
-    </w:p>
-    <w:p>
-      <w:pPr>
-        <w:pStyle w:val="a5"/>
-        <w:numPr>
-          <w:ilvl w:val="0"/>
-          <w:numId w:val="4"/>
-        </w:numPr>
-        <w:spacing w:line="360" w:lineRule="auto"/>
-        <w:rPr>
-          <w:sz w:val="28"/>
-          <w:szCs w:val="28"/>
-        </w:rPr>
-      </w:pPr>
-      <w:r>
-        <w:rPr>
-          <w:sz w:val="28"/>
-          <w:szCs w:val="28"/>
-        </w:rPr>
-        <w:t>Заключение</w:t>
-      </w:r>
-    </w:p>
-    <w:p>
-      <w:pPr>
-        <w:pStyle w:val="a5"/>
-        <w:numPr>
-          <w:ilvl w:val="0"/>
-          <w:numId w:val="4"/>
-        </w:numPr>
-        <w:spacing w:line="360" w:lineRule="auto"/>
-        <w:rPr>
-          <w:sz w:val="28"/>
-          <w:szCs w:val="28"/>
-        </w:rPr>
-      </w:pPr>
-      <w:r>
-        <w:rPr>
-          <w:sz w:val="28"/>
-          <w:szCs w:val="28"/>
-        </w:rPr>
-        <w:t>Приложение</w:t>
+        <w:rPr>
+          <w:color w:val="000000"/>
+          <w:sz w:val="28"/>
+          <w:szCs w:val="28"/>
+          <w:highlight w:val="white"/>
+        </w:rPr>
+      </w:pPr>
+      <w:r>
+        <w:rPr>
+          <w:color w:val="000000"/>
+          <w:sz w:val="28"/>
+          <w:szCs w:val="28"/>
+          <w:highlight w:val="white"/>
+        </w:rPr>
+        <w:t>Заключение.</w:t>
+      </w:r>
+    </w:p>
+    <w:p>
+      <w:pPr>
+        <w:rPr>
+          <w:color w:val="000000"/>
+          <w:sz w:val="28"/>
+          <w:szCs w:val="28"/>
+          <w:highlight w:val="white"/>
+        </w:rPr>
+      </w:pPr>
+      <w:r>
+        <w:rPr>
+          <w:color w:val="000000"/>
+          <w:sz w:val="28"/>
+          <w:szCs w:val="28"/>
+          <w:highlight w:val="white"/>
+        </w:rPr>
+        <w:t>Приложения</w:t>
       </w:r>
     </w:p>
     <w:p/>
@@ -1439,6 +1103,298 @@
       <w:pPr>
         <w:spacing w:line="360" w:lineRule="auto"/>
         <w:ind w:firstLine="709"/>
+        <w:jc w:val="center"/>
+        <w:rPr>
+          <w:sz w:val="28"/>
+          <w:szCs w:val="28"/>
+        </w:rPr>
+      </w:pPr>
+      <w:r>
+        <w:rPr>
+          <w:sz w:val="28"/>
+          <w:szCs w:val="28"/>
+        </w:rPr>
+        <w:t>Анализ предметной области</w:t>
+      </w:r>
+    </w:p>
+    <w:p>
+      <w:pPr>
+        <w:spacing w:line="360" w:lineRule="auto"/>
+        <w:ind w:firstLine="709"/>
+        <w:jc w:val="both"/>
+        <w:rPr>
+          <w:sz w:val="28"/>
+          <w:szCs w:val="28"/>
+        </w:rPr>
+      </w:pPr>
+      <w:r>
+        <w:rPr>
+          <w:sz w:val="28"/>
+          <w:szCs w:val="28"/>
+        </w:rPr>
+        <w:t>Исходные данные и бизнес-процессы</w:t>
+      </w:r>
+    </w:p>
+    <w:p>
+      <w:pPr>
+        <w:spacing w:line="360" w:lineRule="auto"/>
+        <w:ind w:firstLine="709"/>
+        <w:jc w:val="both"/>
+        <w:rPr>
+          <w:sz w:val="28"/>
+          <w:szCs w:val="28"/>
+        </w:rPr>
+      </w:pPr>
+      <w:r>
+        <w:rPr>
+          <w:sz w:val="28"/>
+          <w:szCs w:val="28"/>
+        </w:rPr>
+        <w:t>Предприятие производит агрохимическую продукцию: гербициды, инсектициды, фунгициды, регуляторы роста. Основные бизнес-процессы:</w:t>
+      </w:r>
+    </w:p>
+    <w:p>
+      <w:pPr>
+        <w:spacing w:line="360" w:lineRule="auto"/>
+        <w:ind w:firstLine="709"/>
+        <w:jc w:val="both"/>
+        <w:rPr>
+          <w:sz w:val="28"/>
+          <w:szCs w:val="28"/>
+        </w:rPr>
+      </w:pPr>
+      <w:r>
+        <w:rPr>
+          <w:sz w:val="28"/>
+          <w:szCs w:val="28"/>
+        </w:rPr>
+        <w:t xml:space="preserve">Разработка и </w:t>
+      </w:r>
+      <w:proofErr w:type="spellStart"/>
+      <w:r>
+        <w:rPr>
+          <w:sz w:val="28"/>
+          <w:szCs w:val="28"/>
+        </w:rPr>
+        <w:t>версионирование</w:t>
+      </w:r>
+      <w:proofErr w:type="spellEnd"/>
+      <w:r>
+        <w:rPr>
+          <w:sz w:val="28"/>
+          <w:szCs w:val="28"/>
+        </w:rPr>
+        <w:t xml:space="preserve"> рецептур – технолог создаёт рецепт, указывает компоненты (сырьё) и их количество. Рецепт может иметь несколько версий, одна из которых активна.</w:t>
+      </w:r>
+    </w:p>
+    <w:p>
+      <w:pPr>
+        <w:spacing w:line="360" w:lineRule="auto"/>
+        <w:ind w:firstLine="709"/>
+        <w:jc w:val="both"/>
+        <w:rPr>
+          <w:sz w:val="28"/>
+          <w:szCs w:val="28"/>
+        </w:rPr>
+      </w:pPr>
+      <w:r>
+        <w:rPr>
+          <w:sz w:val="28"/>
+          <w:szCs w:val="28"/>
+        </w:rPr>
+        <w:t>Создание технологических карт – для каждого рецепта разрабатывается последовательность шагов (смешивание, выдержка, экструзия, охлаждение) с плановыми параметрами: температура, давление, длительность. Технолог может добавить текстовую инструкцию для аппаратчика.</w:t>
+      </w:r>
+    </w:p>
+    <w:p>
+      <w:pPr>
+        <w:spacing w:line="360" w:lineRule="auto"/>
+        <w:ind w:firstLine="709"/>
+        <w:jc w:val="both"/>
+        <w:rPr>
+          <w:sz w:val="28"/>
+          <w:szCs w:val="28"/>
+        </w:rPr>
+      </w:pPr>
+      <w:r>
+        <w:rPr>
+          <w:sz w:val="28"/>
+          <w:szCs w:val="28"/>
+        </w:rPr>
+        <w:t>Планирование производства – менеджер формирует производственные заказы (продукт, плановое количество, дата старта).</w:t>
+      </w:r>
+    </w:p>
+    <w:p>
+      <w:pPr>
+        <w:spacing w:line="360" w:lineRule="auto"/>
+        <w:ind w:firstLine="709"/>
+        <w:jc w:val="both"/>
+        <w:rPr>
+          <w:sz w:val="28"/>
+          <w:szCs w:val="28"/>
+        </w:rPr>
+      </w:pPr>
+      <w:r>
+        <w:rPr>
+          <w:sz w:val="28"/>
+          <w:szCs w:val="28"/>
+        </w:rPr>
+        <w:t>Выполнение партий – оператор (аппаратчик) запускает партию на основе заказа и активного рецепта. В процессе выполнения он фиксирует фактические показатели (температуру, давление, время) и добавляет комментарии.</w:t>
+      </w:r>
+    </w:p>
+    <w:p>
+      <w:pPr>
+        <w:spacing w:line="360" w:lineRule="auto"/>
+        <w:ind w:firstLine="709"/>
+        <w:jc w:val="both"/>
+        <w:rPr>
+          <w:sz w:val="28"/>
+          <w:szCs w:val="28"/>
+        </w:rPr>
+      </w:pPr>
+      <w:r>
+        <w:rPr>
+          <w:sz w:val="28"/>
+          <w:szCs w:val="28"/>
+        </w:rPr>
+        <w:t xml:space="preserve">Лабораторный контроль – лаборант отбирает пробы сырья и готовой продукции, вводит измеренные значения, система автоматически сравнивает их с нормативами (хранятся в JSON-поле </w:t>
+      </w:r>
+      <w:proofErr w:type="spellStart"/>
+      <w:r>
+        <w:rPr>
+          <w:sz w:val="28"/>
+          <w:szCs w:val="28"/>
+        </w:rPr>
+        <w:t>standard_params</w:t>
+      </w:r>
+      <w:proofErr w:type="spellEnd"/>
+      <w:r>
+        <w:rPr>
+          <w:sz w:val="28"/>
+          <w:szCs w:val="28"/>
+        </w:rPr>
+        <w:t>). Принимается решение «допустить» или «заблокировать».</w:t>
+      </w:r>
+    </w:p>
+    <w:p>
+      <w:pPr>
+        <w:spacing w:line="360" w:lineRule="auto"/>
+        <w:ind w:firstLine="709"/>
+        <w:jc w:val="both"/>
+        <w:rPr>
+          <w:sz w:val="28"/>
+          <w:szCs w:val="28"/>
+        </w:rPr>
+      </w:pPr>
+      <w:r>
+        <w:rPr>
+          <w:sz w:val="28"/>
+          <w:szCs w:val="28"/>
+        </w:rPr>
+        <w:lastRenderedPageBreak/>
+        <w:t xml:space="preserve">Отслеживание отклонений – при превышении допусков система автоматически создаёт запись в </w:t>
+      </w:r>
+      <w:proofErr w:type="spellStart"/>
+      <w:r>
+        <w:rPr>
+          <w:sz w:val="28"/>
+          <w:szCs w:val="28"/>
+        </w:rPr>
+        <w:t>deviation_events</w:t>
+      </w:r>
+      <w:proofErr w:type="spellEnd"/>
+      <w:r>
+        <w:rPr>
+          <w:sz w:val="28"/>
+          <w:szCs w:val="28"/>
+        </w:rPr>
+        <w:t>. Аппаратчик может также вручную сообщить о проблеме.</w:t>
+      </w:r>
+    </w:p>
+    <w:p>
+      <w:pPr>
+        <w:spacing w:line="360" w:lineRule="auto"/>
+        <w:ind w:firstLine="709"/>
+        <w:jc w:val="both"/>
+        <w:rPr>
+          <w:sz w:val="28"/>
+          <w:szCs w:val="28"/>
+        </w:rPr>
+      </w:pPr>
+      <w:r>
+        <w:rPr>
+          <w:sz w:val="28"/>
+          <w:szCs w:val="28"/>
+        </w:rPr>
+        <w:t xml:space="preserve">Аудит действий – все значимые операции записываются в таблицу </w:t>
+      </w:r>
+      <w:proofErr w:type="spellStart"/>
+      <w:r>
+        <w:rPr>
+          <w:sz w:val="28"/>
+          <w:szCs w:val="28"/>
+        </w:rPr>
+        <w:t>audit_log</w:t>
+      </w:r>
+      <w:proofErr w:type="spellEnd"/>
+      <w:r>
+        <w:rPr>
+          <w:sz w:val="28"/>
+          <w:szCs w:val="28"/>
+        </w:rPr>
+        <w:t xml:space="preserve"> с указанием пользователя, времени, типа действия.</w:t>
+      </w:r>
+    </w:p>
+    <w:p>
+      <w:pPr>
+        <w:spacing w:line="360" w:lineRule="auto"/>
+        <w:ind w:firstLine="709"/>
+        <w:jc w:val="both"/>
+        <w:rPr>
+          <w:sz w:val="28"/>
+          <w:szCs w:val="28"/>
+        </w:rPr>
+      </w:pPr>
+      <w:r>
+        <w:rPr>
+          <w:sz w:val="28"/>
+          <w:szCs w:val="28"/>
+        </w:rPr>
+        <w:t xml:space="preserve">Исходные данные предоставлены в виде текстовых файлов (batch.txt, production_order.txt, production_step.txt, quality_control.txt, recipe.txt, </w:t>
+      </w:r>
+      <w:proofErr w:type="spellStart"/>
+      <w:proofErr w:type="gramStart"/>
+      <w:r>
+        <w:rPr>
+          <w:sz w:val="28"/>
+          <w:szCs w:val="28"/>
+        </w:rPr>
+        <w:t>users.json</w:t>
+      </w:r>
+      <w:proofErr w:type="spellEnd"/>
+      <w:proofErr w:type="gramEnd"/>
+      <w:r>
+        <w:rPr>
+          <w:sz w:val="28"/>
+          <w:szCs w:val="28"/>
+        </w:rPr>
+        <w:t>). Эти данные были проанализированы и использованы для проектирования структуры базы данных и тестового наполнения.</w:t>
+      </w:r>
+    </w:p>
+    <w:p>
+      <w:pPr>
+        <w:spacing w:line="360" w:lineRule="auto"/>
+        <w:ind w:firstLine="709"/>
+        <w:jc w:val="both"/>
+        <w:rPr>
+          <w:sz w:val="28"/>
+          <w:szCs w:val="28"/>
+        </w:rPr>
+      </w:pPr>
+    </w:p>
+    <w:p>
+      <w:pPr>
+        <w:spacing w:line="360" w:lineRule="auto"/>
+        <w:ind w:firstLine="709"/>
         <w:jc w:val="both"/>
         <w:rPr>
           <w:sz w:val="28"/>
@@ -1687,7 +1643,7 @@
           <w:sz w:val="28"/>
           <w:szCs w:val="28"/>
         </w:rPr>
-        <w:t>2.1 Анализ предметной области и исходных данных</w:t>
+        <w:t>Анализ предметной области и исходных данных</w:t>
       </w:r>
     </w:p>
     <w:p>
@@ -1988,7 +1944,7 @@
           <w:sz w:val="28"/>
           <w:szCs w:val="28"/>
         </w:rPr>
-        <w:t>2.2 Спецификации прецедентов использования (</w:t>
+        <w:t>Спецификации прецедентов использования (</w:t>
       </w:r>
       <w:proofErr w:type="spellStart"/>
       <w:r>
@@ -3231,7 +3187,7 @@
           <w:sz w:val="28"/>
           <w:szCs w:val="28"/>
         </w:rPr>
-        <w:t>2.3 Проектирование пользовательского интерфейса (</w:t>
+        <w:t>Проектирование пользовательского интерфейса (</w:t>
       </w:r>
       <w:proofErr w:type="spellStart"/>
       <w:r>
@@ -3602,7 +3558,7 @@
           <w:sz w:val="28"/>
           <w:szCs w:val="28"/>
         </w:rPr>
-        <w:t>2.4 Проектирование структуры данных и архитектуры</w:t>
+        <w:t>Проектирование структуры данных и архитектуры</w:t>
       </w:r>
     </w:p>
     <w:p>
@@ -5581,7 +5537,7 @@
           <w:sz w:val="28"/>
           <w:szCs w:val="28"/>
         </w:rPr>
-        <w:t>2.5 Разработка базы данных</w:t>
+        <w:t>Разработка базы данных</w:t>
       </w:r>
     </w:p>
     <w:p>
@@ -6326,7 +6282,7 @@
           <w:sz w:val="28"/>
           <w:szCs w:val="28"/>
         </w:rPr>
-        <w:t xml:space="preserve">2.6 Выгрузка в </w:t>
+        <w:t xml:space="preserve">Выгрузка в </w:t>
       </w:r>
       <w:proofErr w:type="spellStart"/>
       <w:r>
@@ -6448,7 +6404,7 @@
           <w:sz w:val="28"/>
           <w:szCs w:val="28"/>
         </w:rPr>
-        <w:t>3.1 Создание серверного приложения</w:t>
+        <w:t>Создание серверного приложения</w:t>
       </w:r>
     </w:p>
     <w:p>
@@ -6850,92 +6806,47 @@
               <w:rPr>
                 <w:sz w:val="28"/>
                 <w:szCs w:val="28"/>
+                <w:lang w:val="en-US"/>
               </w:rPr>
             </w:pPr>
             <w:r>
               <w:rPr>
                 <w:sz w:val="28"/>
                 <w:szCs w:val="28"/>
-              </w:rPr>
-              <w:t>POST /</w:t>
+                <w:lang w:val="en-US"/>
+              </w:rPr>
+              <w:t>POST /login, POST /register (</w:t>
+            </w:r>
+            <w:r>
+              <w:rPr>
+                <w:sz w:val="28"/>
+                <w:szCs w:val="28"/>
+              </w:rPr>
+              <w:t>возвращает</w:t>
+            </w:r>
+            <w:r>
+              <w:rPr>
+                <w:sz w:val="28"/>
+                <w:szCs w:val="28"/>
+                <w:lang w:val="en-US"/>
+              </w:rPr>
+              <w:t xml:space="preserve"> success, role, </w:t>
             </w:r>
             <w:proofErr w:type="spellStart"/>
             <w:r>
               <w:rPr>
                 <w:sz w:val="28"/>
                 <w:szCs w:val="28"/>
-              </w:rPr>
-              <w:t>login</w:t>
+                <w:lang w:val="en-US"/>
+              </w:rPr>
+              <w:t>fullName</w:t>
             </w:r>
             <w:proofErr w:type="spellEnd"/>
             <w:r>
               <w:rPr>
                 <w:sz w:val="28"/>
                 <w:szCs w:val="28"/>
-              </w:rPr>
-              <w:t>, POST /</w:t>
-            </w:r>
-            <w:proofErr w:type="spellStart"/>
-            <w:r>
-              <w:rPr>
-                <w:sz w:val="28"/>
-                <w:szCs w:val="28"/>
-              </w:rPr>
-              <w:t>register</w:t>
-            </w:r>
-            <w:proofErr w:type="spellEnd"/>
-            <w:r>
-              <w:rPr>
-                <w:sz w:val="28"/>
-                <w:szCs w:val="28"/>
-              </w:rPr>
-              <w:t xml:space="preserve"> (возвращает </w:t>
-            </w:r>
-            <w:proofErr w:type="spellStart"/>
-            <w:r>
-              <w:rPr>
-                <w:sz w:val="28"/>
-                <w:szCs w:val="28"/>
-              </w:rPr>
-              <w:t>success</w:t>
-            </w:r>
-            <w:proofErr w:type="spellEnd"/>
-            <w:r>
-              <w:rPr>
-                <w:sz w:val="28"/>
-                <w:szCs w:val="28"/>
-              </w:rPr>
-              <w:t xml:space="preserve">, </w:t>
-            </w:r>
-            <w:proofErr w:type="spellStart"/>
-            <w:r>
-              <w:rPr>
-                <w:sz w:val="28"/>
-                <w:szCs w:val="28"/>
-              </w:rPr>
-              <w:t>role</w:t>
-            </w:r>
-            <w:proofErr w:type="spellEnd"/>
-            <w:r>
-              <w:rPr>
-                <w:sz w:val="28"/>
-                <w:szCs w:val="28"/>
-              </w:rPr>
-              <w:t xml:space="preserve">, </w:t>
-            </w:r>
-            <w:proofErr w:type="spellStart"/>
-            <w:r>
-              <w:rPr>
-                <w:sz w:val="28"/>
-                <w:szCs w:val="28"/>
-              </w:rPr>
-              <w:t>fullName</w:t>
-            </w:r>
-            <w:proofErr w:type="spellEnd"/>
-            <w:r>
-              <w:rPr>
-                <w:sz w:val="28"/>
-                <w:szCs w:val="28"/>
+                <w:lang w:val="en-US"/>
               </w:rPr>
               <w:t>)</w:t>
             </w:r>
@@ -7126,12 +7037,14 @@
               <w:rPr>
                 <w:sz w:val="28"/>
                 <w:szCs w:val="28"/>
+                <w:lang w:val="en-US"/>
               </w:rPr>
             </w:pPr>
             <w:r>
               <w:rPr>
                 <w:sz w:val="28"/>
                 <w:szCs w:val="28"/>
+                <w:lang w:val="en-US"/>
               </w:rPr>
               <w:t>GET, POST, PUT, DELETE; + GET /</w:t>
             </w:r>
@@ -7140,6 +7053,7 @@
               <w:rPr>
                 <w:sz w:val="28"/>
                 <w:szCs w:val="28"/>
+                <w:lang w:val="en-US"/>
               </w:rPr>
               <w:t>api</w:t>
             </w:r>
@@ -7148,50 +7062,10 @@
               <w:rPr>
                 <w:sz w:val="28"/>
                 <w:szCs w:val="28"/>
-              </w:rPr>
-              <w:t>/</w:t>
-            </w:r>
-            <w:proofErr w:type="spellStart"/>
-            <w:r>
-              <w:rPr>
-                <w:sz w:val="28"/>
-                <w:szCs w:val="28"/>
-              </w:rPr>
-              <w:t>recipes</w:t>
-            </w:r>
-            <w:proofErr w:type="spellEnd"/>
-            <w:r>
-              <w:rPr>
-                <w:sz w:val="28"/>
-                <w:szCs w:val="28"/>
-              </w:rPr>
-              <w:t>/{</w:t>
-            </w:r>
-            <w:proofErr w:type="spellStart"/>
-            <w:r>
-              <w:rPr>
-                <w:sz w:val="28"/>
-                <w:szCs w:val="28"/>
-              </w:rPr>
-              <w:t>id</w:t>
-            </w:r>
-            <w:proofErr w:type="spellEnd"/>
-            <w:r>
-              <w:rPr>
-                <w:sz w:val="28"/>
-                <w:szCs w:val="28"/>
-              </w:rPr>
-              <w:t>}/</w:t>
-            </w:r>
-            <w:proofErr w:type="spellStart"/>
-            <w:r>
-              <w:rPr>
-                <w:sz w:val="28"/>
-                <w:szCs w:val="28"/>
-              </w:rPr>
-              <w:t>components</w:t>
-            </w:r>
-            <w:proofErr w:type="spellEnd"/>
+                <w:lang w:val="en-US"/>
+              </w:rPr>
+              <w:t>/recipes/{id}/components</w:t>
+            </w:r>
           </w:p>
         </w:tc>
       </w:tr>
@@ -7509,20 +7383,38 @@
               <w:rPr>
                 <w:sz w:val="28"/>
                 <w:szCs w:val="28"/>
+                <w:lang w:val="en-US"/>
               </w:rPr>
             </w:pPr>
             <w:r>
               <w:rPr>
                 <w:sz w:val="28"/>
                 <w:szCs w:val="28"/>
-              </w:rPr>
-              <w:t>CRUD, дополнительно GET /</w:t>
+                <w:lang w:val="en-US"/>
+              </w:rPr>
+              <w:t xml:space="preserve">CRUD, </w:t>
+            </w:r>
+            <w:r>
+              <w:rPr>
+                <w:sz w:val="28"/>
+                <w:szCs w:val="28"/>
+              </w:rPr>
+              <w:t>дополнительно</w:t>
+            </w:r>
+            <w:r>
+              <w:rPr>
+                <w:sz w:val="28"/>
+                <w:szCs w:val="28"/>
+                <w:lang w:val="en-US"/>
+              </w:rPr>
+              <w:t xml:space="preserve"> GET /</w:t>
             </w:r>
             <w:proofErr w:type="spellStart"/>
             <w:r>
               <w:rPr>
                 <w:sz w:val="28"/>
                 <w:szCs w:val="28"/>
+                <w:lang w:val="en-US"/>
               </w:rPr>
               <w:t>api</w:t>
             </w:r>
@@ -7531,34 +7423,10 @@
               <w:rPr>
                 <w:sz w:val="28"/>
                 <w:szCs w:val="28"/>
-              </w:rPr>
-              <w:t>/</w:t>
-            </w:r>
-            <w:proofErr w:type="spellStart"/>
-            <w:r>
-              <w:rPr>
-                <w:sz w:val="28"/>
-                <w:szCs w:val="28"/>
-              </w:rPr>
-              <w:t>batches</w:t>
-            </w:r>
-            <w:proofErr w:type="spellEnd"/>
-            <w:r>
-              <w:rPr>
-                <w:sz w:val="28"/>
-                <w:szCs w:val="28"/>
-              </w:rPr>
-              <w:t>/</w:t>
-            </w:r>
-            <w:proofErr w:type="spellStart"/>
-            <w:r>
-              <w:rPr>
-                <w:sz w:val="28"/>
-                <w:szCs w:val="28"/>
-              </w:rPr>
-              <w:t>active</w:t>
-            </w:r>
-            <w:proofErr w:type="spellEnd"/>
+                <w:lang w:val="en-US"/>
+              </w:rPr>
+              <w:t>/batches/active</w:t>
+            </w:r>
           </w:p>
         </w:tc>
       </w:tr>
@@ -7648,12 +7516,14 @@
               <w:rPr>
                 <w:sz w:val="28"/>
                 <w:szCs w:val="28"/>
+                <w:lang w:val="en-US"/>
               </w:rPr>
             </w:pPr>
             <w:r>
               <w:rPr>
                 <w:sz w:val="28"/>
                 <w:szCs w:val="28"/>
+                <w:lang w:val="en-US"/>
               </w:rPr>
               <w:t>GET /</w:t>
             </w:r>
@@ -7662,6 +7532,7 @@
               <w:rPr>
                 <w:sz w:val="28"/>
                 <w:szCs w:val="28"/>
+                <w:lang w:val="en-US"/>
               </w:rPr>
               <w:t>batches?type</w:t>
             </w:r>
@@ -7670,120 +7541,27 @@
               <w:rPr>
                 <w:sz w:val="28"/>
                 <w:szCs w:val="28"/>
-              </w:rPr>
-              <w:t>=</w:t>
+                <w:lang w:val="en-US"/>
+              </w:rPr>
+              <w:t>=raw/final; GET /</w:t>
             </w:r>
             <w:proofErr w:type="spellStart"/>
             <w:r>
               <w:rPr>
                 <w:sz w:val="28"/>
                 <w:szCs w:val="28"/>
-              </w:rPr>
-              <w:t>raw</w:t>
+                <w:lang w:val="en-US"/>
+              </w:rPr>
+              <w:t>standards?productId</w:t>
             </w:r>
             <w:proofErr w:type="spellEnd"/>
             <w:r>
               <w:rPr>
                 <w:sz w:val="28"/>
                 <w:szCs w:val="28"/>
-              </w:rPr>
-              <w:t>/</w:t>
-            </w:r>
-            <w:proofErr w:type="spellStart"/>
-            <w:r>
-              <w:rPr>
-                <w:sz w:val="28"/>
-                <w:szCs w:val="28"/>
-              </w:rPr>
-              <w:t>final</w:t>
-            </w:r>
-            <w:proofErr w:type="spellEnd"/>
-            <w:r>
-              <w:rPr>
-                <w:sz w:val="28"/>
-                <w:szCs w:val="28"/>
-              </w:rPr>
-              <w:t>; GET /</w:t>
-            </w:r>
-            <w:proofErr w:type="spellStart"/>
-            <w:r>
-              <w:rPr>
-                <w:sz w:val="28"/>
-                <w:szCs w:val="28"/>
-              </w:rPr>
-              <w:t>standards?productId</w:t>
-            </w:r>
-            <w:proofErr w:type="spellEnd"/>
-            <w:r>
-              <w:rPr>
-                <w:sz w:val="28"/>
-                <w:szCs w:val="28"/>
-              </w:rPr>
-              <w:t>=...; POST /</w:t>
-            </w:r>
-            <w:proofErr w:type="spellStart"/>
-            <w:r>
-              <w:rPr>
-                <w:sz w:val="28"/>
-                <w:szCs w:val="28"/>
-              </w:rPr>
-              <w:t>save</w:t>
-            </w:r>
-            <w:proofErr w:type="spellEnd"/>
-            <w:r>
-              <w:rPr>
-                <w:sz w:val="28"/>
-                <w:szCs w:val="28"/>
-              </w:rPr>
-              <w:t>; GET /</w:t>
-            </w:r>
-            <w:proofErr w:type="spellStart"/>
-            <w:r>
-              <w:rPr>
-                <w:sz w:val="28"/>
-                <w:szCs w:val="28"/>
-              </w:rPr>
-              <w:t>history</w:t>
-            </w:r>
-            <w:proofErr w:type="spellEnd"/>
-            <w:r>
-              <w:rPr>
-                <w:sz w:val="28"/>
-                <w:szCs w:val="28"/>
-              </w:rPr>
-              <w:t>; PUT /</w:t>
-            </w:r>
-            <w:proofErr w:type="spellStart"/>
-            <w:r>
-              <w:rPr>
-                <w:sz w:val="28"/>
-                <w:szCs w:val="28"/>
-              </w:rPr>
-              <w:t>update</w:t>
-            </w:r>
-            <w:proofErr w:type="spellEnd"/>
-            <w:r>
-              <w:rPr>
-                <w:sz w:val="28"/>
-                <w:szCs w:val="28"/>
-              </w:rPr>
-              <w:t>/{</w:t>
-            </w:r>
-            <w:proofErr w:type="spellStart"/>
-            <w:r>
-              <w:rPr>
-                <w:sz w:val="28"/>
-                <w:szCs w:val="28"/>
-              </w:rPr>
-              <w:t>id</w:t>
-            </w:r>
-            <w:proofErr w:type="spellEnd"/>
-            <w:r>
-              <w:rPr>
-                <w:sz w:val="28"/>
-                <w:szCs w:val="28"/>
-              </w:rPr>
-              <w:t>}</w:t>
+                <w:lang w:val="en-US"/>
+              </w:rPr>
+              <w:t>=...; POST /save; GET /history; PUT /update/{id}</w:t>
             </w:r>
           </w:p>
         </w:tc>
@@ -7874,268 +7652,32 @@
               <w:rPr>
                 <w:sz w:val="28"/>
                 <w:szCs w:val="28"/>
+                <w:lang w:val="en-US"/>
               </w:rPr>
             </w:pPr>
             <w:r>
               <w:rPr>
                 <w:sz w:val="28"/>
                 <w:szCs w:val="28"/>
-              </w:rPr>
-              <w:t>GET /</w:t>
+                <w:lang w:val="en-US"/>
+              </w:rPr>
+              <w:t>GET /active-batches; GET /batch/{id}/program; POST /batch/{id}/step/{order}/start; POST /batch/{id}/step/{order}/complete; GET /telemetry/{</w:t>
             </w:r>
             <w:proofErr w:type="spellStart"/>
             <w:r>
               <w:rPr>
                 <w:sz w:val="28"/>
                 <w:szCs w:val="28"/>
-              </w:rPr>
-              <w:t>active-batches</w:t>
+                <w:lang w:val="en-US"/>
+              </w:rPr>
+              <w:t>equipmentName</w:t>
             </w:r>
             <w:proofErr w:type="spellEnd"/>
             <w:r>
               <w:rPr>
                 <w:sz w:val="28"/>
                 <w:szCs w:val="28"/>
-              </w:rPr>
-              <w:t>; GET /</w:t>
-            </w:r>
-            <w:proofErr w:type="spellStart"/>
-            <w:r>
-              <w:rPr>
-                <w:sz w:val="28"/>
-                <w:szCs w:val="28"/>
-              </w:rPr>
-              <w:t>batch</w:t>
-            </w:r>
-            <w:proofErr w:type="spellEnd"/>
-            <w:r>
-              <w:rPr>
-                <w:sz w:val="28"/>
-                <w:szCs w:val="28"/>
-              </w:rPr>
-              <w:t>/{</w:t>
-            </w:r>
-            <w:proofErr w:type="spellStart"/>
-            <w:r>
-              <w:rPr>
-                <w:sz w:val="28"/>
-                <w:szCs w:val="28"/>
-              </w:rPr>
-              <w:t>id</w:t>
-            </w:r>
-            <w:proofErr w:type="spellEnd"/>
-            <w:r>
-              <w:rPr>
-                <w:sz w:val="28"/>
-                <w:szCs w:val="28"/>
-              </w:rPr>
-              <w:t>}/</w:t>
-            </w:r>
-            <w:proofErr w:type="spellStart"/>
-            <w:r>
-              <w:rPr>
-                <w:sz w:val="28"/>
-                <w:szCs w:val="28"/>
-              </w:rPr>
-              <w:t>program</w:t>
-            </w:r>
-            <w:proofErr w:type="spellEnd"/>
-            <w:r>
-              <w:rPr>
-                <w:sz w:val="28"/>
-                <w:szCs w:val="28"/>
-              </w:rPr>
-              <w:t>; POST /</w:t>
-            </w:r>
-            <w:proofErr w:type="spellStart"/>
-            <w:r>
-              <w:rPr>
-                <w:sz w:val="28"/>
-                <w:szCs w:val="28"/>
-              </w:rPr>
-              <w:t>batch</w:t>
-            </w:r>
-            <w:proofErr w:type="spellEnd"/>
-            <w:r>
-              <w:rPr>
-                <w:sz w:val="28"/>
-                <w:szCs w:val="28"/>
-              </w:rPr>
-              <w:t>/{</w:t>
-            </w:r>
-            <w:proofErr w:type="spellStart"/>
-            <w:r>
-              <w:rPr>
-                <w:sz w:val="28"/>
-                <w:szCs w:val="28"/>
-              </w:rPr>
-              <w:t>id</w:t>
-            </w:r>
-            <w:proofErr w:type="spellEnd"/>
-            <w:r>
-              <w:rPr>
-                <w:sz w:val="28"/>
-                <w:szCs w:val="28"/>
-              </w:rPr>
-              <w:t>}/</w:t>
-            </w:r>
-            <w:proofErr w:type="spellStart"/>
-            <w:r>
-              <w:rPr>
-                <w:sz w:val="28"/>
-                <w:szCs w:val="28"/>
-              </w:rPr>
-              <w:t>step</w:t>
-            </w:r>
-            <w:proofErr w:type="spellEnd"/>
-            <w:r>
-              <w:rPr>
-                <w:sz w:val="28"/>
-                <w:szCs w:val="28"/>
-              </w:rPr>
-              <w:t>/{</w:t>
-            </w:r>
-            <w:proofErr w:type="spellStart"/>
-            <w:r>
-              <w:rPr>
-                <w:sz w:val="28"/>
-                <w:szCs w:val="28"/>
-              </w:rPr>
-              <w:t>order</w:t>
-            </w:r>
-            <w:proofErr w:type="spellEnd"/>
-            <w:r>
-              <w:rPr>
-                <w:sz w:val="28"/>
-                <w:szCs w:val="28"/>
-              </w:rPr>
-              <w:t>}/</w:t>
-            </w:r>
-            <w:proofErr w:type="spellStart"/>
-            <w:r>
-              <w:rPr>
-                <w:sz w:val="28"/>
-                <w:szCs w:val="28"/>
-              </w:rPr>
-              <w:t>start</w:t>
-            </w:r>
-            <w:proofErr w:type="spellEnd"/>
-            <w:r>
-              <w:rPr>
-                <w:sz w:val="28"/>
-                <w:szCs w:val="28"/>
-              </w:rPr>
-              <w:t>; POST /</w:t>
-            </w:r>
-            <w:proofErr w:type="spellStart"/>
-            <w:r>
-              <w:rPr>
-                <w:sz w:val="28"/>
-                <w:szCs w:val="28"/>
-              </w:rPr>
-              <w:t>batch</w:t>
-            </w:r>
-            <w:proofErr w:type="spellEnd"/>
-            <w:r>
-              <w:rPr>
-                <w:sz w:val="28"/>
-                <w:szCs w:val="28"/>
-              </w:rPr>
-              <w:t>/{</w:t>
-            </w:r>
-            <w:proofErr w:type="spellStart"/>
-            <w:r>
-              <w:rPr>
-                <w:sz w:val="28"/>
-                <w:szCs w:val="28"/>
-              </w:rPr>
-              <w:t>id</w:t>
-            </w:r>
-            <w:proofErr w:type="spellEnd"/>
-            <w:r>
-              <w:rPr>
-                <w:sz w:val="28"/>
-                <w:szCs w:val="28"/>
-              </w:rPr>
-              <w:t>}/</w:t>
-            </w:r>
-            <w:proofErr w:type="spellStart"/>
-            <w:r>
-              <w:rPr>
-                <w:sz w:val="28"/>
-                <w:szCs w:val="28"/>
-              </w:rPr>
-              <w:t>step</w:t>
-            </w:r>
-            <w:proofErr w:type="spellEnd"/>
-            <w:r>
-              <w:rPr>
-                <w:sz w:val="28"/>
-                <w:szCs w:val="28"/>
-              </w:rPr>
-              <w:t>/{</w:t>
-            </w:r>
-            <w:proofErr w:type="spellStart"/>
-            <w:r>
-              <w:rPr>
-                <w:sz w:val="28"/>
-                <w:szCs w:val="28"/>
-              </w:rPr>
-              <w:t>order</w:t>
-            </w:r>
-            <w:proofErr w:type="spellEnd"/>
-            <w:r>
-              <w:rPr>
-                <w:sz w:val="28"/>
-                <w:szCs w:val="28"/>
-              </w:rPr>
-              <w:t>}/</w:t>
-            </w:r>
-            <w:proofErr w:type="spellStart"/>
-            <w:r>
-              <w:rPr>
-                <w:sz w:val="28"/>
-                <w:szCs w:val="28"/>
-              </w:rPr>
-              <w:t>complete</w:t>
-            </w:r>
-            <w:proofErr w:type="spellEnd"/>
-            <w:r>
-              <w:rPr>
-                <w:sz w:val="28"/>
-                <w:szCs w:val="28"/>
-              </w:rPr>
-              <w:t>; GET /</w:t>
-            </w:r>
-            <w:proofErr w:type="spellStart"/>
-            <w:r>
-              <w:rPr>
-                <w:sz w:val="28"/>
-                <w:szCs w:val="28"/>
-              </w:rPr>
-              <w:t>telemetry</w:t>
-            </w:r>
-            <w:proofErr w:type="spellEnd"/>
-            <w:r>
-              <w:rPr>
-                <w:sz w:val="28"/>
-                <w:szCs w:val="28"/>
-              </w:rPr>
-              <w:t>/{</w:t>
-            </w:r>
-            <w:proofErr w:type="spellStart"/>
-            <w:r>
-              <w:rPr>
-                <w:sz w:val="28"/>
-                <w:szCs w:val="28"/>
-              </w:rPr>
-              <w:t>equipmentName</w:t>
-            </w:r>
-            <w:proofErr w:type="spellEnd"/>
-            <w:r>
-              <w:rPr>
-                <w:sz w:val="28"/>
-                <w:szCs w:val="28"/>
+                <w:lang w:val="en-US"/>
               </w:rPr>
               <w:t>}</w:t>
             </w:r>
@@ -8326,78 +7868,31 @@
               <w:rPr>
                 <w:sz w:val="28"/>
                 <w:szCs w:val="28"/>
+                <w:lang w:val="en-US"/>
               </w:rPr>
             </w:pPr>
             <w:r>
               <w:rPr>
                 <w:sz w:val="28"/>
                 <w:szCs w:val="28"/>
-              </w:rPr>
-              <w:t>GET /</w:t>
-            </w:r>
-            <w:proofErr w:type="spellStart"/>
-            <w:r>
-              <w:rPr>
-                <w:sz w:val="28"/>
-                <w:szCs w:val="28"/>
-              </w:rPr>
-              <w:t>batches</w:t>
-            </w:r>
-            <w:proofErr w:type="spellEnd"/>
-            <w:r>
-              <w:rPr>
-                <w:sz w:val="28"/>
-                <w:szCs w:val="28"/>
-              </w:rPr>
-              <w:t>/</w:t>
-            </w:r>
-            <w:proofErr w:type="spellStart"/>
-            <w:r>
-              <w:rPr>
-                <w:sz w:val="28"/>
-                <w:szCs w:val="28"/>
-              </w:rPr>
-              <w:t>excel</w:t>
-            </w:r>
-            <w:proofErr w:type="spellEnd"/>
-            <w:r>
-              <w:rPr>
-                <w:sz w:val="28"/>
-                <w:szCs w:val="28"/>
-              </w:rPr>
-              <w:t>, GET /</w:t>
-            </w:r>
-            <w:proofErr w:type="spellStart"/>
-            <w:r>
-              <w:rPr>
-                <w:sz w:val="28"/>
-                <w:szCs w:val="28"/>
-              </w:rPr>
-              <w:t>deviations</w:t>
-            </w:r>
-            <w:proofErr w:type="spellEnd"/>
-            <w:r>
-              <w:rPr>
-                <w:sz w:val="28"/>
-                <w:szCs w:val="28"/>
-              </w:rPr>
-              <w:t>/</w:t>
-            </w:r>
-            <w:proofErr w:type="spellStart"/>
-            <w:r>
-              <w:rPr>
-                <w:sz w:val="28"/>
-                <w:szCs w:val="28"/>
-              </w:rPr>
-              <w:t>excel</w:t>
-            </w:r>
-            <w:proofErr w:type="spellEnd"/>
-            <w:r>
-              <w:rPr>
-                <w:sz w:val="28"/>
-                <w:szCs w:val="28"/>
-              </w:rPr>
-              <w:t> (генерируют CSV/Excel)</w:t>
+                <w:lang w:val="en-US"/>
+              </w:rPr>
+              <w:t>GET /batches/excel, GET /deviations/excel (</w:t>
+            </w:r>
+            <w:r>
+              <w:rPr>
+                <w:sz w:val="28"/>
+                <w:szCs w:val="28"/>
+              </w:rPr>
+              <w:t>генерируют</w:t>
+            </w:r>
+            <w:r>
+              <w:rPr>
+                <w:sz w:val="28"/>
+                <w:szCs w:val="28"/>
+                <w:lang w:val="en-US"/>
+              </w:rPr>
+              <w:t xml:space="preserve"> CSV/Excel)</w:t>
             </w:r>
           </w:p>
         </w:tc>
@@ -11349,21 +10844,38 @@
         <w:rPr>
           <w:sz w:val="28"/>
           <w:szCs w:val="28"/>
-        </w:rPr>
-      </w:pPr>
-      <w:r>
-        <w:rPr>
-          <w:sz w:val="28"/>
-          <w:szCs w:val="28"/>
-        </w:rPr>
-        <w:t xml:space="preserve">Рисунок 5 - </w:t>
-      </w:r>
-      <w:r>
-        <w:rPr>
-          <w:sz w:val="28"/>
-          <w:szCs w:val="28"/>
-        </w:rPr>
-        <w:t>Реализация CAPTCHA</w:t>
+          <w:lang w:val="en-US"/>
+        </w:rPr>
+      </w:pPr>
+      <w:r>
+        <w:rPr>
+          <w:sz w:val="28"/>
+          <w:szCs w:val="28"/>
+        </w:rPr>
+        <w:t>Рисунок</w:t>
+      </w:r>
+      <w:r>
+        <w:rPr>
+          <w:sz w:val="28"/>
+          <w:szCs w:val="28"/>
+          <w:lang w:val="en-US"/>
+        </w:rPr>
+        <w:t xml:space="preserve"> 5 - </w:t>
+      </w:r>
+      <w:r>
+        <w:rPr>
+          <w:sz w:val="28"/>
+          <w:szCs w:val="28"/>
+        </w:rPr>
+        <w:t>Реализация</w:t>
+      </w:r>
+      <w:r>
+        <w:rPr>
+          <w:sz w:val="28"/>
+          <w:szCs w:val="28"/>
+          <w:lang w:val="en-US"/>
+        </w:rPr>
+        <w:t xml:space="preserve"> CAPTCHA</w:t>
       </w:r>
     </w:p>
     <w:p>
@@ -12980,6 +12492,7 @@
         <w:rPr>
           <w:sz w:val="28"/>
           <w:szCs w:val="28"/>
+          <w:lang w:val="en-US"/>
         </w:rPr>
       </w:pPr>
       <w:r>
@@ -12993,6 +12506,7 @@
         <w:rPr>
           <w:sz w:val="28"/>
           <w:szCs w:val="28"/>
+          <w:lang w:val="en-US"/>
         </w:rPr>
         <w:t xml:space="preserve"> </w:t>
       </w:r>
@@ -13007,6 +12521,7 @@
         <w:rPr>
           <w:sz w:val="28"/>
           <w:szCs w:val="28"/>
+          <w:lang w:val="en-US"/>
         </w:rPr>
         <w:t xml:space="preserve">: </w:t>
       </w:r>
@@ -13022,9 +12537,11 @@
         <w:rPr>
           <w:sz w:val="28"/>
           <w:szCs w:val="28"/>
+          <w:lang w:val="en-US"/>
         </w:rPr>
         <w:t>_&lt;</w:t>
       </w:r>
+      <w:proofErr w:type="spellStart"/>
       <w:r>
         <w:rPr>
           <w:sz w:val="28"/>
@@ -13037,6 +12554,7 @@
         <w:rPr>
           <w:sz w:val="28"/>
           <w:szCs w:val="28"/>
+          <w:lang w:val="en-US"/>
         </w:rPr>
         <w:t>_</w:t>
       </w:r>
@@ -13049,14 +12567,15 @@
         </w:rPr>
         <w:t>type</w:t>
       </w:r>
-      <w:r>
-        <w:rPr>
-          <w:sz w:val="28"/>
-          <w:szCs w:val="28"/>
+      <w:proofErr w:type="spellEnd"/>
+      <w:r>
+        <w:rPr>
+          <w:sz w:val="28"/>
+          <w:szCs w:val="28"/>
+          <w:lang w:val="en-US"/>
         </w:rPr>
         <w:t>&gt;_</w:t>
       </w:r>
-      <w:proofErr w:type="spellStart"/>
       <w:r>
         <w:rPr>
           <w:sz w:val="28"/>
@@ -13065,15 +12584,14 @@
         </w:rPr>
         <w:t>yyyyMMdd</w:t>
       </w:r>
-      <w:proofErr w:type="spellEnd"/>
-      <w:r>
-        <w:rPr>
-          <w:sz w:val="28"/>
-          <w:szCs w:val="28"/>
+      <w:r>
+        <w:rPr>
+          <w:sz w:val="28"/>
+          <w:szCs w:val="28"/>
+          <w:lang w:val="en-US"/>
         </w:rPr>
         <w:t>_</w:t>
       </w:r>
-      <w:proofErr w:type="spellStart"/>
       <w:r>
         <w:rPr>
           <w:sz w:val="28"/>
@@ -13082,11 +12600,11 @@
         </w:rPr>
         <w:t>HHmmss</w:t>
       </w:r>
-      <w:proofErr w:type="spellEnd"/>
-      <w:r>
-        <w:rPr>
-          <w:sz w:val="28"/>
-          <w:szCs w:val="28"/>
+      <w:r>
+        <w:rPr>
+          <w:sz w:val="28"/>
+          <w:szCs w:val="28"/>
+          <w:lang w:val="en-US"/>
         </w:rPr>
         <w:t>.</w:t>
       </w:r>
@@ -13103,6 +12621,7 @@
         <w:rPr>
           <w:sz w:val="28"/>
           <w:szCs w:val="28"/>
+          <w:lang w:val="en-US"/>
         </w:rPr>
         <w:t>.</w:t>
       </w:r>
@@ -13115,6 +12634,7 @@
         <w:rPr>
           <w:sz w:val="28"/>
           <w:szCs w:val="28"/>
+          <w:lang w:val="en-US"/>
         </w:rPr>
       </w:pPr>
     </w:p>
@@ -13420,7 +12940,6 @@
         <w:rPr>
           <w:sz w:val="28"/>
           <w:szCs w:val="28"/>
-          <w:lang w:val="en-US"/>
         </w:rPr>
       </w:pPr>
       <w:r>
@@ -13434,7 +12953,6 @@
         <w:rPr>
           <w:sz w:val="28"/>
           <w:szCs w:val="28"/>
-          <w:lang w:val="en-US"/>
         </w:rPr>
         <w:t xml:space="preserve"> </w:t>
       </w:r>
@@ -13449,7 +12967,6 @@
         <w:rPr>
           <w:sz w:val="28"/>
           <w:szCs w:val="28"/>
-          <w:lang w:val="en-US"/>
         </w:rPr>
         <w:t xml:space="preserve"> </w:t>
       </w:r>
@@ -13467,7 +12984,6 @@
         <w:rPr>
           <w:sz w:val="28"/>
           <w:szCs w:val="28"/>
-          <w:lang w:val="en-US"/>
         </w:rPr>
         <w:t xml:space="preserve"> </w:t>
       </w:r>
@@ -13482,7 +12998,6 @@
         <w:rPr>
           <w:sz w:val="28"/>
           <w:szCs w:val="28"/>
-          <w:lang w:val="en-US"/>
         </w:rPr>
         <w:t xml:space="preserve"> </w:t>
       </w:r>
@@ -13497,7 +13012,6 @@
         <w:rPr>
           <w:sz w:val="28"/>
           <w:szCs w:val="28"/>
-          <w:lang w:val="en-US"/>
         </w:rPr>
         <w:t xml:space="preserve"> </w:t>
       </w:r>
@@ -13510,14 +13024,15 @@
         </w:rPr>
         <w:t>QualityControlWindow</w:t>
       </w:r>
-      <w:r>
-        <w:rPr>
-          <w:sz w:val="28"/>
-          <w:szCs w:val="28"/>
-          <w:lang w:val="en-US"/>
+      <w:proofErr w:type="spellEnd"/>
+      <w:r>
+        <w:rPr>
+          <w:sz w:val="28"/>
+          <w:szCs w:val="28"/>
         </w:rPr>
         <w:t>.</w:t>
       </w:r>
+      <w:proofErr w:type="spellStart"/>
       <w:r>
         <w:rPr>
           <w:sz w:val="28"/>
@@ -13526,11 +13041,11 @@
         </w:rPr>
         <w:t>xaml</w:t>
       </w:r>
-      <w:r>
-        <w:rPr>
-          <w:sz w:val="28"/>
-          <w:szCs w:val="28"/>
-          <w:lang w:val="en-US"/>
+      <w:proofErr w:type="spellEnd"/>
+      <w:r>
+        <w:rPr>
+          <w:sz w:val="28"/>
+          <w:szCs w:val="28"/>
         </w:rPr>
         <w:t>.</w:t>
       </w:r>
@@ -13542,12 +13057,10 @@
         </w:rPr>
         <w:t>cs</w:t>
       </w:r>
-      <w:proofErr w:type="spellEnd"/>
-      <w:r>
-        <w:rPr>
-          <w:sz w:val="28"/>
-          <w:szCs w:val="28"/>
-          <w:lang w:val="en-US"/>
+      <w:r>
+        <w:rPr>
+          <w:sz w:val="28"/>
+          <w:szCs w:val="28"/>
         </w:rPr>
         <w:t>.</w:t>
       </w:r>
@@ -13560,26 +13073,23 @@
         <w:rPr>
           <w:sz w:val="28"/>
           <w:szCs w:val="28"/>
-          <w:lang w:val="en-US"/>
-        </w:rPr>
-      </w:pPr>
-    </w:p>
-    <w:p>
-      <w:pPr>
-        <w:spacing w:line="360" w:lineRule="auto"/>
-        <w:ind w:firstLine="709"/>
-        <w:jc w:val="both"/>
-        <w:rPr>
-          <w:sz w:val="28"/>
-          <w:szCs w:val="28"/>
-          <w:lang w:val="en-US"/>
-        </w:rPr>
-      </w:pPr>
-      <w:r>
-        <w:rPr>
-          <w:sz w:val="28"/>
-          <w:szCs w:val="28"/>
-          <w:lang w:val="en-US"/>
+        </w:rPr>
+      </w:pPr>
+    </w:p>
+    <w:p>
+      <w:pPr>
+        <w:spacing w:line="360" w:lineRule="auto"/>
+        <w:ind w:firstLine="709"/>
+        <w:jc w:val="both"/>
+        <w:rPr>
+          <w:sz w:val="28"/>
+          <w:szCs w:val="28"/>
+        </w:rPr>
+      </w:pPr>
+      <w:r>
+        <w:rPr>
+          <w:sz w:val="28"/>
+          <w:szCs w:val="28"/>
         </w:rPr>
         <w:t xml:space="preserve">5.4 </w:t>
       </w:r>
@@ -13594,7 +13104,6 @@
         <w:rPr>
           <w:sz w:val="28"/>
           <w:szCs w:val="28"/>
-          <w:lang w:val="en-US"/>
         </w:rPr>
         <w:t xml:space="preserve"> </w:t>
       </w:r>
@@ -13609,7 +13118,6 @@
         <w:rPr>
           <w:sz w:val="28"/>
           <w:szCs w:val="28"/>
-          <w:lang w:val="en-US"/>
         </w:rPr>
         <w:t xml:space="preserve"> </w:t>
       </w:r>
@@ -13624,7 +13132,6 @@
         <w:rPr>
           <w:sz w:val="28"/>
           <w:szCs w:val="28"/>
-          <w:lang w:val="en-US"/>
         </w:rPr>
         <w:t xml:space="preserve"> </w:t>
       </w:r>
@@ -13644,7 +13151,6 @@
         <w:rPr>
           <w:sz w:val="28"/>
           <w:szCs w:val="28"/>
-          <w:lang w:val="en-US"/>
         </w:rPr>
       </w:pPr>
       <w:r>
@@ -13658,7 +13164,6 @@
         <w:rPr>
           <w:sz w:val="28"/>
           <w:szCs w:val="28"/>
-          <w:lang w:val="en-US"/>
         </w:rPr>
         <w:t xml:space="preserve"> </w:t>
       </w:r>
@@ -13676,7 +13181,6 @@
         <w:rPr>
           <w:sz w:val="28"/>
           <w:szCs w:val="28"/>
-          <w:lang w:val="en-US"/>
         </w:rPr>
         <w:t xml:space="preserve"> </w:t>
       </w:r>
@@ -13691,7 +13195,6 @@
         <w:rPr>
           <w:sz w:val="28"/>
           <w:szCs w:val="28"/>
-          <w:lang w:val="en-US"/>
         </w:rPr>
         <w:t xml:space="preserve"> </w:t>
       </w:r>
@@ -13706,7 +13209,6 @@
         <w:rPr>
           <w:sz w:val="28"/>
           <w:szCs w:val="28"/>
-          <w:lang w:val="en-US"/>
         </w:rPr>
         <w:t xml:space="preserve"> </w:t>
       </w:r>
@@ -13721,11 +13223,9 @@
         <w:rPr>
           <w:sz w:val="28"/>
           <w:szCs w:val="28"/>
-          <w:lang w:val="en-US"/>
         </w:rPr>
         <w:t xml:space="preserve"> </w:t>
       </w:r>
-      <w:proofErr w:type="spellStart"/>
       <w:r>
         <w:rPr>
           <w:sz w:val="28"/>
@@ -13738,7 +13238,6 @@
         <w:rPr>
           <w:sz w:val="28"/>
           <w:szCs w:val="28"/>
-          <w:lang w:val="en-US"/>
         </w:rPr>
         <w:t>_</w:t>
       </w:r>
@@ -13750,12 +13249,10 @@
         </w:rPr>
         <w:t>controls</w:t>
       </w:r>
-      <w:proofErr w:type="spellEnd"/>
-      <w:r>
-        <w:rPr>
-          <w:sz w:val="28"/>
-          <w:szCs w:val="28"/>
-          <w:lang w:val="en-US"/>
+      <w:r>
+        <w:rPr>
+          <w:sz w:val="28"/>
+          <w:szCs w:val="28"/>
         </w:rPr>
         <w:t xml:space="preserve"> </w:t>
       </w:r>
@@ -13770,7 +13267,6 @@
         <w:rPr>
           <w:sz w:val="28"/>
           <w:szCs w:val="28"/>
-          <w:lang w:val="en-US"/>
         </w:rPr>
         <w:t xml:space="preserve"> </w:t>
       </w:r>
@@ -13785,7 +13281,6 @@
         <w:rPr>
           <w:sz w:val="28"/>
           <w:szCs w:val="28"/>
-          <w:lang w:val="en-US"/>
         </w:rPr>
         <w:t xml:space="preserve"> </w:t>
       </w:r>
@@ -13800,7 +13295,6 @@
         <w:rPr>
           <w:sz w:val="28"/>
           <w:szCs w:val="28"/>
-          <w:lang w:val="en-US"/>
         </w:rPr>
         <w:t xml:space="preserve"> (</w:t>
       </w:r>
@@ -13815,7 +13309,6 @@
         <w:rPr>
           <w:sz w:val="28"/>
           <w:szCs w:val="28"/>
-          <w:lang w:val="en-US"/>
         </w:rPr>
         <w:t xml:space="preserve"> </w:t>
       </w:r>
@@ -13831,7 +13324,6 @@
         <w:rPr>
           <w:sz w:val="28"/>
           <w:szCs w:val="28"/>
-          <w:lang w:val="en-US"/>
         </w:rPr>
         <w:t xml:space="preserve"> /</w:t>
       </w:r>
@@ -13849,7 +13341,6 @@
         <w:rPr>
           <w:sz w:val="28"/>
           <w:szCs w:val="28"/>
-          <w:lang w:val="en-US"/>
         </w:rPr>
         <w:t>/</w:t>
       </w:r>
@@ -13865,11 +13356,9 @@
         <w:rPr>
           <w:sz w:val="28"/>
           <w:szCs w:val="28"/>
-          <w:lang w:val="en-US"/>
         </w:rPr>
         <w:t>/</w:t>
       </w:r>
-      <w:proofErr w:type="spellStart"/>
       <w:r>
         <w:rPr>
           <w:sz w:val="28"/>
@@ -13882,10 +13371,10 @@
         <w:rPr>
           <w:sz w:val="28"/>
           <w:szCs w:val="28"/>
-          <w:lang w:val="en-US"/>
         </w:rPr>
         <w:t>?</w:t>
       </w:r>
+      <w:proofErr w:type="spellStart"/>
       <w:r>
         <w:rPr>
           <w:sz w:val="28"/>
@@ -13899,7 +13388,6 @@
         <w:rPr>
           <w:sz w:val="28"/>
           <w:szCs w:val="28"/>
-          <w:lang w:val="en-US"/>
         </w:rPr>
         <w:t>=...).</w:t>
       </w:r>
@@ -13912,7 +13400,6 @@
         <w:rPr>
           <w:sz w:val="28"/>
           <w:szCs w:val="28"/>
-          <w:lang w:val="en-US"/>
         </w:rPr>
       </w:pPr>
     </w:p>
@@ -15539,42 +15026,1433 @@
           <w:sz w:val="28"/>
           <w:szCs w:val="28"/>
         </w:rPr>
-        <w:t>Комплексное тестирование и сопроводительная документация</w:t>
-      </w:r>
-    </w:p>
-    <w:p>
-      <w:pPr>
-        <w:spacing w:line="360" w:lineRule="auto"/>
-        <w:ind w:firstLine="709"/>
-        <w:jc w:val="both"/>
-        <w:rPr>
-          <w:sz w:val="28"/>
-          <w:szCs w:val="28"/>
-        </w:rPr>
-      </w:pPr>
-      <w:r>
-        <w:rPr>
-          <w:sz w:val="28"/>
-          <w:szCs w:val="28"/>
-        </w:rPr>
-        <w:t>7.1 Ручное функциональное тестирование (40 тестов)</w:t>
-      </w:r>
-    </w:p>
-    <w:p>
-      <w:pPr>
-        <w:spacing w:line="360" w:lineRule="auto"/>
-        <w:ind w:firstLine="709"/>
-        <w:jc w:val="both"/>
-        <w:rPr>
-          <w:sz w:val="28"/>
-          <w:szCs w:val="28"/>
-        </w:rPr>
-      </w:pPr>
-      <w:r>
-        <w:rPr>
-          <w:sz w:val="28"/>
-          <w:szCs w:val="28"/>
-        </w:rPr>
+        <w:t>Руководство оператора</w:t>
+      </w:r>
+    </w:p>
+    <w:p>
+      <w:pPr>
+        <w:spacing w:line="360" w:lineRule="auto"/>
+        <w:ind w:firstLine="709"/>
+        <w:jc w:val="both"/>
+        <w:rPr>
+          <w:sz w:val="28"/>
+          <w:szCs w:val="28"/>
+        </w:rPr>
+      </w:pPr>
+      <w:r>
+        <w:rPr>
+          <w:sz w:val="28"/>
+          <w:szCs w:val="28"/>
+        </w:rPr>
+        <w:t>Установка и запуск</w:t>
+      </w:r>
+    </w:p>
+    <w:p>
+      <w:pPr>
+        <w:spacing w:line="360" w:lineRule="auto"/>
+        <w:ind w:firstLine="709"/>
+        <w:jc w:val="both"/>
+        <w:rPr>
+          <w:sz w:val="28"/>
+          <w:szCs w:val="28"/>
+        </w:rPr>
+      </w:pPr>
+      <w:r>
+        <w:rPr>
+          <w:sz w:val="28"/>
+          <w:szCs w:val="28"/>
+        </w:rPr>
+        <w:t>Убедитесь, что установлен .NET Framework 4.8.</w:t>
+      </w:r>
+    </w:p>
+    <w:p>
+      <w:pPr>
+        <w:spacing w:line="360" w:lineRule="auto"/>
+        <w:ind w:firstLine="709"/>
+        <w:jc w:val="both"/>
+        <w:rPr>
+          <w:sz w:val="28"/>
+          <w:szCs w:val="28"/>
+        </w:rPr>
+      </w:pPr>
+      <w:proofErr w:type="spellStart"/>
+      <w:r>
+        <w:rPr>
+          <w:sz w:val="28"/>
+          <w:szCs w:val="28"/>
+        </w:rPr>
+        <w:t>Склонируйте</w:t>
+      </w:r>
+      <w:proofErr w:type="spellEnd"/>
+      <w:r>
+        <w:rPr>
+          <w:sz w:val="28"/>
+          <w:szCs w:val="28"/>
+        </w:rPr>
+        <w:t xml:space="preserve"> репозиторий: </w:t>
+      </w:r>
+      <w:proofErr w:type="spellStart"/>
+      <w:r>
+        <w:rPr>
+          <w:sz w:val="28"/>
+          <w:szCs w:val="28"/>
+        </w:rPr>
+        <w:t>git</w:t>
+      </w:r>
+      <w:proofErr w:type="spellEnd"/>
+      <w:r>
+        <w:rPr>
+          <w:sz w:val="28"/>
+          <w:szCs w:val="28"/>
+        </w:rPr>
+        <w:t xml:space="preserve"> </w:t>
+      </w:r>
+      <w:proofErr w:type="spellStart"/>
+      <w:r>
+        <w:rPr>
+          <w:sz w:val="28"/>
+          <w:szCs w:val="28"/>
+        </w:rPr>
+        <w:t>clone</w:t>
+      </w:r>
+      <w:proofErr w:type="spellEnd"/>
+      <w:r>
+        <w:rPr>
+          <w:sz w:val="28"/>
+          <w:szCs w:val="28"/>
+        </w:rPr>
+        <w:t xml:space="preserve"> &lt;ссылка на репозиторий&gt;</w:t>
+      </w:r>
+    </w:p>
+    <w:p>
+      <w:pPr>
+        <w:spacing w:line="360" w:lineRule="auto"/>
+        <w:ind w:firstLine="709"/>
+        <w:jc w:val="both"/>
+        <w:rPr>
+          <w:sz w:val="28"/>
+          <w:szCs w:val="28"/>
+        </w:rPr>
+      </w:pPr>
+      <w:r>
+        <w:rPr>
+          <w:sz w:val="28"/>
+          <w:szCs w:val="28"/>
+        </w:rPr>
+        <w:t>Запустите файл AgroChem.API.sln в Visual Studio.</w:t>
+      </w:r>
+    </w:p>
+    <w:p>
+      <w:pPr>
+        <w:spacing w:line="360" w:lineRule="auto"/>
+        <w:ind w:firstLine="709"/>
+        <w:jc w:val="both"/>
+        <w:rPr>
+          <w:sz w:val="28"/>
+          <w:szCs w:val="28"/>
+        </w:rPr>
+      </w:pPr>
+      <w:r>
+        <w:rPr>
+          <w:sz w:val="28"/>
+          <w:szCs w:val="28"/>
+        </w:rPr>
+        <w:t xml:space="preserve">Выполните скрипт </w:t>
+      </w:r>
+      <w:proofErr w:type="spellStart"/>
+      <w:r>
+        <w:rPr>
+          <w:sz w:val="28"/>
+          <w:szCs w:val="28"/>
+        </w:rPr>
+        <w:t>script.sql</w:t>
+      </w:r>
+      <w:proofErr w:type="spellEnd"/>
+      <w:r>
+        <w:rPr>
+          <w:sz w:val="28"/>
+          <w:szCs w:val="28"/>
+        </w:rPr>
+        <w:t xml:space="preserve"> в SQL Server Management Studio для создания базы данных.</w:t>
+      </w:r>
+    </w:p>
+    <w:p>
+      <w:pPr>
+        <w:spacing w:line="360" w:lineRule="auto"/>
+        <w:ind w:firstLine="709"/>
+        <w:jc w:val="both"/>
+        <w:rPr>
+          <w:sz w:val="28"/>
+          <w:szCs w:val="28"/>
+        </w:rPr>
+      </w:pPr>
+      <w:r>
+        <w:rPr>
+          <w:sz w:val="28"/>
+          <w:szCs w:val="28"/>
+        </w:rPr>
+        <w:t xml:space="preserve">Запустите API (проект </w:t>
+      </w:r>
+      <w:proofErr w:type="spellStart"/>
+      <w:r>
+        <w:rPr>
+          <w:sz w:val="28"/>
+          <w:szCs w:val="28"/>
+        </w:rPr>
+        <w:t>AgroChem.API</w:t>
+      </w:r>
+      <w:proofErr w:type="spellEnd"/>
+      <w:r>
+        <w:rPr>
+          <w:sz w:val="28"/>
+          <w:szCs w:val="28"/>
+        </w:rPr>
+        <w:t>).</w:t>
+      </w:r>
+    </w:p>
+    <w:p>
+      <w:pPr>
+        <w:spacing w:line="360" w:lineRule="auto"/>
+        <w:ind w:firstLine="709"/>
+        <w:jc w:val="both"/>
+        <w:rPr>
+          <w:sz w:val="28"/>
+          <w:szCs w:val="28"/>
+        </w:rPr>
+      </w:pPr>
+      <w:r>
+        <w:rPr>
+          <w:sz w:val="28"/>
+          <w:szCs w:val="28"/>
+        </w:rPr>
+        <w:t>Запустите нужный десктоп-модуль (</w:t>
+      </w:r>
+      <w:proofErr w:type="spellStart"/>
+      <w:r>
+        <w:rPr>
+          <w:sz w:val="28"/>
+          <w:szCs w:val="28"/>
+        </w:rPr>
+        <w:t>AgroChem.TechnologistClient</w:t>
+      </w:r>
+      <w:proofErr w:type="spellEnd"/>
+      <w:r>
+        <w:rPr>
+          <w:sz w:val="28"/>
+          <w:szCs w:val="28"/>
+        </w:rPr>
+        <w:t xml:space="preserve">, </w:t>
+      </w:r>
+      <w:proofErr w:type="spellStart"/>
+      <w:r>
+        <w:rPr>
+          <w:sz w:val="28"/>
+          <w:szCs w:val="28"/>
+        </w:rPr>
+        <w:t>AgroChem.Laboratory</w:t>
+      </w:r>
+      <w:proofErr w:type="spellEnd"/>
+      <w:r>
+        <w:rPr>
+          <w:sz w:val="28"/>
+          <w:szCs w:val="28"/>
+        </w:rPr>
+        <w:t xml:space="preserve"> или </w:t>
+      </w:r>
+      <w:proofErr w:type="spellStart"/>
+      <w:r>
+        <w:rPr>
+          <w:sz w:val="28"/>
+          <w:szCs w:val="28"/>
+        </w:rPr>
+        <w:t>AgroChem.OperatorClient</w:t>
+      </w:r>
+      <w:proofErr w:type="spellEnd"/>
+      <w:r>
+        <w:rPr>
+          <w:sz w:val="28"/>
+          <w:szCs w:val="28"/>
+        </w:rPr>
+        <w:t>).</w:t>
+      </w:r>
+    </w:p>
+    <w:p>
+      <w:pPr>
+        <w:spacing w:line="360" w:lineRule="auto"/>
+        <w:ind w:firstLine="709"/>
+        <w:jc w:val="both"/>
+        <w:rPr>
+          <w:sz w:val="28"/>
+          <w:szCs w:val="28"/>
+        </w:rPr>
+      </w:pPr>
+      <w:r>
+        <w:rPr>
+          <w:sz w:val="28"/>
+          <w:szCs w:val="28"/>
+        </w:rPr>
+        <w:t>Учётные данные для входа</w:t>
+      </w:r>
+    </w:p>
+    <w:p>
+      <w:pPr>
+        <w:spacing w:line="360" w:lineRule="auto"/>
+        <w:ind w:firstLine="709"/>
+        <w:jc w:val="both"/>
+        <w:rPr>
+          <w:sz w:val="28"/>
+          <w:szCs w:val="28"/>
+        </w:rPr>
+      </w:pPr>
+      <w:r>
+        <w:rPr>
+          <w:sz w:val="28"/>
+          <w:szCs w:val="28"/>
+        </w:rPr>
+        <w:t>Модуль</w:t>
+      </w:r>
+      <w:r>
+        <w:rPr>
+          <w:sz w:val="28"/>
+          <w:szCs w:val="28"/>
+        </w:rPr>
+        <w:tab/>
+        <w:t>Логин</w:t>
+      </w:r>
+      <w:r>
+        <w:rPr>
+          <w:sz w:val="28"/>
+          <w:szCs w:val="28"/>
+        </w:rPr>
+        <w:tab/>
+        <w:t>Пароль</w:t>
+      </w:r>
+    </w:p>
+    <w:p>
+      <w:pPr>
+        <w:spacing w:line="360" w:lineRule="auto"/>
+        <w:ind w:firstLine="709"/>
+        <w:jc w:val="both"/>
+        <w:rPr>
+          <w:sz w:val="28"/>
+          <w:szCs w:val="28"/>
+        </w:rPr>
+      </w:pPr>
+      <w:r>
+        <w:rPr>
+          <w:sz w:val="28"/>
+          <w:szCs w:val="28"/>
+        </w:rPr>
+        <w:t>Технолог</w:t>
+      </w:r>
+      <w:r>
+        <w:rPr>
+          <w:sz w:val="28"/>
+          <w:szCs w:val="28"/>
+        </w:rPr>
+        <w:tab/>
+      </w:r>
+      <w:proofErr w:type="spellStart"/>
+      <w:r>
+        <w:rPr>
+          <w:sz w:val="28"/>
+          <w:szCs w:val="28"/>
+        </w:rPr>
+        <w:t>tech.ivanov</w:t>
+      </w:r>
+      <w:proofErr w:type="spellEnd"/>
+      <w:r>
+        <w:rPr>
+          <w:sz w:val="28"/>
+          <w:szCs w:val="28"/>
+        </w:rPr>
+        <w:tab/>
+      </w:r>
+      <w:r>
+        <w:rPr>
+          <w:sz w:val="28"/>
+          <w:szCs w:val="28"/>
+        </w:rPr>
+        <w:tab/>
+      </w:r>
+      <w:r>
+        <w:rPr>
+          <w:sz w:val="28"/>
+          <w:szCs w:val="28"/>
+        </w:rPr>
+        <w:t>123456</w:t>
+      </w:r>
+    </w:p>
+    <w:p>
+      <w:pPr>
+        <w:spacing w:line="360" w:lineRule="auto"/>
+        <w:ind w:firstLine="709"/>
+        <w:jc w:val="both"/>
+        <w:rPr>
+          <w:sz w:val="28"/>
+          <w:szCs w:val="28"/>
+        </w:rPr>
+      </w:pPr>
+      <w:r>
+        <w:rPr>
+          <w:sz w:val="28"/>
+          <w:szCs w:val="28"/>
+        </w:rPr>
+        <w:t>Лаборант</w:t>
+      </w:r>
+      <w:r>
+        <w:rPr>
+          <w:sz w:val="28"/>
+          <w:szCs w:val="28"/>
+        </w:rPr>
+        <w:tab/>
+      </w:r>
+      <w:proofErr w:type="spellStart"/>
+      <w:r>
+        <w:rPr>
+          <w:sz w:val="28"/>
+          <w:szCs w:val="28"/>
+        </w:rPr>
+        <w:t>lab.vasilieva</w:t>
+      </w:r>
+      <w:proofErr w:type="spellEnd"/>
+      <w:r>
+        <w:rPr>
+          <w:sz w:val="28"/>
+          <w:szCs w:val="28"/>
+        </w:rPr>
+        <w:tab/>
+      </w:r>
+      <w:r>
+        <w:rPr>
+          <w:sz w:val="28"/>
+          <w:szCs w:val="28"/>
+        </w:rPr>
+        <w:tab/>
+        <w:t>123456</w:t>
+      </w:r>
+    </w:p>
+    <w:p>
+      <w:pPr>
+        <w:spacing w:line="360" w:lineRule="auto"/>
+        <w:ind w:firstLine="709"/>
+        <w:jc w:val="both"/>
+        <w:rPr>
+          <w:sz w:val="28"/>
+          <w:szCs w:val="28"/>
+        </w:rPr>
+      </w:pPr>
+      <w:r>
+        <w:rPr>
+          <w:sz w:val="28"/>
+          <w:szCs w:val="28"/>
+        </w:rPr>
+        <w:t>Аппаратчик</w:t>
+      </w:r>
+      <w:r>
+        <w:rPr>
+          <w:sz w:val="28"/>
+          <w:szCs w:val="28"/>
+        </w:rPr>
+        <w:tab/>
+      </w:r>
+      <w:proofErr w:type="spellStart"/>
+      <w:r>
+        <w:rPr>
+          <w:sz w:val="28"/>
+          <w:szCs w:val="28"/>
+        </w:rPr>
+        <w:t>operator.zavodov</w:t>
+      </w:r>
+      <w:proofErr w:type="spellEnd"/>
+      <w:r>
+        <w:rPr>
+          <w:sz w:val="28"/>
+          <w:szCs w:val="28"/>
+        </w:rPr>
+        <w:tab/>
+      </w:r>
+      <w:r>
+        <w:rPr>
+          <w:sz w:val="28"/>
+          <w:szCs w:val="28"/>
+        </w:rPr>
+        <w:tab/>
+      </w:r>
+      <w:r>
+        <w:rPr>
+          <w:sz w:val="28"/>
+          <w:szCs w:val="28"/>
+        </w:rPr>
+        <w:t>123456</w:t>
+      </w:r>
+    </w:p>
+    <w:p>
+      <w:pPr>
+        <w:spacing w:line="360" w:lineRule="auto"/>
+        <w:ind w:firstLine="709"/>
+        <w:jc w:val="both"/>
+        <w:rPr>
+          <w:sz w:val="28"/>
+          <w:szCs w:val="28"/>
+        </w:rPr>
+      </w:pPr>
+      <w:r>
+        <w:rPr>
+          <w:sz w:val="28"/>
+          <w:szCs w:val="28"/>
+        </w:rPr>
+        <w:t>Работа с модулем технолога</w:t>
+      </w:r>
+    </w:p>
+    <w:p>
+      <w:pPr>
+        <w:spacing w:line="360" w:lineRule="auto"/>
+        <w:ind w:firstLine="709"/>
+        <w:jc w:val="both"/>
+        <w:rPr>
+          <w:sz w:val="28"/>
+          <w:szCs w:val="28"/>
+        </w:rPr>
+      </w:pPr>
+      <w:r>
+        <w:rPr>
+          <w:sz w:val="28"/>
+          <w:szCs w:val="28"/>
+        </w:rPr>
+        <w:t>Вход в систему:</w:t>
+      </w:r>
+    </w:p>
+    <w:p>
+      <w:pPr>
+        <w:spacing w:line="360" w:lineRule="auto"/>
+        <w:ind w:firstLine="709"/>
+        <w:jc w:val="both"/>
+        <w:rPr>
+          <w:sz w:val="28"/>
+          <w:szCs w:val="28"/>
+        </w:rPr>
+      </w:pPr>
+      <w:r>
+        <w:rPr>
+          <w:sz w:val="28"/>
+          <w:szCs w:val="28"/>
+        </w:rPr>
+        <w:t>Запустите AgroChem.TechnologistClient.exe.</w:t>
+      </w:r>
+    </w:p>
+    <w:p>
+      <w:pPr>
+        <w:spacing w:line="360" w:lineRule="auto"/>
+        <w:ind w:firstLine="709"/>
+        <w:jc w:val="both"/>
+        <w:rPr>
+          <w:sz w:val="28"/>
+          <w:szCs w:val="28"/>
+        </w:rPr>
+      </w:pPr>
+      <w:r>
+        <w:rPr>
+          <w:sz w:val="28"/>
+          <w:szCs w:val="28"/>
+        </w:rPr>
+        <w:t>Введите логин, пароль и код CAPTCHA.</w:t>
+      </w:r>
+    </w:p>
+    <w:p>
+      <w:pPr>
+        <w:spacing w:line="360" w:lineRule="auto"/>
+        <w:ind w:firstLine="709"/>
+        <w:jc w:val="both"/>
+        <w:rPr>
+          <w:sz w:val="28"/>
+          <w:szCs w:val="28"/>
+        </w:rPr>
+      </w:pPr>
+      <w:r>
+        <w:rPr>
+          <w:sz w:val="28"/>
+          <w:szCs w:val="28"/>
+        </w:rPr>
+        <w:t>Нажмите «Войти».</w:t>
+      </w:r>
+    </w:p>
+    <w:p>
+      <w:pPr>
+        <w:spacing w:line="360" w:lineRule="auto"/>
+        <w:ind w:firstLine="709"/>
+        <w:jc w:val="both"/>
+        <w:rPr>
+          <w:sz w:val="28"/>
+          <w:szCs w:val="28"/>
+        </w:rPr>
+      </w:pPr>
+      <w:r>
+        <w:rPr>
+          <w:sz w:val="28"/>
+          <w:szCs w:val="28"/>
+        </w:rPr>
+        <w:t>Управление продукцией:</w:t>
+      </w:r>
+    </w:p>
+    <w:p>
+      <w:pPr>
+        <w:spacing w:line="360" w:lineRule="auto"/>
+        <w:ind w:firstLine="709"/>
+        <w:jc w:val="both"/>
+        <w:rPr>
+          <w:sz w:val="28"/>
+          <w:szCs w:val="28"/>
+        </w:rPr>
+      </w:pPr>
+      <w:r>
+        <w:rPr>
+          <w:sz w:val="28"/>
+          <w:szCs w:val="28"/>
+        </w:rPr>
+        <w:t>Меню → «Справочники» → «Продукция».</w:t>
+      </w:r>
+    </w:p>
+    <w:p>
+      <w:pPr>
+        <w:spacing w:line="360" w:lineRule="auto"/>
+        <w:ind w:firstLine="709"/>
+        <w:jc w:val="both"/>
+        <w:rPr>
+          <w:sz w:val="28"/>
+          <w:szCs w:val="28"/>
+        </w:rPr>
+      </w:pPr>
+      <w:r>
+        <w:rPr>
+          <w:sz w:val="28"/>
+          <w:szCs w:val="28"/>
+        </w:rPr>
+        <w:t>Добавление: кнопка «Добавить», заполнить поля, «Сохранить».</w:t>
+      </w:r>
+    </w:p>
+    <w:p>
+      <w:pPr>
+        <w:spacing w:line="360" w:lineRule="auto"/>
+        <w:ind w:firstLine="709"/>
+        <w:jc w:val="both"/>
+        <w:rPr>
+          <w:sz w:val="28"/>
+          <w:szCs w:val="28"/>
+        </w:rPr>
+      </w:pPr>
+      <w:r>
+        <w:rPr>
+          <w:sz w:val="28"/>
+          <w:szCs w:val="28"/>
+        </w:rPr>
+        <w:t>Редактирование: выделить строку, «Редактировать», изменить, «Сохранить».</w:t>
+      </w:r>
+    </w:p>
+    <w:p>
+      <w:pPr>
+        <w:spacing w:line="360" w:lineRule="auto"/>
+        <w:ind w:firstLine="709"/>
+        <w:jc w:val="both"/>
+        <w:rPr>
+          <w:sz w:val="28"/>
+          <w:szCs w:val="28"/>
+        </w:rPr>
+      </w:pPr>
+      <w:r>
+        <w:rPr>
+          <w:sz w:val="28"/>
+          <w:szCs w:val="28"/>
+        </w:rPr>
+        <w:t>Удаление: выделить строку, «Удалить», подтвердить.</w:t>
+      </w:r>
+    </w:p>
+    <w:p>
+      <w:pPr>
+        <w:spacing w:line="360" w:lineRule="auto"/>
+        <w:ind w:firstLine="709"/>
+        <w:jc w:val="both"/>
+        <w:rPr>
+          <w:sz w:val="28"/>
+          <w:szCs w:val="28"/>
+        </w:rPr>
+      </w:pPr>
+      <w:r>
+        <w:rPr>
+          <w:sz w:val="28"/>
+          <w:szCs w:val="28"/>
+        </w:rPr>
+        <w:t>Управление рецептурами:</w:t>
+      </w:r>
+    </w:p>
+    <w:p>
+      <w:pPr>
+        <w:spacing w:line="360" w:lineRule="auto"/>
+        <w:ind w:firstLine="709"/>
+        <w:jc w:val="both"/>
+        <w:rPr>
+          <w:sz w:val="28"/>
+          <w:szCs w:val="28"/>
+        </w:rPr>
+      </w:pPr>
+      <w:r>
+        <w:rPr>
+          <w:sz w:val="28"/>
+          <w:szCs w:val="28"/>
+        </w:rPr>
+        <w:t>Меню → «Справочники» → «Рецептуры».</w:t>
+      </w:r>
+    </w:p>
+    <w:p>
+      <w:pPr>
+        <w:spacing w:line="360" w:lineRule="auto"/>
+        <w:ind w:firstLine="709"/>
+        <w:jc w:val="both"/>
+        <w:rPr>
+          <w:sz w:val="28"/>
+          <w:szCs w:val="28"/>
+        </w:rPr>
+      </w:pPr>
+      <w:r>
+        <w:rPr>
+          <w:sz w:val="28"/>
+          <w:szCs w:val="28"/>
+        </w:rPr>
+        <w:t>Создать: выбрать продукт, указать версию, добавить компоненты.</w:t>
+      </w:r>
+    </w:p>
+    <w:p>
+      <w:pPr>
+        <w:spacing w:line="360" w:lineRule="auto"/>
+        <w:ind w:firstLine="709"/>
+        <w:jc w:val="both"/>
+        <w:rPr>
+          <w:sz w:val="28"/>
+          <w:szCs w:val="28"/>
+        </w:rPr>
+      </w:pPr>
+      <w:r>
+        <w:rPr>
+          <w:sz w:val="28"/>
+          <w:szCs w:val="28"/>
+        </w:rPr>
+        <w:t>Активировать рецепт: изменить статус на «</w:t>
+      </w:r>
+      <w:proofErr w:type="spellStart"/>
+      <w:r>
+        <w:rPr>
+          <w:sz w:val="28"/>
+          <w:szCs w:val="28"/>
+        </w:rPr>
+        <w:t>active</w:t>
+      </w:r>
+      <w:proofErr w:type="spellEnd"/>
+      <w:r>
+        <w:rPr>
+          <w:sz w:val="28"/>
+          <w:szCs w:val="28"/>
+        </w:rPr>
+        <w:t>».</w:t>
+      </w:r>
+    </w:p>
+    <w:p>
+      <w:pPr>
+        <w:spacing w:line="360" w:lineRule="auto"/>
+        <w:ind w:firstLine="709"/>
+        <w:jc w:val="both"/>
+        <w:rPr>
+          <w:sz w:val="28"/>
+          <w:szCs w:val="28"/>
+        </w:rPr>
+      </w:pPr>
+      <w:r>
+        <w:rPr>
+          <w:sz w:val="28"/>
+          <w:szCs w:val="28"/>
+        </w:rPr>
+        <w:lastRenderedPageBreak/>
+        <w:t>Технологические карты:</w:t>
+      </w:r>
+    </w:p>
+    <w:p>
+      <w:pPr>
+        <w:spacing w:line="360" w:lineRule="auto"/>
+        <w:ind w:firstLine="709"/>
+        <w:jc w:val="both"/>
+        <w:rPr>
+          <w:sz w:val="28"/>
+          <w:szCs w:val="28"/>
+        </w:rPr>
+      </w:pPr>
+      <w:r>
+        <w:rPr>
+          <w:sz w:val="28"/>
+          <w:szCs w:val="28"/>
+        </w:rPr>
+        <w:t>Меню → «Справочники» → «Технологические карты».</w:t>
+      </w:r>
+    </w:p>
+    <w:p>
+      <w:pPr>
+        <w:spacing w:line="360" w:lineRule="auto"/>
+        <w:ind w:firstLine="709"/>
+        <w:jc w:val="both"/>
+        <w:rPr>
+          <w:sz w:val="28"/>
+          <w:szCs w:val="28"/>
+        </w:rPr>
+      </w:pPr>
+      <w:r>
+        <w:rPr>
+          <w:sz w:val="28"/>
+          <w:szCs w:val="28"/>
+        </w:rPr>
+        <w:t>Выбрать рецепт, добавить шаги с параметрами (температура, давление, время, инструкция).</w:t>
+      </w:r>
+    </w:p>
+    <w:p>
+      <w:pPr>
+        <w:spacing w:line="360" w:lineRule="auto"/>
+        <w:ind w:firstLine="709"/>
+        <w:jc w:val="both"/>
+        <w:rPr>
+          <w:sz w:val="28"/>
+          <w:szCs w:val="28"/>
+        </w:rPr>
+      </w:pPr>
+      <w:r>
+        <w:rPr>
+          <w:sz w:val="28"/>
+          <w:szCs w:val="28"/>
+        </w:rPr>
+        <w:t>Производственные заказы:</w:t>
+      </w:r>
+    </w:p>
+    <w:p>
+      <w:pPr>
+        <w:spacing w:line="360" w:lineRule="auto"/>
+        <w:ind w:firstLine="709"/>
+        <w:jc w:val="both"/>
+        <w:rPr>
+          <w:sz w:val="28"/>
+          <w:szCs w:val="28"/>
+        </w:rPr>
+      </w:pPr>
+      <w:r>
+        <w:rPr>
+          <w:sz w:val="28"/>
+          <w:szCs w:val="28"/>
+        </w:rPr>
+        <w:t>Меню → «Производство» → «Заказы».</w:t>
+      </w:r>
+    </w:p>
+    <w:p>
+      <w:pPr>
+        <w:spacing w:line="360" w:lineRule="auto"/>
+        <w:ind w:firstLine="709"/>
+        <w:jc w:val="both"/>
+        <w:rPr>
+          <w:sz w:val="28"/>
+          <w:szCs w:val="28"/>
+        </w:rPr>
+      </w:pPr>
+      <w:r>
+        <w:rPr>
+          <w:sz w:val="28"/>
+          <w:szCs w:val="28"/>
+        </w:rPr>
+        <w:t>Создать заказ: указать продукт, плановое количество, дату старта.</w:t>
+      </w:r>
+    </w:p>
+    <w:p>
+      <w:pPr>
+        <w:spacing w:line="360" w:lineRule="auto"/>
+        <w:ind w:firstLine="709"/>
+        <w:jc w:val="both"/>
+        <w:rPr>
+          <w:sz w:val="28"/>
+          <w:szCs w:val="28"/>
+        </w:rPr>
+      </w:pPr>
+      <w:r>
+        <w:rPr>
+          <w:sz w:val="28"/>
+          <w:szCs w:val="28"/>
+        </w:rPr>
+        <w:t>Партии и мониторинг:</w:t>
+      </w:r>
+    </w:p>
+    <w:p>
+      <w:pPr>
+        <w:spacing w:line="360" w:lineRule="auto"/>
+        <w:ind w:firstLine="709"/>
+        <w:jc w:val="both"/>
+        <w:rPr>
+          <w:sz w:val="28"/>
+          <w:szCs w:val="28"/>
+        </w:rPr>
+      </w:pPr>
+      <w:r>
+        <w:rPr>
+          <w:sz w:val="28"/>
+          <w:szCs w:val="28"/>
+        </w:rPr>
+        <w:t>Меню → «Производство» → «Партии» – просмотр всех партий.</w:t>
+      </w:r>
+    </w:p>
+    <w:p>
+      <w:pPr>
+        <w:spacing w:line="360" w:lineRule="auto"/>
+        <w:ind w:firstLine="709"/>
+        <w:jc w:val="both"/>
+        <w:rPr>
+          <w:sz w:val="28"/>
+          <w:szCs w:val="28"/>
+        </w:rPr>
+      </w:pPr>
+      <w:r>
+        <w:rPr>
+          <w:sz w:val="28"/>
+          <w:szCs w:val="28"/>
+        </w:rPr>
+        <w:t>Меню → «Мониторинг» → «Выполнение партий» – отслеживание активных партий.</w:t>
+      </w:r>
+    </w:p>
+    <w:p>
+      <w:pPr>
+        <w:spacing w:line="360" w:lineRule="auto"/>
+        <w:ind w:firstLine="709"/>
+        <w:jc w:val="both"/>
+        <w:rPr>
+          <w:sz w:val="28"/>
+          <w:szCs w:val="28"/>
+        </w:rPr>
+      </w:pPr>
+      <w:r>
+        <w:rPr>
+          <w:sz w:val="28"/>
+          <w:szCs w:val="28"/>
+        </w:rPr>
+        <w:t>Отчёты: Меню → «Отчёты» → экспорт в Excel.</w:t>
+      </w:r>
+    </w:p>
+    <w:p>
+      <w:pPr>
+        <w:spacing w:line="360" w:lineRule="auto"/>
+        <w:ind w:firstLine="709"/>
+        <w:jc w:val="both"/>
+        <w:rPr>
+          <w:sz w:val="28"/>
+          <w:szCs w:val="28"/>
+        </w:rPr>
+      </w:pPr>
+    </w:p>
+    <w:p>
+      <w:pPr>
+        <w:spacing w:line="360" w:lineRule="auto"/>
+        <w:ind w:firstLine="709"/>
+        <w:jc w:val="both"/>
+        <w:rPr>
+          <w:sz w:val="28"/>
+          <w:szCs w:val="28"/>
+        </w:rPr>
+      </w:pPr>
+      <w:r>
+        <w:rPr>
+          <w:sz w:val="28"/>
+          <w:szCs w:val="28"/>
+        </w:rPr>
+        <w:t>Работа в системе контроля версий</w:t>
+      </w:r>
+    </w:p>
+    <w:p>
+      <w:pPr>
+        <w:spacing w:line="360" w:lineRule="auto"/>
+        <w:ind w:firstLine="709"/>
+        <w:jc w:val="both"/>
+        <w:rPr>
+          <w:sz w:val="28"/>
+          <w:szCs w:val="28"/>
+        </w:rPr>
+      </w:pPr>
+      <w:r>
+        <w:rPr>
+          <w:sz w:val="28"/>
+          <w:szCs w:val="28"/>
+        </w:rPr>
+        <w:t xml:space="preserve">Для управления исходным кодом использовалась система контроля версий </w:t>
+      </w:r>
+      <w:proofErr w:type="spellStart"/>
+      <w:r>
+        <w:rPr>
+          <w:sz w:val="28"/>
+          <w:szCs w:val="28"/>
+        </w:rPr>
+        <w:t>Git</w:t>
+      </w:r>
+      <w:proofErr w:type="spellEnd"/>
+      <w:r>
+        <w:rPr>
+          <w:sz w:val="28"/>
+          <w:szCs w:val="28"/>
+        </w:rPr>
+        <w:t xml:space="preserve">. Репозиторий размещён на платформе </w:t>
+      </w:r>
+      <w:proofErr w:type="spellStart"/>
+      <w:r>
+        <w:rPr>
+          <w:sz w:val="28"/>
+          <w:szCs w:val="28"/>
+        </w:rPr>
+        <w:t>GitHub</w:t>
+      </w:r>
+      <w:proofErr w:type="spellEnd"/>
+      <w:r>
+        <w:rPr>
+          <w:sz w:val="28"/>
+          <w:szCs w:val="28"/>
+        </w:rPr>
+        <w:t>.</w:t>
+      </w:r>
+    </w:p>
+    <w:p>
+      <w:pPr>
+        <w:spacing w:line="360" w:lineRule="auto"/>
+        <w:ind w:firstLine="709"/>
+        <w:jc w:val="both"/>
+        <w:rPr>
+          <w:sz w:val="28"/>
+          <w:szCs w:val="28"/>
+        </w:rPr>
+      </w:pPr>
+    </w:p>
+    <w:p>
+      <w:pPr>
+        <w:spacing w:line="360" w:lineRule="auto"/>
+        <w:ind w:firstLine="709"/>
+        <w:jc w:val="both"/>
+        <w:rPr>
+          <w:sz w:val="28"/>
+          <w:szCs w:val="28"/>
+        </w:rPr>
+      </w:pPr>
+      <w:r>
+        <w:rPr>
+          <w:sz w:val="28"/>
+          <w:szCs w:val="28"/>
+        </w:rPr>
+        <w:t>Структура репозитория</w:t>
+      </w:r>
+    </w:p>
+    <w:p>
+      <w:pPr>
+        <w:spacing w:line="360" w:lineRule="auto"/>
+        <w:ind w:firstLine="709"/>
+        <w:jc w:val="both"/>
+        <w:rPr>
+          <w:sz w:val="28"/>
+          <w:szCs w:val="28"/>
+        </w:rPr>
+      </w:pPr>
+      <w:proofErr w:type="spellStart"/>
+      <w:r>
+        <w:rPr>
+          <w:sz w:val="28"/>
+          <w:szCs w:val="28"/>
+        </w:rPr>
+        <w:t>text</w:t>
+      </w:r>
+      <w:proofErr w:type="spellEnd"/>
+    </w:p>
+    <w:p>
+      <w:pPr>
+        <w:spacing w:line="360" w:lineRule="auto"/>
+        <w:ind w:firstLine="709"/>
+        <w:jc w:val="both"/>
+        <w:rPr>
+          <w:sz w:val="28"/>
+          <w:szCs w:val="28"/>
+        </w:rPr>
+      </w:pPr>
+      <w:proofErr w:type="spellStart"/>
+      <w:r>
+        <w:rPr>
+          <w:sz w:val="28"/>
+          <w:szCs w:val="28"/>
+        </w:rPr>
+        <w:t>AgroChem</w:t>
+      </w:r>
+      <w:proofErr w:type="spellEnd"/>
+      <w:r>
+        <w:rPr>
+          <w:sz w:val="28"/>
+          <w:szCs w:val="28"/>
+        </w:rPr>
+        <w:t>/</w:t>
+      </w:r>
+    </w:p>
+    <w:p>
+      <w:pPr>
+        <w:spacing w:line="360" w:lineRule="auto"/>
+        <w:ind w:firstLine="709"/>
+        <w:jc w:val="both"/>
+        <w:rPr>
+          <w:sz w:val="28"/>
+          <w:szCs w:val="28"/>
+        </w:rPr>
+      </w:pPr>
+      <w:r>
+        <w:rPr>
+          <w:sz w:val="28"/>
+          <w:szCs w:val="28"/>
+        </w:rPr>
+        <w:t xml:space="preserve">├── </w:t>
+      </w:r>
+      <w:proofErr w:type="spellStart"/>
+      <w:r>
+        <w:rPr>
+          <w:sz w:val="28"/>
+          <w:szCs w:val="28"/>
+        </w:rPr>
+        <w:t>AgroChem.API</w:t>
+      </w:r>
+      <w:proofErr w:type="spellEnd"/>
+      <w:r>
+        <w:rPr>
+          <w:sz w:val="28"/>
+          <w:szCs w:val="28"/>
+        </w:rPr>
+        <w:t>/                 # Исходный код REST API</w:t>
+      </w:r>
+    </w:p>
+    <w:p>
+      <w:pPr>
+        <w:spacing w:line="360" w:lineRule="auto"/>
+        <w:ind w:firstLine="709"/>
+        <w:jc w:val="both"/>
+        <w:rPr>
+          <w:sz w:val="28"/>
+          <w:szCs w:val="28"/>
+        </w:rPr>
+      </w:pPr>
+      <w:r>
+        <w:rPr>
+          <w:sz w:val="28"/>
+          <w:szCs w:val="28"/>
+        </w:rPr>
+        <w:t xml:space="preserve">├── </w:t>
+      </w:r>
+      <w:proofErr w:type="spellStart"/>
+      <w:r>
+        <w:rPr>
+          <w:sz w:val="28"/>
+          <w:szCs w:val="28"/>
+        </w:rPr>
+        <w:t>AgroChem.TechnologistClient</w:t>
+      </w:r>
+      <w:proofErr w:type="spellEnd"/>
+      <w:proofErr w:type="gramStart"/>
+      <w:r>
+        <w:rPr>
+          <w:sz w:val="28"/>
+          <w:szCs w:val="28"/>
+        </w:rPr>
+        <w:t>/  #</w:t>
+      </w:r>
+      <w:proofErr w:type="gramEnd"/>
+      <w:r>
+        <w:rPr>
+          <w:sz w:val="28"/>
+          <w:szCs w:val="28"/>
+        </w:rPr>
+        <w:t xml:space="preserve"> WPF модуль технолога</w:t>
+      </w:r>
+    </w:p>
+    <w:p>
+      <w:pPr>
+        <w:spacing w:line="360" w:lineRule="auto"/>
+        <w:ind w:firstLine="709"/>
+        <w:jc w:val="both"/>
+        <w:rPr>
+          <w:sz w:val="28"/>
+          <w:szCs w:val="28"/>
+        </w:rPr>
+      </w:pPr>
+      <w:r>
+        <w:rPr>
+          <w:sz w:val="28"/>
+          <w:szCs w:val="28"/>
+        </w:rPr>
+        <w:t xml:space="preserve">├── </w:t>
+      </w:r>
+      <w:proofErr w:type="spellStart"/>
+      <w:r>
+        <w:rPr>
+          <w:sz w:val="28"/>
+          <w:szCs w:val="28"/>
+        </w:rPr>
+        <w:t>AgroChem.Laboratory</w:t>
+      </w:r>
+      <w:proofErr w:type="spellEnd"/>
+      <w:r>
+        <w:rPr>
+          <w:sz w:val="28"/>
+          <w:szCs w:val="28"/>
+        </w:rPr>
+        <w:t>/          # WPF модуль лаборатории</w:t>
+      </w:r>
+    </w:p>
+    <w:p>
+      <w:pPr>
+        <w:spacing w:line="360" w:lineRule="auto"/>
+        <w:ind w:firstLine="709"/>
+        <w:jc w:val="both"/>
+        <w:rPr>
+          <w:sz w:val="28"/>
+          <w:szCs w:val="28"/>
+        </w:rPr>
+      </w:pPr>
+      <w:r>
+        <w:rPr>
+          <w:sz w:val="28"/>
+          <w:szCs w:val="28"/>
+        </w:rPr>
+        <w:t xml:space="preserve">├── </w:t>
+      </w:r>
+      <w:proofErr w:type="spellStart"/>
+      <w:r>
+        <w:rPr>
+          <w:sz w:val="28"/>
+          <w:szCs w:val="28"/>
+        </w:rPr>
+        <w:t>AgroChem.OperatorClient</w:t>
+      </w:r>
+      <w:proofErr w:type="spellEnd"/>
+      <w:r>
+        <w:rPr>
+          <w:sz w:val="28"/>
+          <w:szCs w:val="28"/>
+        </w:rPr>
+        <w:t>/      # WPF модуль аппаратчика</w:t>
+      </w:r>
+    </w:p>
+    <w:p>
+      <w:pPr>
+        <w:spacing w:line="360" w:lineRule="auto"/>
+        <w:ind w:firstLine="709"/>
+        <w:jc w:val="both"/>
+        <w:rPr>
+          <w:sz w:val="28"/>
+          <w:szCs w:val="28"/>
+        </w:rPr>
+      </w:pPr>
+      <w:r>
+        <w:rPr>
+          <w:sz w:val="28"/>
+          <w:szCs w:val="28"/>
+        </w:rPr>
+        <w:t xml:space="preserve">├── </w:t>
+      </w:r>
+      <w:proofErr w:type="spellStart"/>
+      <w:r>
+        <w:rPr>
+          <w:sz w:val="28"/>
+          <w:szCs w:val="28"/>
+        </w:rPr>
+        <w:t>AgroChem.Tests</w:t>
+      </w:r>
+      <w:proofErr w:type="spellEnd"/>
+      <w:r>
+        <w:rPr>
+          <w:sz w:val="28"/>
+          <w:szCs w:val="28"/>
+        </w:rPr>
+        <w:t>/               # Модульные и интеграционные тесты</w:t>
+      </w:r>
+    </w:p>
+    <w:p>
+      <w:pPr>
+        <w:spacing w:line="360" w:lineRule="auto"/>
+        <w:ind w:firstLine="709"/>
+        <w:jc w:val="both"/>
+        <w:rPr>
+          <w:sz w:val="28"/>
+          <w:szCs w:val="28"/>
+        </w:rPr>
+      </w:pPr>
+      <w:r>
+        <w:rPr>
+          <w:sz w:val="28"/>
+          <w:szCs w:val="28"/>
+        </w:rPr>
+        <w:t xml:space="preserve">├── </w:t>
+      </w:r>
+      <w:proofErr w:type="spellStart"/>
+      <w:r>
+        <w:rPr>
+          <w:sz w:val="28"/>
+          <w:szCs w:val="28"/>
+        </w:rPr>
+        <w:t>docs</w:t>
+      </w:r>
+      <w:proofErr w:type="spellEnd"/>
+      <w:r>
+        <w:rPr>
+          <w:sz w:val="28"/>
+          <w:szCs w:val="28"/>
+        </w:rPr>
+        <w:t>/                         # Документация</w:t>
+      </w:r>
+    </w:p>
+    <w:p>
+      <w:pPr>
+        <w:spacing w:line="360" w:lineRule="auto"/>
+        <w:ind w:firstLine="709"/>
+        <w:jc w:val="both"/>
+        <w:rPr>
+          <w:sz w:val="28"/>
+          <w:szCs w:val="28"/>
+        </w:rPr>
+      </w:pPr>
+      <w:r>
+        <w:rPr>
+          <w:sz w:val="28"/>
+          <w:szCs w:val="28"/>
+        </w:rPr>
+        <w:t xml:space="preserve">├── </w:t>
+      </w:r>
+      <w:proofErr w:type="spellStart"/>
+      <w:r>
+        <w:rPr>
+          <w:sz w:val="28"/>
+          <w:szCs w:val="28"/>
+        </w:rPr>
+        <w:t>script.sql</w:t>
+      </w:r>
+      <w:proofErr w:type="spellEnd"/>
+      <w:r>
+        <w:rPr>
+          <w:sz w:val="28"/>
+          <w:szCs w:val="28"/>
+        </w:rPr>
+        <w:t xml:space="preserve">                    # Скрипт БД</w:t>
+      </w:r>
+    </w:p>
+    <w:p>
+      <w:pPr>
+        <w:spacing w:line="360" w:lineRule="auto"/>
+        <w:ind w:firstLine="709"/>
+        <w:jc w:val="both"/>
+        <w:rPr>
+          <w:sz w:val="28"/>
+          <w:szCs w:val="28"/>
+        </w:rPr>
+      </w:pPr>
+      <w:r>
+        <w:rPr>
+          <w:sz w:val="28"/>
+          <w:szCs w:val="28"/>
+        </w:rPr>
+        <w:t>└── README.md                     # Описание проекта</w:t>
+      </w:r>
+    </w:p>
+    <w:p>
+      <w:pPr>
+        <w:spacing w:line="360" w:lineRule="auto"/>
+        <w:ind w:firstLine="709"/>
+        <w:jc w:val="both"/>
+        <w:rPr>
+          <w:sz w:val="28"/>
+          <w:szCs w:val="28"/>
+        </w:rPr>
+      </w:pPr>
+      <w:r>
+        <w:rPr>
+          <w:sz w:val="28"/>
+          <w:szCs w:val="28"/>
+        </w:rPr>
+        <w:t xml:space="preserve">Основные команды </w:t>
+      </w:r>
+      <w:proofErr w:type="spellStart"/>
+      <w:r>
+        <w:rPr>
+          <w:sz w:val="28"/>
+          <w:szCs w:val="28"/>
+        </w:rPr>
+        <w:t>Git</w:t>
+      </w:r>
+      <w:proofErr w:type="spellEnd"/>
+      <w:r>
+        <w:rPr>
+          <w:sz w:val="28"/>
+          <w:szCs w:val="28"/>
+        </w:rPr>
+        <w:t>, использованные в работе:</w:t>
+      </w:r>
+    </w:p>
+    <w:p>
+      <w:pPr>
+        <w:spacing w:line="360" w:lineRule="auto"/>
+        <w:ind w:firstLine="709"/>
+        <w:jc w:val="both"/>
+        <w:rPr>
+          <w:sz w:val="28"/>
+          <w:szCs w:val="28"/>
+        </w:rPr>
+      </w:pPr>
+    </w:p>
+    <w:p>
+      <w:pPr>
+        <w:spacing w:line="360" w:lineRule="auto"/>
+        <w:ind w:firstLine="709"/>
+        <w:jc w:val="center"/>
+        <w:rPr>
+          <w:sz w:val="28"/>
+          <w:szCs w:val="28"/>
+        </w:rPr>
+      </w:pPr>
+      <w:r>
+        <w:rPr>
+          <w:sz w:val="28"/>
+          <w:szCs w:val="28"/>
+        </w:rPr>
+        <w:t>Разработка тестовых наборов и тестовых сценариев</w:t>
+      </w:r>
+    </w:p>
+    <w:p>
+      <w:pPr>
+        <w:spacing w:line="360" w:lineRule="auto"/>
+        <w:ind w:firstLine="709"/>
+        <w:jc w:val="both"/>
+        <w:rPr>
+          <w:sz w:val="28"/>
+          <w:szCs w:val="28"/>
+        </w:rPr>
+      </w:pPr>
+      <w:r>
+        <w:rPr>
+          <w:sz w:val="28"/>
+          <w:szCs w:val="28"/>
+        </w:rPr>
+        <w:t>Ручное функциональное тестирование (40 тестов)</w:t>
+      </w:r>
+    </w:p>
+    <w:p>
+      <w:pPr>
+        <w:spacing w:line="360" w:lineRule="auto"/>
+        <w:ind w:firstLine="709"/>
+        <w:jc w:val="both"/>
+        <w:rPr>
+          <w:sz w:val="28"/>
+          <w:szCs w:val="28"/>
+        </w:rPr>
+      </w:pPr>
+      <w:r>
+        <w:rPr>
+          <w:sz w:val="28"/>
+          <w:szCs w:val="28"/>
+        </w:rPr>
+        <w:lastRenderedPageBreak/>
         <w:t>Разработаны 40 тест-кейсов (32 позитивных + 8 негативных, 20% негативных), оформленных в виде таблицы Excel. Примеры:</w:t>
       </w:r>
     </w:p>
@@ -16632,6 +17510,17 @@
       <w:pPr>
         <w:spacing w:line="360" w:lineRule="auto"/>
         <w:ind w:firstLine="709"/>
+        <w:jc w:val="center"/>
+        <w:rPr>
+          <w:sz w:val="28"/>
+          <w:szCs w:val="28"/>
+        </w:rPr>
+      </w:pPr>
+    </w:p>
+    <w:p>
+      <w:pPr>
+        <w:spacing w:line="360" w:lineRule="auto"/>
+        <w:ind w:firstLine="709"/>
         <w:jc w:val="both"/>
         <w:rPr>
           <w:sz w:val="28"/>
@@ -16672,7 +17561,955 @@
           <w:sz w:val="28"/>
           <w:szCs w:val="28"/>
         </w:rPr>
-        <w:t>7.2 Модульное тестирование (30 тестов)</w:t>
+        <w:t>Разработка программных модулей</w:t>
+      </w:r>
+    </w:p>
+    <w:p>
+      <w:pPr>
+        <w:spacing w:line="360" w:lineRule="auto"/>
+        <w:ind w:firstLine="709"/>
+        <w:jc w:val="both"/>
+        <w:rPr>
+          <w:sz w:val="28"/>
+          <w:szCs w:val="28"/>
+        </w:rPr>
+      </w:pPr>
+      <w:r>
+        <w:rPr>
+          <w:sz w:val="28"/>
+          <w:szCs w:val="28"/>
+        </w:rPr>
+        <w:t>База данных</w:t>
+      </w:r>
+    </w:p>
+    <w:p>
+      <w:pPr>
+        <w:spacing w:line="360" w:lineRule="auto"/>
+        <w:ind w:firstLine="709"/>
+        <w:jc w:val="both"/>
+        <w:rPr>
+          <w:sz w:val="28"/>
+          <w:szCs w:val="28"/>
+        </w:rPr>
+      </w:pPr>
+      <w:r>
+        <w:rPr>
+          <w:sz w:val="28"/>
+          <w:szCs w:val="28"/>
+        </w:rPr>
+        <w:t xml:space="preserve">База данных </w:t>
+      </w:r>
+      <w:proofErr w:type="spellStart"/>
+      <w:r>
+        <w:rPr>
+          <w:sz w:val="28"/>
+          <w:szCs w:val="28"/>
+        </w:rPr>
+        <w:t>agro_control</w:t>
+      </w:r>
+      <w:proofErr w:type="spellEnd"/>
+      <w:r>
+        <w:rPr>
+          <w:sz w:val="28"/>
+          <w:szCs w:val="28"/>
+        </w:rPr>
+        <w:t xml:space="preserve"> создана на Microsoft SQL Server. Скрипт </w:t>
+      </w:r>
+      <w:proofErr w:type="spellStart"/>
+      <w:r>
+        <w:rPr>
+          <w:sz w:val="28"/>
+          <w:szCs w:val="28"/>
+        </w:rPr>
+        <w:t>script.sql</w:t>
+      </w:r>
+      <w:proofErr w:type="spellEnd"/>
+      <w:r>
+        <w:rPr>
+          <w:sz w:val="28"/>
+          <w:szCs w:val="28"/>
+        </w:rPr>
+        <w:t xml:space="preserve"> включает создание всех таблиц, первичных и внешних ключей, индексов, хранимых процедур, триггеров и функций.</w:t>
+      </w:r>
+    </w:p>
+    <w:p>
+      <w:pPr>
+        <w:spacing w:line="360" w:lineRule="auto"/>
+        <w:ind w:firstLine="709"/>
+        <w:jc w:val="both"/>
+        <w:rPr>
+          <w:sz w:val="28"/>
+          <w:szCs w:val="28"/>
+        </w:rPr>
+      </w:pPr>
+    </w:p>
+    <w:p>
+      <w:pPr>
+        <w:spacing w:line="360" w:lineRule="auto"/>
+        <w:ind w:firstLine="709"/>
+        <w:jc w:val="both"/>
+        <w:rPr>
+          <w:sz w:val="28"/>
+          <w:szCs w:val="28"/>
+        </w:rPr>
+      </w:pPr>
+      <w:r>
+        <w:rPr>
+          <w:sz w:val="28"/>
+          <w:szCs w:val="28"/>
+        </w:rPr>
+        <w:t>Основные таблицы:</w:t>
+      </w:r>
+    </w:p>
+    <w:tbl>
+      <w:tblPr>
+        <w:tblStyle w:val="a4"/>
+        <w:tblW w:w="9360" w:type="dxa"/>
+        <w:jc w:val="center"/>
+        <w:tblLook w:val="04A0" w:firstRow="1" w:lastRow="0" w:firstColumn="1" w:lastColumn="0" w:noHBand="0" w:noVBand="1"/>
+      </w:tblPr>
+      <w:tblGrid>
+        <w:gridCol w:w="3456"/>
+        <w:gridCol w:w="5904"/>
+      </w:tblGrid>
+      <w:tr>
+        <w:trPr>
+          <w:jc w:val="center"/>
+        </w:trPr>
+        <w:tc>
+          <w:tcPr>
+            <w:tcW w:w="0" w:type="auto"/>
+            <w:hideMark/>
+          </w:tcPr>
+          <w:p>
+            <w:pPr>
+              <w:spacing w:line="375" w:lineRule="atLeast"/>
+              <w:rPr>
+                <w:sz w:val="28"/>
+                <w:szCs w:val="28"/>
+              </w:rPr>
+            </w:pPr>
+            <w:r>
+              <w:rPr>
+                <w:sz w:val="28"/>
+                <w:szCs w:val="28"/>
+              </w:rPr>
+              <w:lastRenderedPageBreak/>
+              <w:t>Таблица</w:t>
+            </w:r>
+          </w:p>
+        </w:tc>
+        <w:tc>
+          <w:tcPr>
+            <w:tcW w:w="0" w:type="auto"/>
+            <w:hideMark/>
+          </w:tcPr>
+          <w:p>
+            <w:pPr>
+              <w:spacing w:line="375" w:lineRule="atLeast"/>
+              <w:rPr>
+                <w:sz w:val="28"/>
+                <w:szCs w:val="28"/>
+              </w:rPr>
+            </w:pPr>
+            <w:r>
+              <w:rPr>
+                <w:sz w:val="28"/>
+                <w:szCs w:val="28"/>
+              </w:rPr>
+              <w:t>Назначение</w:t>
+            </w:r>
+          </w:p>
+        </w:tc>
+      </w:tr>
+      <w:tr>
+        <w:trPr>
+          <w:jc w:val="center"/>
+        </w:trPr>
+        <w:tc>
+          <w:tcPr>
+            <w:tcW w:w="0" w:type="auto"/>
+            <w:hideMark/>
+          </w:tcPr>
+          <w:p>
+            <w:pPr>
+              <w:rPr>
+                <w:sz w:val="28"/>
+                <w:szCs w:val="28"/>
+              </w:rPr>
+            </w:pPr>
+            <w:proofErr w:type="spellStart"/>
+            <w:r>
+              <w:rPr>
+                <w:sz w:val="28"/>
+                <w:szCs w:val="28"/>
+              </w:rPr>
+              <w:t>users</w:t>
+            </w:r>
+            <w:proofErr w:type="spellEnd"/>
+          </w:p>
+        </w:tc>
+        <w:tc>
+          <w:tcPr>
+            <w:tcW w:w="0" w:type="auto"/>
+            <w:hideMark/>
+          </w:tcPr>
+          <w:p>
+            <w:pPr>
+              <w:rPr>
+                <w:sz w:val="28"/>
+                <w:szCs w:val="28"/>
+              </w:rPr>
+            </w:pPr>
+            <w:r>
+              <w:rPr>
+                <w:sz w:val="28"/>
+                <w:szCs w:val="28"/>
+              </w:rPr>
+              <w:t>Пользователи системы</w:t>
+            </w:r>
+          </w:p>
+        </w:tc>
+      </w:tr>
+      <w:tr>
+        <w:trPr>
+          <w:jc w:val="center"/>
+        </w:trPr>
+        <w:tc>
+          <w:tcPr>
+            <w:tcW w:w="0" w:type="auto"/>
+            <w:hideMark/>
+          </w:tcPr>
+          <w:p>
+            <w:pPr>
+              <w:rPr>
+                <w:sz w:val="28"/>
+                <w:szCs w:val="28"/>
+              </w:rPr>
+            </w:pPr>
+            <w:proofErr w:type="spellStart"/>
+            <w:r>
+              <w:rPr>
+                <w:sz w:val="28"/>
+                <w:szCs w:val="28"/>
+              </w:rPr>
+              <w:t>products</w:t>
+            </w:r>
+            <w:proofErr w:type="spellEnd"/>
+          </w:p>
+        </w:tc>
+        <w:tc>
+          <w:tcPr>
+            <w:tcW w:w="0" w:type="auto"/>
+            <w:hideMark/>
+          </w:tcPr>
+          <w:p>
+            <w:pPr>
+              <w:rPr>
+                <w:sz w:val="28"/>
+                <w:szCs w:val="28"/>
+              </w:rPr>
+            </w:pPr>
+            <w:r>
+              <w:rPr>
+                <w:sz w:val="28"/>
+                <w:szCs w:val="28"/>
+              </w:rPr>
+              <w:t>Продукция предприятия</w:t>
+            </w:r>
+          </w:p>
+        </w:tc>
+      </w:tr>
+      <w:tr>
+        <w:trPr>
+          <w:jc w:val="center"/>
+        </w:trPr>
+        <w:tc>
+          <w:tcPr>
+            <w:tcW w:w="0" w:type="auto"/>
+            <w:hideMark/>
+          </w:tcPr>
+          <w:p>
+            <w:pPr>
+              <w:rPr>
+                <w:sz w:val="28"/>
+                <w:szCs w:val="28"/>
+              </w:rPr>
+            </w:pPr>
+            <w:proofErr w:type="spellStart"/>
+            <w:r>
+              <w:rPr>
+                <w:sz w:val="28"/>
+                <w:szCs w:val="28"/>
+              </w:rPr>
+              <w:t>raw_materials</w:t>
+            </w:r>
+            <w:proofErr w:type="spellEnd"/>
+          </w:p>
+        </w:tc>
+        <w:tc>
+          <w:tcPr>
+            <w:tcW w:w="0" w:type="auto"/>
+            <w:hideMark/>
+          </w:tcPr>
+          <w:p>
+            <w:pPr>
+              <w:rPr>
+                <w:sz w:val="28"/>
+                <w:szCs w:val="28"/>
+              </w:rPr>
+            </w:pPr>
+            <w:r>
+              <w:rPr>
+                <w:sz w:val="28"/>
+                <w:szCs w:val="28"/>
+              </w:rPr>
+              <w:t>Сырьё и компоненты</w:t>
+            </w:r>
+          </w:p>
+        </w:tc>
+      </w:tr>
+      <w:tr>
+        <w:trPr>
+          <w:jc w:val="center"/>
+        </w:trPr>
+        <w:tc>
+          <w:tcPr>
+            <w:tcW w:w="0" w:type="auto"/>
+            <w:hideMark/>
+          </w:tcPr>
+          <w:p>
+            <w:pPr>
+              <w:rPr>
+                <w:sz w:val="28"/>
+                <w:szCs w:val="28"/>
+              </w:rPr>
+            </w:pPr>
+            <w:proofErr w:type="spellStart"/>
+            <w:r>
+              <w:rPr>
+                <w:sz w:val="28"/>
+                <w:szCs w:val="28"/>
+              </w:rPr>
+              <w:t>recipes</w:t>
+            </w:r>
+            <w:proofErr w:type="spellEnd"/>
+          </w:p>
+        </w:tc>
+        <w:tc>
+          <w:tcPr>
+            <w:tcW w:w="0" w:type="auto"/>
+            <w:hideMark/>
+          </w:tcPr>
+          <w:p>
+            <w:pPr>
+              <w:rPr>
+                <w:sz w:val="28"/>
+                <w:szCs w:val="28"/>
+              </w:rPr>
+            </w:pPr>
+            <w:r>
+              <w:rPr>
+                <w:sz w:val="28"/>
+                <w:szCs w:val="28"/>
+              </w:rPr>
+              <w:t>Рецепты (версии)</w:t>
+            </w:r>
+          </w:p>
+        </w:tc>
+      </w:tr>
+      <w:tr>
+        <w:trPr>
+          <w:jc w:val="center"/>
+        </w:trPr>
+        <w:tc>
+          <w:tcPr>
+            <w:tcW w:w="0" w:type="auto"/>
+            <w:hideMark/>
+          </w:tcPr>
+          <w:p>
+            <w:pPr>
+              <w:rPr>
+                <w:sz w:val="28"/>
+                <w:szCs w:val="28"/>
+              </w:rPr>
+            </w:pPr>
+            <w:proofErr w:type="spellStart"/>
+            <w:r>
+              <w:rPr>
+                <w:sz w:val="28"/>
+                <w:szCs w:val="28"/>
+              </w:rPr>
+              <w:t>recipe_components</w:t>
+            </w:r>
+            <w:proofErr w:type="spellEnd"/>
+          </w:p>
+        </w:tc>
+        <w:tc>
+          <w:tcPr>
+            <w:tcW w:w="0" w:type="auto"/>
+            <w:hideMark/>
+          </w:tcPr>
+          <w:p>
+            <w:pPr>
+              <w:rPr>
+                <w:sz w:val="28"/>
+                <w:szCs w:val="28"/>
+              </w:rPr>
+            </w:pPr>
+            <w:r>
+              <w:rPr>
+                <w:sz w:val="28"/>
+                <w:szCs w:val="28"/>
+              </w:rPr>
+              <w:t>Состав рецепта</w:t>
+            </w:r>
+          </w:p>
+        </w:tc>
+      </w:tr>
+      <w:tr>
+        <w:trPr>
+          <w:jc w:val="center"/>
+        </w:trPr>
+        <w:tc>
+          <w:tcPr>
+            <w:tcW w:w="0" w:type="auto"/>
+            <w:hideMark/>
+          </w:tcPr>
+          <w:p>
+            <w:pPr>
+              <w:rPr>
+                <w:sz w:val="28"/>
+                <w:szCs w:val="28"/>
+              </w:rPr>
+            </w:pPr>
+            <w:proofErr w:type="spellStart"/>
+            <w:r>
+              <w:rPr>
+                <w:sz w:val="28"/>
+                <w:szCs w:val="28"/>
+              </w:rPr>
+              <w:t>process_steps</w:t>
+            </w:r>
+            <w:proofErr w:type="spellEnd"/>
+          </w:p>
+        </w:tc>
+        <w:tc>
+          <w:tcPr>
+            <w:tcW w:w="0" w:type="auto"/>
+            <w:hideMark/>
+          </w:tcPr>
+          <w:p>
+            <w:pPr>
+              <w:rPr>
+                <w:sz w:val="28"/>
+                <w:szCs w:val="28"/>
+              </w:rPr>
+            </w:pPr>
+            <w:r>
+              <w:rPr>
+                <w:sz w:val="28"/>
+                <w:szCs w:val="28"/>
+              </w:rPr>
+              <w:t>Шаги технологической карты</w:t>
+            </w:r>
+          </w:p>
+        </w:tc>
+      </w:tr>
+      <w:tr>
+        <w:trPr>
+          <w:jc w:val="center"/>
+        </w:trPr>
+        <w:tc>
+          <w:tcPr>
+            <w:tcW w:w="0" w:type="auto"/>
+            <w:hideMark/>
+          </w:tcPr>
+          <w:p>
+            <w:pPr>
+              <w:rPr>
+                <w:sz w:val="28"/>
+                <w:szCs w:val="28"/>
+              </w:rPr>
+            </w:pPr>
+            <w:proofErr w:type="spellStart"/>
+            <w:r>
+              <w:rPr>
+                <w:sz w:val="28"/>
+                <w:szCs w:val="28"/>
+              </w:rPr>
+              <w:t>production_orders</w:t>
+            </w:r>
+            <w:proofErr w:type="spellEnd"/>
+          </w:p>
+        </w:tc>
+        <w:tc>
+          <w:tcPr>
+            <w:tcW w:w="0" w:type="auto"/>
+            <w:hideMark/>
+          </w:tcPr>
+          <w:p>
+            <w:pPr>
+              <w:rPr>
+                <w:sz w:val="28"/>
+                <w:szCs w:val="28"/>
+              </w:rPr>
+            </w:pPr>
+            <w:r>
+              <w:rPr>
+                <w:sz w:val="28"/>
+                <w:szCs w:val="28"/>
+              </w:rPr>
+              <w:t>Производственные заказы</w:t>
+            </w:r>
+          </w:p>
+        </w:tc>
+      </w:tr>
+      <w:tr>
+        <w:trPr>
+          <w:jc w:val="center"/>
+        </w:trPr>
+        <w:tc>
+          <w:tcPr>
+            <w:tcW w:w="0" w:type="auto"/>
+            <w:hideMark/>
+          </w:tcPr>
+          <w:p>
+            <w:pPr>
+              <w:rPr>
+                <w:sz w:val="28"/>
+                <w:szCs w:val="28"/>
+              </w:rPr>
+            </w:pPr>
+            <w:proofErr w:type="spellStart"/>
+            <w:r>
+              <w:rPr>
+                <w:sz w:val="28"/>
+                <w:szCs w:val="28"/>
+              </w:rPr>
+              <w:t>batches</w:t>
+            </w:r>
+            <w:proofErr w:type="spellEnd"/>
+          </w:p>
+        </w:tc>
+        <w:tc>
+          <w:tcPr>
+            <w:tcW w:w="0" w:type="auto"/>
+            <w:hideMark/>
+          </w:tcPr>
+          <w:p>
+            <w:pPr>
+              <w:rPr>
+                <w:sz w:val="28"/>
+                <w:szCs w:val="28"/>
+              </w:rPr>
+            </w:pPr>
+            <w:r>
+              <w:rPr>
+                <w:sz w:val="28"/>
+                <w:szCs w:val="28"/>
+              </w:rPr>
+              <w:t>Производственные партии</w:t>
+            </w:r>
+          </w:p>
+        </w:tc>
+      </w:tr>
+      <w:tr>
+        <w:trPr>
+          <w:jc w:val="center"/>
+        </w:trPr>
+        <w:tc>
+          <w:tcPr>
+            <w:tcW w:w="0" w:type="auto"/>
+            <w:hideMark/>
+          </w:tcPr>
+          <w:p>
+            <w:pPr>
+              <w:rPr>
+                <w:sz w:val="28"/>
+                <w:szCs w:val="28"/>
+              </w:rPr>
+            </w:pPr>
+            <w:proofErr w:type="spellStart"/>
+            <w:r>
+              <w:rPr>
+                <w:sz w:val="28"/>
+                <w:szCs w:val="28"/>
+              </w:rPr>
+              <w:t>batch_steps</w:t>
+            </w:r>
+            <w:proofErr w:type="spellEnd"/>
+          </w:p>
+        </w:tc>
+        <w:tc>
+          <w:tcPr>
+            <w:tcW w:w="0" w:type="auto"/>
+            <w:hideMark/>
+          </w:tcPr>
+          <w:p>
+            <w:pPr>
+              <w:rPr>
+                <w:sz w:val="28"/>
+                <w:szCs w:val="28"/>
+              </w:rPr>
+            </w:pPr>
+            <w:r>
+              <w:rPr>
+                <w:sz w:val="28"/>
+                <w:szCs w:val="28"/>
+              </w:rPr>
+              <w:t>Фактическое выполнение шагов</w:t>
+            </w:r>
+          </w:p>
+        </w:tc>
+      </w:tr>
+      <w:tr>
+        <w:trPr>
+          <w:jc w:val="center"/>
+        </w:trPr>
+        <w:tc>
+          <w:tcPr>
+            <w:tcW w:w="0" w:type="auto"/>
+            <w:hideMark/>
+          </w:tcPr>
+          <w:p>
+            <w:pPr>
+              <w:rPr>
+                <w:sz w:val="28"/>
+                <w:szCs w:val="28"/>
+              </w:rPr>
+            </w:pPr>
+            <w:proofErr w:type="spellStart"/>
+            <w:r>
+              <w:rPr>
+                <w:sz w:val="28"/>
+                <w:szCs w:val="28"/>
+              </w:rPr>
+              <w:t>raw_material_batches</w:t>
+            </w:r>
+            <w:proofErr w:type="spellEnd"/>
+          </w:p>
+        </w:tc>
+        <w:tc>
+          <w:tcPr>
+            <w:tcW w:w="0" w:type="auto"/>
+            <w:hideMark/>
+          </w:tcPr>
+          <w:p>
+            <w:pPr>
+              <w:rPr>
+                <w:sz w:val="28"/>
+                <w:szCs w:val="28"/>
+              </w:rPr>
+            </w:pPr>
+            <w:r>
+              <w:rPr>
+                <w:sz w:val="28"/>
+                <w:szCs w:val="28"/>
+              </w:rPr>
+              <w:t>Партии сырья</w:t>
+            </w:r>
+          </w:p>
+        </w:tc>
+      </w:tr>
+      <w:tr>
+        <w:trPr>
+          <w:jc w:val="center"/>
+        </w:trPr>
+        <w:tc>
+          <w:tcPr>
+            <w:tcW w:w="0" w:type="auto"/>
+            <w:hideMark/>
+          </w:tcPr>
+          <w:p>
+            <w:pPr>
+              <w:rPr>
+                <w:sz w:val="28"/>
+                <w:szCs w:val="28"/>
+              </w:rPr>
+            </w:pPr>
+            <w:proofErr w:type="spellStart"/>
+            <w:r>
+              <w:rPr>
+                <w:sz w:val="28"/>
+                <w:szCs w:val="28"/>
+              </w:rPr>
+              <w:t>batch_raw_materials</w:t>
+            </w:r>
+            <w:proofErr w:type="spellEnd"/>
+          </w:p>
+        </w:tc>
+        <w:tc>
+          <w:tcPr>
+            <w:tcW w:w="0" w:type="auto"/>
+            <w:hideMark/>
+          </w:tcPr>
+          <w:p>
+            <w:pPr>
+              <w:rPr>
+                <w:sz w:val="28"/>
+                <w:szCs w:val="28"/>
+              </w:rPr>
+            </w:pPr>
+            <w:r>
+              <w:rPr>
+                <w:sz w:val="28"/>
+                <w:szCs w:val="28"/>
+              </w:rPr>
+              <w:t>Использование сырья в партиях</w:t>
+            </w:r>
+          </w:p>
+        </w:tc>
+      </w:tr>
+      <w:tr>
+        <w:trPr>
+          <w:jc w:val="center"/>
+        </w:trPr>
+        <w:tc>
+          <w:tcPr>
+            <w:tcW w:w="0" w:type="auto"/>
+            <w:hideMark/>
+          </w:tcPr>
+          <w:p>
+            <w:pPr>
+              <w:rPr>
+                <w:sz w:val="28"/>
+                <w:szCs w:val="28"/>
+              </w:rPr>
+            </w:pPr>
+            <w:proofErr w:type="spellStart"/>
+            <w:r>
+              <w:rPr>
+                <w:sz w:val="28"/>
+                <w:szCs w:val="28"/>
+              </w:rPr>
+              <w:t>quality_controls</w:t>
+            </w:r>
+            <w:proofErr w:type="spellEnd"/>
+          </w:p>
+        </w:tc>
+        <w:tc>
+          <w:tcPr>
+            <w:tcW w:w="0" w:type="auto"/>
+            <w:hideMark/>
+          </w:tcPr>
+          <w:p>
+            <w:pPr>
+              <w:rPr>
+                <w:sz w:val="28"/>
+                <w:szCs w:val="28"/>
+              </w:rPr>
+            </w:pPr>
+            <w:r>
+              <w:rPr>
+                <w:sz w:val="28"/>
+                <w:szCs w:val="28"/>
+              </w:rPr>
+              <w:t>Результаты лабораторного контроля</w:t>
+            </w:r>
+          </w:p>
+        </w:tc>
+      </w:tr>
+      <w:tr>
+        <w:trPr>
+          <w:jc w:val="center"/>
+        </w:trPr>
+        <w:tc>
+          <w:tcPr>
+            <w:tcW w:w="0" w:type="auto"/>
+            <w:hideMark/>
+          </w:tcPr>
+          <w:p>
+            <w:pPr>
+              <w:rPr>
+                <w:sz w:val="28"/>
+                <w:szCs w:val="28"/>
+              </w:rPr>
+            </w:pPr>
+            <w:proofErr w:type="spellStart"/>
+            <w:r>
+              <w:rPr>
+                <w:sz w:val="28"/>
+                <w:szCs w:val="28"/>
+              </w:rPr>
+              <w:t>deviation_events</w:t>
+            </w:r>
+            <w:proofErr w:type="spellEnd"/>
+          </w:p>
+        </w:tc>
+        <w:tc>
+          <w:tcPr>
+            <w:tcW w:w="0" w:type="auto"/>
+            <w:hideMark/>
+          </w:tcPr>
+          <w:p>
+            <w:pPr>
+              <w:rPr>
+                <w:sz w:val="28"/>
+                <w:szCs w:val="28"/>
+              </w:rPr>
+            </w:pPr>
+            <w:r>
+              <w:rPr>
+                <w:sz w:val="28"/>
+                <w:szCs w:val="28"/>
+              </w:rPr>
+              <w:t>Зафиксированные отклонения</w:t>
+            </w:r>
+          </w:p>
+        </w:tc>
+      </w:tr>
+      <w:tr>
+        <w:trPr>
+          <w:jc w:val="center"/>
+        </w:trPr>
+        <w:tc>
+          <w:tcPr>
+            <w:tcW w:w="0" w:type="auto"/>
+            <w:hideMark/>
+          </w:tcPr>
+          <w:p>
+            <w:pPr>
+              <w:rPr>
+                <w:sz w:val="28"/>
+                <w:szCs w:val="28"/>
+              </w:rPr>
+            </w:pPr>
+            <w:proofErr w:type="spellStart"/>
+            <w:r>
+              <w:rPr>
+                <w:sz w:val="28"/>
+                <w:szCs w:val="28"/>
+              </w:rPr>
+              <w:t>equipment_telemetry</w:t>
+            </w:r>
+            <w:proofErr w:type="spellEnd"/>
+          </w:p>
+        </w:tc>
+        <w:tc>
+          <w:tcPr>
+            <w:tcW w:w="0" w:type="auto"/>
+            <w:hideMark/>
+          </w:tcPr>
+          <w:p>
+            <w:pPr>
+              <w:rPr>
+                <w:sz w:val="28"/>
+                <w:szCs w:val="28"/>
+              </w:rPr>
+            </w:pPr>
+            <w:r>
+              <w:rPr>
+                <w:sz w:val="28"/>
+                <w:szCs w:val="28"/>
+              </w:rPr>
+              <w:t>Телеметрия оборудования</w:t>
+            </w:r>
+          </w:p>
+        </w:tc>
+      </w:tr>
+      <w:tr>
+        <w:trPr>
+          <w:jc w:val="center"/>
+        </w:trPr>
+        <w:tc>
+          <w:tcPr>
+            <w:tcW w:w="0" w:type="auto"/>
+            <w:hideMark/>
+          </w:tcPr>
+          <w:p>
+            <w:pPr>
+              <w:rPr>
+                <w:sz w:val="28"/>
+                <w:szCs w:val="28"/>
+              </w:rPr>
+            </w:pPr>
+            <w:proofErr w:type="spellStart"/>
+            <w:r>
+              <w:rPr>
+                <w:sz w:val="28"/>
+                <w:szCs w:val="28"/>
+              </w:rPr>
+              <w:t>audit_log</w:t>
+            </w:r>
+            <w:proofErr w:type="spellEnd"/>
+          </w:p>
+        </w:tc>
+        <w:tc>
+          <w:tcPr>
+            <w:tcW w:w="0" w:type="auto"/>
+            <w:hideMark/>
+          </w:tcPr>
+          <w:p>
+            <w:pPr>
+              <w:rPr>
+                <w:sz w:val="28"/>
+                <w:szCs w:val="28"/>
+              </w:rPr>
+            </w:pPr>
+            <w:r>
+              <w:rPr>
+                <w:sz w:val="28"/>
+                <w:szCs w:val="28"/>
+              </w:rPr>
+              <w:t>Журнал аудита</w:t>
+            </w:r>
+          </w:p>
+        </w:tc>
+      </w:tr>
+    </w:tbl>
+    <w:p>
+      <w:pPr>
+        <w:spacing w:line="360" w:lineRule="auto"/>
+        <w:ind w:firstLine="709"/>
+        <w:jc w:val="center"/>
+        <w:rPr>
+          <w:sz w:val="28"/>
+          <w:szCs w:val="28"/>
+        </w:rPr>
+      </w:pPr>
+      <w:r>
+        <w:rPr>
+          <w:sz w:val="28"/>
+          <w:szCs w:val="28"/>
+        </w:rPr>
+        <w:t xml:space="preserve">Рисунок </w:t>
+      </w:r>
+      <w:r>
+        <w:rPr>
+          <w:sz w:val="28"/>
+          <w:szCs w:val="28"/>
+        </w:rPr>
+        <w:t>7 - Таблицы</w:t>
+      </w:r>
+    </w:p>
+    <w:p>
+      <w:pPr>
+        <w:spacing w:line="360" w:lineRule="auto"/>
+        <w:ind w:firstLine="709"/>
+        <w:jc w:val="both"/>
+        <w:rPr>
+          <w:sz w:val="28"/>
+          <w:szCs w:val="28"/>
+        </w:rPr>
+      </w:pPr>
+    </w:p>
+    <w:p>
+      <w:pPr>
+        <w:spacing w:line="360" w:lineRule="auto"/>
+        <w:ind w:firstLine="709"/>
+        <w:jc w:val="both"/>
+        <w:rPr>
+          <w:sz w:val="28"/>
+          <w:szCs w:val="28"/>
+        </w:rPr>
+      </w:pPr>
+      <w:r>
+        <w:rPr>
+          <w:sz w:val="28"/>
+          <w:szCs w:val="28"/>
+        </w:rPr>
+        <w:t>Модульное тестирование (30 тестов)</w:t>
       </w:r>
     </w:p>
     <w:p>
@@ -16735,24 +18572,12 @@
           <w:szCs w:val="28"/>
         </w:rPr>
       </w:pPr>
-    </w:p>
-    <w:p>
-      <w:pPr>
-        <w:spacing w:line="360" w:lineRule="auto"/>
-        <w:ind w:firstLine="709"/>
-        <w:jc w:val="both"/>
-        <w:rPr>
-          <w:sz w:val="28"/>
-          <w:szCs w:val="28"/>
-        </w:rPr>
-      </w:pPr>
-      <w:proofErr w:type="spellStart"/>
-      <w:r>
-        <w:rPr>
-          <w:sz w:val="28"/>
-          <w:szCs w:val="28"/>
-        </w:rPr>
-        <w:lastRenderedPageBreak/>
+      <w:proofErr w:type="spellStart"/>
+      <w:r>
+        <w:rPr>
+          <w:sz w:val="28"/>
+          <w:szCs w:val="28"/>
+        </w:rPr>
         <w:t>AgroChem.Tests.Technologist</w:t>
       </w:r>
       <w:proofErr w:type="spellEnd"/>
@@ -17260,18 +19085,32 @@
       <w:pPr>
         <w:spacing w:line="360" w:lineRule="auto"/>
         <w:ind w:firstLine="709"/>
-        <w:jc w:val="both"/>
-        <w:rPr>
-          <w:sz w:val="28"/>
-          <w:szCs w:val="28"/>
-        </w:rPr>
-      </w:pPr>
-      <w:r>
-        <w:rPr>
-          <w:sz w:val="28"/>
-          <w:szCs w:val="28"/>
-        </w:rPr>
-        <w:t xml:space="preserve">Рисунок 7 - </w:t>
+        <w:jc w:val="center"/>
+        <w:rPr>
+          <w:sz w:val="28"/>
+          <w:szCs w:val="28"/>
+        </w:rPr>
+      </w:pPr>
+      <w:r>
+        <w:rPr>
+          <w:sz w:val="28"/>
+          <w:szCs w:val="28"/>
+        </w:rPr>
+        <w:t xml:space="preserve">Рисунок </w:t>
+      </w:r>
+      <w:r>
+        <w:rPr>
+          <w:sz w:val="28"/>
+          <w:szCs w:val="28"/>
+        </w:rPr>
+        <w:t>8</w:t>
+      </w:r>
+      <w:r>
+        <w:rPr>
+          <w:sz w:val="28"/>
+          <w:szCs w:val="28"/>
+        </w:rPr>
+        <w:t xml:space="preserve"> - </w:t>
       </w:r>
       <w:r>
         <w:rPr>
@@ -17368,7 +19207,7 @@
           <w:sz w:val="28"/>
           <w:szCs w:val="28"/>
         </w:rPr>
-        <w:t>7.3 Интеграционное тестирование API (10 тестов)</w:t>
+        <w:t>Интеграционное тестирование API (10 тестов)</w:t>
       </w:r>
     </w:p>
     <w:p>
@@ -17886,7 +19725,663 @@
           <w:sz w:val="28"/>
           <w:szCs w:val="28"/>
         </w:rPr>
-        <w:t>7.4 Пояснительная записка</w:t>
+        <w:t>Отладка программного модуля</w:t>
+      </w:r>
+    </w:p>
+    <w:p>
+      <w:pPr>
+        <w:spacing w:line="360" w:lineRule="auto"/>
+        <w:ind w:firstLine="709"/>
+        <w:jc w:val="both"/>
+        <w:rPr>
+          <w:sz w:val="28"/>
+          <w:szCs w:val="28"/>
+        </w:rPr>
+      </w:pPr>
+      <w:r>
+        <w:rPr>
+          <w:sz w:val="28"/>
+          <w:szCs w:val="28"/>
+        </w:rPr>
+        <w:t>Инструменты отладки</w:t>
+      </w:r>
+    </w:p>
+    <w:p>
+      <w:pPr>
+        <w:spacing w:line="360" w:lineRule="auto"/>
+        <w:ind w:firstLine="709"/>
+        <w:jc w:val="both"/>
+        <w:rPr>
+          <w:sz w:val="28"/>
+          <w:szCs w:val="28"/>
+        </w:rPr>
+      </w:pPr>
+      <w:r>
+        <w:rPr>
+          <w:sz w:val="28"/>
+          <w:szCs w:val="28"/>
+        </w:rPr>
+        <w:t xml:space="preserve">Visual Studio </w:t>
+      </w:r>
+      <w:proofErr w:type="spellStart"/>
+      <w:r>
+        <w:rPr>
+          <w:sz w:val="28"/>
+          <w:szCs w:val="28"/>
+        </w:rPr>
+        <w:t>Debugger</w:t>
+      </w:r>
+      <w:proofErr w:type="spellEnd"/>
+      <w:r>
+        <w:rPr>
+          <w:sz w:val="28"/>
+          <w:szCs w:val="28"/>
+        </w:rPr>
+        <w:t xml:space="preserve"> – точки останова, просмотр переменных, стек вызовов.</w:t>
+      </w:r>
+    </w:p>
+    <w:p>
+      <w:pPr>
+        <w:spacing w:line="360" w:lineRule="auto"/>
+        <w:ind w:firstLine="709"/>
+        <w:jc w:val="both"/>
+        <w:rPr>
+          <w:sz w:val="28"/>
+          <w:szCs w:val="28"/>
+        </w:rPr>
+      </w:pPr>
+      <w:r>
+        <w:rPr>
+          <w:sz w:val="28"/>
+          <w:szCs w:val="28"/>
+        </w:rPr>
+        <w:t xml:space="preserve">SQL Server </w:t>
+      </w:r>
+      <w:proofErr w:type="spellStart"/>
+      <w:r>
+        <w:rPr>
+          <w:sz w:val="28"/>
+          <w:szCs w:val="28"/>
+        </w:rPr>
+        <w:t>Profiler</w:t>
+      </w:r>
+      <w:proofErr w:type="spellEnd"/>
+      <w:r>
+        <w:rPr>
+          <w:sz w:val="28"/>
+          <w:szCs w:val="28"/>
+        </w:rPr>
+        <w:t xml:space="preserve"> – анализ запросов к БД.</w:t>
+      </w:r>
+    </w:p>
+    <w:p>
+      <w:pPr>
+        <w:spacing w:line="360" w:lineRule="auto"/>
+        <w:ind w:firstLine="709"/>
+        <w:jc w:val="both"/>
+        <w:rPr>
+          <w:sz w:val="28"/>
+          <w:szCs w:val="28"/>
+        </w:rPr>
+      </w:pPr>
+      <w:proofErr w:type="spellStart"/>
+      <w:r>
+        <w:rPr>
+          <w:sz w:val="28"/>
+          <w:szCs w:val="28"/>
+        </w:rPr>
+        <w:t>Postman</w:t>
+      </w:r>
+      <w:proofErr w:type="spellEnd"/>
+      <w:r>
+        <w:rPr>
+          <w:sz w:val="28"/>
+          <w:szCs w:val="28"/>
+        </w:rPr>
+        <w:t xml:space="preserve"> – тестирование API </w:t>
+      </w:r>
+      <w:proofErr w:type="spellStart"/>
+      <w:r>
+        <w:rPr>
+          <w:sz w:val="28"/>
+          <w:szCs w:val="28"/>
+        </w:rPr>
+        <w:t>эндпоинтов</w:t>
+      </w:r>
+      <w:proofErr w:type="spellEnd"/>
+      <w:r>
+        <w:rPr>
+          <w:sz w:val="28"/>
+          <w:szCs w:val="28"/>
+        </w:rPr>
+        <w:t>.</w:t>
+      </w:r>
+    </w:p>
+    <w:p>
+      <w:pPr>
+        <w:spacing w:line="360" w:lineRule="auto"/>
+        <w:ind w:firstLine="709"/>
+        <w:jc w:val="both"/>
+        <w:rPr>
+          <w:sz w:val="28"/>
+          <w:szCs w:val="28"/>
+        </w:rPr>
+      </w:pPr>
+      <w:r>
+        <w:rPr>
+          <w:sz w:val="28"/>
+          <w:szCs w:val="28"/>
+        </w:rPr>
+        <w:t>Выявленные дефекты и их исправления</w:t>
+      </w:r>
+    </w:p>
+    <w:tbl>
+      <w:tblPr>
+        <w:tblStyle w:val="a4"/>
+        <w:tblW w:w="9360" w:type="dxa"/>
+        <w:jc w:val="center"/>
+        <w:tblLook w:val="04A0" w:firstRow="1" w:lastRow="0" w:firstColumn="1" w:lastColumn="0" w:noHBand="0" w:noVBand="1"/>
+      </w:tblPr>
+      <w:tblGrid>
+        <w:gridCol w:w="1758"/>
+        <w:gridCol w:w="3872"/>
+        <w:gridCol w:w="3730"/>
+      </w:tblGrid>
+      <w:tr>
+        <w:trPr>
+          <w:jc w:val="center"/>
+        </w:trPr>
+        <w:tc>
+          <w:tcPr>
+            <w:tcW w:w="0" w:type="auto"/>
+            <w:hideMark/>
+          </w:tcPr>
+          <w:p>
+            <w:pPr>
+              <w:jc w:val="center"/>
+              <w:rPr>
+                <w:sz w:val="28"/>
+                <w:szCs w:val="28"/>
+              </w:rPr>
+            </w:pPr>
+            <w:r>
+              <w:rPr>
+                <w:sz w:val="28"/>
+                <w:szCs w:val="28"/>
+              </w:rPr>
+              <w:t>Модуль</w:t>
+            </w:r>
+          </w:p>
+        </w:tc>
+        <w:tc>
+          <w:tcPr>
+            <w:tcW w:w="0" w:type="auto"/>
+            <w:hideMark/>
+          </w:tcPr>
+          <w:p>
+            <w:pPr>
+              <w:jc w:val="center"/>
+              <w:rPr>
+                <w:sz w:val="28"/>
+                <w:szCs w:val="28"/>
+              </w:rPr>
+            </w:pPr>
+            <w:r>
+              <w:rPr>
+                <w:sz w:val="28"/>
+                <w:szCs w:val="28"/>
+              </w:rPr>
+              <w:t>Дефект</w:t>
+            </w:r>
+          </w:p>
+        </w:tc>
+        <w:tc>
+          <w:tcPr>
+            <w:tcW w:w="0" w:type="auto"/>
+            <w:hideMark/>
+          </w:tcPr>
+          <w:p>
+            <w:pPr>
+              <w:jc w:val="center"/>
+              <w:rPr>
+                <w:sz w:val="28"/>
+                <w:szCs w:val="28"/>
+              </w:rPr>
+            </w:pPr>
+            <w:r>
+              <w:rPr>
+                <w:sz w:val="28"/>
+                <w:szCs w:val="28"/>
+              </w:rPr>
+              <w:t>Исправление</w:t>
+            </w:r>
+          </w:p>
+        </w:tc>
+      </w:tr>
+      <w:tr>
+        <w:trPr>
+          <w:jc w:val="center"/>
+        </w:trPr>
+        <w:tc>
+          <w:tcPr>
+            <w:tcW w:w="0" w:type="auto"/>
+            <w:hideMark/>
+          </w:tcPr>
+          <w:p>
+            <w:pPr>
+              <w:jc w:val="center"/>
+              <w:rPr>
+                <w:sz w:val="28"/>
+                <w:szCs w:val="28"/>
+              </w:rPr>
+            </w:pPr>
+            <w:r>
+              <w:rPr>
+                <w:sz w:val="28"/>
+                <w:szCs w:val="28"/>
+              </w:rPr>
+              <w:t>API</w:t>
+            </w:r>
+          </w:p>
+        </w:tc>
+        <w:tc>
+          <w:tcPr>
+            <w:tcW w:w="0" w:type="auto"/>
+            <w:hideMark/>
+          </w:tcPr>
+          <w:p>
+            <w:pPr>
+              <w:jc w:val="center"/>
+              <w:rPr>
+                <w:sz w:val="28"/>
+                <w:szCs w:val="28"/>
+              </w:rPr>
+            </w:pPr>
+            <w:r>
+              <w:rPr>
+                <w:sz w:val="28"/>
+                <w:szCs w:val="28"/>
+              </w:rPr>
+              <w:t xml:space="preserve">Ошибка открытого </w:t>
+            </w:r>
+            <w:proofErr w:type="spellStart"/>
+            <w:r>
+              <w:rPr>
+                <w:sz w:val="28"/>
+                <w:szCs w:val="28"/>
+              </w:rPr>
+              <w:t>DataReader</w:t>
+            </w:r>
+            <w:proofErr w:type="spellEnd"/>
+            <w:r>
+              <w:rPr>
+                <w:sz w:val="28"/>
+                <w:szCs w:val="28"/>
+              </w:rPr>
+              <w:t xml:space="preserve"> в </w:t>
+            </w:r>
+            <w:proofErr w:type="spellStart"/>
+            <w:r>
+              <w:rPr>
+                <w:sz w:val="28"/>
+                <w:szCs w:val="28"/>
+              </w:rPr>
+              <w:t>GetBatchProgram</w:t>
+            </w:r>
+            <w:proofErr w:type="spellEnd"/>
+          </w:p>
+        </w:tc>
+        <w:tc>
+          <w:tcPr>
+            <w:tcW w:w="0" w:type="auto"/>
+            <w:hideMark/>
+          </w:tcPr>
+          <w:p>
+            <w:pPr>
+              <w:jc w:val="center"/>
+              <w:rPr>
+                <w:sz w:val="28"/>
+                <w:szCs w:val="28"/>
+              </w:rPr>
+            </w:pPr>
+            <w:r>
+              <w:rPr>
+                <w:sz w:val="28"/>
+                <w:szCs w:val="28"/>
+              </w:rPr>
+              <w:t xml:space="preserve">Переписан метод с закрытием всех </w:t>
+            </w:r>
+            <w:proofErr w:type="spellStart"/>
+            <w:r>
+              <w:rPr>
+                <w:sz w:val="28"/>
+                <w:szCs w:val="28"/>
+              </w:rPr>
+              <w:t>DataReader</w:t>
+            </w:r>
+            <w:proofErr w:type="spellEnd"/>
+          </w:p>
+        </w:tc>
+      </w:tr>
+      <w:tr>
+        <w:trPr>
+          <w:jc w:val="center"/>
+        </w:trPr>
+        <w:tc>
+          <w:tcPr>
+            <w:tcW w:w="0" w:type="auto"/>
+            <w:hideMark/>
+          </w:tcPr>
+          <w:p>
+            <w:pPr>
+              <w:jc w:val="center"/>
+              <w:rPr>
+                <w:sz w:val="28"/>
+                <w:szCs w:val="28"/>
+              </w:rPr>
+            </w:pPr>
+            <w:r>
+              <w:rPr>
+                <w:sz w:val="28"/>
+                <w:szCs w:val="28"/>
+              </w:rPr>
+              <w:t>Лаборатория</w:t>
+            </w:r>
+          </w:p>
+        </w:tc>
+        <w:tc>
+          <w:tcPr>
+            <w:tcW w:w="0" w:type="auto"/>
+            <w:hideMark/>
+          </w:tcPr>
+          <w:p>
+            <w:pPr>
+              <w:jc w:val="center"/>
+              <w:rPr>
+                <w:sz w:val="28"/>
+                <w:szCs w:val="28"/>
+              </w:rPr>
+            </w:pPr>
+            <w:r>
+              <w:rPr>
+                <w:sz w:val="28"/>
+                <w:szCs w:val="28"/>
+              </w:rPr>
+              <w:t xml:space="preserve">Некорректный </w:t>
+            </w:r>
+            <w:proofErr w:type="spellStart"/>
+            <w:r>
+              <w:rPr>
+                <w:sz w:val="28"/>
+                <w:szCs w:val="28"/>
+              </w:rPr>
+              <w:t>парсинг</w:t>
+            </w:r>
+            <w:proofErr w:type="spellEnd"/>
+            <w:r>
+              <w:rPr>
+                <w:sz w:val="28"/>
+                <w:szCs w:val="28"/>
+              </w:rPr>
+              <w:t xml:space="preserve"> нормативов</w:t>
+            </w:r>
+          </w:p>
+        </w:tc>
+        <w:tc>
+          <w:tcPr>
+            <w:tcW w:w="0" w:type="auto"/>
+            <w:hideMark/>
+          </w:tcPr>
+          <w:p>
+            <w:pPr>
+              <w:jc w:val="center"/>
+              <w:rPr>
+                <w:sz w:val="28"/>
+                <w:szCs w:val="28"/>
+              </w:rPr>
+            </w:pPr>
+            <w:r>
+              <w:rPr>
+                <w:sz w:val="28"/>
+                <w:szCs w:val="28"/>
+              </w:rPr>
+              <w:t>Добавлена поддержка операторов ≥, ≤</w:t>
+            </w:r>
+          </w:p>
+        </w:tc>
+      </w:tr>
+      <w:tr>
+        <w:trPr>
+          <w:jc w:val="center"/>
+        </w:trPr>
+        <w:tc>
+          <w:tcPr>
+            <w:tcW w:w="0" w:type="auto"/>
+            <w:hideMark/>
+          </w:tcPr>
+          <w:p>
+            <w:pPr>
+              <w:jc w:val="center"/>
+              <w:rPr>
+                <w:sz w:val="28"/>
+                <w:szCs w:val="28"/>
+              </w:rPr>
+            </w:pPr>
+            <w:r>
+              <w:rPr>
+                <w:sz w:val="28"/>
+                <w:szCs w:val="28"/>
+              </w:rPr>
+              <w:t>Аппаратчик</w:t>
+            </w:r>
+          </w:p>
+        </w:tc>
+        <w:tc>
+          <w:tcPr>
+            <w:tcW w:w="0" w:type="auto"/>
+            <w:hideMark/>
+          </w:tcPr>
+          <w:p>
+            <w:pPr>
+              <w:jc w:val="center"/>
+              <w:rPr>
+                <w:sz w:val="28"/>
+                <w:szCs w:val="28"/>
+              </w:rPr>
+            </w:pPr>
+            <w:r>
+              <w:rPr>
+                <w:sz w:val="28"/>
+                <w:szCs w:val="28"/>
+              </w:rPr>
+              <w:t>Кнопка «Завершить шаг» активна без начала шага</w:t>
+            </w:r>
+          </w:p>
+        </w:tc>
+        <w:tc>
+          <w:tcPr>
+            <w:tcW w:w="0" w:type="auto"/>
+            <w:hideMark/>
+          </w:tcPr>
+          <w:p>
+            <w:pPr>
+              <w:jc w:val="center"/>
+              <w:rPr>
+                <w:sz w:val="28"/>
+                <w:szCs w:val="28"/>
+              </w:rPr>
+            </w:pPr>
+            <w:r>
+              <w:rPr>
+                <w:sz w:val="28"/>
+                <w:szCs w:val="28"/>
+              </w:rPr>
+              <w:t>Добавлена проверка статуса </w:t>
+            </w:r>
+            <w:proofErr w:type="spellStart"/>
+            <w:r>
+              <w:rPr>
+                <w:sz w:val="28"/>
+                <w:szCs w:val="28"/>
+              </w:rPr>
+              <w:t>in_progress</w:t>
+            </w:r>
+            <w:proofErr w:type="spellEnd"/>
+          </w:p>
+        </w:tc>
+      </w:tr>
+      <w:tr>
+        <w:trPr>
+          <w:jc w:val="center"/>
+        </w:trPr>
+        <w:tc>
+          <w:tcPr>
+            <w:tcW w:w="0" w:type="auto"/>
+            <w:hideMark/>
+          </w:tcPr>
+          <w:p>
+            <w:pPr>
+              <w:jc w:val="center"/>
+              <w:rPr>
+                <w:sz w:val="28"/>
+                <w:szCs w:val="28"/>
+              </w:rPr>
+            </w:pPr>
+            <w:r>
+              <w:rPr>
+                <w:sz w:val="28"/>
+                <w:szCs w:val="28"/>
+              </w:rPr>
+              <w:t>Технолог</w:t>
+            </w:r>
+          </w:p>
+        </w:tc>
+        <w:tc>
+          <w:tcPr>
+            <w:tcW w:w="0" w:type="auto"/>
+            <w:hideMark/>
+          </w:tcPr>
+          <w:p>
+            <w:pPr>
+              <w:jc w:val="center"/>
+              <w:rPr>
+                <w:sz w:val="28"/>
+                <w:szCs w:val="28"/>
+              </w:rPr>
+            </w:pPr>
+            <w:r>
+              <w:rPr>
+                <w:sz w:val="28"/>
+                <w:szCs w:val="28"/>
+              </w:rPr>
+              <w:t>Ошибка при удалении продукции</w:t>
+            </w:r>
+          </w:p>
+        </w:tc>
+        <w:tc>
+          <w:tcPr>
+            <w:tcW w:w="0" w:type="auto"/>
+            <w:hideMark/>
+          </w:tcPr>
+          <w:p>
+            <w:pPr>
+              <w:jc w:val="center"/>
+              <w:rPr>
+                <w:sz w:val="28"/>
+                <w:szCs w:val="28"/>
+              </w:rPr>
+            </w:pPr>
+            <w:r>
+              <w:rPr>
+                <w:sz w:val="28"/>
+                <w:szCs w:val="28"/>
+              </w:rPr>
+              <w:t>Добавлено подтверждение удаления</w:t>
+            </w:r>
+          </w:p>
+        </w:tc>
+      </w:tr>
+    </w:tbl>
+    <w:p>
+      <w:pPr>
+        <w:spacing w:line="360" w:lineRule="auto"/>
+        <w:ind w:firstLine="709"/>
+        <w:jc w:val="center"/>
+        <w:rPr>
+          <w:sz w:val="28"/>
+          <w:szCs w:val="28"/>
+        </w:rPr>
+      </w:pPr>
+      <w:r>
+        <w:rPr>
+          <w:sz w:val="28"/>
+          <w:szCs w:val="28"/>
+        </w:rPr>
+        <w:t xml:space="preserve">Рисунок </w:t>
+      </w:r>
+      <w:r>
+        <w:rPr>
+          <w:sz w:val="28"/>
+          <w:szCs w:val="28"/>
+        </w:rPr>
+        <w:t>9</w:t>
+      </w:r>
+      <w:r>
+        <w:rPr>
+          <w:sz w:val="28"/>
+          <w:szCs w:val="28"/>
+        </w:rPr>
+        <w:t xml:space="preserve"> - </w:t>
+      </w:r>
+      <w:r>
+        <w:rPr>
+          <w:sz w:val="28"/>
+          <w:szCs w:val="28"/>
+        </w:rPr>
+        <w:t>Дефекты</w:t>
+      </w:r>
+    </w:p>
+    <w:p>
+      <w:pPr>
+        <w:spacing w:after="160" w:line="259" w:lineRule="auto"/>
+        <w:rPr>
+          <w:sz w:val="28"/>
+          <w:szCs w:val="28"/>
+        </w:rPr>
+      </w:pPr>
+      <w:r>
+        <w:rPr>
+          <w:sz w:val="28"/>
+          <w:szCs w:val="28"/>
+        </w:rPr>
+        <w:br w:type="page"/>
+      </w:r>
+    </w:p>
+    <w:p>
+      <w:pPr>
+        <w:spacing w:line="360" w:lineRule="auto"/>
+        <w:jc w:val="both"/>
+        <w:rPr>
+          <w:sz w:val="28"/>
+          <w:szCs w:val="28"/>
+        </w:rPr>
+      </w:pPr>
+    </w:p>
+    <w:p>
+      <w:pPr>
+        <w:spacing w:line="360" w:lineRule="auto"/>
+        <w:jc w:val="both"/>
+        <w:rPr>
+          <w:sz w:val="28"/>
+          <w:szCs w:val="28"/>
+        </w:rPr>
+      </w:pPr>
+      <w:r>
+        <w:rPr>
+          <w:sz w:val="28"/>
+          <w:szCs w:val="28"/>
+        </w:rPr>
+        <w:t>Пояснительная записка</w:t>
       </w:r>
     </w:p>
     <w:p>
@@ -18041,7 +20536,7 @@
           <w:sz w:val="28"/>
           <w:szCs w:val="28"/>
         </w:rPr>
-        <w:t>7.5 Руководство оператора для модуля технолога</w:t>
+        <w:t>Руководство оператора для модуля технолога</w:t>
       </w:r>
     </w:p>
     <w:p>
@@ -18196,7 +20691,7 @@
           <w:sz w:val="28"/>
           <w:szCs w:val="28"/>
         </w:rPr>
-        <w:t>7.6 Документ «Отладка программного модуля»</w:t>
+        <w:t>Документ «Отладка программного модуля»</w:t>
       </w:r>
     </w:p>
     <w:p>
@@ -18492,21 +20987,7 @@
           <w:sz w:val="28"/>
           <w:szCs w:val="28"/>
         </w:rPr>
-        <w:t>8.</w:t>
-      </w:r>
-      <w:r>
-        <w:rPr>
-          <w:sz w:val="28"/>
-          <w:szCs w:val="28"/>
-        </w:rPr>
-        <w:t>1</w:t>
-      </w:r>
-      <w:r>
-        <w:rPr>
-          <w:sz w:val="28"/>
-          <w:szCs w:val="28"/>
-        </w:rPr>
-        <w:t xml:space="preserve"> Оформление README.md</w:t>
+        <w:t>Оформление README.md</w:t>
       </w:r>
     </w:p>
     <w:p>
@@ -19669,6 +22150,18 @@
   </w:num>
   <w:num w:numId="4">
     <w:abstractNumId w:val="2"/>
+  </w:num>
+  <w:num w:numId="5">
+    <w:abstractNumId w:val="1"/>
+    <w:lvlOverride w:ilvl="0"/>
+    <w:lvlOverride w:ilvl="1"/>
+    <w:lvlOverride w:ilvl="2"/>
+    <w:lvlOverride w:ilvl="3"/>
+    <w:lvlOverride w:ilvl="4"/>
+    <w:lvlOverride w:ilvl="5"/>
+    <w:lvlOverride w:ilvl="6"/>
+    <w:lvlOverride w:ilvl="7"/>
+    <w:lvlOverride w:ilvl="8"/>
   </w:num>
 </w:numbering>
 </file>
@@ -20071,7 +22564,7 @@
   <w:style w:type="paragraph" w:default="1" w:styleId="a">
     <w:name w:val="Normal"/>
     <w:qFormat/>
-    <w:rsid w:val="00D362DF"/>
+    <w:rsid w:val="00D64C0D"/>
     <w:pPr>
       <w:spacing w:after="0" w:line="240" w:lineRule="auto"/>
     </w:pPr>
@@ -20173,6 +22666,7 @@
   <w:style w:type="character" w:default="1" w:styleId="a0">
     <w:name w:val="Default Paragraph Font"/>
     <w:uiPriority w:val="1"/>
+    <w:semiHidden/>
     <w:unhideWhenUsed/>
   </w:style>
   <w:style w:type="table" w:default="1" w:styleId="a1">

--- a/Session 7/Document/Otchjot.docx
+++ b/Session 7/Document/Otchjot.docx
@@ -1041,18 +1041,28 @@
       <w:pPr>
         <w:spacing w:after="160" w:line="259" w:lineRule="auto"/>
         <w:jc w:val="center"/>
+        <w:rPr>
+          <w:sz w:val="32"/>
+          <w:szCs w:val="32"/>
+        </w:rPr>
       </w:pPr>
       <w:r>
         <w:br w:type="page"/>
       </w:r>
       <w:r>
         <w:rPr>
-          <w:sz w:val="28"/>
-          <w:szCs w:val="28"/>
+          <w:sz w:val="32"/>
+          <w:szCs w:val="32"/>
         </w:rPr>
         <w:lastRenderedPageBreak/>
-        <w:t>Введение</w:t>
-      </w:r>
+        <w:t>ВВЕДЕНИЕ</w:t>
+      </w:r>
+    </w:p>
+    <w:p>
+      <w:pPr>
+        <w:spacing w:after="160" w:line="259" w:lineRule="auto"/>
+        <w:jc w:val="center"/>
+      </w:pPr>
     </w:p>
     <w:p>
       <w:pPr>
@@ -1105,16 +1115,16 @@
         <w:ind w:firstLine="709"/>
         <w:jc w:val="center"/>
         <w:rPr>
-          <w:sz w:val="28"/>
-          <w:szCs w:val="28"/>
-        </w:rPr>
-      </w:pPr>
-      <w:r>
-        <w:rPr>
-          <w:sz w:val="28"/>
-          <w:szCs w:val="28"/>
-        </w:rPr>
-        <w:t>Анализ предметной области</w:t>
+          <w:sz w:val="32"/>
+          <w:szCs w:val="32"/>
+        </w:rPr>
+      </w:pPr>
+      <w:r>
+        <w:rPr>
+          <w:sz w:val="32"/>
+          <w:szCs w:val="32"/>
+        </w:rPr>
+        <w:t>АНАЛИЗ ПРЕДМЕТНОЙ ОБЛАСТИ</w:t>
       </w:r>
     </w:p>
     <w:p>
@@ -1390,17 +1400,6 @@
           <w:szCs w:val="28"/>
         </w:rPr>
       </w:pPr>
-    </w:p>
-    <w:p>
-      <w:pPr>
-        <w:spacing w:line="360" w:lineRule="auto"/>
-        <w:ind w:firstLine="709"/>
-        <w:jc w:val="both"/>
-        <w:rPr>
-          <w:sz w:val="28"/>
-          <w:szCs w:val="28"/>
-        </w:rPr>
-      </w:pPr>
       <w:r>
         <w:rPr>
           <w:sz w:val="28"/>
@@ -1603,17 +1602,6 @@
       <w:pPr>
         <w:spacing w:line="360" w:lineRule="auto"/>
         <w:ind w:firstLine="709"/>
-        <w:jc w:val="both"/>
-        <w:rPr>
-          <w:sz w:val="28"/>
-          <w:szCs w:val="28"/>
-        </w:rPr>
-      </w:pPr>
-    </w:p>
-    <w:p>
-      <w:pPr>
-        <w:spacing w:line="360" w:lineRule="auto"/>
-        <w:ind w:firstLine="709"/>
         <w:jc w:val="center"/>
         <w:rPr>
           <w:sz w:val="28"/>
@@ -1713,8 +1701,15 @@
           <w:sz w:val="28"/>
           <w:szCs w:val="28"/>
         </w:rPr>
+        <w:t xml:space="preserve">Создание технологических карт – для каждого рецепта разрабатывается последовательность шагов (смешивание, выдержка, экструзия, охлаждение) с плановыми </w:t>
+      </w:r>
+      <w:r>
+        <w:rPr>
+          <w:sz w:val="28"/>
+          <w:szCs w:val="28"/>
+        </w:rPr>
         <w:lastRenderedPageBreak/>
-        <w:t>Создание технологических карт – для каждого рецепта разрабатывается последовательность шагов (смешивание, выдержка, экструзия, охлаждение) с плановыми параметрами: температура, давление, длительность. Технолог может добавить текстовую инструкцию для аппаратчика.</w:t>
+        <w:t>параметрами: температура, давление, длительность. Технолог может добавить текстовую инструкцию для аппаратчика.</w:t>
       </w:r>
     </w:p>
     <w:p>
@@ -1831,17 +1826,6 @@
           <w:szCs w:val="28"/>
         </w:rPr>
       </w:pPr>
-    </w:p>
-    <w:p>
-      <w:pPr>
-        <w:spacing w:line="360" w:lineRule="auto"/>
-        <w:ind w:firstLine="709"/>
-        <w:jc w:val="both"/>
-        <w:rPr>
-          <w:sz w:val="28"/>
-          <w:szCs w:val="28"/>
-        </w:rPr>
-      </w:pPr>
       <w:r>
         <w:rPr>
           <w:sz w:val="28"/>
@@ -1979,6 +1963,30 @@
           <w:szCs w:val="28"/>
         </w:rPr>
         <w:t>На основе анализа требований выделены следующие прецеденты:</w:t>
+      </w:r>
+    </w:p>
+    <w:p>
+      <w:pPr>
+        <w:spacing w:line="360" w:lineRule="auto"/>
+        <w:jc w:val="both"/>
+        <w:rPr>
+          <w:sz w:val="28"/>
+          <w:szCs w:val="28"/>
+        </w:rPr>
+      </w:pPr>
+      <w:r>
+        <w:rPr>
+          <w:sz w:val="28"/>
+          <w:szCs w:val="28"/>
+        </w:rPr>
+        <w:t xml:space="preserve">Таблица 1 - </w:t>
+      </w:r>
+      <w:r>
+        <w:rPr>
+          <w:sz w:val="28"/>
+          <w:szCs w:val="28"/>
+        </w:rPr>
+        <w:t>Спецификации прецедентов</w:t>
       </w:r>
     </w:p>
     <w:tbl>
@@ -3103,31 +3111,6 @@
       <w:pPr>
         <w:spacing w:line="360" w:lineRule="auto"/>
         <w:ind w:firstLine="709"/>
-        <w:jc w:val="center"/>
-        <w:rPr>
-          <w:sz w:val="28"/>
-          <w:szCs w:val="28"/>
-        </w:rPr>
-      </w:pPr>
-      <w:r>
-        <w:rPr>
-          <w:sz w:val="28"/>
-          <w:szCs w:val="28"/>
-        </w:rPr>
-        <w:t xml:space="preserve">Рисунок 1 - </w:t>
-      </w:r>
-      <w:r>
-        <w:rPr>
-          <w:sz w:val="28"/>
-          <w:szCs w:val="28"/>
-        </w:rPr>
-        <w:t>Спецификации прецедентов</w:t>
-      </w:r>
-    </w:p>
-    <w:p>
-      <w:pPr>
-        <w:spacing w:line="360" w:lineRule="auto"/>
-        <w:ind w:firstLine="709"/>
         <w:jc w:val="both"/>
         <w:rPr>
           <w:sz w:val="28"/>
@@ -3171,17 +3154,6 @@
           <w:szCs w:val="28"/>
         </w:rPr>
       </w:pPr>
-    </w:p>
-    <w:p>
-      <w:pPr>
-        <w:spacing w:line="360" w:lineRule="auto"/>
-        <w:ind w:firstLine="709"/>
-        <w:jc w:val="both"/>
-        <w:rPr>
-          <w:sz w:val="28"/>
-          <w:szCs w:val="28"/>
-        </w:rPr>
-      </w:pPr>
       <w:r>
         <w:rPr>
           <w:sz w:val="28"/>
@@ -3594,25 +3566,25 @@
           <w:sz w:val="28"/>
           <w:szCs w:val="28"/>
         </w:rPr>
+        <w:t>На основе исходных файлов разработана логическая модель, включающая следующие сущности и связи:</w:t>
+      </w:r>
+    </w:p>
+    <w:p>
+      <w:pPr>
+        <w:spacing w:line="360" w:lineRule="auto"/>
+        <w:ind w:firstLine="709"/>
+        <w:jc w:val="both"/>
+        <w:rPr>
+          <w:sz w:val="28"/>
+          <w:szCs w:val="28"/>
+        </w:rPr>
+      </w:pPr>
+      <w:r>
+        <w:rPr>
+          <w:sz w:val="28"/>
+          <w:szCs w:val="28"/>
+        </w:rPr>
         <w:lastRenderedPageBreak/>
-        <w:t>На основе исходных файлов разработана логическая модель, включающая следующие сущности и связи:</w:t>
-      </w:r>
-    </w:p>
-    <w:p>
-      <w:pPr>
-        <w:spacing w:line="360" w:lineRule="auto"/>
-        <w:ind w:firstLine="709"/>
-        <w:jc w:val="both"/>
-        <w:rPr>
-          <w:sz w:val="28"/>
-          <w:szCs w:val="28"/>
-        </w:rPr>
-      </w:pPr>
-      <w:r>
-        <w:rPr>
-          <w:sz w:val="28"/>
-          <w:szCs w:val="28"/>
-        </w:rPr>
         <w:t>Продукция (</w:t>
       </w:r>
       <w:proofErr w:type="spellStart"/>
@@ -5018,7 +4990,21 @@
           <w:sz w:val="28"/>
           <w:szCs w:val="28"/>
         </w:rPr>
-        <w:t>Рисунок 2 - БД</w:t>
+        <w:t xml:space="preserve">Рисунок </w:t>
+      </w:r>
+      <w:r>
+        <w:rPr>
+          <w:sz w:val="28"/>
+          <w:szCs w:val="28"/>
+        </w:rPr>
+        <w:t>1</w:t>
+      </w:r>
+      <w:r>
+        <w:rPr>
+          <w:sz w:val="28"/>
+          <w:szCs w:val="28"/>
+        </w:rPr>
+        <w:t xml:space="preserve"> - БД</w:t>
       </w:r>
     </w:p>
     <w:p>
@@ -5295,17 +5281,6 @@
           <w:szCs w:val="28"/>
         </w:rPr>
       </w:pPr>
-    </w:p>
-    <w:p>
-      <w:pPr>
-        <w:spacing w:line="360" w:lineRule="auto"/>
-        <w:ind w:firstLine="709"/>
-        <w:jc w:val="both"/>
-        <w:rPr>
-          <w:sz w:val="28"/>
-          <w:szCs w:val="28"/>
-        </w:rPr>
-      </w:pPr>
       <w:r>
         <w:rPr>
           <w:sz w:val="28"/>
@@ -5521,17 +5496,6 @@
           <w:szCs w:val="28"/>
         </w:rPr>
       </w:pPr>
-    </w:p>
-    <w:p>
-      <w:pPr>
-        <w:spacing w:line="360" w:lineRule="auto"/>
-        <w:ind w:firstLine="709"/>
-        <w:jc w:val="both"/>
-        <w:rPr>
-          <w:sz w:val="28"/>
-          <w:szCs w:val="28"/>
-        </w:rPr>
-      </w:pPr>
       <w:r>
         <w:rPr>
           <w:sz w:val="28"/>
@@ -5636,17 +5600,6 @@
           <w:szCs w:val="28"/>
         </w:rPr>
       </w:pPr>
-    </w:p>
-    <w:p>
-      <w:pPr>
-        <w:spacing w:line="360" w:lineRule="auto"/>
-        <w:ind w:firstLine="709"/>
-        <w:jc w:val="both"/>
-        <w:rPr>
-          <w:sz w:val="28"/>
-          <w:szCs w:val="28"/>
-        </w:rPr>
-      </w:pPr>
       <w:r>
         <w:rPr>
           <w:sz w:val="28"/>
@@ -5789,17 +5742,6 @@
           <w:szCs w:val="28"/>
         </w:rPr>
       </w:pPr>
-    </w:p>
-    <w:p>
-      <w:pPr>
-        <w:spacing w:line="360" w:lineRule="auto"/>
-        <w:ind w:firstLine="709"/>
-        <w:jc w:val="both"/>
-        <w:rPr>
-          <w:sz w:val="28"/>
-          <w:szCs w:val="28"/>
-        </w:rPr>
-      </w:pPr>
       <w:r>
         <w:rPr>
           <w:sz w:val="28"/>
@@ -5879,22 +5821,12 @@
           <w:szCs w:val="28"/>
         </w:rPr>
       </w:pPr>
-    </w:p>
-    <w:p>
-      <w:pPr>
-        <w:spacing w:line="360" w:lineRule="auto"/>
-        <w:ind w:firstLine="709"/>
-        <w:jc w:val="both"/>
-        <w:rPr>
-          <w:sz w:val="28"/>
-          <w:szCs w:val="28"/>
-        </w:rPr>
-      </w:pPr>
-      <w:r>
-        <w:rPr>
-          <w:sz w:val="28"/>
-          <w:szCs w:val="28"/>
-        </w:rPr>
+      <w:r>
+        <w:rPr>
+          <w:sz w:val="28"/>
+          <w:szCs w:val="28"/>
+        </w:rPr>
+        <w:lastRenderedPageBreak/>
         <w:t>Функции:</w:t>
       </w:r>
     </w:p>
@@ -6266,17 +6198,6 @@
           <w:szCs w:val="28"/>
         </w:rPr>
       </w:pPr>
-    </w:p>
-    <w:p>
-      <w:pPr>
-        <w:spacing w:line="360" w:lineRule="auto"/>
-        <w:ind w:firstLine="709"/>
-        <w:jc w:val="both"/>
-        <w:rPr>
-          <w:sz w:val="28"/>
-          <w:szCs w:val="28"/>
-        </w:rPr>
-      </w:pPr>
       <w:r>
         <w:rPr>
           <w:sz w:val="28"/>
@@ -6619,23 +6540,36 @@
           <w:szCs w:val="28"/>
         </w:rPr>
       </w:pPr>
-    </w:p>
-    <w:p>
-      <w:pPr>
-        <w:spacing w:line="360" w:lineRule="auto"/>
-        <w:ind w:firstLine="709"/>
-        <w:jc w:val="both"/>
-        <w:rPr>
-          <w:sz w:val="28"/>
-          <w:szCs w:val="28"/>
-        </w:rPr>
-      </w:pPr>
-      <w:r>
-        <w:rPr>
-          <w:sz w:val="28"/>
-          <w:szCs w:val="28"/>
-        </w:rPr>
-        <w:t>3.2 Контроллеры API</w:t>
+      <w:r>
+        <w:rPr>
+          <w:sz w:val="28"/>
+          <w:szCs w:val="28"/>
+        </w:rPr>
+        <w:t>Контроллеры API</w:t>
+      </w:r>
+    </w:p>
+    <w:p>
+      <w:pPr>
+        <w:spacing w:line="360" w:lineRule="auto"/>
+        <w:jc w:val="both"/>
+        <w:rPr>
+          <w:sz w:val="28"/>
+          <w:szCs w:val="28"/>
+        </w:rPr>
+      </w:pPr>
+      <w:r>
+        <w:rPr>
+          <w:sz w:val="28"/>
+          <w:szCs w:val="28"/>
+        </w:rPr>
+        <w:t xml:space="preserve">Таблица 2 - </w:t>
+      </w:r>
+      <w:r>
+        <w:rPr>
+          <w:sz w:val="28"/>
+          <w:szCs w:val="28"/>
+        </w:rPr>
+        <w:t>Контроллеры API</w:t>
       </w:r>
     </w:p>
     <w:tbl>
@@ -7901,32 +7835,6 @@
     <w:p>
       <w:pPr>
         <w:spacing w:line="360" w:lineRule="auto"/>
-        <w:ind w:firstLine="709"/>
-        <w:jc w:val="center"/>
-        <w:rPr>
-          <w:sz w:val="28"/>
-          <w:szCs w:val="28"/>
-        </w:rPr>
-      </w:pPr>
-      <w:r>
-        <w:rPr>
-          <w:sz w:val="28"/>
-          <w:szCs w:val="28"/>
-        </w:rPr>
-        <w:t xml:space="preserve">Рисунок 3 - </w:t>
-      </w:r>
-      <w:r>
-        <w:rPr>
-          <w:sz w:val="28"/>
-          <w:szCs w:val="28"/>
-        </w:rPr>
-        <w:t>Контроллеры API</w:t>
-      </w:r>
-    </w:p>
-    <w:p>
-      <w:pPr>
-        <w:spacing w:line="360" w:lineRule="auto"/>
-        <w:ind w:firstLine="709"/>
         <w:jc w:val="both"/>
         <w:rPr>
           <w:sz w:val="28"/>
@@ -8014,23 +7922,12 @@
           <w:szCs w:val="28"/>
         </w:rPr>
       </w:pPr>
-    </w:p>
-    <w:p>
-      <w:pPr>
-        <w:spacing w:line="360" w:lineRule="auto"/>
-        <w:ind w:firstLine="709"/>
-        <w:jc w:val="both"/>
-        <w:rPr>
-          <w:sz w:val="28"/>
-          <w:szCs w:val="28"/>
-        </w:rPr>
-      </w:pPr>
-      <w:r>
-        <w:rPr>
-          <w:sz w:val="28"/>
-          <w:szCs w:val="28"/>
-        </w:rPr>
-        <w:t xml:space="preserve">3.3 Документирование </w:t>
+      <w:r>
+        <w:rPr>
+          <w:sz w:val="28"/>
+          <w:szCs w:val="28"/>
+        </w:rPr>
+        <w:t xml:space="preserve">Документирование </w:t>
       </w:r>
       <w:r>
         <w:rPr>
@@ -8185,17 +8082,6 @@
           <w:szCs w:val="28"/>
         </w:rPr>
       </w:pPr>
-    </w:p>
-    <w:p>
-      <w:pPr>
-        <w:spacing w:line="360" w:lineRule="auto"/>
-        <w:ind w:firstLine="709"/>
-        <w:jc w:val="both"/>
-        <w:rPr>
-          <w:sz w:val="28"/>
-          <w:szCs w:val="28"/>
-        </w:rPr>
-      </w:pPr>
       <w:r>
         <w:rPr>
           <w:sz w:val="28"/>
@@ -8526,17 +8412,6 @@
           <w:szCs w:val="28"/>
         </w:rPr>
       </w:pPr>
-    </w:p>
-    <w:p>
-      <w:pPr>
-        <w:spacing w:line="360" w:lineRule="auto"/>
-        <w:ind w:firstLine="709"/>
-        <w:jc w:val="both"/>
-        <w:rPr>
-          <w:sz w:val="28"/>
-          <w:szCs w:val="28"/>
-        </w:rPr>
-      </w:pPr>
       <w:r>
         <w:rPr>
           <w:sz w:val="28"/>
@@ -8669,18 +8544,29 @@
       <w:pPr>
         <w:spacing w:line="360" w:lineRule="auto"/>
         <w:ind w:firstLine="709"/>
-        <w:jc w:val="both"/>
-        <w:rPr>
-          <w:sz w:val="28"/>
-          <w:szCs w:val="28"/>
-        </w:rPr>
-      </w:pPr>
-      <w:r>
-        <w:rPr>
-          <w:sz w:val="28"/>
-          <w:szCs w:val="28"/>
-        </w:rPr>
-        <w:t>4.1 Общие сведения</w:t>
+        <w:jc w:val="center"/>
+        <w:rPr>
+          <w:sz w:val="28"/>
+          <w:szCs w:val="28"/>
+        </w:rPr>
+      </w:pPr>
+    </w:p>
+    <w:p>
+      <w:pPr>
+        <w:spacing w:line="360" w:lineRule="auto"/>
+        <w:ind w:firstLine="709"/>
+        <w:jc w:val="both"/>
+        <w:rPr>
+          <w:sz w:val="28"/>
+          <w:szCs w:val="28"/>
+        </w:rPr>
+      </w:pPr>
+      <w:r>
+        <w:rPr>
+          <w:sz w:val="28"/>
+          <w:szCs w:val="28"/>
+        </w:rPr>
+        <w:t>Общие сведения</w:t>
       </w:r>
     </w:p>
     <w:p>
@@ -9025,63 +8911,63 @@
           <w:szCs w:val="28"/>
           <w:lang w:val="en-US"/>
         </w:rPr>
+        <w:t>OrdersControl</w:t>
+      </w:r>
+      <w:proofErr w:type="spellEnd"/>
+      <w:r>
+        <w:rPr>
+          <w:sz w:val="28"/>
+          <w:szCs w:val="28"/>
+        </w:rPr>
+        <w:t xml:space="preserve"> – заказы.</w:t>
+      </w:r>
+    </w:p>
+    <w:p>
+      <w:pPr>
+        <w:spacing w:line="360" w:lineRule="auto"/>
+        <w:ind w:firstLine="709"/>
+        <w:jc w:val="both"/>
+        <w:rPr>
+          <w:sz w:val="28"/>
+          <w:szCs w:val="28"/>
+        </w:rPr>
+      </w:pPr>
+      <w:proofErr w:type="spellStart"/>
+      <w:r>
+        <w:rPr>
+          <w:sz w:val="28"/>
+          <w:szCs w:val="28"/>
+          <w:lang w:val="en-US"/>
+        </w:rPr>
+        <w:t>BatchesControl</w:t>
+      </w:r>
+      <w:proofErr w:type="spellEnd"/>
+      <w:r>
+        <w:rPr>
+          <w:sz w:val="28"/>
+          <w:szCs w:val="28"/>
+        </w:rPr>
+        <w:t xml:space="preserve"> – партии.</w:t>
+      </w:r>
+    </w:p>
+    <w:p>
+      <w:pPr>
+        <w:spacing w:line="360" w:lineRule="auto"/>
+        <w:ind w:firstLine="709"/>
+        <w:jc w:val="both"/>
+        <w:rPr>
+          <w:sz w:val="28"/>
+          <w:szCs w:val="28"/>
+        </w:rPr>
+      </w:pPr>
+      <w:proofErr w:type="spellStart"/>
+      <w:r>
+        <w:rPr>
+          <w:sz w:val="28"/>
+          <w:szCs w:val="28"/>
+          <w:lang w:val="en-US"/>
+        </w:rPr>
         <w:lastRenderedPageBreak/>
-        <w:t>OrdersControl</w:t>
-      </w:r>
-      <w:proofErr w:type="spellEnd"/>
-      <w:r>
-        <w:rPr>
-          <w:sz w:val="28"/>
-          <w:szCs w:val="28"/>
-        </w:rPr>
-        <w:t xml:space="preserve"> – заказы.</w:t>
-      </w:r>
-    </w:p>
-    <w:p>
-      <w:pPr>
-        <w:spacing w:line="360" w:lineRule="auto"/>
-        <w:ind w:firstLine="709"/>
-        <w:jc w:val="both"/>
-        <w:rPr>
-          <w:sz w:val="28"/>
-          <w:szCs w:val="28"/>
-        </w:rPr>
-      </w:pPr>
-      <w:proofErr w:type="spellStart"/>
-      <w:r>
-        <w:rPr>
-          <w:sz w:val="28"/>
-          <w:szCs w:val="28"/>
-          <w:lang w:val="en-US"/>
-        </w:rPr>
-        <w:t>BatchesControl</w:t>
-      </w:r>
-      <w:proofErr w:type="spellEnd"/>
-      <w:r>
-        <w:rPr>
-          <w:sz w:val="28"/>
-          <w:szCs w:val="28"/>
-        </w:rPr>
-        <w:t xml:space="preserve"> – партии.</w:t>
-      </w:r>
-    </w:p>
-    <w:p>
-      <w:pPr>
-        <w:spacing w:line="360" w:lineRule="auto"/>
-        <w:ind w:firstLine="709"/>
-        <w:jc w:val="both"/>
-        <w:rPr>
-          <w:sz w:val="28"/>
-          <w:szCs w:val="28"/>
-        </w:rPr>
-      </w:pPr>
-      <w:proofErr w:type="spellStart"/>
-      <w:r>
-        <w:rPr>
-          <w:sz w:val="28"/>
-          <w:szCs w:val="28"/>
-          <w:lang w:val="en-US"/>
-        </w:rPr>
         <w:t>MonitoringControl</w:t>
       </w:r>
       <w:proofErr w:type="spellEnd"/>
@@ -9163,25 +9049,32 @@
     <w:p>
       <w:pPr>
         <w:spacing w:line="360" w:lineRule="auto"/>
-        <w:ind w:firstLine="709"/>
-        <w:jc w:val="both"/>
-        <w:rPr>
-          <w:sz w:val="28"/>
-          <w:szCs w:val="28"/>
-        </w:rPr>
-      </w:pPr>
-      <w:r>
-        <w:rPr>
-          <w:sz w:val="28"/>
-          <w:szCs w:val="28"/>
-        </w:rPr>
-        <w:t>4.2 Функциональные возможности</w:t>
+        <w:jc w:val="both"/>
+        <w:rPr>
+          <w:sz w:val="28"/>
+          <w:szCs w:val="28"/>
+        </w:rPr>
+      </w:pPr>
+      <w:r>
+        <w:rPr>
+          <w:sz w:val="28"/>
+          <w:szCs w:val="28"/>
+        </w:rPr>
+        <w:t xml:space="preserve">Таблица 3 - </w:t>
+      </w:r>
+      <w:r>
+        <w:rPr>
+          <w:sz w:val="28"/>
+          <w:szCs w:val="28"/>
+        </w:rPr>
+        <w:t>Функциональные возможности</w:t>
       </w:r>
     </w:p>
     <w:tbl>
       <w:tblPr>
         <w:tblStyle w:val="a4"/>
         <w:tblW w:w="10315" w:type="dxa"/>
+        <w:jc w:val="center"/>
         <w:tblLook w:val="04A0" w:firstRow="1" w:lastRow="0" w:firstColumn="1" w:lastColumn="0" w:noHBand="0" w:noVBand="1"/>
       </w:tblPr>
       <w:tblGrid>
@@ -9191,6 +9084,7 @@
       <w:tr>
         <w:trPr>
           <w:trHeight w:val="319"/>
+          <w:jc w:val="center"/>
         </w:trPr>
         <w:tc>
           <w:tcPr>
@@ -9242,6 +9136,7 @@
       <w:tr>
         <w:trPr>
           <w:trHeight w:val="1306"/>
+          <w:jc w:val="center"/>
         </w:trPr>
         <w:tc>
           <w:tcPr>
@@ -9325,6 +9220,7 @@
       <w:tr>
         <w:trPr>
           <w:trHeight w:val="972"/>
+          <w:jc w:val="center"/>
         </w:trPr>
         <w:tc>
           <w:tcPr>
@@ -9385,6 +9281,7 @@
       <w:tr>
         <w:trPr>
           <w:trHeight w:val="972"/>
+          <w:jc w:val="center"/>
         </w:trPr>
         <w:tc>
           <w:tcPr>
@@ -9484,6 +9381,7 @@
       <w:tr>
         <w:trPr>
           <w:trHeight w:val="972"/>
+          <w:jc w:val="center"/>
         </w:trPr>
         <w:tc>
           <w:tcPr>
@@ -9535,6 +9433,7 @@
       <w:tr>
         <w:trPr>
           <w:trHeight w:val="638"/>
+          <w:jc w:val="center"/>
         </w:trPr>
         <w:tc>
           <w:tcPr>
@@ -9586,6 +9485,7 @@
       <w:tr>
         <w:trPr>
           <w:trHeight w:val="972"/>
+          <w:jc w:val="center"/>
         </w:trPr>
         <w:tc>
           <w:tcPr>
@@ -9637,6 +9537,7 @@
       <w:tr>
         <w:trPr>
           <w:trHeight w:val="653"/>
+          <w:jc w:val="center"/>
         </w:trPr>
         <w:tc>
           <w:tcPr>
@@ -9720,6 +9621,7 @@
       <w:tr>
         <w:trPr>
           <w:trHeight w:val="653"/>
+          <w:jc w:val="center"/>
         </w:trPr>
         <w:tc>
           <w:tcPr>
@@ -9787,6 +9689,7 @@
       <w:tr>
         <w:trPr>
           <w:trHeight w:val="638"/>
+          <w:jc w:val="center"/>
         </w:trPr>
         <w:tc>
           <w:tcPr>
@@ -9854,38 +9757,6 @@
     </w:tbl>
     <w:p>
       <w:pPr>
-        <w:spacing w:line="360" w:lineRule="auto"/>
-        <w:ind w:firstLine="709"/>
-        <w:jc w:val="center"/>
-        <w:rPr>
-          <w:sz w:val="28"/>
-          <w:szCs w:val="28"/>
-        </w:rPr>
-      </w:pPr>
-      <w:r>
-        <w:rPr>
-          <w:sz w:val="28"/>
-          <w:szCs w:val="28"/>
-        </w:rPr>
-        <w:t>Рисунок 4 -</w:t>
-      </w:r>
-      <w:r>
-        <w:rPr>
-          <w:sz w:val="28"/>
-          <w:szCs w:val="28"/>
-        </w:rPr>
-        <w:t xml:space="preserve"> </w:t>
-      </w:r>
-      <w:r>
-        <w:rPr>
-          <w:sz w:val="28"/>
-          <w:szCs w:val="28"/>
-        </w:rPr>
-        <w:t>Функциональные возможности</w:t>
-      </w:r>
-    </w:p>
-    <w:p>
-      <w:pPr>
         <w:spacing w:after="160" w:line="259" w:lineRule="auto"/>
         <w:rPr>
           <w:sz w:val="28"/>
@@ -10844,7 +10715,6 @@
         <w:rPr>
           <w:sz w:val="28"/>
           <w:szCs w:val="28"/>
-          <w:lang w:val="en-US"/>
         </w:rPr>
       </w:pPr>
       <w:r>
@@ -10858,9 +10728,22 @@
         <w:rPr>
           <w:sz w:val="28"/>
           <w:szCs w:val="28"/>
-          <w:lang w:val="en-US"/>
-        </w:rPr>
-        <w:t xml:space="preserve"> 5 - </w:t>
+        </w:rPr>
+        <w:t xml:space="preserve"> </w:t>
+      </w:r>
+      <w:r>
+        <w:rPr>
+          <w:sz w:val="28"/>
+          <w:szCs w:val="28"/>
+        </w:rPr>
+        <w:t>2</w:t>
+      </w:r>
+      <w:r>
+        <w:rPr>
+          <w:sz w:val="28"/>
+          <w:szCs w:val="28"/>
+        </w:rPr>
+        <w:t xml:space="preserve"> - </w:t>
       </w:r>
       <w:r>
         <w:rPr>
@@ -10873,42 +10756,39 @@
         <w:rPr>
           <w:sz w:val="28"/>
           <w:szCs w:val="28"/>
-          <w:lang w:val="en-US"/>
-        </w:rPr>
-        <w:t xml:space="preserve"> CAPTCHA</w:t>
-      </w:r>
-    </w:p>
-    <w:p>
-      <w:pPr>
-        <w:spacing w:line="360" w:lineRule="auto"/>
-        <w:ind w:firstLine="709"/>
-        <w:jc w:val="both"/>
-        <w:rPr>
-          <w:sz w:val="28"/>
-          <w:szCs w:val="28"/>
-          <w:lang w:val="en-US"/>
-        </w:rPr>
-      </w:pPr>
-    </w:p>
-    <w:p>
-      <w:pPr>
-        <w:spacing w:line="360" w:lineRule="auto"/>
-        <w:ind w:firstLine="709"/>
-        <w:jc w:val="both"/>
-        <w:rPr>
-          <w:sz w:val="28"/>
-          <w:szCs w:val="28"/>
-          <w:lang w:val="en-US"/>
-        </w:rPr>
-      </w:pPr>
-      <w:r>
-        <w:rPr>
-          <w:sz w:val="28"/>
-          <w:szCs w:val="28"/>
-          <w:lang w:val="en-US"/>
-        </w:rPr>
-        <w:t xml:space="preserve">4.4 </w:t>
-      </w:r>
+        </w:rPr>
+        <w:t xml:space="preserve"> </w:t>
+      </w:r>
+      <w:r>
+        <w:rPr>
+          <w:sz w:val="28"/>
+          <w:szCs w:val="28"/>
+          <w:lang w:val="en-US"/>
+        </w:rPr>
+        <w:t>CAPTCHA</w:t>
+      </w:r>
+    </w:p>
+    <w:p>
+      <w:pPr>
+        <w:spacing w:line="360" w:lineRule="auto"/>
+        <w:ind w:firstLine="709"/>
+        <w:jc w:val="both"/>
+        <w:rPr>
+          <w:sz w:val="28"/>
+          <w:szCs w:val="28"/>
+        </w:rPr>
+      </w:pPr>
+    </w:p>
+    <w:p>
+      <w:pPr>
+        <w:spacing w:line="360" w:lineRule="auto"/>
+        <w:ind w:firstLine="709"/>
+        <w:jc w:val="both"/>
+        <w:rPr>
+          <w:sz w:val="28"/>
+          <w:szCs w:val="28"/>
+        </w:rPr>
+      </w:pPr>
       <w:r>
         <w:rPr>
           <w:sz w:val="28"/>
@@ -10920,7 +10800,6 @@
         <w:rPr>
           <w:sz w:val="28"/>
           <w:szCs w:val="28"/>
-          <w:lang w:val="en-US"/>
         </w:rPr>
         <w:t xml:space="preserve"> </w:t>
       </w:r>
@@ -10935,9 +10814,16 @@
         <w:rPr>
           <w:sz w:val="28"/>
           <w:szCs w:val="28"/>
-          <w:lang w:val="en-US"/>
-        </w:rPr>
-        <w:t xml:space="preserve"> API</w:t>
+        </w:rPr>
+        <w:t xml:space="preserve"> </w:t>
+      </w:r>
+      <w:r>
+        <w:rPr>
+          <w:sz w:val="28"/>
+          <w:szCs w:val="28"/>
+          <w:lang w:val="en-US"/>
+        </w:rPr>
+        <w:t>API</w:t>
       </w:r>
     </w:p>
     <w:p>
@@ -11271,7 +11157,6 @@
     <w:p>
       <w:pPr>
         <w:spacing w:line="360" w:lineRule="auto"/>
-        <w:ind w:firstLine="709"/>
         <w:jc w:val="both"/>
         <w:rPr>
           <w:sz w:val="28"/>
@@ -11317,18 +11202,29 @@
       <w:pPr>
         <w:spacing w:line="360" w:lineRule="auto"/>
         <w:ind w:firstLine="709"/>
-        <w:jc w:val="both"/>
-        <w:rPr>
-          <w:sz w:val="28"/>
-          <w:szCs w:val="28"/>
-        </w:rPr>
-      </w:pPr>
-      <w:r>
-        <w:rPr>
-          <w:sz w:val="28"/>
-          <w:szCs w:val="28"/>
-        </w:rPr>
-        <w:t>5.1 Общие сведения</w:t>
+        <w:jc w:val="center"/>
+        <w:rPr>
+          <w:sz w:val="28"/>
+          <w:szCs w:val="28"/>
+        </w:rPr>
+      </w:pPr>
+    </w:p>
+    <w:p>
+      <w:pPr>
+        <w:spacing w:line="360" w:lineRule="auto"/>
+        <w:ind w:firstLine="709"/>
+        <w:jc w:val="both"/>
+        <w:rPr>
+          <w:sz w:val="28"/>
+          <w:szCs w:val="28"/>
+        </w:rPr>
+      </w:pPr>
+      <w:r>
+        <w:rPr>
+          <w:sz w:val="28"/>
+          <w:szCs w:val="28"/>
+        </w:rPr>
+        <w:t>Общие сведения</w:t>
       </w:r>
     </w:p>
     <w:p>
@@ -11542,23 +11438,12 @@
           <w:szCs w:val="28"/>
         </w:rPr>
       </w:pPr>
-    </w:p>
-    <w:p>
-      <w:pPr>
-        <w:spacing w:line="360" w:lineRule="auto"/>
-        <w:ind w:firstLine="709"/>
-        <w:jc w:val="both"/>
-        <w:rPr>
-          <w:sz w:val="28"/>
-          <w:szCs w:val="28"/>
-        </w:rPr>
-      </w:pPr>
-      <w:r>
-        <w:rPr>
-          <w:sz w:val="28"/>
-          <w:szCs w:val="28"/>
-        </w:rPr>
-        <w:t>5.2 Бизнес-функции</w:t>
+      <w:r>
+        <w:rPr>
+          <w:sz w:val="28"/>
+          <w:szCs w:val="28"/>
+        </w:rPr>
+        <w:t>Бизнес-функции</w:t>
       </w:r>
     </w:p>
     <w:p>
@@ -11846,18 +11731,6 @@
         <w:rPr>
           <w:sz w:val="28"/>
           <w:szCs w:val="28"/>
-          <w:lang w:val="en-US"/>
-        </w:rPr>
-      </w:pPr>
-    </w:p>
-    <w:p>
-      <w:pPr>
-        <w:spacing w:line="360" w:lineRule="auto"/>
-        <w:ind w:firstLine="709"/>
-        <w:jc w:val="both"/>
-        <w:rPr>
-          <w:sz w:val="28"/>
-          <w:szCs w:val="28"/>
         </w:rPr>
       </w:pPr>
       <w:r>
@@ -11996,18 +11869,6 @@
         <w:rPr>
           <w:sz w:val="28"/>
           <w:szCs w:val="28"/>
-          <w:lang w:val="en-US"/>
-        </w:rPr>
-      </w:pPr>
-    </w:p>
-    <w:p>
-      <w:pPr>
-        <w:spacing w:line="360" w:lineRule="auto"/>
-        <w:ind w:firstLine="709"/>
-        <w:jc w:val="both"/>
-        <w:rPr>
-          <w:sz w:val="28"/>
-          <w:szCs w:val="28"/>
         </w:rPr>
       </w:pPr>
       <w:r>
@@ -12149,24 +12010,727 @@
           <w:sz w:val="28"/>
           <w:szCs w:val="28"/>
         </w:rPr>
+        <w:t>Результат отображается цветом и текстом (</w:t>
+      </w:r>
+      <w:r>
+        <w:rPr>
+          <w:rFonts w:ascii="Segoe UI Emoji" w:hAnsi="Segoe UI Emoji" w:cs="Segoe UI Emoji"/>
+          <w:sz w:val="28"/>
+          <w:szCs w:val="28"/>
+        </w:rPr>
+        <w:t>✅</w:t>
+      </w:r>
+      <w:r>
+        <w:rPr>
+          <w:sz w:val="28"/>
+          <w:szCs w:val="28"/>
+        </w:rPr>
+        <w:t xml:space="preserve"> </w:t>
+      </w:r>
+      <w:proofErr w:type="spellStart"/>
+      <w:r>
+        <w:rPr>
+          <w:sz w:val="28"/>
+          <w:szCs w:val="28"/>
+        </w:rPr>
+        <w:t>pass</w:t>
+      </w:r>
+      <w:proofErr w:type="spellEnd"/>
+      <w:r>
+        <w:rPr>
+          <w:sz w:val="28"/>
+          <w:szCs w:val="28"/>
+        </w:rPr>
+        <w:t xml:space="preserve"> / </w:t>
+      </w:r>
+      <w:r>
+        <w:rPr>
+          <w:rFonts w:ascii="Segoe UI Emoji" w:hAnsi="Segoe UI Emoji" w:cs="Segoe UI Emoji"/>
+          <w:sz w:val="28"/>
+          <w:szCs w:val="28"/>
+        </w:rPr>
+        <w:t>❌</w:t>
+      </w:r>
+      <w:r>
+        <w:rPr>
+          <w:sz w:val="28"/>
+          <w:szCs w:val="28"/>
+        </w:rPr>
+        <w:t xml:space="preserve"> </w:t>
+      </w:r>
+      <w:proofErr w:type="spellStart"/>
+      <w:r>
+        <w:rPr>
+          <w:sz w:val="28"/>
+          <w:szCs w:val="28"/>
+        </w:rPr>
+        <w:t>fail</w:t>
+      </w:r>
+      <w:proofErr w:type="spellEnd"/>
+      <w:r>
+        <w:rPr>
+          <w:sz w:val="28"/>
+          <w:szCs w:val="28"/>
+        </w:rPr>
+        <w:t>).</w:t>
+      </w:r>
+    </w:p>
+    <w:p>
+      <w:pPr>
+        <w:spacing w:line="360" w:lineRule="auto"/>
+        <w:ind w:firstLine="709"/>
+        <w:jc w:val="both"/>
+        <w:rPr>
+          <w:sz w:val="28"/>
+          <w:szCs w:val="28"/>
+        </w:rPr>
+      </w:pPr>
+    </w:p>
+    <w:p>
+      <w:pPr>
+        <w:spacing w:line="360" w:lineRule="auto"/>
+        <w:ind w:firstLine="709"/>
+        <w:jc w:val="both"/>
+        <w:rPr>
+          <w:sz w:val="28"/>
+          <w:szCs w:val="28"/>
+        </w:rPr>
+      </w:pPr>
+      <w:r>
+        <w:rPr>
+          <w:sz w:val="28"/>
+          <w:szCs w:val="28"/>
+        </w:rPr>
         <w:lastRenderedPageBreak/>
-        <w:t>Результат отображается цветом и текстом (</w:t>
-      </w:r>
-      <w:r>
-        <w:rPr>
-          <w:rFonts w:ascii="Segoe UI Emoji" w:hAnsi="Segoe UI Emoji" w:cs="Segoe UI Emoji"/>
-          <w:sz w:val="28"/>
-          <w:szCs w:val="28"/>
-        </w:rPr>
-        <w:t>✅</w:t>
-      </w:r>
-      <w:r>
-        <w:rPr>
-          <w:sz w:val="28"/>
-          <w:szCs w:val="28"/>
+        <w:t>Принятие решения:</w:t>
+      </w:r>
+    </w:p>
+    <w:p>
+      <w:pPr>
+        <w:spacing w:line="360" w:lineRule="auto"/>
+        <w:ind w:firstLine="709"/>
+        <w:jc w:val="both"/>
+        <w:rPr>
+          <w:sz w:val="28"/>
+          <w:szCs w:val="28"/>
+        </w:rPr>
+      </w:pPr>
+      <w:r>
+        <w:rPr>
+          <w:sz w:val="28"/>
+          <w:szCs w:val="28"/>
+        </w:rPr>
+        <w:t xml:space="preserve">Кнопка «Допустить» активна только если все параметры введены и результат </w:t>
+      </w:r>
+      <w:proofErr w:type="spellStart"/>
+      <w:r>
+        <w:rPr>
+          <w:sz w:val="28"/>
+          <w:szCs w:val="28"/>
+        </w:rPr>
+        <w:t>pass</w:t>
+      </w:r>
+      <w:proofErr w:type="spellEnd"/>
+      <w:r>
+        <w:rPr>
+          <w:sz w:val="28"/>
+          <w:szCs w:val="28"/>
+        </w:rPr>
+        <w:t>.</w:t>
+      </w:r>
+    </w:p>
+    <w:p>
+      <w:pPr>
+        <w:spacing w:line="360" w:lineRule="auto"/>
+        <w:ind w:firstLine="709"/>
+        <w:jc w:val="both"/>
+        <w:rPr>
+          <w:sz w:val="28"/>
+          <w:szCs w:val="28"/>
+        </w:rPr>
+      </w:pPr>
+      <w:r>
+        <w:rPr>
+          <w:sz w:val="28"/>
+          <w:szCs w:val="28"/>
+        </w:rPr>
+        <w:t xml:space="preserve">Кнопка «Заблокировать» требует обязательного указания причины в поле </w:t>
+      </w:r>
+      <w:proofErr w:type="spellStart"/>
+      <w:r>
+        <w:rPr>
+          <w:sz w:val="28"/>
+          <w:szCs w:val="28"/>
+        </w:rPr>
+        <w:t>txtBlockReason</w:t>
+      </w:r>
+      <w:proofErr w:type="spellEnd"/>
+      <w:r>
+        <w:rPr>
+          <w:sz w:val="28"/>
+          <w:szCs w:val="28"/>
+        </w:rPr>
+        <w:t>.</w:t>
+      </w:r>
+    </w:p>
+    <w:p>
+      <w:pPr>
+        <w:spacing w:line="360" w:lineRule="auto"/>
+        <w:ind w:firstLine="709"/>
+        <w:jc w:val="both"/>
+        <w:rPr>
+          <w:sz w:val="28"/>
+          <w:szCs w:val="28"/>
+        </w:rPr>
+      </w:pPr>
+      <w:r>
+        <w:rPr>
+          <w:sz w:val="28"/>
+          <w:szCs w:val="28"/>
+        </w:rPr>
+        <w:t>Решение отправляется на сервер через POST /</w:t>
+      </w:r>
+      <w:proofErr w:type="spellStart"/>
+      <w:r>
+        <w:rPr>
+          <w:sz w:val="28"/>
+          <w:szCs w:val="28"/>
+        </w:rPr>
+        <w:t>api</w:t>
+      </w:r>
+      <w:proofErr w:type="spellEnd"/>
+      <w:r>
+        <w:rPr>
+          <w:sz w:val="28"/>
+          <w:szCs w:val="28"/>
+        </w:rPr>
+        <w:t>/</w:t>
+      </w:r>
+      <w:proofErr w:type="spellStart"/>
+      <w:r>
+        <w:rPr>
+          <w:sz w:val="28"/>
+          <w:szCs w:val="28"/>
+        </w:rPr>
+        <w:t>quality</w:t>
+      </w:r>
+      <w:proofErr w:type="spellEnd"/>
+      <w:r>
+        <w:rPr>
+          <w:sz w:val="28"/>
+          <w:szCs w:val="28"/>
+        </w:rPr>
+        <w:t>/</w:t>
+      </w:r>
+      <w:proofErr w:type="spellStart"/>
+      <w:r>
+        <w:rPr>
+          <w:sz w:val="28"/>
+          <w:szCs w:val="28"/>
+        </w:rPr>
+        <w:t>save</w:t>
+      </w:r>
+      <w:proofErr w:type="spellEnd"/>
+      <w:r>
+        <w:rPr>
+          <w:sz w:val="28"/>
+          <w:szCs w:val="28"/>
+        </w:rPr>
+        <w:t xml:space="preserve">. При блокировке партии статус </w:t>
+      </w:r>
+      <w:proofErr w:type="spellStart"/>
+      <w:r>
+        <w:rPr>
+          <w:sz w:val="28"/>
+          <w:szCs w:val="28"/>
+        </w:rPr>
+        <w:t>batches</w:t>
+      </w:r>
+      <w:proofErr w:type="spellEnd"/>
+      <w:r>
+        <w:rPr>
+          <w:sz w:val="28"/>
+          <w:szCs w:val="28"/>
+        </w:rPr>
+        <w:t xml:space="preserve"> меняется на </w:t>
+      </w:r>
+      <w:proofErr w:type="spellStart"/>
+      <w:r>
+        <w:rPr>
+          <w:sz w:val="28"/>
+          <w:szCs w:val="28"/>
+        </w:rPr>
+        <w:t>blocked</w:t>
+      </w:r>
+      <w:proofErr w:type="spellEnd"/>
+      <w:r>
+        <w:rPr>
+          <w:sz w:val="28"/>
+          <w:szCs w:val="28"/>
+        </w:rPr>
+        <w:t>.</w:t>
+      </w:r>
+    </w:p>
+    <w:p>
+      <w:pPr>
+        <w:spacing w:line="360" w:lineRule="auto"/>
+        <w:ind w:firstLine="709"/>
+        <w:jc w:val="both"/>
+        <w:rPr>
+          <w:sz w:val="28"/>
+          <w:szCs w:val="28"/>
+        </w:rPr>
+      </w:pPr>
+      <w:r>
+        <w:rPr>
+          <w:sz w:val="28"/>
+          <w:szCs w:val="28"/>
+        </w:rPr>
+        <w:t>Формирование протоколов:</w:t>
+      </w:r>
+    </w:p>
+    <w:p>
+      <w:pPr>
+        <w:spacing w:line="360" w:lineRule="auto"/>
+        <w:ind w:firstLine="709"/>
+        <w:jc w:val="both"/>
+        <w:rPr>
+          <w:sz w:val="28"/>
+          <w:szCs w:val="28"/>
+        </w:rPr>
+      </w:pPr>
+      <w:r>
+        <w:rPr>
+          <w:sz w:val="28"/>
+          <w:szCs w:val="28"/>
+        </w:rPr>
+        <w:t xml:space="preserve">Кнопка «Экспорт протокола» генерирует Excel-файл через библиотеку </w:t>
+      </w:r>
+      <w:proofErr w:type="spellStart"/>
+      <w:r>
+        <w:rPr>
+          <w:sz w:val="28"/>
+          <w:szCs w:val="28"/>
+        </w:rPr>
+        <w:t>ClosedXML</w:t>
+      </w:r>
+      <w:proofErr w:type="spellEnd"/>
+      <w:r>
+        <w:rPr>
+          <w:sz w:val="28"/>
+          <w:szCs w:val="28"/>
+        </w:rPr>
+        <w:t>. Файл содержит таблицу: параметр, измеренное значение, норма, результат.</w:t>
+      </w:r>
+    </w:p>
+    <w:p>
+      <w:pPr>
+        <w:spacing w:line="360" w:lineRule="auto"/>
+        <w:ind w:firstLine="709"/>
+        <w:jc w:val="both"/>
+        <w:rPr>
+          <w:sz w:val="28"/>
+          <w:szCs w:val="28"/>
+          <w:lang w:val="en-US"/>
+        </w:rPr>
+      </w:pPr>
+      <w:r>
+        <w:rPr>
+          <w:sz w:val="28"/>
+          <w:szCs w:val="28"/>
+        </w:rPr>
+        <w:t>Имя</w:t>
+      </w:r>
+      <w:r>
+        <w:rPr>
+          <w:sz w:val="28"/>
+          <w:szCs w:val="28"/>
+          <w:lang w:val="en-US"/>
         </w:rPr>
         <w:t xml:space="preserve"> </w:t>
       </w:r>
+      <w:r>
+        <w:rPr>
+          <w:sz w:val="28"/>
+          <w:szCs w:val="28"/>
+        </w:rPr>
+        <w:t>файла</w:t>
+      </w:r>
+      <w:r>
+        <w:rPr>
+          <w:sz w:val="28"/>
+          <w:szCs w:val="28"/>
+          <w:lang w:val="en-US"/>
+        </w:rPr>
+        <w:t xml:space="preserve">: </w:t>
+      </w:r>
+      <w:r>
+        <w:rPr>
+          <w:sz w:val="28"/>
+          <w:szCs w:val="28"/>
+          <w:lang w:val="en-US"/>
+        </w:rPr>
+        <w:t>Protocol</w:t>
+      </w:r>
+      <w:r>
+        <w:rPr>
+          <w:sz w:val="28"/>
+          <w:szCs w:val="28"/>
+          <w:lang w:val="en-US"/>
+        </w:rPr>
+        <w:t>_&lt;</w:t>
+      </w:r>
+      <w:proofErr w:type="spellStart"/>
+      <w:r>
+        <w:rPr>
+          <w:sz w:val="28"/>
+          <w:szCs w:val="28"/>
+          <w:lang w:val="en-US"/>
+        </w:rPr>
+        <w:t>sample</w:t>
+      </w:r>
+      <w:r>
+        <w:rPr>
+          <w:sz w:val="28"/>
+          <w:szCs w:val="28"/>
+          <w:lang w:val="en-US"/>
+        </w:rPr>
+        <w:t>_</w:t>
+      </w:r>
+      <w:proofErr w:type="gramStart"/>
+      <w:r>
+        <w:rPr>
+          <w:sz w:val="28"/>
+          <w:szCs w:val="28"/>
+          <w:lang w:val="en-US"/>
+        </w:rPr>
+        <w:t>type</w:t>
+      </w:r>
+      <w:proofErr w:type="spellEnd"/>
+      <w:r>
+        <w:rPr>
+          <w:sz w:val="28"/>
+          <w:szCs w:val="28"/>
+          <w:lang w:val="en-US"/>
+        </w:rPr>
+        <w:t>&gt;_</w:t>
+      </w:r>
+      <w:r>
+        <w:rPr>
+          <w:sz w:val="28"/>
+          <w:szCs w:val="28"/>
+          <w:lang w:val="en-US"/>
+        </w:rPr>
+        <w:t>yyyyMMdd</w:t>
+      </w:r>
+      <w:r>
+        <w:rPr>
+          <w:sz w:val="28"/>
+          <w:szCs w:val="28"/>
+          <w:lang w:val="en-US"/>
+        </w:rPr>
+        <w:t>_</w:t>
+      </w:r>
+      <w:r>
+        <w:rPr>
+          <w:sz w:val="28"/>
+          <w:szCs w:val="28"/>
+          <w:lang w:val="en-US"/>
+        </w:rPr>
+        <w:t>HHmmss</w:t>
+      </w:r>
+      <w:r>
+        <w:rPr>
+          <w:sz w:val="28"/>
+          <w:szCs w:val="28"/>
+          <w:lang w:val="en-US"/>
+        </w:rPr>
+        <w:t>.</w:t>
+      </w:r>
+      <w:r>
+        <w:rPr>
+          <w:sz w:val="28"/>
+          <w:szCs w:val="28"/>
+          <w:lang w:val="en-US"/>
+        </w:rPr>
+        <w:t>xlsx</w:t>
+      </w:r>
+      <w:proofErr w:type="gramEnd"/>
+      <w:r>
+        <w:rPr>
+          <w:sz w:val="28"/>
+          <w:szCs w:val="28"/>
+          <w:lang w:val="en-US"/>
+        </w:rPr>
+        <w:t>.</w:t>
+      </w:r>
+    </w:p>
+    <w:p>
+      <w:pPr>
+        <w:spacing w:line="360" w:lineRule="auto"/>
+        <w:ind w:firstLine="709"/>
+        <w:jc w:val="both"/>
+        <w:rPr>
+          <w:sz w:val="28"/>
+          <w:szCs w:val="28"/>
+        </w:rPr>
+      </w:pPr>
+      <w:r>
+        <w:rPr>
+          <w:sz w:val="28"/>
+          <w:szCs w:val="28"/>
+        </w:rPr>
+        <w:t>Автоматическая проверка нормативов</w:t>
+      </w:r>
+    </w:p>
+    <w:p>
+      <w:pPr>
+        <w:spacing w:line="360" w:lineRule="auto"/>
+        <w:ind w:firstLine="709"/>
+        <w:jc w:val="both"/>
+        <w:rPr>
+          <w:sz w:val="28"/>
+          <w:szCs w:val="28"/>
+        </w:rPr>
+      </w:pPr>
+      <w:r>
+        <w:rPr>
+          <w:sz w:val="28"/>
+          <w:szCs w:val="28"/>
+        </w:rPr>
+        <w:t>Реализован разбор следующих форматов нормативов:</w:t>
+      </w:r>
+    </w:p>
+    <w:p>
+      <w:pPr>
+        <w:spacing w:line="360" w:lineRule="auto"/>
+        <w:ind w:firstLine="709"/>
+        <w:jc w:val="both"/>
+        <w:rPr>
+          <w:sz w:val="28"/>
+          <w:szCs w:val="28"/>
+        </w:rPr>
+      </w:pPr>
+      <w:r>
+        <w:rPr>
+          <w:sz w:val="28"/>
+          <w:szCs w:val="28"/>
+        </w:rPr>
+        <w:t xml:space="preserve">Диапазон: 6.5-7.0 → </w:t>
+      </w:r>
+      <w:proofErr w:type="spellStart"/>
+      <w:proofErr w:type="gramStart"/>
+      <w:r>
+        <w:rPr>
+          <w:sz w:val="28"/>
+          <w:szCs w:val="28"/>
+        </w:rPr>
+        <w:t>val</w:t>
+      </w:r>
+      <w:proofErr w:type="spellEnd"/>
+      <w:r>
+        <w:rPr>
+          <w:sz w:val="28"/>
+          <w:szCs w:val="28"/>
+        </w:rPr>
+        <w:t xml:space="preserve"> &gt;</w:t>
+      </w:r>
+      <w:proofErr w:type="gramEnd"/>
+      <w:r>
+        <w:rPr>
+          <w:sz w:val="28"/>
+          <w:szCs w:val="28"/>
+        </w:rPr>
+        <w:t xml:space="preserve">= 6.5 &amp;&amp; </w:t>
+      </w:r>
+      <w:proofErr w:type="spellStart"/>
+      <w:r>
+        <w:rPr>
+          <w:sz w:val="28"/>
+          <w:szCs w:val="28"/>
+        </w:rPr>
+        <w:t>val</w:t>
+      </w:r>
+      <w:proofErr w:type="spellEnd"/>
+      <w:r>
+        <w:rPr>
+          <w:sz w:val="28"/>
+          <w:szCs w:val="28"/>
+        </w:rPr>
+        <w:t xml:space="preserve"> &lt;= 7.0</w:t>
+      </w:r>
+    </w:p>
+    <w:p>
+      <w:pPr>
+        <w:spacing w:line="360" w:lineRule="auto"/>
+        <w:ind w:firstLine="709"/>
+        <w:jc w:val="both"/>
+        <w:rPr>
+          <w:sz w:val="28"/>
+          <w:szCs w:val="28"/>
+        </w:rPr>
+      </w:pPr>
+      <w:r>
+        <w:rPr>
+          <w:sz w:val="28"/>
+          <w:szCs w:val="28"/>
+        </w:rPr>
+        <w:t xml:space="preserve">Больше: &gt;97% → </w:t>
+      </w:r>
+      <w:proofErr w:type="spellStart"/>
+      <w:proofErr w:type="gramStart"/>
+      <w:r>
+        <w:rPr>
+          <w:sz w:val="28"/>
+          <w:szCs w:val="28"/>
+        </w:rPr>
+        <w:t>val</w:t>
+      </w:r>
+      <w:proofErr w:type="spellEnd"/>
+      <w:r>
+        <w:rPr>
+          <w:sz w:val="28"/>
+          <w:szCs w:val="28"/>
+        </w:rPr>
+        <w:t xml:space="preserve"> &gt;</w:t>
+      </w:r>
+      <w:proofErr w:type="gramEnd"/>
+      <w:r>
+        <w:rPr>
+          <w:sz w:val="28"/>
+          <w:szCs w:val="28"/>
+        </w:rPr>
+        <w:t xml:space="preserve"> 97</w:t>
+      </w:r>
+    </w:p>
+    <w:p>
+      <w:pPr>
+        <w:spacing w:line="360" w:lineRule="auto"/>
+        <w:ind w:firstLine="709"/>
+        <w:jc w:val="both"/>
+        <w:rPr>
+          <w:sz w:val="28"/>
+          <w:szCs w:val="28"/>
+        </w:rPr>
+      </w:pPr>
+      <w:r>
+        <w:rPr>
+          <w:sz w:val="28"/>
+          <w:szCs w:val="28"/>
+        </w:rPr>
+        <w:t xml:space="preserve">Меньше: &lt;2.5% → </w:t>
+      </w:r>
+      <w:proofErr w:type="spellStart"/>
+      <w:r>
+        <w:rPr>
+          <w:sz w:val="28"/>
+          <w:szCs w:val="28"/>
+        </w:rPr>
+        <w:t>val</w:t>
+      </w:r>
+      <w:proofErr w:type="spellEnd"/>
+      <w:r>
+        <w:rPr>
+          <w:sz w:val="28"/>
+          <w:szCs w:val="28"/>
+        </w:rPr>
+        <w:t xml:space="preserve"> &lt; 2.5</w:t>
+      </w:r>
+    </w:p>
+    <w:p>
+      <w:pPr>
+        <w:spacing w:line="360" w:lineRule="auto"/>
+        <w:ind w:firstLine="709"/>
+        <w:jc w:val="both"/>
+        <w:rPr>
+          <w:sz w:val="28"/>
+          <w:szCs w:val="28"/>
+        </w:rPr>
+      </w:pPr>
+      <w:r>
+        <w:rPr>
+          <w:sz w:val="28"/>
+          <w:szCs w:val="28"/>
+        </w:rPr>
+        <w:t xml:space="preserve">Больше или равно: ≥99 → </w:t>
+      </w:r>
+      <w:proofErr w:type="spellStart"/>
+      <w:proofErr w:type="gramStart"/>
+      <w:r>
+        <w:rPr>
+          <w:sz w:val="28"/>
+          <w:szCs w:val="28"/>
+        </w:rPr>
+        <w:t>val</w:t>
+      </w:r>
+      <w:proofErr w:type="spellEnd"/>
+      <w:r>
+        <w:rPr>
+          <w:sz w:val="28"/>
+          <w:szCs w:val="28"/>
+        </w:rPr>
+        <w:t xml:space="preserve"> &gt;</w:t>
+      </w:r>
+      <w:proofErr w:type="gramEnd"/>
+      <w:r>
+        <w:rPr>
+          <w:sz w:val="28"/>
+          <w:szCs w:val="28"/>
+        </w:rPr>
+        <w:t>= 99</w:t>
+      </w:r>
+    </w:p>
+    <w:p>
+      <w:pPr>
+        <w:spacing w:line="360" w:lineRule="auto"/>
+        <w:ind w:firstLine="709"/>
+        <w:jc w:val="both"/>
+        <w:rPr>
+          <w:sz w:val="28"/>
+          <w:szCs w:val="28"/>
+        </w:rPr>
+      </w:pPr>
+      <w:r>
+        <w:rPr>
+          <w:sz w:val="28"/>
+          <w:szCs w:val="28"/>
+        </w:rPr>
+        <w:t xml:space="preserve">Меньше или равно: ≤0.5 → </w:t>
+      </w:r>
+      <w:proofErr w:type="spellStart"/>
+      <w:r>
+        <w:rPr>
+          <w:sz w:val="28"/>
+          <w:szCs w:val="28"/>
+        </w:rPr>
+        <w:t>val</w:t>
+      </w:r>
+      <w:proofErr w:type="spellEnd"/>
+      <w:r>
+        <w:rPr>
+          <w:sz w:val="28"/>
+          <w:szCs w:val="28"/>
+        </w:rPr>
+        <w:t xml:space="preserve"> &lt;= 0.5</w:t>
+      </w:r>
+    </w:p>
+    <w:p>
+      <w:pPr>
+        <w:spacing w:line="360" w:lineRule="auto"/>
+        <w:ind w:firstLine="709"/>
+        <w:jc w:val="both"/>
+        <w:rPr>
+          <w:sz w:val="28"/>
+          <w:szCs w:val="28"/>
+        </w:rPr>
+      </w:pPr>
+      <w:r>
+        <w:rPr>
+          <w:sz w:val="28"/>
+          <w:szCs w:val="28"/>
+        </w:rPr>
+        <w:t xml:space="preserve">Точное равенство: </w:t>
+      </w:r>
       <w:proofErr w:type="spellStart"/>
       <w:r>
         <w:rPr>
@@ -12181,15 +12745,36 @@
           <w:sz w:val="28"/>
           <w:szCs w:val="28"/>
         </w:rPr>
-        <w:t xml:space="preserve"> / </w:t>
-      </w:r>
-      <w:r>
-        <w:rPr>
-          <w:rFonts w:ascii="Segoe UI Emoji" w:hAnsi="Segoe UI Emoji" w:cs="Segoe UI Emoji"/>
-          <w:sz w:val="28"/>
-          <w:szCs w:val="28"/>
-        </w:rPr>
-        <w:t>❌</w:t>
+        <w:t xml:space="preserve"> → </w:t>
+      </w:r>
+      <w:proofErr w:type="spellStart"/>
+      <w:proofErr w:type="gramStart"/>
+      <w:r>
+        <w:rPr>
+          <w:sz w:val="28"/>
+          <w:szCs w:val="28"/>
+        </w:rPr>
+        <w:t>string.Equals</w:t>
+      </w:r>
+      <w:proofErr w:type="spellEnd"/>
+      <w:proofErr w:type="gramEnd"/>
+    </w:p>
+    <w:p>
+      <w:pPr>
+        <w:spacing w:line="360" w:lineRule="auto"/>
+        <w:ind w:firstLine="709"/>
+        <w:jc w:val="both"/>
+        <w:rPr>
+          <w:sz w:val="28"/>
+          <w:szCs w:val="28"/>
+        </w:rPr>
+      </w:pPr>
+      <w:r>
+        <w:rPr>
+          <w:sz w:val="28"/>
+          <w:szCs w:val="28"/>
+        </w:rPr>
+        <w:t>Код</w:t>
       </w:r>
       <w:r>
         <w:rPr>
@@ -12198,13 +12783,720 @@
         </w:rPr>
         <w:t xml:space="preserve"> </w:t>
       </w:r>
-      <w:proofErr w:type="spellStart"/>
-      <w:r>
-        <w:rPr>
-          <w:sz w:val="28"/>
-          <w:szCs w:val="28"/>
-        </w:rPr>
-        <w:t>fail</w:t>
+      <w:r>
+        <w:rPr>
+          <w:sz w:val="28"/>
+          <w:szCs w:val="28"/>
+        </w:rPr>
+        <w:t>функции</w:t>
+      </w:r>
+      <w:r>
+        <w:rPr>
+          <w:sz w:val="28"/>
+          <w:szCs w:val="28"/>
+        </w:rPr>
+        <w:t xml:space="preserve"> </w:t>
+      </w:r>
+      <w:proofErr w:type="spellStart"/>
+      <w:r>
+        <w:rPr>
+          <w:sz w:val="28"/>
+          <w:szCs w:val="28"/>
+          <w:lang w:val="en-US"/>
+        </w:rPr>
+        <w:t>EvaluateParameter</w:t>
+      </w:r>
+      <w:proofErr w:type="spellEnd"/>
+      <w:r>
+        <w:rPr>
+          <w:sz w:val="28"/>
+          <w:szCs w:val="28"/>
+        </w:rPr>
+        <w:t xml:space="preserve"> </w:t>
+      </w:r>
+      <w:r>
+        <w:rPr>
+          <w:sz w:val="28"/>
+          <w:szCs w:val="28"/>
+        </w:rPr>
+        <w:t>размещён</w:t>
+      </w:r>
+      <w:r>
+        <w:rPr>
+          <w:sz w:val="28"/>
+          <w:szCs w:val="28"/>
+        </w:rPr>
+        <w:t xml:space="preserve"> </w:t>
+      </w:r>
+      <w:r>
+        <w:rPr>
+          <w:sz w:val="28"/>
+          <w:szCs w:val="28"/>
+        </w:rPr>
+        <w:t>в</w:t>
+      </w:r>
+      <w:r>
+        <w:rPr>
+          <w:sz w:val="28"/>
+          <w:szCs w:val="28"/>
+        </w:rPr>
+        <w:t xml:space="preserve"> </w:t>
+      </w:r>
+      <w:proofErr w:type="spellStart"/>
+      <w:r>
+        <w:rPr>
+          <w:sz w:val="28"/>
+          <w:szCs w:val="28"/>
+          <w:lang w:val="en-US"/>
+        </w:rPr>
+        <w:t>QualityControlWindow</w:t>
+      </w:r>
+      <w:proofErr w:type="spellEnd"/>
+      <w:r>
+        <w:rPr>
+          <w:sz w:val="28"/>
+          <w:szCs w:val="28"/>
+        </w:rPr>
+        <w:t>.</w:t>
+      </w:r>
+      <w:proofErr w:type="spellStart"/>
+      <w:r>
+        <w:rPr>
+          <w:sz w:val="28"/>
+          <w:szCs w:val="28"/>
+          <w:lang w:val="en-US"/>
+        </w:rPr>
+        <w:t>xaml</w:t>
+      </w:r>
+      <w:proofErr w:type="spellEnd"/>
+      <w:r>
+        <w:rPr>
+          <w:sz w:val="28"/>
+          <w:szCs w:val="28"/>
+        </w:rPr>
+        <w:t>.</w:t>
+      </w:r>
+      <w:r>
+        <w:rPr>
+          <w:sz w:val="28"/>
+          <w:szCs w:val="28"/>
+          <w:lang w:val="en-US"/>
+        </w:rPr>
+        <w:t>cs</w:t>
+      </w:r>
+      <w:r>
+        <w:rPr>
+          <w:sz w:val="28"/>
+          <w:szCs w:val="28"/>
+        </w:rPr>
+        <w:t>.</w:t>
+      </w:r>
+    </w:p>
+    <w:p>
+      <w:pPr>
+        <w:spacing w:line="360" w:lineRule="auto"/>
+        <w:ind w:firstLine="709"/>
+        <w:jc w:val="both"/>
+        <w:rPr>
+          <w:sz w:val="28"/>
+          <w:szCs w:val="28"/>
+        </w:rPr>
+      </w:pPr>
+      <w:r>
+        <w:rPr>
+          <w:sz w:val="28"/>
+          <w:szCs w:val="28"/>
+        </w:rPr>
+        <w:t>История</w:t>
+      </w:r>
+      <w:r>
+        <w:rPr>
+          <w:sz w:val="28"/>
+          <w:szCs w:val="28"/>
+        </w:rPr>
+        <w:t xml:space="preserve"> </w:t>
+      </w:r>
+      <w:r>
+        <w:rPr>
+          <w:sz w:val="28"/>
+          <w:szCs w:val="28"/>
+        </w:rPr>
+        <w:t>испытаний</w:t>
+      </w:r>
+      <w:r>
+        <w:rPr>
+          <w:sz w:val="28"/>
+          <w:szCs w:val="28"/>
+        </w:rPr>
+        <w:t xml:space="preserve"> </w:t>
+      </w:r>
+      <w:r>
+        <w:rPr>
+          <w:sz w:val="28"/>
+          <w:szCs w:val="28"/>
+        </w:rPr>
+        <w:t>и</w:t>
+      </w:r>
+      <w:r>
+        <w:rPr>
+          <w:sz w:val="28"/>
+          <w:szCs w:val="28"/>
+        </w:rPr>
+        <w:t xml:space="preserve"> </w:t>
+      </w:r>
+      <w:r>
+        <w:rPr>
+          <w:sz w:val="28"/>
+          <w:szCs w:val="28"/>
+        </w:rPr>
+        <w:t>аудит</w:t>
+      </w:r>
+    </w:p>
+    <w:p>
+      <w:pPr>
+        <w:spacing w:line="360" w:lineRule="auto"/>
+        <w:ind w:firstLine="709"/>
+        <w:jc w:val="both"/>
+        <w:rPr>
+          <w:sz w:val="28"/>
+          <w:szCs w:val="28"/>
+        </w:rPr>
+      </w:pPr>
+      <w:r>
+        <w:rPr>
+          <w:sz w:val="28"/>
+          <w:szCs w:val="28"/>
+        </w:rPr>
+        <w:t>Окно</w:t>
+      </w:r>
+      <w:r>
+        <w:rPr>
+          <w:sz w:val="28"/>
+          <w:szCs w:val="28"/>
+        </w:rPr>
+        <w:t xml:space="preserve"> </w:t>
+      </w:r>
+      <w:proofErr w:type="spellStart"/>
+      <w:r>
+        <w:rPr>
+          <w:sz w:val="28"/>
+          <w:szCs w:val="28"/>
+          <w:lang w:val="en-US"/>
+        </w:rPr>
+        <w:t>HistoryWindow</w:t>
+      </w:r>
+      <w:proofErr w:type="spellEnd"/>
+      <w:r>
+        <w:rPr>
+          <w:sz w:val="28"/>
+          <w:szCs w:val="28"/>
+        </w:rPr>
+        <w:t xml:space="preserve"> </w:t>
+      </w:r>
+      <w:r>
+        <w:rPr>
+          <w:sz w:val="28"/>
+          <w:szCs w:val="28"/>
+        </w:rPr>
+        <w:t>загружает</w:t>
+      </w:r>
+      <w:r>
+        <w:rPr>
+          <w:sz w:val="28"/>
+          <w:szCs w:val="28"/>
+        </w:rPr>
+        <w:t xml:space="preserve"> </w:t>
+      </w:r>
+      <w:r>
+        <w:rPr>
+          <w:sz w:val="28"/>
+          <w:szCs w:val="28"/>
+        </w:rPr>
+        <w:t>все</w:t>
+      </w:r>
+      <w:r>
+        <w:rPr>
+          <w:sz w:val="28"/>
+          <w:szCs w:val="28"/>
+        </w:rPr>
+        <w:t xml:space="preserve"> </w:t>
+      </w:r>
+      <w:r>
+        <w:rPr>
+          <w:sz w:val="28"/>
+          <w:szCs w:val="28"/>
+        </w:rPr>
+        <w:t>записи</w:t>
+      </w:r>
+      <w:r>
+        <w:rPr>
+          <w:sz w:val="28"/>
+          <w:szCs w:val="28"/>
+        </w:rPr>
+        <w:t xml:space="preserve"> </w:t>
+      </w:r>
+      <w:r>
+        <w:rPr>
+          <w:sz w:val="28"/>
+          <w:szCs w:val="28"/>
+          <w:lang w:val="en-US"/>
+        </w:rPr>
+        <w:t>quality</w:t>
+      </w:r>
+      <w:r>
+        <w:rPr>
+          <w:sz w:val="28"/>
+          <w:szCs w:val="28"/>
+        </w:rPr>
+        <w:t>_</w:t>
+      </w:r>
+      <w:r>
+        <w:rPr>
+          <w:sz w:val="28"/>
+          <w:szCs w:val="28"/>
+          <w:lang w:val="en-US"/>
+        </w:rPr>
+        <w:t>controls</w:t>
+      </w:r>
+      <w:r>
+        <w:rPr>
+          <w:sz w:val="28"/>
+          <w:szCs w:val="28"/>
+        </w:rPr>
+        <w:t xml:space="preserve"> </w:t>
+      </w:r>
+      <w:r>
+        <w:rPr>
+          <w:sz w:val="28"/>
+          <w:szCs w:val="28"/>
+        </w:rPr>
+        <w:t>для</w:t>
+      </w:r>
+      <w:r>
+        <w:rPr>
+          <w:sz w:val="28"/>
+          <w:szCs w:val="28"/>
+        </w:rPr>
+        <w:t xml:space="preserve"> </w:t>
+      </w:r>
+      <w:r>
+        <w:rPr>
+          <w:sz w:val="28"/>
+          <w:szCs w:val="28"/>
+        </w:rPr>
+        <w:t>выбранной</w:t>
+      </w:r>
+      <w:r>
+        <w:rPr>
+          <w:sz w:val="28"/>
+          <w:szCs w:val="28"/>
+        </w:rPr>
+        <w:t xml:space="preserve"> </w:t>
+      </w:r>
+      <w:r>
+        <w:rPr>
+          <w:sz w:val="28"/>
+          <w:szCs w:val="28"/>
+        </w:rPr>
+        <w:t>партии</w:t>
+      </w:r>
+      <w:r>
+        <w:rPr>
+          <w:sz w:val="28"/>
+          <w:szCs w:val="28"/>
+        </w:rPr>
+        <w:t xml:space="preserve"> (</w:t>
+      </w:r>
+      <w:r>
+        <w:rPr>
+          <w:sz w:val="28"/>
+          <w:szCs w:val="28"/>
+        </w:rPr>
+        <w:t>через</w:t>
+      </w:r>
+      <w:r>
+        <w:rPr>
+          <w:sz w:val="28"/>
+          <w:szCs w:val="28"/>
+        </w:rPr>
+        <w:t xml:space="preserve"> </w:t>
+      </w:r>
+      <w:r>
+        <w:rPr>
+          <w:sz w:val="28"/>
+          <w:szCs w:val="28"/>
+          <w:lang w:val="en-US"/>
+        </w:rPr>
+        <w:t>GET</w:t>
+      </w:r>
+      <w:r>
+        <w:rPr>
+          <w:sz w:val="28"/>
+          <w:szCs w:val="28"/>
+        </w:rPr>
+        <w:t xml:space="preserve"> /</w:t>
+      </w:r>
+      <w:proofErr w:type="spellStart"/>
+      <w:r>
+        <w:rPr>
+          <w:sz w:val="28"/>
+          <w:szCs w:val="28"/>
+          <w:lang w:val="en-US"/>
+        </w:rPr>
+        <w:t>api</w:t>
+      </w:r>
+      <w:proofErr w:type="spellEnd"/>
+      <w:r>
+        <w:rPr>
+          <w:sz w:val="28"/>
+          <w:szCs w:val="28"/>
+        </w:rPr>
+        <w:t>/</w:t>
+      </w:r>
+      <w:r>
+        <w:rPr>
+          <w:sz w:val="28"/>
+          <w:szCs w:val="28"/>
+          <w:lang w:val="en-US"/>
+        </w:rPr>
+        <w:t>quality</w:t>
+      </w:r>
+      <w:r>
+        <w:rPr>
+          <w:sz w:val="28"/>
+          <w:szCs w:val="28"/>
+        </w:rPr>
+        <w:t>/</w:t>
+      </w:r>
+      <w:r>
+        <w:rPr>
+          <w:sz w:val="28"/>
+          <w:szCs w:val="28"/>
+          <w:lang w:val="en-US"/>
+        </w:rPr>
+        <w:t>history</w:t>
+      </w:r>
+      <w:r>
+        <w:rPr>
+          <w:sz w:val="28"/>
+          <w:szCs w:val="28"/>
+        </w:rPr>
+        <w:t>?</w:t>
+      </w:r>
+      <w:proofErr w:type="spellStart"/>
+      <w:r>
+        <w:rPr>
+          <w:sz w:val="28"/>
+          <w:szCs w:val="28"/>
+          <w:lang w:val="en-US"/>
+        </w:rPr>
+        <w:t>batchId</w:t>
+      </w:r>
+      <w:proofErr w:type="spellEnd"/>
+      <w:r>
+        <w:rPr>
+          <w:sz w:val="28"/>
+          <w:szCs w:val="28"/>
+        </w:rPr>
+        <w:t>=...).</w:t>
+      </w:r>
+    </w:p>
+    <w:p>
+      <w:pPr>
+        <w:spacing w:line="360" w:lineRule="auto"/>
+        <w:ind w:firstLine="709"/>
+        <w:jc w:val="both"/>
+        <w:rPr>
+          <w:sz w:val="28"/>
+          <w:szCs w:val="28"/>
+        </w:rPr>
+      </w:pPr>
+      <w:r>
+        <w:rPr>
+          <w:sz w:val="28"/>
+          <w:szCs w:val="28"/>
+        </w:rPr>
+        <w:t>Для каждой записи отображаются дата, лаборант, решение, параметры (сводка).</w:t>
+      </w:r>
+    </w:p>
+    <w:p>
+      <w:pPr>
+        <w:spacing w:line="360" w:lineRule="auto"/>
+        <w:ind w:firstLine="709"/>
+        <w:jc w:val="both"/>
+        <w:rPr>
+          <w:sz w:val="28"/>
+          <w:szCs w:val="28"/>
+        </w:rPr>
+      </w:pPr>
+      <w:r>
+        <w:rPr>
+          <w:sz w:val="28"/>
+          <w:szCs w:val="28"/>
+        </w:rPr>
+        <w:t xml:space="preserve">Кнопка «Редактировать» открывает </w:t>
+      </w:r>
+      <w:proofErr w:type="spellStart"/>
+      <w:r>
+        <w:rPr>
+          <w:sz w:val="28"/>
+          <w:szCs w:val="28"/>
+        </w:rPr>
+        <w:t>EditTestWindow</w:t>
+      </w:r>
+      <w:proofErr w:type="spellEnd"/>
+      <w:r>
+        <w:rPr>
+          <w:sz w:val="28"/>
+          <w:szCs w:val="28"/>
+        </w:rPr>
+        <w:t>, где можно изменить измеренные значения и комментарий. После сохранения отправляется PUT /</w:t>
+      </w:r>
+      <w:proofErr w:type="spellStart"/>
+      <w:r>
+        <w:rPr>
+          <w:sz w:val="28"/>
+          <w:szCs w:val="28"/>
+        </w:rPr>
+        <w:t>api</w:t>
+      </w:r>
+      <w:proofErr w:type="spellEnd"/>
+      <w:r>
+        <w:rPr>
+          <w:sz w:val="28"/>
+          <w:szCs w:val="28"/>
+        </w:rPr>
+        <w:t>/</w:t>
+      </w:r>
+      <w:proofErr w:type="spellStart"/>
+      <w:r>
+        <w:rPr>
+          <w:sz w:val="28"/>
+          <w:szCs w:val="28"/>
+        </w:rPr>
+        <w:t>quality</w:t>
+      </w:r>
+      <w:proofErr w:type="spellEnd"/>
+      <w:r>
+        <w:rPr>
+          <w:sz w:val="28"/>
+          <w:szCs w:val="28"/>
+        </w:rPr>
+        <w:t>/</w:t>
+      </w:r>
+      <w:proofErr w:type="spellStart"/>
+      <w:r>
+        <w:rPr>
+          <w:sz w:val="28"/>
+          <w:szCs w:val="28"/>
+        </w:rPr>
+        <w:t>update</w:t>
+      </w:r>
+      <w:proofErr w:type="spellEnd"/>
+      <w:r>
+        <w:rPr>
+          <w:sz w:val="28"/>
+          <w:szCs w:val="28"/>
+        </w:rPr>
+        <w:t>/{</w:t>
+      </w:r>
+      <w:proofErr w:type="spellStart"/>
+      <w:r>
+        <w:rPr>
+          <w:sz w:val="28"/>
+          <w:szCs w:val="28"/>
+        </w:rPr>
+        <w:t>id</w:t>
+      </w:r>
+      <w:proofErr w:type="spellEnd"/>
+      <w:r>
+        <w:rPr>
+          <w:sz w:val="28"/>
+          <w:szCs w:val="28"/>
+        </w:rPr>
+        <w:t>}.</w:t>
+      </w:r>
+    </w:p>
+    <w:p>
+      <w:pPr>
+        <w:spacing w:line="360" w:lineRule="auto"/>
+        <w:ind w:firstLine="709"/>
+        <w:jc w:val="both"/>
+        <w:rPr>
+          <w:sz w:val="28"/>
+          <w:szCs w:val="28"/>
+        </w:rPr>
+      </w:pPr>
+      <w:r>
+        <w:rPr>
+          <w:sz w:val="28"/>
+          <w:szCs w:val="28"/>
+        </w:rPr>
+        <w:t xml:space="preserve">Аудит: при сохранении новых результатов или обновлении старых в </w:t>
+      </w:r>
+      <w:proofErr w:type="spellStart"/>
+      <w:r>
+        <w:rPr>
+          <w:sz w:val="28"/>
+          <w:szCs w:val="28"/>
+        </w:rPr>
+        <w:t>audit_log</w:t>
+      </w:r>
+      <w:proofErr w:type="spellEnd"/>
+      <w:r>
+        <w:rPr>
+          <w:sz w:val="28"/>
+          <w:szCs w:val="28"/>
+        </w:rPr>
+        <w:t xml:space="preserve"> записывается действие SAVE_QUALITY или UPDATE_QUALITY с JSON-копией данных.</w:t>
+      </w:r>
+    </w:p>
+    <w:p>
+      <w:pPr>
+        <w:spacing w:after="160" w:line="259" w:lineRule="auto"/>
+        <w:rPr>
+          <w:sz w:val="28"/>
+          <w:szCs w:val="28"/>
+        </w:rPr>
+      </w:pPr>
+      <w:r>
+        <w:rPr>
+          <w:sz w:val="28"/>
+          <w:szCs w:val="28"/>
+        </w:rPr>
+        <w:br w:type="page"/>
+      </w:r>
+    </w:p>
+    <w:p>
+      <w:pPr>
+        <w:spacing w:line="360" w:lineRule="auto"/>
+        <w:ind w:firstLine="709"/>
+        <w:jc w:val="both"/>
+        <w:rPr>
+          <w:sz w:val="28"/>
+          <w:szCs w:val="28"/>
+        </w:rPr>
+      </w:pPr>
+    </w:p>
+    <w:p>
+      <w:pPr>
+        <w:spacing w:line="360" w:lineRule="auto"/>
+        <w:ind w:firstLine="709"/>
+        <w:jc w:val="center"/>
+        <w:rPr>
+          <w:sz w:val="28"/>
+          <w:szCs w:val="28"/>
+        </w:rPr>
+      </w:pPr>
+      <w:r>
+        <w:rPr>
+          <w:sz w:val="28"/>
+          <w:szCs w:val="28"/>
+        </w:rPr>
+        <w:t xml:space="preserve">Разработка модуля аппаратчика (WPF </w:t>
+      </w:r>
+      <w:proofErr w:type="spellStart"/>
+      <w:r>
+        <w:rPr>
+          <w:sz w:val="28"/>
+          <w:szCs w:val="28"/>
+        </w:rPr>
+        <w:t>desktop</w:t>
+      </w:r>
+      <w:proofErr w:type="spellEnd"/>
+      <w:r>
+        <w:rPr>
+          <w:sz w:val="28"/>
+          <w:szCs w:val="28"/>
+        </w:rPr>
+        <w:t>)</w:t>
+      </w:r>
+    </w:p>
+    <w:p>
+      <w:pPr>
+        <w:spacing w:line="360" w:lineRule="auto"/>
+        <w:ind w:firstLine="709"/>
+        <w:jc w:val="both"/>
+        <w:rPr>
+          <w:sz w:val="28"/>
+          <w:szCs w:val="28"/>
+        </w:rPr>
+      </w:pPr>
+      <w:r>
+        <w:rPr>
+          <w:sz w:val="28"/>
+          <w:szCs w:val="28"/>
+        </w:rPr>
+        <w:t>Общие сведения</w:t>
+      </w:r>
+    </w:p>
+    <w:p>
+      <w:pPr>
+        <w:spacing w:line="360" w:lineRule="auto"/>
+        <w:ind w:firstLine="709"/>
+        <w:jc w:val="both"/>
+        <w:rPr>
+          <w:sz w:val="28"/>
+          <w:szCs w:val="28"/>
+        </w:rPr>
+      </w:pPr>
+      <w:r>
+        <w:rPr>
+          <w:sz w:val="28"/>
+          <w:szCs w:val="28"/>
+        </w:rPr>
+        <w:t xml:space="preserve">Проект </w:t>
+      </w:r>
+      <w:proofErr w:type="spellStart"/>
+      <w:r>
+        <w:rPr>
+          <w:sz w:val="28"/>
+          <w:szCs w:val="28"/>
+        </w:rPr>
+        <w:t>AgroChem.OperatorClient</w:t>
+      </w:r>
+      <w:proofErr w:type="spellEnd"/>
+      <w:r>
+        <w:rPr>
+          <w:sz w:val="28"/>
+          <w:szCs w:val="28"/>
+        </w:rPr>
+        <w:t xml:space="preserve"> – WPF-приложение для выполнения технологических операций. Основные окна:</w:t>
+      </w:r>
+    </w:p>
+    <w:p>
+      <w:pPr>
+        <w:spacing w:line="360" w:lineRule="auto"/>
+        <w:ind w:firstLine="709"/>
+        <w:jc w:val="both"/>
+        <w:rPr>
+          <w:sz w:val="28"/>
+          <w:szCs w:val="28"/>
+        </w:rPr>
+      </w:pPr>
+      <w:proofErr w:type="spellStart"/>
+      <w:r>
+        <w:rPr>
+          <w:sz w:val="28"/>
+          <w:szCs w:val="28"/>
+        </w:rPr>
+        <w:t>LoginWindow</w:t>
+      </w:r>
+      <w:proofErr w:type="spellEnd"/>
+      <w:r>
+        <w:rPr>
+          <w:sz w:val="28"/>
+          <w:szCs w:val="28"/>
+        </w:rPr>
+        <w:t xml:space="preserve"> – вход (роль </w:t>
+      </w:r>
+      <w:proofErr w:type="spellStart"/>
+      <w:r>
+        <w:rPr>
+          <w:sz w:val="28"/>
+          <w:szCs w:val="28"/>
+        </w:rPr>
+        <w:t>operator</w:t>
       </w:r>
       <w:proofErr w:type="spellEnd"/>
       <w:r>
@@ -12225,49 +13517,188 @@
           <w:szCs w:val="28"/>
         </w:rPr>
       </w:pPr>
-    </w:p>
-    <w:p>
-      <w:pPr>
-        <w:spacing w:line="360" w:lineRule="auto"/>
-        <w:ind w:firstLine="709"/>
-        <w:jc w:val="both"/>
-        <w:rPr>
-          <w:sz w:val="28"/>
-          <w:szCs w:val="28"/>
-        </w:rPr>
-      </w:pPr>
-      <w:r>
-        <w:rPr>
-          <w:sz w:val="28"/>
-          <w:szCs w:val="28"/>
-        </w:rPr>
-        <w:t>Принятие решения:</w:t>
-      </w:r>
-    </w:p>
-    <w:p>
-      <w:pPr>
-        <w:spacing w:line="360" w:lineRule="auto"/>
-        <w:ind w:firstLine="709"/>
-        <w:jc w:val="both"/>
-        <w:rPr>
-          <w:sz w:val="28"/>
-          <w:szCs w:val="28"/>
-        </w:rPr>
-      </w:pPr>
-      <w:r>
-        <w:rPr>
-          <w:sz w:val="28"/>
-          <w:szCs w:val="28"/>
-        </w:rPr>
-        <w:t xml:space="preserve">Кнопка «Допустить» активна только если все параметры введены и результат </w:t>
-      </w:r>
-      <w:proofErr w:type="spellStart"/>
-      <w:r>
-        <w:rPr>
-          <w:sz w:val="28"/>
-          <w:szCs w:val="28"/>
-        </w:rPr>
-        <w:t>pass</w:t>
+      <w:proofErr w:type="spellStart"/>
+      <w:r>
+        <w:rPr>
+          <w:sz w:val="28"/>
+          <w:szCs w:val="28"/>
+        </w:rPr>
+        <w:t>ActiveBatchesWindow</w:t>
+      </w:r>
+      <w:proofErr w:type="spellEnd"/>
+      <w:r>
+        <w:rPr>
+          <w:sz w:val="28"/>
+          <w:szCs w:val="28"/>
+        </w:rPr>
+        <w:t xml:space="preserve"> – список активных партий.</w:t>
+      </w:r>
+    </w:p>
+    <w:p>
+      <w:pPr>
+        <w:spacing w:line="360" w:lineRule="auto"/>
+        <w:ind w:firstLine="709"/>
+        <w:jc w:val="both"/>
+        <w:rPr>
+          <w:sz w:val="28"/>
+          <w:szCs w:val="28"/>
+        </w:rPr>
+      </w:pPr>
+      <w:proofErr w:type="spellStart"/>
+      <w:r>
+        <w:rPr>
+          <w:sz w:val="28"/>
+          <w:szCs w:val="28"/>
+        </w:rPr>
+        <w:t>BatchProgramWindow</w:t>
+      </w:r>
+      <w:proofErr w:type="spellEnd"/>
+      <w:r>
+        <w:rPr>
+          <w:sz w:val="28"/>
+          <w:szCs w:val="28"/>
+        </w:rPr>
+        <w:t xml:space="preserve"> – основное окно программы партии.</w:t>
+      </w:r>
+    </w:p>
+    <w:p>
+      <w:pPr>
+        <w:spacing w:line="360" w:lineRule="auto"/>
+        <w:ind w:firstLine="709"/>
+        <w:jc w:val="both"/>
+        <w:rPr>
+          <w:sz w:val="28"/>
+          <w:szCs w:val="28"/>
+        </w:rPr>
+      </w:pPr>
+      <w:r>
+        <w:rPr>
+          <w:sz w:val="28"/>
+          <w:szCs w:val="28"/>
+        </w:rPr>
+        <w:t>Экран активных партий</w:t>
+      </w:r>
+    </w:p>
+    <w:p>
+      <w:pPr>
+        <w:spacing w:line="360" w:lineRule="auto"/>
+        <w:ind w:firstLine="709"/>
+        <w:jc w:val="both"/>
+        <w:rPr>
+          <w:sz w:val="28"/>
+          <w:szCs w:val="28"/>
+        </w:rPr>
+      </w:pPr>
+      <w:r>
+        <w:rPr>
+          <w:sz w:val="28"/>
+          <w:szCs w:val="28"/>
+        </w:rPr>
+        <w:t xml:space="preserve">После входа отображается </w:t>
+      </w:r>
+      <w:proofErr w:type="spellStart"/>
+      <w:r>
+        <w:rPr>
+          <w:sz w:val="28"/>
+          <w:szCs w:val="28"/>
+        </w:rPr>
+        <w:t>DataGrid</w:t>
+      </w:r>
+      <w:proofErr w:type="spellEnd"/>
+      <w:r>
+        <w:rPr>
+          <w:sz w:val="28"/>
+          <w:szCs w:val="28"/>
+        </w:rPr>
+        <w:t xml:space="preserve"> с колонками: номер партии, продукт, текущий шаг, линия, статус. Данные получаются через GET /</w:t>
+      </w:r>
+      <w:proofErr w:type="spellStart"/>
+      <w:r>
+        <w:rPr>
+          <w:sz w:val="28"/>
+          <w:szCs w:val="28"/>
+        </w:rPr>
+        <w:t>api</w:t>
+      </w:r>
+      <w:proofErr w:type="spellEnd"/>
+      <w:r>
+        <w:rPr>
+          <w:sz w:val="28"/>
+          <w:szCs w:val="28"/>
+        </w:rPr>
+        <w:t>/</w:t>
+      </w:r>
+      <w:proofErr w:type="spellStart"/>
+      <w:r>
+        <w:rPr>
+          <w:sz w:val="28"/>
+          <w:szCs w:val="28"/>
+        </w:rPr>
+        <w:t>operator</w:t>
+      </w:r>
+      <w:proofErr w:type="spellEnd"/>
+      <w:r>
+        <w:rPr>
+          <w:sz w:val="28"/>
+          <w:szCs w:val="28"/>
+        </w:rPr>
+        <w:t>/</w:t>
+      </w:r>
+      <w:proofErr w:type="spellStart"/>
+      <w:r>
+        <w:rPr>
+          <w:sz w:val="28"/>
+          <w:szCs w:val="28"/>
+        </w:rPr>
+        <w:t>active-batches</w:t>
+      </w:r>
+      <w:proofErr w:type="spellEnd"/>
+      <w:r>
+        <w:rPr>
+          <w:sz w:val="28"/>
+          <w:szCs w:val="28"/>
+        </w:rPr>
+        <w:t xml:space="preserve">, который возвращает партии со статусом </w:t>
+      </w:r>
+      <w:proofErr w:type="spellStart"/>
+      <w:r>
+        <w:rPr>
+          <w:sz w:val="28"/>
+          <w:szCs w:val="28"/>
+        </w:rPr>
+        <w:t>running</w:t>
+      </w:r>
+      <w:proofErr w:type="spellEnd"/>
+      <w:r>
+        <w:rPr>
+          <w:sz w:val="28"/>
+          <w:szCs w:val="28"/>
+        </w:rPr>
+        <w:t xml:space="preserve">. При выборе партии и нажатии «Выбрать партию» открывается </w:t>
+      </w:r>
+      <w:proofErr w:type="spellStart"/>
+      <w:r>
+        <w:rPr>
+          <w:sz w:val="28"/>
+          <w:szCs w:val="28"/>
+        </w:rPr>
+        <w:t>BatchProgramWindow</w:t>
+      </w:r>
+      <w:proofErr w:type="spellEnd"/>
+      <w:r>
+        <w:rPr>
+          <w:sz w:val="28"/>
+          <w:szCs w:val="28"/>
+        </w:rPr>
+        <w:t xml:space="preserve"> с передачей </w:t>
+      </w:r>
+      <w:proofErr w:type="spellStart"/>
+      <w:r>
+        <w:rPr>
+          <w:sz w:val="28"/>
+          <w:szCs w:val="28"/>
+        </w:rPr>
+        <w:t>batchId</w:t>
       </w:r>
       <w:proofErr w:type="spellEnd"/>
       <w:r>
@@ -12293,15 +13724,455 @@
           <w:sz w:val="28"/>
           <w:szCs w:val="28"/>
         </w:rPr>
-        <w:t xml:space="preserve">Кнопка «Заблокировать» требует обязательного указания причины в поле </w:t>
-      </w:r>
-      <w:proofErr w:type="spellStart"/>
-      <w:r>
-        <w:rPr>
-          <w:sz w:val="28"/>
-          <w:szCs w:val="28"/>
-        </w:rPr>
-        <w:t>txtBlockReason</w:t>
+        <w:t>Программа партии</w:t>
+      </w:r>
+    </w:p>
+    <w:p>
+      <w:pPr>
+        <w:spacing w:line="360" w:lineRule="auto"/>
+        <w:ind w:firstLine="709"/>
+        <w:jc w:val="both"/>
+        <w:rPr>
+          <w:sz w:val="28"/>
+          <w:szCs w:val="28"/>
+        </w:rPr>
+      </w:pPr>
+      <w:r>
+        <w:rPr>
+          <w:sz w:val="28"/>
+          <w:szCs w:val="28"/>
+        </w:rPr>
+        <w:t>Окно разделено на три части:</w:t>
+      </w:r>
+    </w:p>
+    <w:p>
+      <w:pPr>
+        <w:spacing w:line="360" w:lineRule="auto"/>
+        <w:ind w:firstLine="709"/>
+        <w:jc w:val="both"/>
+        <w:rPr>
+          <w:sz w:val="28"/>
+          <w:szCs w:val="28"/>
+        </w:rPr>
+      </w:pPr>
+      <w:r>
+        <w:rPr>
+          <w:sz w:val="28"/>
+          <w:szCs w:val="28"/>
+        </w:rPr>
+        <w:t xml:space="preserve">Слева – </w:t>
+      </w:r>
+      <w:proofErr w:type="spellStart"/>
+      <w:r>
+        <w:rPr>
+          <w:sz w:val="28"/>
+          <w:szCs w:val="28"/>
+        </w:rPr>
+        <w:t>ListBox</w:t>
+      </w:r>
+      <w:proofErr w:type="spellEnd"/>
+      <w:r>
+        <w:rPr>
+          <w:sz w:val="28"/>
+          <w:szCs w:val="28"/>
+        </w:rPr>
+        <w:t xml:space="preserve"> со всеми шагами </w:t>
+      </w:r>
+      <w:proofErr w:type="spellStart"/>
+      <w:r>
+        <w:rPr>
+          <w:sz w:val="28"/>
+          <w:szCs w:val="28"/>
+        </w:rPr>
+        <w:t>техкарты</w:t>
+      </w:r>
+      <w:proofErr w:type="spellEnd"/>
+      <w:r>
+        <w:rPr>
+          <w:sz w:val="28"/>
+          <w:szCs w:val="28"/>
+        </w:rPr>
+        <w:t>. Для каждого шага отображается название и цветовой индикатор статуса: серый (</w:t>
+      </w:r>
+      <w:proofErr w:type="spellStart"/>
+      <w:r>
+        <w:rPr>
+          <w:sz w:val="28"/>
+          <w:szCs w:val="28"/>
+        </w:rPr>
+        <w:t>not_started</w:t>
+      </w:r>
+      <w:proofErr w:type="spellEnd"/>
+      <w:r>
+        <w:rPr>
+          <w:sz w:val="28"/>
+          <w:szCs w:val="28"/>
+        </w:rPr>
+        <w:t>), оранжевый (</w:t>
+      </w:r>
+      <w:proofErr w:type="spellStart"/>
+      <w:r>
+        <w:rPr>
+          <w:sz w:val="28"/>
+          <w:szCs w:val="28"/>
+        </w:rPr>
+        <w:t>in_progress</w:t>
+      </w:r>
+      <w:proofErr w:type="spellEnd"/>
+      <w:r>
+        <w:rPr>
+          <w:sz w:val="28"/>
+          <w:szCs w:val="28"/>
+        </w:rPr>
+        <w:t>), зелёный (</w:t>
+      </w:r>
+      <w:proofErr w:type="spellStart"/>
+      <w:r>
+        <w:rPr>
+          <w:sz w:val="28"/>
+          <w:szCs w:val="28"/>
+        </w:rPr>
+        <w:t>completed</w:t>
+      </w:r>
+      <w:proofErr w:type="spellEnd"/>
+      <w:r>
+        <w:rPr>
+          <w:sz w:val="28"/>
+          <w:szCs w:val="28"/>
+        </w:rPr>
+        <w:t>).</w:t>
+      </w:r>
+    </w:p>
+    <w:p>
+      <w:pPr>
+        <w:spacing w:line="360" w:lineRule="auto"/>
+        <w:ind w:firstLine="709"/>
+        <w:jc w:val="both"/>
+        <w:rPr>
+          <w:sz w:val="28"/>
+          <w:szCs w:val="28"/>
+        </w:rPr>
+      </w:pPr>
+      <w:r>
+        <w:rPr>
+          <w:sz w:val="28"/>
+          <w:szCs w:val="28"/>
+        </w:rPr>
+        <w:t>Центр – детали выбранного шага:</w:t>
+      </w:r>
+    </w:p>
+    <w:p>
+      <w:pPr>
+        <w:spacing w:line="360" w:lineRule="auto"/>
+        <w:ind w:firstLine="709"/>
+        <w:jc w:val="both"/>
+        <w:rPr>
+          <w:sz w:val="28"/>
+          <w:szCs w:val="28"/>
+        </w:rPr>
+      </w:pPr>
+      <w:r>
+        <w:rPr>
+          <w:sz w:val="28"/>
+          <w:szCs w:val="28"/>
+        </w:rPr>
+        <w:t xml:space="preserve">Инструкция (поле </w:t>
+      </w:r>
+      <w:proofErr w:type="spellStart"/>
+      <w:r>
+        <w:rPr>
+          <w:sz w:val="28"/>
+          <w:szCs w:val="28"/>
+        </w:rPr>
+        <w:t>instruction</w:t>
+      </w:r>
+      <w:proofErr w:type="spellEnd"/>
+      <w:r>
+        <w:rPr>
+          <w:sz w:val="28"/>
+          <w:szCs w:val="28"/>
+        </w:rPr>
+        <w:t xml:space="preserve"> из </w:t>
+      </w:r>
+      <w:proofErr w:type="spellStart"/>
+      <w:r>
+        <w:rPr>
+          <w:sz w:val="28"/>
+          <w:szCs w:val="28"/>
+        </w:rPr>
+        <w:t>process_steps</w:t>
+      </w:r>
+      <w:proofErr w:type="spellEnd"/>
+      <w:r>
+        <w:rPr>
+          <w:sz w:val="28"/>
+          <w:szCs w:val="28"/>
+        </w:rPr>
+        <w:t>).</w:t>
+      </w:r>
+    </w:p>
+    <w:p>
+      <w:pPr>
+        <w:spacing w:line="360" w:lineRule="auto"/>
+        <w:ind w:firstLine="709"/>
+        <w:jc w:val="both"/>
+        <w:rPr>
+          <w:sz w:val="28"/>
+          <w:szCs w:val="28"/>
+        </w:rPr>
+      </w:pPr>
+      <w:r>
+        <w:rPr>
+          <w:sz w:val="28"/>
+          <w:szCs w:val="28"/>
+        </w:rPr>
+        <w:t>Плановые параметры: температура, давление, длительность (только для чтения).</w:t>
+      </w:r>
+    </w:p>
+    <w:p>
+      <w:pPr>
+        <w:spacing w:line="360" w:lineRule="auto"/>
+        <w:ind w:firstLine="709"/>
+        <w:jc w:val="both"/>
+        <w:rPr>
+          <w:sz w:val="28"/>
+          <w:szCs w:val="28"/>
+        </w:rPr>
+      </w:pPr>
+      <w:r>
+        <w:rPr>
+          <w:sz w:val="28"/>
+          <w:szCs w:val="28"/>
+        </w:rPr>
+        <w:t>Форма ввода фактических значений (текстовые поля).</w:t>
+      </w:r>
+    </w:p>
+    <w:p>
+      <w:pPr>
+        <w:spacing w:line="360" w:lineRule="auto"/>
+        <w:ind w:firstLine="709"/>
+        <w:jc w:val="both"/>
+        <w:rPr>
+          <w:sz w:val="28"/>
+          <w:szCs w:val="28"/>
+        </w:rPr>
+      </w:pPr>
+      <w:r>
+        <w:rPr>
+          <w:sz w:val="28"/>
+          <w:szCs w:val="28"/>
+        </w:rPr>
+        <w:t>Комментарий (многострочное текстовое поле).</w:t>
+      </w:r>
+    </w:p>
+    <w:p>
+      <w:pPr>
+        <w:spacing w:line="360" w:lineRule="auto"/>
+        <w:ind w:firstLine="709"/>
+        <w:jc w:val="both"/>
+        <w:rPr>
+          <w:sz w:val="28"/>
+          <w:szCs w:val="28"/>
+        </w:rPr>
+      </w:pPr>
+      <w:r>
+        <w:rPr>
+          <w:sz w:val="28"/>
+          <w:szCs w:val="28"/>
+        </w:rPr>
+        <w:t>Кнопки «Начать шаг» и «Завершить шаг» (кнопка завершения активна только после начала).</w:t>
+      </w:r>
+    </w:p>
+    <w:p>
+      <w:pPr>
+        <w:spacing w:line="360" w:lineRule="auto"/>
+        <w:ind w:firstLine="709"/>
+        <w:jc w:val="both"/>
+        <w:rPr>
+          <w:sz w:val="28"/>
+          <w:szCs w:val="28"/>
+        </w:rPr>
+      </w:pPr>
+      <w:r>
+        <w:rPr>
+          <w:sz w:val="28"/>
+          <w:szCs w:val="28"/>
+        </w:rPr>
+        <w:t>Справа – панель телеметрии оборудования (экструдер). Отображаются температура, давление, скорость шнека и время последнего обновления.</w:t>
+      </w:r>
+    </w:p>
+    <w:p>
+      <w:pPr>
+        <w:spacing w:line="360" w:lineRule="auto"/>
+        <w:ind w:firstLine="709"/>
+        <w:jc w:val="both"/>
+        <w:rPr>
+          <w:sz w:val="28"/>
+          <w:szCs w:val="28"/>
+        </w:rPr>
+      </w:pPr>
+      <w:r>
+        <w:rPr>
+          <w:sz w:val="28"/>
+          <w:szCs w:val="28"/>
+        </w:rPr>
+        <w:t>Логика выполнения шага:</w:t>
+      </w:r>
+    </w:p>
+    <w:p>
+      <w:pPr>
+        <w:spacing w:line="360" w:lineRule="auto"/>
+        <w:ind w:firstLine="709"/>
+        <w:jc w:val="both"/>
+        <w:rPr>
+          <w:sz w:val="28"/>
+          <w:szCs w:val="28"/>
+        </w:rPr>
+      </w:pPr>
+      <w:r>
+        <w:rPr>
+          <w:sz w:val="28"/>
+          <w:szCs w:val="28"/>
+        </w:rPr>
+        <w:t>Аппаратчик выбирает шаг (автоматически выбирается первый невыполненный).</w:t>
+      </w:r>
+    </w:p>
+    <w:p>
+      <w:pPr>
+        <w:spacing w:line="360" w:lineRule="auto"/>
+        <w:ind w:firstLine="709"/>
+        <w:jc w:val="both"/>
+        <w:rPr>
+          <w:sz w:val="28"/>
+          <w:szCs w:val="28"/>
+        </w:rPr>
+      </w:pPr>
+      <w:r>
+        <w:rPr>
+          <w:sz w:val="28"/>
+          <w:szCs w:val="28"/>
+        </w:rPr>
+        <w:t>Нажимает «Начать шаг» → отправляется POST /</w:t>
+      </w:r>
+      <w:proofErr w:type="spellStart"/>
+      <w:r>
+        <w:rPr>
+          <w:sz w:val="28"/>
+          <w:szCs w:val="28"/>
+        </w:rPr>
+        <w:t>api</w:t>
+      </w:r>
+      <w:proofErr w:type="spellEnd"/>
+      <w:r>
+        <w:rPr>
+          <w:sz w:val="28"/>
+          <w:szCs w:val="28"/>
+        </w:rPr>
+        <w:t>/</w:t>
+      </w:r>
+      <w:proofErr w:type="spellStart"/>
+      <w:r>
+        <w:rPr>
+          <w:sz w:val="28"/>
+          <w:szCs w:val="28"/>
+        </w:rPr>
+        <w:t>operator</w:t>
+      </w:r>
+      <w:proofErr w:type="spellEnd"/>
+      <w:r>
+        <w:rPr>
+          <w:sz w:val="28"/>
+          <w:szCs w:val="28"/>
+        </w:rPr>
+        <w:t>/</w:t>
+      </w:r>
+      <w:proofErr w:type="spellStart"/>
+      <w:r>
+        <w:rPr>
+          <w:sz w:val="28"/>
+          <w:szCs w:val="28"/>
+        </w:rPr>
+        <w:t>batch</w:t>
+      </w:r>
+      <w:proofErr w:type="spellEnd"/>
+      <w:r>
+        <w:rPr>
+          <w:sz w:val="28"/>
+          <w:szCs w:val="28"/>
+        </w:rPr>
+        <w:t>/{</w:t>
+      </w:r>
+      <w:proofErr w:type="spellStart"/>
+      <w:r>
+        <w:rPr>
+          <w:sz w:val="28"/>
+          <w:szCs w:val="28"/>
+        </w:rPr>
+        <w:t>id</w:t>
+      </w:r>
+      <w:proofErr w:type="spellEnd"/>
+      <w:r>
+        <w:rPr>
+          <w:sz w:val="28"/>
+          <w:szCs w:val="28"/>
+        </w:rPr>
+        <w:t>}/</w:t>
+      </w:r>
+      <w:proofErr w:type="spellStart"/>
+      <w:r>
+        <w:rPr>
+          <w:sz w:val="28"/>
+          <w:szCs w:val="28"/>
+        </w:rPr>
+        <w:t>step</w:t>
+      </w:r>
+      <w:proofErr w:type="spellEnd"/>
+      <w:r>
+        <w:rPr>
+          <w:sz w:val="28"/>
+          <w:szCs w:val="28"/>
+        </w:rPr>
+        <w:t>/{</w:t>
+      </w:r>
+      <w:proofErr w:type="spellStart"/>
+      <w:r>
+        <w:rPr>
+          <w:sz w:val="28"/>
+          <w:szCs w:val="28"/>
+        </w:rPr>
+        <w:t>order</w:t>
+      </w:r>
+      <w:proofErr w:type="spellEnd"/>
+      <w:r>
+        <w:rPr>
+          <w:sz w:val="28"/>
+          <w:szCs w:val="28"/>
+        </w:rPr>
+        <w:t>}/</w:t>
+      </w:r>
+      <w:proofErr w:type="spellStart"/>
+      <w:r>
+        <w:rPr>
+          <w:sz w:val="28"/>
+          <w:szCs w:val="28"/>
+        </w:rPr>
+        <w:t>start</w:t>
+      </w:r>
+      <w:proofErr w:type="spellEnd"/>
+      <w:r>
+        <w:rPr>
+          <w:sz w:val="28"/>
+          <w:szCs w:val="28"/>
+        </w:rPr>
+        <w:t xml:space="preserve"> → в БД фиксируется </w:t>
+      </w:r>
+      <w:proofErr w:type="spellStart"/>
+      <w:r>
+        <w:rPr>
+          <w:sz w:val="28"/>
+          <w:szCs w:val="28"/>
+        </w:rPr>
+        <w:t>actual_start_time</w:t>
       </w:r>
       <w:proofErr w:type="spellEnd"/>
       <w:r>
@@ -12327,7 +14198,26 @@
           <w:sz w:val="28"/>
           <w:szCs w:val="28"/>
         </w:rPr>
-        <w:t>Решение отправляется на сервер через POST /</w:t>
+        <w:lastRenderedPageBreak/>
+        <w:t>Выполняет операцию физически, вводит фактические показатели (можно оставить пустыми).</w:t>
+      </w:r>
+    </w:p>
+    <w:p>
+      <w:pPr>
+        <w:spacing w:line="360" w:lineRule="auto"/>
+        <w:ind w:firstLine="709"/>
+        <w:jc w:val="both"/>
+        <w:rPr>
+          <w:sz w:val="28"/>
+          <w:szCs w:val="28"/>
+        </w:rPr>
+      </w:pPr>
+      <w:r>
+        <w:rPr>
+          <w:sz w:val="28"/>
+          <w:szCs w:val="28"/>
+        </w:rPr>
+        <w:t>Нажимает «Завершить шаг» → отправляется POST /</w:t>
       </w:r>
       <w:proofErr w:type="spellStart"/>
       <w:r>
@@ -12351,7 +14241,7 @@
           <w:sz w:val="28"/>
           <w:szCs w:val="28"/>
         </w:rPr>
-        <w:t>quality</w:t>
+        <w:t>operator</w:t>
       </w:r>
       <w:proofErr w:type="spellEnd"/>
       <w:r>
@@ -12367,39 +14257,105 @@
           <w:sz w:val="28"/>
           <w:szCs w:val="28"/>
         </w:rPr>
-        <w:t>save</w:t>
-      </w:r>
-      <w:proofErr w:type="spellEnd"/>
-      <w:r>
-        <w:rPr>
-          <w:sz w:val="28"/>
-          <w:szCs w:val="28"/>
-        </w:rPr>
-        <w:t xml:space="preserve">. При блокировке партии статус </w:t>
-      </w:r>
-      <w:proofErr w:type="spellStart"/>
-      <w:r>
-        <w:rPr>
-          <w:sz w:val="28"/>
-          <w:szCs w:val="28"/>
-        </w:rPr>
-        <w:t>batches</w:t>
-      </w:r>
-      <w:proofErr w:type="spellEnd"/>
-      <w:r>
-        <w:rPr>
-          <w:sz w:val="28"/>
-          <w:szCs w:val="28"/>
-        </w:rPr>
-        <w:t xml:space="preserve"> меняется на </w:t>
-      </w:r>
-      <w:proofErr w:type="spellStart"/>
-      <w:r>
-        <w:rPr>
-          <w:sz w:val="28"/>
-          <w:szCs w:val="28"/>
-        </w:rPr>
-        <w:t>blocked</w:t>
+        <w:t>batch</w:t>
+      </w:r>
+      <w:proofErr w:type="spellEnd"/>
+      <w:r>
+        <w:rPr>
+          <w:sz w:val="28"/>
+          <w:szCs w:val="28"/>
+        </w:rPr>
+        <w:t>/{</w:t>
+      </w:r>
+      <w:proofErr w:type="spellStart"/>
+      <w:r>
+        <w:rPr>
+          <w:sz w:val="28"/>
+          <w:szCs w:val="28"/>
+        </w:rPr>
+        <w:t>id</w:t>
+      </w:r>
+      <w:proofErr w:type="spellEnd"/>
+      <w:r>
+        <w:rPr>
+          <w:sz w:val="28"/>
+          <w:szCs w:val="28"/>
+        </w:rPr>
+        <w:t>}/</w:t>
+      </w:r>
+      <w:proofErr w:type="spellStart"/>
+      <w:r>
+        <w:rPr>
+          <w:sz w:val="28"/>
+          <w:szCs w:val="28"/>
+        </w:rPr>
+        <w:t>step</w:t>
+      </w:r>
+      <w:proofErr w:type="spellEnd"/>
+      <w:r>
+        <w:rPr>
+          <w:sz w:val="28"/>
+          <w:szCs w:val="28"/>
+        </w:rPr>
+        <w:t>/{</w:t>
+      </w:r>
+      <w:proofErr w:type="spellStart"/>
+      <w:r>
+        <w:rPr>
+          <w:sz w:val="28"/>
+          <w:szCs w:val="28"/>
+        </w:rPr>
+        <w:t>order</w:t>
+      </w:r>
+      <w:proofErr w:type="spellEnd"/>
+      <w:r>
+        <w:rPr>
+          <w:sz w:val="28"/>
+          <w:szCs w:val="28"/>
+        </w:rPr>
+        <w:t>}/</w:t>
+      </w:r>
+      <w:proofErr w:type="spellStart"/>
+      <w:r>
+        <w:rPr>
+          <w:sz w:val="28"/>
+          <w:szCs w:val="28"/>
+        </w:rPr>
+        <w:t>complete</w:t>
+      </w:r>
+      <w:proofErr w:type="spellEnd"/>
+      <w:r>
+        <w:rPr>
+          <w:sz w:val="28"/>
+          <w:szCs w:val="28"/>
+        </w:rPr>
+        <w:t xml:space="preserve"> с фактическими параметрами</w:t>
+      </w:r>
+    </w:p>
+    <w:p>
+      <w:pPr>
+        <w:spacing w:line="360" w:lineRule="auto"/>
+        <w:ind w:firstLine="709"/>
+        <w:jc w:val="both"/>
+        <w:rPr>
+          <w:sz w:val="28"/>
+          <w:szCs w:val="28"/>
+        </w:rPr>
+      </w:pPr>
+      <w:r>
+        <w:rPr>
+          <w:sz w:val="28"/>
+          <w:szCs w:val="28"/>
+        </w:rPr>
+        <w:t xml:space="preserve">Сервер вычисляет отклонения (если фактические значения выходят за плановые допуски: температура &gt;2°, давление &gt;0.5 бар, время &gt;10 мин) и создаёт записи в </w:t>
+      </w:r>
+      <w:proofErr w:type="spellStart"/>
+      <w:r>
+        <w:rPr>
+          <w:sz w:val="28"/>
+          <w:szCs w:val="28"/>
+        </w:rPr>
+        <w:t>deviation_events</w:t>
       </w:r>
       <w:proofErr w:type="spellEnd"/>
       <w:r>
@@ -12420,1017 +14376,578 @@
           <w:szCs w:val="28"/>
         </w:rPr>
       </w:pPr>
-    </w:p>
-    <w:p>
-      <w:pPr>
-        <w:spacing w:line="360" w:lineRule="auto"/>
-        <w:ind w:firstLine="709"/>
-        <w:jc w:val="both"/>
-        <w:rPr>
-          <w:sz w:val="28"/>
-          <w:szCs w:val="28"/>
-        </w:rPr>
-      </w:pPr>
-      <w:r>
-        <w:rPr>
-          <w:sz w:val="28"/>
-          <w:szCs w:val="28"/>
-        </w:rPr>
-        <w:t>Формирование протоколов:</w:t>
-      </w:r>
-    </w:p>
-    <w:p>
-      <w:pPr>
-        <w:spacing w:line="360" w:lineRule="auto"/>
-        <w:ind w:firstLine="709"/>
-        <w:jc w:val="both"/>
-        <w:rPr>
-          <w:sz w:val="28"/>
-          <w:szCs w:val="28"/>
-        </w:rPr>
-      </w:pPr>
-      <w:r>
-        <w:rPr>
-          <w:sz w:val="28"/>
-          <w:szCs w:val="28"/>
-        </w:rPr>
-        <w:t xml:space="preserve">Кнопка «Экспорт протокола» генерирует Excel-файл через библиотеку </w:t>
-      </w:r>
-      <w:proofErr w:type="spellStart"/>
-      <w:r>
-        <w:rPr>
-          <w:sz w:val="28"/>
-          <w:szCs w:val="28"/>
-        </w:rPr>
-        <w:t>ClosedXML</w:t>
-      </w:r>
-      <w:proofErr w:type="spellEnd"/>
-      <w:r>
-        <w:rPr>
-          <w:sz w:val="28"/>
-          <w:szCs w:val="28"/>
-        </w:rPr>
-        <w:t>. Файл содержит таблицу: параметр, измеренное значение, норма, результат.</w:t>
-      </w:r>
-    </w:p>
-    <w:p>
-      <w:pPr>
-        <w:spacing w:line="360" w:lineRule="auto"/>
-        <w:ind w:firstLine="709"/>
-        <w:jc w:val="both"/>
-        <w:rPr>
-          <w:sz w:val="28"/>
-          <w:szCs w:val="28"/>
-        </w:rPr>
-      </w:pPr>
-    </w:p>
-    <w:p>
-      <w:pPr>
-        <w:spacing w:line="360" w:lineRule="auto"/>
-        <w:ind w:firstLine="709"/>
-        <w:jc w:val="both"/>
-        <w:rPr>
-          <w:sz w:val="28"/>
-          <w:szCs w:val="28"/>
-          <w:lang w:val="en-US"/>
-        </w:rPr>
-      </w:pPr>
-      <w:r>
-        <w:rPr>
-          <w:sz w:val="28"/>
-          <w:szCs w:val="28"/>
-        </w:rPr>
-        <w:t>Имя</w:t>
-      </w:r>
-      <w:r>
-        <w:rPr>
-          <w:sz w:val="28"/>
-          <w:szCs w:val="28"/>
-          <w:lang w:val="en-US"/>
+      <w:r>
+        <w:rPr>
+          <w:sz w:val="28"/>
+          <w:szCs w:val="28"/>
+        </w:rPr>
+        <w:t xml:space="preserve">Если это был последний шаг, партия автоматически переводится в статус </w:t>
+      </w:r>
+      <w:proofErr w:type="spellStart"/>
+      <w:r>
+        <w:rPr>
+          <w:sz w:val="28"/>
+          <w:szCs w:val="28"/>
+        </w:rPr>
+        <w:t>completed</w:t>
+      </w:r>
+      <w:proofErr w:type="spellEnd"/>
+      <w:r>
+        <w:rPr>
+          <w:sz w:val="28"/>
+          <w:szCs w:val="28"/>
+        </w:rPr>
+        <w:t>.</w:t>
+      </w:r>
+    </w:p>
+    <w:p>
+      <w:pPr>
+        <w:spacing w:line="360" w:lineRule="auto"/>
+        <w:ind w:firstLine="709"/>
+        <w:jc w:val="both"/>
+        <w:rPr>
+          <w:sz w:val="28"/>
+          <w:szCs w:val="28"/>
+        </w:rPr>
+      </w:pPr>
+      <w:r>
+        <w:rPr>
+          <w:sz w:val="28"/>
+          <w:szCs w:val="28"/>
+        </w:rPr>
+        <w:t>Телеметрия оборудования</w:t>
+      </w:r>
+    </w:p>
+    <w:p>
+      <w:pPr>
+        <w:spacing w:line="360" w:lineRule="auto"/>
+        <w:ind w:firstLine="709"/>
+        <w:jc w:val="both"/>
+        <w:rPr>
+          <w:sz w:val="28"/>
+          <w:szCs w:val="28"/>
+        </w:rPr>
+      </w:pPr>
+      <w:r>
+        <w:rPr>
+          <w:sz w:val="28"/>
+          <w:szCs w:val="28"/>
+        </w:rPr>
+        <w:t xml:space="preserve">На сервере создана таблица </w:t>
+      </w:r>
+      <w:proofErr w:type="spellStart"/>
+      <w:r>
+        <w:rPr>
+          <w:sz w:val="28"/>
+          <w:szCs w:val="28"/>
+        </w:rPr>
+        <w:t>equipment_telemetry</w:t>
+      </w:r>
+      <w:proofErr w:type="spellEnd"/>
+      <w:r>
+        <w:rPr>
+          <w:sz w:val="28"/>
+          <w:szCs w:val="28"/>
+        </w:rPr>
+        <w:t xml:space="preserve">. В демонстрационных целях в ней хранятся текущие показания (можно обновлять через отдельный сервис или вручную). В </w:t>
+      </w:r>
+      <w:proofErr w:type="spellStart"/>
+      <w:r>
+        <w:rPr>
+          <w:sz w:val="28"/>
+          <w:szCs w:val="28"/>
+        </w:rPr>
+        <w:t>BatchProgramWindow</w:t>
+      </w:r>
+      <w:proofErr w:type="spellEnd"/>
+      <w:r>
+        <w:rPr>
+          <w:sz w:val="28"/>
+          <w:szCs w:val="28"/>
+        </w:rPr>
+        <w:t xml:space="preserve"> запущен </w:t>
+      </w:r>
+      <w:proofErr w:type="spellStart"/>
+      <w:r>
+        <w:rPr>
+          <w:sz w:val="28"/>
+          <w:szCs w:val="28"/>
+        </w:rPr>
+        <w:t>DispatcherTimer</w:t>
+      </w:r>
+      <w:proofErr w:type="spellEnd"/>
+      <w:r>
+        <w:rPr>
+          <w:sz w:val="28"/>
+          <w:szCs w:val="28"/>
+        </w:rPr>
+        <w:t xml:space="preserve"> с интервалом 3 секунды, который вызывает GET /</w:t>
+      </w:r>
+      <w:proofErr w:type="spellStart"/>
+      <w:r>
+        <w:rPr>
+          <w:sz w:val="28"/>
+          <w:szCs w:val="28"/>
+        </w:rPr>
+        <w:t>api</w:t>
+      </w:r>
+      <w:proofErr w:type="spellEnd"/>
+      <w:r>
+        <w:rPr>
+          <w:sz w:val="28"/>
+          <w:szCs w:val="28"/>
+        </w:rPr>
+        <w:t>/</w:t>
+      </w:r>
+      <w:proofErr w:type="spellStart"/>
+      <w:r>
+        <w:rPr>
+          <w:sz w:val="28"/>
+          <w:szCs w:val="28"/>
+        </w:rPr>
+        <w:t>operator</w:t>
+      </w:r>
+      <w:proofErr w:type="spellEnd"/>
+      <w:r>
+        <w:rPr>
+          <w:sz w:val="28"/>
+          <w:szCs w:val="28"/>
+        </w:rPr>
+        <w:t>/</w:t>
+      </w:r>
+      <w:proofErr w:type="spellStart"/>
+      <w:r>
+        <w:rPr>
+          <w:sz w:val="28"/>
+          <w:szCs w:val="28"/>
+        </w:rPr>
+        <w:t>telemetry</w:t>
+      </w:r>
+      <w:proofErr w:type="spellEnd"/>
+      <w:r>
+        <w:rPr>
+          <w:sz w:val="28"/>
+          <w:szCs w:val="28"/>
+        </w:rPr>
+        <w:t>/Экструдер Линия 1 и обновляет панель.</w:t>
+      </w:r>
+    </w:p>
+    <w:p>
+      <w:pPr>
+        <w:spacing w:line="360" w:lineRule="auto"/>
+        <w:ind w:firstLine="709"/>
+        <w:jc w:val="both"/>
+        <w:rPr>
+          <w:sz w:val="28"/>
+          <w:szCs w:val="28"/>
+        </w:rPr>
+      </w:pPr>
+      <w:r>
+        <w:rPr>
+          <w:sz w:val="28"/>
+          <w:szCs w:val="28"/>
+        </w:rPr>
+        <w:t>Фиксация отклонений</w:t>
+      </w:r>
+    </w:p>
+    <w:p>
+      <w:pPr>
+        <w:spacing w:line="360" w:lineRule="auto"/>
+        <w:ind w:firstLine="709"/>
+        <w:jc w:val="both"/>
+        <w:rPr>
+          <w:sz w:val="28"/>
+          <w:szCs w:val="28"/>
+        </w:rPr>
+      </w:pPr>
+      <w:r>
+        <w:rPr>
+          <w:sz w:val="28"/>
+          <w:szCs w:val="28"/>
+        </w:rPr>
+        <w:t xml:space="preserve">Отклонения фиксируются автоматически при завершении шага, если абсолютная разница между фактическим и плановым значением превышает установленные пороги. Для каждого превышения создаётся запись в </w:t>
+      </w:r>
+      <w:proofErr w:type="spellStart"/>
+      <w:r>
+        <w:rPr>
+          <w:sz w:val="28"/>
+          <w:szCs w:val="28"/>
+        </w:rPr>
+        <w:t>deviation_events</w:t>
+      </w:r>
+      <w:proofErr w:type="spellEnd"/>
+      <w:r>
+        <w:rPr>
+          <w:sz w:val="28"/>
+          <w:szCs w:val="28"/>
+        </w:rPr>
+        <w:t xml:space="preserve"> с указанием </w:t>
+      </w:r>
+      <w:proofErr w:type="spellStart"/>
+      <w:r>
+        <w:rPr>
+          <w:sz w:val="28"/>
+          <w:szCs w:val="28"/>
+        </w:rPr>
+        <w:t>batch_id</w:t>
+      </w:r>
+      <w:proofErr w:type="spellEnd"/>
+      <w:r>
+        <w:rPr>
+          <w:sz w:val="28"/>
+          <w:szCs w:val="28"/>
+        </w:rPr>
+        <w:t xml:space="preserve">, </w:t>
+      </w:r>
+      <w:proofErr w:type="spellStart"/>
+      <w:r>
+        <w:rPr>
+          <w:sz w:val="28"/>
+          <w:szCs w:val="28"/>
+        </w:rPr>
+        <w:t>batch_step_id</w:t>
+      </w:r>
+      <w:proofErr w:type="spellEnd"/>
+      <w:r>
+        <w:rPr>
+          <w:sz w:val="28"/>
+          <w:szCs w:val="28"/>
+        </w:rPr>
+        <w:t>, типа (</w:t>
+      </w:r>
+      <w:proofErr w:type="spellStart"/>
+      <w:r>
+        <w:rPr>
+          <w:sz w:val="28"/>
+          <w:szCs w:val="28"/>
+        </w:rPr>
+        <w:t>temperature_deviation</w:t>
+      </w:r>
+      <w:proofErr w:type="spellEnd"/>
+      <w:r>
+        <w:rPr>
+          <w:sz w:val="28"/>
+          <w:szCs w:val="28"/>
+        </w:rPr>
+        <w:t xml:space="preserve">, </w:t>
+      </w:r>
+      <w:proofErr w:type="spellStart"/>
+      <w:r>
+        <w:rPr>
+          <w:sz w:val="28"/>
+          <w:szCs w:val="28"/>
+        </w:rPr>
+        <w:t>pressure_deviation</w:t>
+      </w:r>
+      <w:proofErr w:type="spellEnd"/>
+      <w:r>
+        <w:rPr>
+          <w:sz w:val="28"/>
+          <w:szCs w:val="28"/>
+        </w:rPr>
+        <w:t xml:space="preserve">, </w:t>
+      </w:r>
+      <w:proofErr w:type="spellStart"/>
+      <w:r>
+        <w:rPr>
+          <w:sz w:val="28"/>
+          <w:szCs w:val="28"/>
+        </w:rPr>
+        <w:t>duration_deviation</w:t>
+      </w:r>
+      <w:proofErr w:type="spellEnd"/>
+      <w:r>
+        <w:rPr>
+          <w:sz w:val="28"/>
+          <w:szCs w:val="28"/>
+        </w:rPr>
+        <w:t>), описания и серьёзности (</w:t>
+      </w:r>
+      <w:proofErr w:type="spellStart"/>
+      <w:r>
+        <w:rPr>
+          <w:sz w:val="28"/>
+          <w:szCs w:val="28"/>
+        </w:rPr>
+        <w:t>low</w:t>
+      </w:r>
+      <w:proofErr w:type="spellEnd"/>
+      <w:r>
+        <w:rPr>
+          <w:sz w:val="28"/>
+          <w:szCs w:val="28"/>
+        </w:rPr>
+        <w:t xml:space="preserve">, </w:t>
+      </w:r>
+      <w:proofErr w:type="spellStart"/>
+      <w:r>
+        <w:rPr>
+          <w:sz w:val="28"/>
+          <w:szCs w:val="28"/>
+        </w:rPr>
+        <w:t>medium</w:t>
+      </w:r>
+      <w:proofErr w:type="spellEnd"/>
+      <w:r>
+        <w:rPr>
+          <w:sz w:val="28"/>
+          <w:szCs w:val="28"/>
+        </w:rPr>
+        <w:t xml:space="preserve">, </w:t>
+      </w:r>
+      <w:proofErr w:type="spellStart"/>
+      <w:r>
+        <w:rPr>
+          <w:sz w:val="28"/>
+          <w:szCs w:val="28"/>
+        </w:rPr>
+        <w:t>high</w:t>
+      </w:r>
+      <w:proofErr w:type="spellEnd"/>
+      <w:r>
+        <w:rPr>
+          <w:sz w:val="28"/>
+          <w:szCs w:val="28"/>
+        </w:rPr>
+        <w:t xml:space="preserve">). Аппаратчик также может вручную добавить проблему через комментарий (но в текущей реализации комментарий не </w:t>
+      </w:r>
+      <w:proofErr w:type="spellStart"/>
+      <w:r>
+        <w:rPr>
+          <w:sz w:val="28"/>
+          <w:szCs w:val="28"/>
+        </w:rPr>
+        <w:t>триггерит</w:t>
+      </w:r>
+      <w:proofErr w:type="spellEnd"/>
+      <w:r>
+        <w:rPr>
+          <w:sz w:val="28"/>
+          <w:szCs w:val="28"/>
+        </w:rPr>
+        <w:t xml:space="preserve"> событие – это можно доработать).</w:t>
+      </w:r>
+    </w:p>
+    <w:p>
+      <w:pPr>
+        <w:spacing w:line="360" w:lineRule="auto"/>
+        <w:ind w:firstLine="709"/>
+        <w:jc w:val="both"/>
+        <w:rPr>
+          <w:sz w:val="28"/>
+          <w:szCs w:val="28"/>
+        </w:rPr>
+      </w:pPr>
+    </w:p>
+    <w:p>
+      <w:pPr>
+        <w:spacing w:line="360" w:lineRule="auto"/>
+        <w:ind w:firstLine="709"/>
+        <w:jc w:val="center"/>
+        <w:rPr>
+          <w:sz w:val="32"/>
+          <w:szCs w:val="32"/>
+        </w:rPr>
+      </w:pPr>
+      <w:r>
+        <w:rPr>
+          <w:sz w:val="32"/>
+          <w:szCs w:val="32"/>
+        </w:rPr>
+        <w:t>РУКОВОДСТВО ОПЕРАТОРА</w:t>
+      </w:r>
+    </w:p>
+    <w:p>
+      <w:pPr>
+        <w:spacing w:line="360" w:lineRule="auto"/>
+        <w:ind w:firstLine="709"/>
+        <w:jc w:val="center"/>
+        <w:rPr>
+          <w:sz w:val="28"/>
+          <w:szCs w:val="28"/>
+        </w:rPr>
+      </w:pPr>
+    </w:p>
+    <w:p>
+      <w:pPr>
+        <w:spacing w:line="360" w:lineRule="auto"/>
+        <w:ind w:firstLine="709"/>
+        <w:jc w:val="both"/>
+        <w:rPr>
+          <w:sz w:val="28"/>
+          <w:szCs w:val="28"/>
+        </w:rPr>
+      </w:pPr>
+      <w:r>
+        <w:rPr>
+          <w:sz w:val="28"/>
+          <w:szCs w:val="28"/>
+        </w:rPr>
+        <w:t>Установка и запуск</w:t>
+      </w:r>
+    </w:p>
+    <w:p>
+      <w:pPr>
+        <w:spacing w:line="360" w:lineRule="auto"/>
+        <w:ind w:firstLine="709"/>
+        <w:jc w:val="both"/>
+        <w:rPr>
+          <w:sz w:val="28"/>
+          <w:szCs w:val="28"/>
+        </w:rPr>
+      </w:pPr>
+      <w:r>
+        <w:rPr>
+          <w:sz w:val="28"/>
+          <w:szCs w:val="28"/>
+        </w:rPr>
+        <w:t>Убедитесь, что установлен .NET Framework 4.8.</w:t>
+      </w:r>
+    </w:p>
+    <w:p>
+      <w:pPr>
+        <w:spacing w:line="360" w:lineRule="auto"/>
+        <w:ind w:firstLine="709"/>
+        <w:jc w:val="both"/>
+        <w:rPr>
+          <w:sz w:val="28"/>
+          <w:szCs w:val="28"/>
+        </w:rPr>
+      </w:pPr>
+      <w:proofErr w:type="spellStart"/>
+      <w:r>
+        <w:rPr>
+          <w:sz w:val="28"/>
+          <w:szCs w:val="28"/>
+        </w:rPr>
+        <w:t>Склонируйте</w:t>
+      </w:r>
+      <w:proofErr w:type="spellEnd"/>
+      <w:r>
+        <w:rPr>
+          <w:sz w:val="28"/>
+          <w:szCs w:val="28"/>
+        </w:rPr>
+        <w:t xml:space="preserve"> репозиторий: </w:t>
+      </w:r>
+      <w:proofErr w:type="spellStart"/>
+      <w:r>
+        <w:rPr>
+          <w:sz w:val="28"/>
+          <w:szCs w:val="28"/>
+        </w:rPr>
+        <w:t>git</w:t>
+      </w:r>
+      <w:proofErr w:type="spellEnd"/>
+      <w:r>
+        <w:rPr>
+          <w:sz w:val="28"/>
+          <w:szCs w:val="28"/>
         </w:rPr>
         <w:t xml:space="preserve"> </w:t>
       </w:r>
-      <w:r>
-        <w:rPr>
-          <w:sz w:val="28"/>
-          <w:szCs w:val="28"/>
-        </w:rPr>
-        <w:t>файла</w:t>
-      </w:r>
-      <w:r>
-        <w:rPr>
-          <w:sz w:val="28"/>
-          <w:szCs w:val="28"/>
-          <w:lang w:val="en-US"/>
-        </w:rPr>
-        <w:t xml:space="preserve">: </w:t>
-      </w:r>
-      <w:r>
-        <w:rPr>
-          <w:sz w:val="28"/>
-          <w:szCs w:val="28"/>
-          <w:lang w:val="en-US"/>
-        </w:rPr>
-        <w:t>Protocol</w:t>
-      </w:r>
-      <w:r>
-        <w:rPr>
-          <w:sz w:val="28"/>
-          <w:szCs w:val="28"/>
-          <w:lang w:val="en-US"/>
-        </w:rPr>
-        <w:t>_&lt;</w:t>
-      </w:r>
-      <w:proofErr w:type="spellStart"/>
-      <w:r>
-        <w:rPr>
-          <w:sz w:val="28"/>
-          <w:szCs w:val="28"/>
-          <w:lang w:val="en-US"/>
-        </w:rPr>
-        <w:t>sample</w:t>
-      </w:r>
-      <w:r>
-        <w:rPr>
-          <w:sz w:val="28"/>
-          <w:szCs w:val="28"/>
-          <w:lang w:val="en-US"/>
-        </w:rPr>
-        <w:t>_</w:t>
-      </w:r>
-      <w:proofErr w:type="gramStart"/>
-      <w:r>
-        <w:rPr>
-          <w:sz w:val="28"/>
-          <w:szCs w:val="28"/>
-          <w:lang w:val="en-US"/>
-        </w:rPr>
-        <w:t>type</w:t>
-      </w:r>
-      <w:proofErr w:type="spellEnd"/>
-      <w:r>
-        <w:rPr>
-          <w:sz w:val="28"/>
-          <w:szCs w:val="28"/>
-          <w:lang w:val="en-US"/>
-        </w:rPr>
-        <w:t>&gt;_</w:t>
-      </w:r>
-      <w:r>
-        <w:rPr>
-          <w:sz w:val="28"/>
-          <w:szCs w:val="28"/>
-          <w:lang w:val="en-US"/>
-        </w:rPr>
-        <w:t>yyyyMMdd</w:t>
-      </w:r>
-      <w:r>
-        <w:rPr>
-          <w:sz w:val="28"/>
-          <w:szCs w:val="28"/>
-          <w:lang w:val="en-US"/>
-        </w:rPr>
-        <w:t>_</w:t>
-      </w:r>
-      <w:r>
-        <w:rPr>
-          <w:sz w:val="28"/>
-          <w:szCs w:val="28"/>
-          <w:lang w:val="en-US"/>
-        </w:rPr>
-        <w:t>HHmmss</w:t>
-      </w:r>
-      <w:r>
-        <w:rPr>
-          <w:sz w:val="28"/>
-          <w:szCs w:val="28"/>
-          <w:lang w:val="en-US"/>
-        </w:rPr>
-        <w:t>.</w:t>
-      </w:r>
-      <w:r>
-        <w:rPr>
-          <w:sz w:val="28"/>
-          <w:szCs w:val="28"/>
-          <w:lang w:val="en-US"/>
-        </w:rPr>
-        <w:t>xlsx</w:t>
-      </w:r>
-      <w:proofErr w:type="gramEnd"/>
-      <w:r>
-        <w:rPr>
-          <w:sz w:val="28"/>
-          <w:szCs w:val="28"/>
-          <w:lang w:val="en-US"/>
-        </w:rPr>
-        <w:t>.</w:t>
-      </w:r>
-    </w:p>
-    <w:p>
-      <w:pPr>
-        <w:spacing w:line="360" w:lineRule="auto"/>
-        <w:ind w:firstLine="709"/>
-        <w:jc w:val="both"/>
-        <w:rPr>
-          <w:sz w:val="28"/>
-          <w:szCs w:val="28"/>
-          <w:lang w:val="en-US"/>
-        </w:rPr>
-      </w:pPr>
-    </w:p>
-    <w:p>
-      <w:pPr>
-        <w:spacing w:line="360" w:lineRule="auto"/>
-        <w:ind w:firstLine="709"/>
-        <w:jc w:val="both"/>
-        <w:rPr>
-          <w:sz w:val="28"/>
-          <w:szCs w:val="28"/>
-        </w:rPr>
-      </w:pPr>
-      <w:r>
-        <w:rPr>
-          <w:sz w:val="28"/>
-          <w:szCs w:val="28"/>
-        </w:rPr>
-        <w:t>5.3 Автоматическая проверка нормативов</w:t>
-      </w:r>
-    </w:p>
-    <w:p>
-      <w:pPr>
-        <w:spacing w:line="360" w:lineRule="auto"/>
-        <w:ind w:firstLine="709"/>
-        <w:jc w:val="both"/>
-        <w:rPr>
-          <w:sz w:val="28"/>
-          <w:szCs w:val="28"/>
-        </w:rPr>
-      </w:pPr>
-      <w:r>
-        <w:rPr>
-          <w:sz w:val="28"/>
-          <w:szCs w:val="28"/>
-        </w:rPr>
-        <w:t>Реализован разбор следующих форматов нормативов:</w:t>
-      </w:r>
-    </w:p>
-    <w:p>
-      <w:pPr>
-        <w:spacing w:line="360" w:lineRule="auto"/>
-        <w:ind w:firstLine="709"/>
-        <w:jc w:val="both"/>
-        <w:rPr>
-          <w:sz w:val="28"/>
-          <w:szCs w:val="28"/>
-        </w:rPr>
-      </w:pPr>
-      <w:r>
-        <w:rPr>
-          <w:sz w:val="28"/>
-          <w:szCs w:val="28"/>
-        </w:rPr>
-        <w:t xml:space="preserve">Диапазон: 6.5-7.0 → </w:t>
-      </w:r>
-      <w:proofErr w:type="spellStart"/>
-      <w:proofErr w:type="gramStart"/>
-      <w:r>
-        <w:rPr>
-          <w:sz w:val="28"/>
-          <w:szCs w:val="28"/>
-        </w:rPr>
-        <w:t>val</w:t>
-      </w:r>
-      <w:proofErr w:type="spellEnd"/>
-      <w:r>
-        <w:rPr>
-          <w:sz w:val="28"/>
-          <w:szCs w:val="28"/>
-        </w:rPr>
-        <w:t xml:space="preserve"> &gt;</w:t>
-      </w:r>
-      <w:proofErr w:type="gramEnd"/>
-      <w:r>
-        <w:rPr>
-          <w:sz w:val="28"/>
-          <w:szCs w:val="28"/>
-        </w:rPr>
-        <w:t xml:space="preserve">= 6.5 &amp;&amp; </w:t>
-      </w:r>
-      <w:proofErr w:type="spellStart"/>
-      <w:r>
-        <w:rPr>
-          <w:sz w:val="28"/>
-          <w:szCs w:val="28"/>
-        </w:rPr>
-        <w:t>val</w:t>
-      </w:r>
-      <w:proofErr w:type="spellEnd"/>
-      <w:r>
-        <w:rPr>
-          <w:sz w:val="28"/>
-          <w:szCs w:val="28"/>
-        </w:rPr>
-        <w:t xml:space="preserve"> &lt;= 7.0</w:t>
-      </w:r>
-    </w:p>
-    <w:p>
-      <w:pPr>
-        <w:spacing w:line="360" w:lineRule="auto"/>
-        <w:ind w:firstLine="709"/>
-        <w:jc w:val="both"/>
-        <w:rPr>
-          <w:sz w:val="28"/>
-          <w:szCs w:val="28"/>
-        </w:rPr>
-      </w:pPr>
-      <w:r>
-        <w:rPr>
-          <w:sz w:val="28"/>
-          <w:szCs w:val="28"/>
-        </w:rPr>
-        <w:t xml:space="preserve">Больше: &gt;97% → </w:t>
-      </w:r>
-      <w:proofErr w:type="spellStart"/>
-      <w:proofErr w:type="gramStart"/>
-      <w:r>
-        <w:rPr>
-          <w:sz w:val="28"/>
-          <w:szCs w:val="28"/>
-        </w:rPr>
-        <w:t>val</w:t>
-      </w:r>
-      <w:proofErr w:type="spellEnd"/>
-      <w:r>
-        <w:rPr>
-          <w:sz w:val="28"/>
-          <w:szCs w:val="28"/>
-        </w:rPr>
-        <w:t xml:space="preserve"> &gt;</w:t>
-      </w:r>
-      <w:proofErr w:type="gramEnd"/>
-      <w:r>
-        <w:rPr>
-          <w:sz w:val="28"/>
-          <w:szCs w:val="28"/>
-        </w:rPr>
-        <w:t xml:space="preserve"> 97</w:t>
-      </w:r>
-    </w:p>
-    <w:p>
-      <w:pPr>
-        <w:spacing w:line="360" w:lineRule="auto"/>
-        <w:ind w:firstLine="709"/>
-        <w:jc w:val="both"/>
-        <w:rPr>
-          <w:sz w:val="28"/>
-          <w:szCs w:val="28"/>
-        </w:rPr>
-      </w:pPr>
-      <w:r>
-        <w:rPr>
-          <w:sz w:val="28"/>
-          <w:szCs w:val="28"/>
-        </w:rPr>
-        <w:t xml:space="preserve">Меньше: &lt;2.5% → </w:t>
-      </w:r>
-      <w:proofErr w:type="spellStart"/>
-      <w:r>
-        <w:rPr>
-          <w:sz w:val="28"/>
-          <w:szCs w:val="28"/>
-        </w:rPr>
-        <w:t>val</w:t>
-      </w:r>
-      <w:proofErr w:type="spellEnd"/>
-      <w:r>
-        <w:rPr>
-          <w:sz w:val="28"/>
-          <w:szCs w:val="28"/>
-        </w:rPr>
-        <w:t xml:space="preserve"> &lt; 2.5</w:t>
-      </w:r>
-    </w:p>
-    <w:p>
-      <w:pPr>
-        <w:spacing w:line="360" w:lineRule="auto"/>
-        <w:ind w:firstLine="709"/>
-        <w:jc w:val="both"/>
-        <w:rPr>
-          <w:sz w:val="28"/>
-          <w:szCs w:val="28"/>
-        </w:rPr>
-      </w:pPr>
-      <w:r>
-        <w:rPr>
-          <w:sz w:val="28"/>
-          <w:szCs w:val="28"/>
-        </w:rPr>
-        <w:t xml:space="preserve">Больше или равно: ≥99 → </w:t>
-      </w:r>
-      <w:proofErr w:type="spellStart"/>
-      <w:proofErr w:type="gramStart"/>
-      <w:r>
-        <w:rPr>
-          <w:sz w:val="28"/>
-          <w:szCs w:val="28"/>
-        </w:rPr>
-        <w:t>val</w:t>
-      </w:r>
-      <w:proofErr w:type="spellEnd"/>
-      <w:r>
-        <w:rPr>
-          <w:sz w:val="28"/>
-          <w:szCs w:val="28"/>
-        </w:rPr>
-        <w:t xml:space="preserve"> &gt;</w:t>
-      </w:r>
-      <w:proofErr w:type="gramEnd"/>
-      <w:r>
-        <w:rPr>
-          <w:sz w:val="28"/>
-          <w:szCs w:val="28"/>
-        </w:rPr>
-        <w:t>= 99</w:t>
-      </w:r>
-    </w:p>
-    <w:p>
-      <w:pPr>
-        <w:spacing w:line="360" w:lineRule="auto"/>
-        <w:ind w:firstLine="709"/>
-        <w:jc w:val="both"/>
-        <w:rPr>
-          <w:sz w:val="28"/>
-          <w:szCs w:val="28"/>
-        </w:rPr>
-      </w:pPr>
-      <w:r>
-        <w:rPr>
-          <w:sz w:val="28"/>
-          <w:szCs w:val="28"/>
-        </w:rPr>
-        <w:t xml:space="preserve">Меньше или равно: ≤0.5 → </w:t>
-      </w:r>
-      <w:proofErr w:type="spellStart"/>
-      <w:r>
-        <w:rPr>
-          <w:sz w:val="28"/>
-          <w:szCs w:val="28"/>
-        </w:rPr>
-        <w:t>val</w:t>
-      </w:r>
-      <w:proofErr w:type="spellEnd"/>
-      <w:r>
-        <w:rPr>
-          <w:sz w:val="28"/>
-          <w:szCs w:val="28"/>
-        </w:rPr>
-        <w:t xml:space="preserve"> &lt;= 0.5</w:t>
-      </w:r>
-    </w:p>
-    <w:p>
-      <w:pPr>
-        <w:spacing w:line="360" w:lineRule="auto"/>
-        <w:ind w:firstLine="709"/>
-        <w:jc w:val="both"/>
-        <w:rPr>
-          <w:sz w:val="28"/>
-          <w:szCs w:val="28"/>
-        </w:rPr>
-      </w:pPr>
-      <w:r>
-        <w:rPr>
-          <w:sz w:val="28"/>
-          <w:szCs w:val="28"/>
-        </w:rPr>
-        <w:t xml:space="preserve">Точное равенство: </w:t>
-      </w:r>
-      <w:proofErr w:type="spellStart"/>
-      <w:r>
-        <w:rPr>
-          <w:sz w:val="28"/>
-          <w:szCs w:val="28"/>
-        </w:rPr>
-        <w:t>pass</w:t>
-      </w:r>
-      <w:proofErr w:type="spellEnd"/>
-      <w:r>
-        <w:rPr>
-          <w:sz w:val="28"/>
-          <w:szCs w:val="28"/>
-        </w:rPr>
-        <w:t xml:space="preserve"> → </w:t>
-      </w:r>
-      <w:proofErr w:type="spellStart"/>
-      <w:proofErr w:type="gramStart"/>
-      <w:r>
-        <w:rPr>
-          <w:sz w:val="28"/>
-          <w:szCs w:val="28"/>
-        </w:rPr>
-        <w:t>string.Equals</w:t>
-      </w:r>
-      <w:proofErr w:type="spellEnd"/>
-      <w:proofErr w:type="gramEnd"/>
-    </w:p>
-    <w:p>
-      <w:pPr>
-        <w:spacing w:line="360" w:lineRule="auto"/>
-        <w:ind w:firstLine="709"/>
-        <w:jc w:val="both"/>
-        <w:rPr>
-          <w:sz w:val="28"/>
-          <w:szCs w:val="28"/>
-        </w:rPr>
-      </w:pPr>
-      <w:r>
-        <w:rPr>
-          <w:sz w:val="28"/>
-          <w:szCs w:val="28"/>
-        </w:rPr>
-        <w:t>Код</w:t>
-      </w:r>
-      <w:r>
-        <w:rPr>
-          <w:sz w:val="28"/>
-          <w:szCs w:val="28"/>
-        </w:rPr>
-        <w:t xml:space="preserve"> </w:t>
-      </w:r>
-      <w:r>
-        <w:rPr>
-          <w:sz w:val="28"/>
-          <w:szCs w:val="28"/>
-        </w:rPr>
-        <w:t>функции</w:t>
-      </w:r>
-      <w:r>
-        <w:rPr>
-          <w:sz w:val="28"/>
-          <w:szCs w:val="28"/>
-        </w:rPr>
-        <w:t xml:space="preserve"> </w:t>
-      </w:r>
-      <w:proofErr w:type="spellStart"/>
-      <w:r>
-        <w:rPr>
-          <w:sz w:val="28"/>
-          <w:szCs w:val="28"/>
-          <w:lang w:val="en-US"/>
-        </w:rPr>
-        <w:t>EvaluateParameter</w:t>
-      </w:r>
-      <w:proofErr w:type="spellEnd"/>
-      <w:r>
-        <w:rPr>
-          <w:sz w:val="28"/>
-          <w:szCs w:val="28"/>
-        </w:rPr>
-        <w:t xml:space="preserve"> </w:t>
-      </w:r>
-      <w:r>
-        <w:rPr>
-          <w:sz w:val="28"/>
-          <w:szCs w:val="28"/>
-        </w:rPr>
-        <w:t>размещён</w:t>
-      </w:r>
-      <w:r>
-        <w:rPr>
-          <w:sz w:val="28"/>
-          <w:szCs w:val="28"/>
-        </w:rPr>
-        <w:t xml:space="preserve"> </w:t>
-      </w:r>
-      <w:r>
-        <w:rPr>
-          <w:sz w:val="28"/>
-          <w:szCs w:val="28"/>
-        </w:rPr>
-        <w:t>в</w:t>
-      </w:r>
-      <w:r>
-        <w:rPr>
-          <w:sz w:val="28"/>
-          <w:szCs w:val="28"/>
-        </w:rPr>
-        <w:t xml:space="preserve"> </w:t>
-      </w:r>
-      <w:proofErr w:type="spellStart"/>
-      <w:r>
-        <w:rPr>
-          <w:sz w:val="28"/>
-          <w:szCs w:val="28"/>
-          <w:lang w:val="en-US"/>
-        </w:rPr>
-        <w:t>QualityControlWindow</w:t>
-      </w:r>
-      <w:proofErr w:type="spellEnd"/>
-      <w:r>
-        <w:rPr>
-          <w:sz w:val="28"/>
-          <w:szCs w:val="28"/>
-        </w:rPr>
-        <w:t>.</w:t>
-      </w:r>
-      <w:proofErr w:type="spellStart"/>
-      <w:r>
-        <w:rPr>
-          <w:sz w:val="28"/>
-          <w:szCs w:val="28"/>
-          <w:lang w:val="en-US"/>
-        </w:rPr>
-        <w:t>xaml</w:t>
-      </w:r>
-      <w:proofErr w:type="spellEnd"/>
-      <w:r>
-        <w:rPr>
-          <w:sz w:val="28"/>
-          <w:szCs w:val="28"/>
-        </w:rPr>
-        <w:t>.</w:t>
-      </w:r>
-      <w:r>
-        <w:rPr>
-          <w:sz w:val="28"/>
-          <w:szCs w:val="28"/>
-          <w:lang w:val="en-US"/>
-        </w:rPr>
-        <w:t>cs</w:t>
-      </w:r>
-      <w:r>
-        <w:rPr>
-          <w:sz w:val="28"/>
-          <w:szCs w:val="28"/>
-        </w:rPr>
-        <w:t>.</w:t>
-      </w:r>
-    </w:p>
-    <w:p>
-      <w:pPr>
-        <w:spacing w:line="360" w:lineRule="auto"/>
-        <w:ind w:firstLine="709"/>
-        <w:jc w:val="both"/>
-        <w:rPr>
-          <w:sz w:val="28"/>
-          <w:szCs w:val="28"/>
-        </w:rPr>
-      </w:pPr>
-    </w:p>
-    <w:p>
-      <w:pPr>
-        <w:spacing w:line="360" w:lineRule="auto"/>
-        <w:ind w:firstLine="709"/>
-        <w:jc w:val="both"/>
-        <w:rPr>
-          <w:sz w:val="28"/>
-          <w:szCs w:val="28"/>
-        </w:rPr>
-      </w:pPr>
-      <w:r>
-        <w:rPr>
-          <w:sz w:val="28"/>
-          <w:szCs w:val="28"/>
-        </w:rPr>
-        <w:t xml:space="preserve">5.4 </w:t>
-      </w:r>
-      <w:r>
-        <w:rPr>
-          <w:sz w:val="28"/>
-          <w:szCs w:val="28"/>
-        </w:rPr>
-        <w:t>История</w:t>
-      </w:r>
-      <w:r>
-        <w:rPr>
-          <w:sz w:val="28"/>
-          <w:szCs w:val="28"/>
-        </w:rPr>
-        <w:t xml:space="preserve"> </w:t>
-      </w:r>
-      <w:r>
-        <w:rPr>
-          <w:sz w:val="28"/>
-          <w:szCs w:val="28"/>
-        </w:rPr>
-        <w:t>испытаний</w:t>
-      </w:r>
-      <w:r>
-        <w:rPr>
-          <w:sz w:val="28"/>
-          <w:szCs w:val="28"/>
-        </w:rPr>
-        <w:t xml:space="preserve"> </w:t>
-      </w:r>
-      <w:r>
-        <w:rPr>
-          <w:sz w:val="28"/>
-          <w:szCs w:val="28"/>
-        </w:rPr>
-        <w:t>и</w:t>
-      </w:r>
-      <w:r>
-        <w:rPr>
-          <w:sz w:val="28"/>
-          <w:szCs w:val="28"/>
-        </w:rPr>
-        <w:t xml:space="preserve"> </w:t>
-      </w:r>
-      <w:r>
-        <w:rPr>
-          <w:sz w:val="28"/>
-          <w:szCs w:val="28"/>
-        </w:rPr>
-        <w:t>аудит</w:t>
-      </w:r>
-    </w:p>
-    <w:p>
-      <w:pPr>
-        <w:spacing w:line="360" w:lineRule="auto"/>
-        <w:ind w:firstLine="709"/>
-        <w:jc w:val="both"/>
-        <w:rPr>
-          <w:sz w:val="28"/>
-          <w:szCs w:val="28"/>
-        </w:rPr>
-      </w:pPr>
-      <w:r>
-        <w:rPr>
-          <w:sz w:val="28"/>
-          <w:szCs w:val="28"/>
-        </w:rPr>
-        <w:t>Окно</w:t>
-      </w:r>
-      <w:r>
-        <w:rPr>
-          <w:sz w:val="28"/>
-          <w:szCs w:val="28"/>
-        </w:rPr>
-        <w:t xml:space="preserve"> </w:t>
-      </w:r>
-      <w:proofErr w:type="spellStart"/>
-      <w:r>
-        <w:rPr>
-          <w:sz w:val="28"/>
-          <w:szCs w:val="28"/>
-          <w:lang w:val="en-US"/>
-        </w:rPr>
-        <w:t>HistoryWindow</w:t>
-      </w:r>
-      <w:proofErr w:type="spellEnd"/>
-      <w:r>
-        <w:rPr>
-          <w:sz w:val="28"/>
-          <w:szCs w:val="28"/>
-        </w:rPr>
-        <w:t xml:space="preserve"> </w:t>
-      </w:r>
-      <w:r>
-        <w:rPr>
-          <w:sz w:val="28"/>
-          <w:szCs w:val="28"/>
-        </w:rPr>
-        <w:t>загружает</w:t>
-      </w:r>
-      <w:r>
-        <w:rPr>
-          <w:sz w:val="28"/>
-          <w:szCs w:val="28"/>
-        </w:rPr>
-        <w:t xml:space="preserve"> </w:t>
-      </w:r>
-      <w:r>
-        <w:rPr>
-          <w:sz w:val="28"/>
-          <w:szCs w:val="28"/>
-        </w:rPr>
-        <w:t>все</w:t>
-      </w:r>
-      <w:r>
-        <w:rPr>
-          <w:sz w:val="28"/>
-          <w:szCs w:val="28"/>
-        </w:rPr>
-        <w:t xml:space="preserve"> </w:t>
-      </w:r>
-      <w:r>
-        <w:rPr>
-          <w:sz w:val="28"/>
-          <w:szCs w:val="28"/>
-        </w:rPr>
-        <w:t>записи</w:t>
-      </w:r>
-      <w:r>
-        <w:rPr>
-          <w:sz w:val="28"/>
-          <w:szCs w:val="28"/>
-        </w:rPr>
-        <w:t xml:space="preserve"> </w:t>
-      </w:r>
-      <w:r>
-        <w:rPr>
-          <w:sz w:val="28"/>
-          <w:szCs w:val="28"/>
-          <w:lang w:val="en-US"/>
-        </w:rPr>
-        <w:t>quality</w:t>
-      </w:r>
-      <w:r>
-        <w:rPr>
-          <w:sz w:val="28"/>
-          <w:szCs w:val="28"/>
-        </w:rPr>
-        <w:t>_</w:t>
-      </w:r>
-      <w:r>
-        <w:rPr>
-          <w:sz w:val="28"/>
-          <w:szCs w:val="28"/>
-          <w:lang w:val="en-US"/>
-        </w:rPr>
-        <w:t>controls</w:t>
-      </w:r>
-      <w:r>
-        <w:rPr>
-          <w:sz w:val="28"/>
-          <w:szCs w:val="28"/>
-        </w:rPr>
-        <w:t xml:space="preserve"> </w:t>
-      </w:r>
-      <w:r>
-        <w:rPr>
-          <w:sz w:val="28"/>
-          <w:szCs w:val="28"/>
-        </w:rPr>
-        <w:t>для</w:t>
-      </w:r>
-      <w:r>
-        <w:rPr>
-          <w:sz w:val="28"/>
-          <w:szCs w:val="28"/>
-        </w:rPr>
-        <w:t xml:space="preserve"> </w:t>
-      </w:r>
-      <w:r>
-        <w:rPr>
-          <w:sz w:val="28"/>
-          <w:szCs w:val="28"/>
-        </w:rPr>
-        <w:t>выбранной</w:t>
-      </w:r>
-      <w:r>
-        <w:rPr>
-          <w:sz w:val="28"/>
-          <w:szCs w:val="28"/>
-        </w:rPr>
-        <w:t xml:space="preserve"> </w:t>
-      </w:r>
-      <w:r>
-        <w:rPr>
-          <w:sz w:val="28"/>
-          <w:szCs w:val="28"/>
-        </w:rPr>
-        <w:t>партии</w:t>
-      </w:r>
-      <w:r>
-        <w:rPr>
-          <w:sz w:val="28"/>
-          <w:szCs w:val="28"/>
-        </w:rPr>
-        <w:t xml:space="preserve"> (</w:t>
-      </w:r>
-      <w:r>
-        <w:rPr>
-          <w:sz w:val="28"/>
-          <w:szCs w:val="28"/>
-        </w:rPr>
-        <w:t>через</w:t>
-      </w:r>
-      <w:r>
-        <w:rPr>
-          <w:sz w:val="28"/>
-          <w:szCs w:val="28"/>
-        </w:rPr>
-        <w:t xml:space="preserve"> </w:t>
-      </w:r>
-      <w:r>
-        <w:rPr>
-          <w:sz w:val="28"/>
-          <w:szCs w:val="28"/>
-          <w:lang w:val="en-US"/>
-        </w:rPr>
-        <w:t>GET</w:t>
-      </w:r>
-      <w:r>
-        <w:rPr>
-          <w:sz w:val="28"/>
-          <w:szCs w:val="28"/>
-        </w:rPr>
-        <w:t xml:space="preserve"> /</w:t>
-      </w:r>
-      <w:proofErr w:type="spellStart"/>
-      <w:r>
-        <w:rPr>
-          <w:sz w:val="28"/>
-          <w:szCs w:val="28"/>
-          <w:lang w:val="en-US"/>
-        </w:rPr>
-        <w:t>api</w:t>
-      </w:r>
-      <w:proofErr w:type="spellEnd"/>
-      <w:r>
-        <w:rPr>
-          <w:sz w:val="28"/>
-          <w:szCs w:val="28"/>
-        </w:rPr>
-        <w:t>/</w:t>
-      </w:r>
-      <w:r>
-        <w:rPr>
-          <w:sz w:val="28"/>
-          <w:szCs w:val="28"/>
-          <w:lang w:val="en-US"/>
-        </w:rPr>
-        <w:t>quality</w:t>
-      </w:r>
-      <w:r>
-        <w:rPr>
-          <w:sz w:val="28"/>
-          <w:szCs w:val="28"/>
-        </w:rPr>
-        <w:t>/</w:t>
-      </w:r>
-      <w:r>
-        <w:rPr>
-          <w:sz w:val="28"/>
-          <w:szCs w:val="28"/>
-          <w:lang w:val="en-US"/>
-        </w:rPr>
-        <w:t>history</w:t>
-      </w:r>
-      <w:r>
-        <w:rPr>
-          <w:sz w:val="28"/>
-          <w:szCs w:val="28"/>
-        </w:rPr>
-        <w:t>?</w:t>
-      </w:r>
-      <w:proofErr w:type="spellStart"/>
-      <w:r>
-        <w:rPr>
-          <w:sz w:val="28"/>
-          <w:szCs w:val="28"/>
-          <w:lang w:val="en-US"/>
-        </w:rPr>
-        <w:t>batchId</w:t>
-      </w:r>
-      <w:proofErr w:type="spellEnd"/>
-      <w:r>
-        <w:rPr>
-          <w:sz w:val="28"/>
-          <w:szCs w:val="28"/>
-        </w:rPr>
-        <w:t>=...).</w:t>
-      </w:r>
-    </w:p>
-    <w:p>
-      <w:pPr>
-        <w:spacing w:line="360" w:lineRule="auto"/>
-        <w:ind w:firstLine="709"/>
-        <w:jc w:val="both"/>
-        <w:rPr>
-          <w:sz w:val="28"/>
-          <w:szCs w:val="28"/>
-        </w:rPr>
-      </w:pPr>
-    </w:p>
-    <w:p>
-      <w:pPr>
-        <w:spacing w:line="360" w:lineRule="auto"/>
-        <w:ind w:firstLine="709"/>
-        <w:jc w:val="both"/>
-        <w:rPr>
-          <w:sz w:val="28"/>
-          <w:szCs w:val="28"/>
-        </w:rPr>
-      </w:pPr>
-      <w:r>
-        <w:rPr>
-          <w:sz w:val="28"/>
-          <w:szCs w:val="28"/>
-        </w:rPr>
-        <w:t>Для каждой записи отображаются дата, лаборант, решение, параметры (сводка).</w:t>
-      </w:r>
-    </w:p>
-    <w:p>
-      <w:pPr>
-        <w:spacing w:line="360" w:lineRule="auto"/>
-        <w:ind w:firstLine="709"/>
-        <w:jc w:val="both"/>
-        <w:rPr>
-          <w:sz w:val="28"/>
-          <w:szCs w:val="28"/>
-        </w:rPr>
-      </w:pPr>
+      <w:proofErr w:type="spellStart"/>
+      <w:r>
+        <w:rPr>
+          <w:sz w:val="28"/>
+          <w:szCs w:val="28"/>
+        </w:rPr>
+        <w:t>clone</w:t>
+      </w:r>
+      <w:proofErr w:type="spellEnd"/>
+      <w:r>
+        <w:rPr>
+          <w:sz w:val="28"/>
+          <w:szCs w:val="28"/>
+        </w:rPr>
+        <w:t xml:space="preserve"> &lt;ссылка на репозиторий&gt;</w:t>
+      </w:r>
+    </w:p>
+    <w:p>
+      <w:pPr>
+        <w:spacing w:line="360" w:lineRule="auto"/>
+        <w:ind w:firstLine="709"/>
+        <w:jc w:val="both"/>
+        <w:rPr>
+          <w:sz w:val="28"/>
+          <w:szCs w:val="28"/>
+        </w:rPr>
+      </w:pPr>
+      <w:r>
+        <w:rPr>
+          <w:sz w:val="28"/>
+          <w:szCs w:val="28"/>
+        </w:rPr>
+        <w:t>Запустите файл AgroChem.API.sln в Visual Studio.</w:t>
+      </w:r>
+    </w:p>
+    <w:p>
+      <w:pPr>
+        <w:spacing w:line="360" w:lineRule="auto"/>
+        <w:ind w:firstLine="709"/>
+        <w:jc w:val="both"/>
+        <w:rPr>
+          <w:sz w:val="28"/>
+          <w:szCs w:val="28"/>
+        </w:rPr>
+      </w:pPr>
+      <w:r>
+        <w:rPr>
+          <w:sz w:val="28"/>
+          <w:szCs w:val="28"/>
+        </w:rPr>
+        <w:t xml:space="preserve">Выполните скрипт </w:t>
+      </w:r>
+      <w:proofErr w:type="spellStart"/>
+      <w:r>
+        <w:rPr>
+          <w:sz w:val="28"/>
+          <w:szCs w:val="28"/>
+        </w:rPr>
+        <w:t>script.sql</w:t>
+      </w:r>
+      <w:proofErr w:type="spellEnd"/>
+      <w:r>
+        <w:rPr>
+          <w:sz w:val="28"/>
+          <w:szCs w:val="28"/>
+        </w:rPr>
+        <w:t xml:space="preserve"> в SQL Server Management Studio для создания базы данных.</w:t>
+      </w:r>
+    </w:p>
+    <w:p>
+      <w:pPr>
+        <w:spacing w:line="360" w:lineRule="auto"/>
+        <w:ind w:firstLine="709"/>
+        <w:jc w:val="both"/>
+        <w:rPr>
+          <w:sz w:val="28"/>
+          <w:szCs w:val="28"/>
+        </w:rPr>
+      </w:pPr>
+      <w:r>
+        <w:rPr>
+          <w:sz w:val="28"/>
+          <w:szCs w:val="28"/>
+        </w:rPr>
+        <w:t xml:space="preserve">Запустите API (проект </w:t>
+      </w:r>
+      <w:proofErr w:type="spellStart"/>
+      <w:r>
+        <w:rPr>
+          <w:sz w:val="28"/>
+          <w:szCs w:val="28"/>
+        </w:rPr>
+        <w:t>AgroChem.API</w:t>
+      </w:r>
+      <w:proofErr w:type="spellEnd"/>
+      <w:r>
+        <w:rPr>
+          <w:sz w:val="28"/>
+          <w:szCs w:val="28"/>
+        </w:rPr>
+        <w:t>).</w:t>
+      </w:r>
     </w:p>
     <w:p>
       <w:pPr>
@@ -13448,1783 +14965,6 @@
           <w:szCs w:val="28"/>
         </w:rPr>
         <w:lastRenderedPageBreak/>
-        <w:t xml:space="preserve">Кнопка «Редактировать» открывает </w:t>
-      </w:r>
-      <w:proofErr w:type="spellStart"/>
-      <w:r>
-        <w:rPr>
-          <w:sz w:val="28"/>
-          <w:szCs w:val="28"/>
-        </w:rPr>
-        <w:t>EditTestWindow</w:t>
-      </w:r>
-      <w:proofErr w:type="spellEnd"/>
-      <w:r>
-        <w:rPr>
-          <w:sz w:val="28"/>
-          <w:szCs w:val="28"/>
-        </w:rPr>
-        <w:t>, где можно изменить измеренные значения и комментарий. После сохранения отправляется PUT /</w:t>
-      </w:r>
-      <w:proofErr w:type="spellStart"/>
-      <w:r>
-        <w:rPr>
-          <w:sz w:val="28"/>
-          <w:szCs w:val="28"/>
-        </w:rPr>
-        <w:t>api</w:t>
-      </w:r>
-      <w:proofErr w:type="spellEnd"/>
-      <w:r>
-        <w:rPr>
-          <w:sz w:val="28"/>
-          <w:szCs w:val="28"/>
-        </w:rPr>
-        <w:t>/</w:t>
-      </w:r>
-      <w:proofErr w:type="spellStart"/>
-      <w:r>
-        <w:rPr>
-          <w:sz w:val="28"/>
-          <w:szCs w:val="28"/>
-        </w:rPr>
-        <w:t>quality</w:t>
-      </w:r>
-      <w:proofErr w:type="spellEnd"/>
-      <w:r>
-        <w:rPr>
-          <w:sz w:val="28"/>
-          <w:szCs w:val="28"/>
-        </w:rPr>
-        <w:t>/</w:t>
-      </w:r>
-      <w:proofErr w:type="spellStart"/>
-      <w:r>
-        <w:rPr>
-          <w:sz w:val="28"/>
-          <w:szCs w:val="28"/>
-        </w:rPr>
-        <w:t>update</w:t>
-      </w:r>
-      <w:proofErr w:type="spellEnd"/>
-      <w:r>
-        <w:rPr>
-          <w:sz w:val="28"/>
-          <w:szCs w:val="28"/>
-        </w:rPr>
-        <w:t>/{</w:t>
-      </w:r>
-      <w:proofErr w:type="spellStart"/>
-      <w:r>
-        <w:rPr>
-          <w:sz w:val="28"/>
-          <w:szCs w:val="28"/>
-        </w:rPr>
-        <w:t>id</w:t>
-      </w:r>
-      <w:proofErr w:type="spellEnd"/>
-      <w:r>
-        <w:rPr>
-          <w:sz w:val="28"/>
-          <w:szCs w:val="28"/>
-        </w:rPr>
-        <w:t>}.</w:t>
-      </w:r>
-    </w:p>
-    <w:p>
-      <w:pPr>
-        <w:spacing w:line="360" w:lineRule="auto"/>
-        <w:ind w:firstLine="709"/>
-        <w:jc w:val="both"/>
-        <w:rPr>
-          <w:sz w:val="28"/>
-          <w:szCs w:val="28"/>
-        </w:rPr>
-      </w:pPr>
-    </w:p>
-    <w:p>
-      <w:pPr>
-        <w:spacing w:line="360" w:lineRule="auto"/>
-        <w:ind w:firstLine="709"/>
-        <w:jc w:val="both"/>
-        <w:rPr>
-          <w:sz w:val="28"/>
-          <w:szCs w:val="28"/>
-        </w:rPr>
-      </w:pPr>
-      <w:r>
-        <w:rPr>
-          <w:sz w:val="28"/>
-          <w:szCs w:val="28"/>
-        </w:rPr>
-        <w:t xml:space="preserve">Аудит: при сохранении новых результатов или обновлении старых в </w:t>
-      </w:r>
-      <w:proofErr w:type="spellStart"/>
-      <w:r>
-        <w:rPr>
-          <w:sz w:val="28"/>
-          <w:szCs w:val="28"/>
-        </w:rPr>
-        <w:t>audit_log</w:t>
-      </w:r>
-      <w:proofErr w:type="spellEnd"/>
-      <w:r>
-        <w:rPr>
-          <w:sz w:val="28"/>
-          <w:szCs w:val="28"/>
-        </w:rPr>
-        <w:t xml:space="preserve"> записывается действие SAVE_QUALITY или UPDATE_QUALITY с JSON-копией данных.</w:t>
-      </w:r>
-    </w:p>
-    <w:p>
-      <w:pPr>
-        <w:spacing w:line="360" w:lineRule="auto"/>
-        <w:ind w:firstLine="709"/>
-        <w:jc w:val="both"/>
-        <w:rPr>
-          <w:sz w:val="28"/>
-          <w:szCs w:val="28"/>
-        </w:rPr>
-      </w:pPr>
-    </w:p>
-    <w:p>
-      <w:pPr>
-        <w:spacing w:line="360" w:lineRule="auto"/>
-        <w:ind w:firstLine="709"/>
-        <w:jc w:val="center"/>
-        <w:rPr>
-          <w:sz w:val="28"/>
-          <w:szCs w:val="28"/>
-        </w:rPr>
-      </w:pPr>
-      <w:r>
-        <w:rPr>
-          <w:sz w:val="28"/>
-          <w:szCs w:val="28"/>
-        </w:rPr>
-        <w:t xml:space="preserve">Разработка модуля аппаратчика (WPF </w:t>
-      </w:r>
-      <w:proofErr w:type="spellStart"/>
-      <w:r>
-        <w:rPr>
-          <w:sz w:val="28"/>
-          <w:szCs w:val="28"/>
-        </w:rPr>
-        <w:t>desktop</w:t>
-      </w:r>
-      <w:proofErr w:type="spellEnd"/>
-      <w:r>
-        <w:rPr>
-          <w:sz w:val="28"/>
-          <w:szCs w:val="28"/>
-        </w:rPr>
-        <w:t>)</w:t>
-      </w:r>
-    </w:p>
-    <w:p>
-      <w:pPr>
-        <w:spacing w:line="360" w:lineRule="auto"/>
-        <w:ind w:firstLine="709"/>
-        <w:jc w:val="both"/>
-        <w:rPr>
-          <w:sz w:val="28"/>
-          <w:szCs w:val="28"/>
-        </w:rPr>
-      </w:pPr>
-      <w:r>
-        <w:rPr>
-          <w:sz w:val="28"/>
-          <w:szCs w:val="28"/>
-        </w:rPr>
-        <w:t>6.1 Общие сведения</w:t>
-      </w:r>
-    </w:p>
-    <w:p>
-      <w:pPr>
-        <w:spacing w:line="360" w:lineRule="auto"/>
-        <w:ind w:firstLine="709"/>
-        <w:jc w:val="both"/>
-        <w:rPr>
-          <w:sz w:val="28"/>
-          <w:szCs w:val="28"/>
-        </w:rPr>
-      </w:pPr>
-      <w:r>
-        <w:rPr>
-          <w:sz w:val="28"/>
-          <w:szCs w:val="28"/>
-        </w:rPr>
-        <w:t xml:space="preserve">Проект </w:t>
-      </w:r>
-      <w:proofErr w:type="spellStart"/>
-      <w:r>
-        <w:rPr>
-          <w:sz w:val="28"/>
-          <w:szCs w:val="28"/>
-        </w:rPr>
-        <w:t>AgroChem.OperatorClient</w:t>
-      </w:r>
-      <w:proofErr w:type="spellEnd"/>
-      <w:r>
-        <w:rPr>
-          <w:sz w:val="28"/>
-          <w:szCs w:val="28"/>
-        </w:rPr>
-        <w:t xml:space="preserve"> – WPF-приложение для выполнения технологических операций. Основные окна:</w:t>
-      </w:r>
-    </w:p>
-    <w:p>
-      <w:pPr>
-        <w:spacing w:line="360" w:lineRule="auto"/>
-        <w:ind w:firstLine="709"/>
-        <w:jc w:val="both"/>
-        <w:rPr>
-          <w:sz w:val="28"/>
-          <w:szCs w:val="28"/>
-        </w:rPr>
-      </w:pPr>
-    </w:p>
-    <w:p>
-      <w:pPr>
-        <w:spacing w:line="360" w:lineRule="auto"/>
-        <w:ind w:firstLine="709"/>
-        <w:jc w:val="both"/>
-        <w:rPr>
-          <w:sz w:val="28"/>
-          <w:szCs w:val="28"/>
-        </w:rPr>
-      </w:pPr>
-      <w:proofErr w:type="spellStart"/>
-      <w:r>
-        <w:rPr>
-          <w:sz w:val="28"/>
-          <w:szCs w:val="28"/>
-        </w:rPr>
-        <w:t>LoginWindow</w:t>
-      </w:r>
-      <w:proofErr w:type="spellEnd"/>
-      <w:r>
-        <w:rPr>
-          <w:sz w:val="28"/>
-          <w:szCs w:val="28"/>
-        </w:rPr>
-        <w:t xml:space="preserve"> – вход (роль </w:t>
-      </w:r>
-      <w:proofErr w:type="spellStart"/>
-      <w:r>
-        <w:rPr>
-          <w:sz w:val="28"/>
-          <w:szCs w:val="28"/>
-        </w:rPr>
-        <w:t>operator</w:t>
-      </w:r>
-      <w:proofErr w:type="spellEnd"/>
-      <w:r>
-        <w:rPr>
-          <w:sz w:val="28"/>
-          <w:szCs w:val="28"/>
-        </w:rPr>
-        <w:t>).</w:t>
-      </w:r>
-    </w:p>
-    <w:p>
-      <w:pPr>
-        <w:spacing w:line="360" w:lineRule="auto"/>
-        <w:ind w:firstLine="709"/>
-        <w:jc w:val="both"/>
-        <w:rPr>
-          <w:sz w:val="28"/>
-          <w:szCs w:val="28"/>
-        </w:rPr>
-      </w:pPr>
-      <w:proofErr w:type="spellStart"/>
-      <w:r>
-        <w:rPr>
-          <w:sz w:val="28"/>
-          <w:szCs w:val="28"/>
-        </w:rPr>
-        <w:t>ActiveBatchesWindow</w:t>
-      </w:r>
-      <w:proofErr w:type="spellEnd"/>
-      <w:r>
-        <w:rPr>
-          <w:sz w:val="28"/>
-          <w:szCs w:val="28"/>
-        </w:rPr>
-        <w:t xml:space="preserve"> – список активных партий.</w:t>
-      </w:r>
-    </w:p>
-    <w:p>
-      <w:pPr>
-        <w:spacing w:line="360" w:lineRule="auto"/>
-        <w:ind w:firstLine="709"/>
-        <w:jc w:val="both"/>
-        <w:rPr>
-          <w:sz w:val="28"/>
-          <w:szCs w:val="28"/>
-        </w:rPr>
-      </w:pPr>
-      <w:proofErr w:type="spellStart"/>
-      <w:r>
-        <w:rPr>
-          <w:sz w:val="28"/>
-          <w:szCs w:val="28"/>
-        </w:rPr>
-        <w:t>BatchProgramWindow</w:t>
-      </w:r>
-      <w:proofErr w:type="spellEnd"/>
-      <w:r>
-        <w:rPr>
-          <w:sz w:val="28"/>
-          <w:szCs w:val="28"/>
-        </w:rPr>
-        <w:t xml:space="preserve"> – основное окно программы партии.</w:t>
-      </w:r>
-    </w:p>
-    <w:p>
-      <w:pPr>
-        <w:spacing w:line="360" w:lineRule="auto"/>
-        <w:ind w:firstLine="709"/>
-        <w:jc w:val="both"/>
-        <w:rPr>
-          <w:sz w:val="28"/>
-          <w:szCs w:val="28"/>
-        </w:rPr>
-      </w:pPr>
-    </w:p>
-    <w:p>
-      <w:pPr>
-        <w:spacing w:line="360" w:lineRule="auto"/>
-        <w:ind w:firstLine="709"/>
-        <w:jc w:val="both"/>
-        <w:rPr>
-          <w:sz w:val="28"/>
-          <w:szCs w:val="28"/>
-        </w:rPr>
-      </w:pPr>
-      <w:r>
-        <w:rPr>
-          <w:sz w:val="28"/>
-          <w:szCs w:val="28"/>
-        </w:rPr>
-        <w:t>6.2 Экран активных партий</w:t>
-      </w:r>
-    </w:p>
-    <w:p>
-      <w:pPr>
-        <w:spacing w:line="360" w:lineRule="auto"/>
-        <w:ind w:firstLine="709"/>
-        <w:jc w:val="both"/>
-        <w:rPr>
-          <w:sz w:val="28"/>
-          <w:szCs w:val="28"/>
-        </w:rPr>
-      </w:pPr>
-      <w:r>
-        <w:rPr>
-          <w:sz w:val="28"/>
-          <w:szCs w:val="28"/>
-        </w:rPr>
-        <w:t xml:space="preserve">После входа отображается </w:t>
-      </w:r>
-      <w:proofErr w:type="spellStart"/>
-      <w:r>
-        <w:rPr>
-          <w:sz w:val="28"/>
-          <w:szCs w:val="28"/>
-        </w:rPr>
-        <w:t>DataGrid</w:t>
-      </w:r>
-      <w:proofErr w:type="spellEnd"/>
-      <w:r>
-        <w:rPr>
-          <w:sz w:val="28"/>
-          <w:szCs w:val="28"/>
-        </w:rPr>
-        <w:t xml:space="preserve"> с колонками: номер партии, продукт, текущий шаг, линия, статус. Данные получаются через GET /</w:t>
-      </w:r>
-      <w:proofErr w:type="spellStart"/>
-      <w:r>
-        <w:rPr>
-          <w:sz w:val="28"/>
-          <w:szCs w:val="28"/>
-        </w:rPr>
-        <w:t>api</w:t>
-      </w:r>
-      <w:proofErr w:type="spellEnd"/>
-      <w:r>
-        <w:rPr>
-          <w:sz w:val="28"/>
-          <w:szCs w:val="28"/>
-        </w:rPr>
-        <w:t>/</w:t>
-      </w:r>
-      <w:proofErr w:type="spellStart"/>
-      <w:r>
-        <w:rPr>
-          <w:sz w:val="28"/>
-          <w:szCs w:val="28"/>
-        </w:rPr>
-        <w:t>operator</w:t>
-      </w:r>
-      <w:proofErr w:type="spellEnd"/>
-      <w:r>
-        <w:rPr>
-          <w:sz w:val="28"/>
-          <w:szCs w:val="28"/>
-        </w:rPr>
-        <w:t>/</w:t>
-      </w:r>
-      <w:proofErr w:type="spellStart"/>
-      <w:r>
-        <w:rPr>
-          <w:sz w:val="28"/>
-          <w:szCs w:val="28"/>
-        </w:rPr>
-        <w:t>active-batches</w:t>
-      </w:r>
-      <w:proofErr w:type="spellEnd"/>
-      <w:r>
-        <w:rPr>
-          <w:sz w:val="28"/>
-          <w:szCs w:val="28"/>
-        </w:rPr>
-        <w:t xml:space="preserve">, который возвращает партии со статусом </w:t>
-      </w:r>
-      <w:proofErr w:type="spellStart"/>
-      <w:r>
-        <w:rPr>
-          <w:sz w:val="28"/>
-          <w:szCs w:val="28"/>
-        </w:rPr>
-        <w:t>running</w:t>
-      </w:r>
-      <w:proofErr w:type="spellEnd"/>
-      <w:r>
-        <w:rPr>
-          <w:sz w:val="28"/>
-          <w:szCs w:val="28"/>
-        </w:rPr>
-        <w:t xml:space="preserve">. При выборе партии и нажатии «Выбрать партию» открывается </w:t>
-      </w:r>
-      <w:proofErr w:type="spellStart"/>
-      <w:r>
-        <w:rPr>
-          <w:sz w:val="28"/>
-          <w:szCs w:val="28"/>
-        </w:rPr>
-        <w:t>BatchProgramWindow</w:t>
-      </w:r>
-      <w:proofErr w:type="spellEnd"/>
-      <w:r>
-        <w:rPr>
-          <w:sz w:val="28"/>
-          <w:szCs w:val="28"/>
-        </w:rPr>
-        <w:t xml:space="preserve"> с передачей </w:t>
-      </w:r>
-      <w:proofErr w:type="spellStart"/>
-      <w:r>
-        <w:rPr>
-          <w:sz w:val="28"/>
-          <w:szCs w:val="28"/>
-        </w:rPr>
-        <w:t>batchId</w:t>
-      </w:r>
-      <w:proofErr w:type="spellEnd"/>
-      <w:r>
-        <w:rPr>
-          <w:sz w:val="28"/>
-          <w:szCs w:val="28"/>
-        </w:rPr>
-        <w:t>.</w:t>
-      </w:r>
-    </w:p>
-    <w:p>
-      <w:pPr>
-        <w:spacing w:line="360" w:lineRule="auto"/>
-        <w:ind w:firstLine="709"/>
-        <w:jc w:val="both"/>
-        <w:rPr>
-          <w:sz w:val="28"/>
-          <w:szCs w:val="28"/>
-        </w:rPr>
-      </w:pPr>
-    </w:p>
-    <w:p>
-      <w:pPr>
-        <w:spacing w:line="360" w:lineRule="auto"/>
-        <w:ind w:firstLine="709"/>
-        <w:jc w:val="both"/>
-        <w:rPr>
-          <w:sz w:val="28"/>
-          <w:szCs w:val="28"/>
-        </w:rPr>
-      </w:pPr>
-      <w:r>
-        <w:rPr>
-          <w:sz w:val="28"/>
-          <w:szCs w:val="28"/>
-        </w:rPr>
-        <w:t>6.3 Программа партии</w:t>
-      </w:r>
-    </w:p>
-    <w:p>
-      <w:pPr>
-        <w:spacing w:line="360" w:lineRule="auto"/>
-        <w:ind w:firstLine="709"/>
-        <w:jc w:val="both"/>
-        <w:rPr>
-          <w:sz w:val="28"/>
-          <w:szCs w:val="28"/>
-        </w:rPr>
-      </w:pPr>
-      <w:r>
-        <w:rPr>
-          <w:sz w:val="28"/>
-          <w:szCs w:val="28"/>
-        </w:rPr>
-        <w:t>Окно разделено на три части:</w:t>
-      </w:r>
-    </w:p>
-    <w:p>
-      <w:pPr>
-        <w:spacing w:line="360" w:lineRule="auto"/>
-        <w:ind w:firstLine="709"/>
-        <w:jc w:val="both"/>
-        <w:rPr>
-          <w:sz w:val="28"/>
-          <w:szCs w:val="28"/>
-        </w:rPr>
-      </w:pPr>
-      <w:r>
-        <w:rPr>
-          <w:sz w:val="28"/>
-          <w:szCs w:val="28"/>
-        </w:rPr>
-        <w:t xml:space="preserve">Слева – </w:t>
-      </w:r>
-      <w:proofErr w:type="spellStart"/>
-      <w:r>
-        <w:rPr>
-          <w:sz w:val="28"/>
-          <w:szCs w:val="28"/>
-        </w:rPr>
-        <w:t>ListBox</w:t>
-      </w:r>
-      <w:proofErr w:type="spellEnd"/>
-      <w:r>
-        <w:rPr>
-          <w:sz w:val="28"/>
-          <w:szCs w:val="28"/>
-        </w:rPr>
-        <w:t xml:space="preserve"> со всеми шагами </w:t>
-      </w:r>
-      <w:proofErr w:type="spellStart"/>
-      <w:r>
-        <w:rPr>
-          <w:sz w:val="28"/>
-          <w:szCs w:val="28"/>
-        </w:rPr>
-        <w:t>техкарты</w:t>
-      </w:r>
-      <w:proofErr w:type="spellEnd"/>
-      <w:r>
-        <w:rPr>
-          <w:sz w:val="28"/>
-          <w:szCs w:val="28"/>
-        </w:rPr>
-        <w:t>. Для каждого шага отображается название и цветовой индикатор статуса: серый (</w:t>
-      </w:r>
-      <w:proofErr w:type="spellStart"/>
-      <w:r>
-        <w:rPr>
-          <w:sz w:val="28"/>
-          <w:szCs w:val="28"/>
-        </w:rPr>
-        <w:t>not_started</w:t>
-      </w:r>
-      <w:proofErr w:type="spellEnd"/>
-      <w:r>
-        <w:rPr>
-          <w:sz w:val="28"/>
-          <w:szCs w:val="28"/>
-        </w:rPr>
-        <w:t>), оранжевый (</w:t>
-      </w:r>
-      <w:proofErr w:type="spellStart"/>
-      <w:r>
-        <w:rPr>
-          <w:sz w:val="28"/>
-          <w:szCs w:val="28"/>
-        </w:rPr>
-        <w:t>in_progress</w:t>
-      </w:r>
-      <w:proofErr w:type="spellEnd"/>
-      <w:r>
-        <w:rPr>
-          <w:sz w:val="28"/>
-          <w:szCs w:val="28"/>
-        </w:rPr>
-        <w:t>), зелёный (</w:t>
-      </w:r>
-      <w:proofErr w:type="spellStart"/>
-      <w:r>
-        <w:rPr>
-          <w:sz w:val="28"/>
-          <w:szCs w:val="28"/>
-        </w:rPr>
-        <w:t>completed</w:t>
-      </w:r>
-      <w:proofErr w:type="spellEnd"/>
-      <w:r>
-        <w:rPr>
-          <w:sz w:val="28"/>
-          <w:szCs w:val="28"/>
-        </w:rPr>
-        <w:t>).</w:t>
-      </w:r>
-    </w:p>
-    <w:p>
-      <w:pPr>
-        <w:spacing w:line="360" w:lineRule="auto"/>
-        <w:ind w:firstLine="709"/>
-        <w:jc w:val="both"/>
-        <w:rPr>
-          <w:sz w:val="28"/>
-          <w:szCs w:val="28"/>
-        </w:rPr>
-      </w:pPr>
-    </w:p>
-    <w:p>
-      <w:pPr>
-        <w:spacing w:line="360" w:lineRule="auto"/>
-        <w:ind w:firstLine="709"/>
-        <w:jc w:val="both"/>
-        <w:rPr>
-          <w:sz w:val="28"/>
-          <w:szCs w:val="28"/>
-        </w:rPr>
-      </w:pPr>
-      <w:r>
-        <w:rPr>
-          <w:sz w:val="28"/>
-          <w:szCs w:val="28"/>
-        </w:rPr>
-        <w:t>Центр – детали выбранного шага:</w:t>
-      </w:r>
-    </w:p>
-    <w:p>
-      <w:pPr>
-        <w:spacing w:line="360" w:lineRule="auto"/>
-        <w:ind w:firstLine="709"/>
-        <w:jc w:val="both"/>
-        <w:rPr>
-          <w:sz w:val="28"/>
-          <w:szCs w:val="28"/>
-        </w:rPr>
-      </w:pPr>
-      <w:r>
-        <w:rPr>
-          <w:sz w:val="28"/>
-          <w:szCs w:val="28"/>
-        </w:rPr>
-        <w:t xml:space="preserve">Инструкция (поле </w:t>
-      </w:r>
-      <w:proofErr w:type="spellStart"/>
-      <w:r>
-        <w:rPr>
-          <w:sz w:val="28"/>
-          <w:szCs w:val="28"/>
-        </w:rPr>
-        <w:t>instruction</w:t>
-      </w:r>
-      <w:proofErr w:type="spellEnd"/>
-      <w:r>
-        <w:rPr>
-          <w:sz w:val="28"/>
-          <w:szCs w:val="28"/>
-        </w:rPr>
-        <w:t xml:space="preserve"> из </w:t>
-      </w:r>
-      <w:proofErr w:type="spellStart"/>
-      <w:r>
-        <w:rPr>
-          <w:sz w:val="28"/>
-          <w:szCs w:val="28"/>
-        </w:rPr>
-        <w:t>process_steps</w:t>
-      </w:r>
-      <w:proofErr w:type="spellEnd"/>
-      <w:r>
-        <w:rPr>
-          <w:sz w:val="28"/>
-          <w:szCs w:val="28"/>
-        </w:rPr>
-        <w:t>).</w:t>
-      </w:r>
-    </w:p>
-    <w:p>
-      <w:pPr>
-        <w:spacing w:line="360" w:lineRule="auto"/>
-        <w:ind w:firstLine="709"/>
-        <w:jc w:val="both"/>
-        <w:rPr>
-          <w:sz w:val="28"/>
-          <w:szCs w:val="28"/>
-        </w:rPr>
-      </w:pPr>
-      <w:r>
-        <w:rPr>
-          <w:sz w:val="28"/>
-          <w:szCs w:val="28"/>
-        </w:rPr>
-        <w:t>Плановые параметры: температура, давление, длительность (только для чтения).</w:t>
-      </w:r>
-    </w:p>
-    <w:p>
-      <w:pPr>
-        <w:spacing w:line="360" w:lineRule="auto"/>
-        <w:ind w:firstLine="709"/>
-        <w:jc w:val="both"/>
-        <w:rPr>
-          <w:sz w:val="28"/>
-          <w:szCs w:val="28"/>
-        </w:rPr>
-      </w:pPr>
-      <w:r>
-        <w:rPr>
-          <w:sz w:val="28"/>
-          <w:szCs w:val="28"/>
-        </w:rPr>
-        <w:lastRenderedPageBreak/>
-        <w:t>Форма ввода фактических значений (текстовые поля).</w:t>
-      </w:r>
-    </w:p>
-    <w:p>
-      <w:pPr>
-        <w:spacing w:line="360" w:lineRule="auto"/>
-        <w:ind w:firstLine="709"/>
-        <w:jc w:val="both"/>
-        <w:rPr>
-          <w:sz w:val="28"/>
-          <w:szCs w:val="28"/>
-        </w:rPr>
-      </w:pPr>
-      <w:r>
-        <w:rPr>
-          <w:sz w:val="28"/>
-          <w:szCs w:val="28"/>
-        </w:rPr>
-        <w:t>Комментарий (многострочное текстовое поле).</w:t>
-      </w:r>
-    </w:p>
-    <w:p>
-      <w:pPr>
-        <w:spacing w:line="360" w:lineRule="auto"/>
-        <w:ind w:firstLine="709"/>
-        <w:jc w:val="both"/>
-        <w:rPr>
-          <w:sz w:val="28"/>
-          <w:szCs w:val="28"/>
-        </w:rPr>
-      </w:pPr>
-      <w:r>
-        <w:rPr>
-          <w:sz w:val="28"/>
-          <w:szCs w:val="28"/>
-        </w:rPr>
-        <w:t>Кнопки «Начать шаг» и «Завершить шаг» (кнопка завершения активна только после начала).</w:t>
-      </w:r>
-    </w:p>
-    <w:p>
-      <w:pPr>
-        <w:spacing w:line="360" w:lineRule="auto"/>
-        <w:ind w:firstLine="709"/>
-        <w:jc w:val="both"/>
-        <w:rPr>
-          <w:sz w:val="28"/>
-          <w:szCs w:val="28"/>
-        </w:rPr>
-      </w:pPr>
-      <w:r>
-        <w:rPr>
-          <w:sz w:val="28"/>
-          <w:szCs w:val="28"/>
-        </w:rPr>
-        <w:t>Справа – панель телеметрии оборудования (экструдер). Отображаются температура, давление, скорость шнека и время последнего обновления.</w:t>
-      </w:r>
-    </w:p>
-    <w:p>
-      <w:pPr>
-        <w:spacing w:line="360" w:lineRule="auto"/>
-        <w:ind w:firstLine="709"/>
-        <w:jc w:val="both"/>
-        <w:rPr>
-          <w:sz w:val="28"/>
-          <w:szCs w:val="28"/>
-        </w:rPr>
-      </w:pPr>
-      <w:r>
-        <w:rPr>
-          <w:sz w:val="28"/>
-          <w:szCs w:val="28"/>
-        </w:rPr>
-        <w:t>Логика выполнения шага:</w:t>
-      </w:r>
-    </w:p>
-    <w:p>
-      <w:pPr>
-        <w:spacing w:line="360" w:lineRule="auto"/>
-        <w:ind w:firstLine="709"/>
-        <w:jc w:val="both"/>
-        <w:rPr>
-          <w:sz w:val="28"/>
-          <w:szCs w:val="28"/>
-        </w:rPr>
-      </w:pPr>
-      <w:r>
-        <w:rPr>
-          <w:sz w:val="28"/>
-          <w:szCs w:val="28"/>
-        </w:rPr>
-        <w:t>Аппаратчик выбирает шаг (автоматически выбирается первый невыполненный).</w:t>
-      </w:r>
-    </w:p>
-    <w:p>
-      <w:pPr>
-        <w:spacing w:line="360" w:lineRule="auto"/>
-        <w:ind w:firstLine="709"/>
-        <w:jc w:val="both"/>
-        <w:rPr>
-          <w:sz w:val="28"/>
-          <w:szCs w:val="28"/>
-        </w:rPr>
-      </w:pPr>
-      <w:r>
-        <w:rPr>
-          <w:sz w:val="28"/>
-          <w:szCs w:val="28"/>
-        </w:rPr>
-        <w:t>Нажимает «Начать шаг» → отправляется POST /</w:t>
-      </w:r>
-      <w:proofErr w:type="spellStart"/>
-      <w:r>
-        <w:rPr>
-          <w:sz w:val="28"/>
-          <w:szCs w:val="28"/>
-        </w:rPr>
-        <w:t>api</w:t>
-      </w:r>
-      <w:proofErr w:type="spellEnd"/>
-      <w:r>
-        <w:rPr>
-          <w:sz w:val="28"/>
-          <w:szCs w:val="28"/>
-        </w:rPr>
-        <w:t>/</w:t>
-      </w:r>
-      <w:proofErr w:type="spellStart"/>
-      <w:r>
-        <w:rPr>
-          <w:sz w:val="28"/>
-          <w:szCs w:val="28"/>
-        </w:rPr>
-        <w:t>operator</w:t>
-      </w:r>
-      <w:proofErr w:type="spellEnd"/>
-      <w:r>
-        <w:rPr>
-          <w:sz w:val="28"/>
-          <w:szCs w:val="28"/>
-        </w:rPr>
-        <w:t>/</w:t>
-      </w:r>
-      <w:proofErr w:type="spellStart"/>
-      <w:r>
-        <w:rPr>
-          <w:sz w:val="28"/>
-          <w:szCs w:val="28"/>
-        </w:rPr>
-        <w:t>batch</w:t>
-      </w:r>
-      <w:proofErr w:type="spellEnd"/>
-      <w:r>
-        <w:rPr>
-          <w:sz w:val="28"/>
-          <w:szCs w:val="28"/>
-        </w:rPr>
-        <w:t>/{</w:t>
-      </w:r>
-      <w:proofErr w:type="spellStart"/>
-      <w:r>
-        <w:rPr>
-          <w:sz w:val="28"/>
-          <w:szCs w:val="28"/>
-        </w:rPr>
-        <w:t>id</w:t>
-      </w:r>
-      <w:proofErr w:type="spellEnd"/>
-      <w:r>
-        <w:rPr>
-          <w:sz w:val="28"/>
-          <w:szCs w:val="28"/>
-        </w:rPr>
-        <w:t>}/</w:t>
-      </w:r>
-      <w:proofErr w:type="spellStart"/>
-      <w:r>
-        <w:rPr>
-          <w:sz w:val="28"/>
-          <w:szCs w:val="28"/>
-        </w:rPr>
-        <w:t>step</w:t>
-      </w:r>
-      <w:proofErr w:type="spellEnd"/>
-      <w:r>
-        <w:rPr>
-          <w:sz w:val="28"/>
-          <w:szCs w:val="28"/>
-        </w:rPr>
-        <w:t>/{</w:t>
-      </w:r>
-      <w:proofErr w:type="spellStart"/>
-      <w:r>
-        <w:rPr>
-          <w:sz w:val="28"/>
-          <w:szCs w:val="28"/>
-        </w:rPr>
-        <w:t>order</w:t>
-      </w:r>
-      <w:proofErr w:type="spellEnd"/>
-      <w:r>
-        <w:rPr>
-          <w:sz w:val="28"/>
-          <w:szCs w:val="28"/>
-        </w:rPr>
-        <w:t>}/</w:t>
-      </w:r>
-      <w:proofErr w:type="spellStart"/>
-      <w:r>
-        <w:rPr>
-          <w:sz w:val="28"/>
-          <w:szCs w:val="28"/>
-        </w:rPr>
-        <w:t>start</w:t>
-      </w:r>
-      <w:proofErr w:type="spellEnd"/>
-      <w:r>
-        <w:rPr>
-          <w:sz w:val="28"/>
-          <w:szCs w:val="28"/>
-        </w:rPr>
-        <w:t xml:space="preserve"> → в БД фиксируется </w:t>
-      </w:r>
-      <w:proofErr w:type="spellStart"/>
-      <w:r>
-        <w:rPr>
-          <w:sz w:val="28"/>
-          <w:szCs w:val="28"/>
-        </w:rPr>
-        <w:t>actual_start_time</w:t>
-      </w:r>
-      <w:proofErr w:type="spellEnd"/>
-      <w:r>
-        <w:rPr>
-          <w:sz w:val="28"/>
-          <w:szCs w:val="28"/>
-        </w:rPr>
-        <w:t>.</w:t>
-      </w:r>
-    </w:p>
-    <w:p>
-      <w:pPr>
-        <w:spacing w:line="360" w:lineRule="auto"/>
-        <w:ind w:firstLine="709"/>
-        <w:jc w:val="both"/>
-        <w:rPr>
-          <w:sz w:val="28"/>
-          <w:szCs w:val="28"/>
-        </w:rPr>
-      </w:pPr>
-      <w:r>
-        <w:rPr>
-          <w:sz w:val="28"/>
-          <w:szCs w:val="28"/>
-        </w:rPr>
-        <w:t>Выполняет операцию физически, вводит фактические показатели (можно оставить пустыми).</w:t>
-      </w:r>
-    </w:p>
-    <w:p>
-      <w:pPr>
-        <w:spacing w:line="360" w:lineRule="auto"/>
-        <w:ind w:firstLine="709"/>
-        <w:jc w:val="both"/>
-        <w:rPr>
-          <w:sz w:val="28"/>
-          <w:szCs w:val="28"/>
-        </w:rPr>
-      </w:pPr>
-      <w:r>
-        <w:rPr>
-          <w:sz w:val="28"/>
-          <w:szCs w:val="28"/>
-        </w:rPr>
-        <w:t>Нажимает «Завершить шаг» → отправляется POST /</w:t>
-      </w:r>
-      <w:proofErr w:type="spellStart"/>
-      <w:r>
-        <w:rPr>
-          <w:sz w:val="28"/>
-          <w:szCs w:val="28"/>
-        </w:rPr>
-        <w:t>api</w:t>
-      </w:r>
-      <w:proofErr w:type="spellEnd"/>
-      <w:r>
-        <w:rPr>
-          <w:sz w:val="28"/>
-          <w:szCs w:val="28"/>
-        </w:rPr>
-        <w:t>/</w:t>
-      </w:r>
-      <w:proofErr w:type="spellStart"/>
-      <w:r>
-        <w:rPr>
-          <w:sz w:val="28"/>
-          <w:szCs w:val="28"/>
-        </w:rPr>
-        <w:t>operator</w:t>
-      </w:r>
-      <w:proofErr w:type="spellEnd"/>
-      <w:r>
-        <w:rPr>
-          <w:sz w:val="28"/>
-          <w:szCs w:val="28"/>
-        </w:rPr>
-        <w:t>/</w:t>
-      </w:r>
-      <w:proofErr w:type="spellStart"/>
-      <w:r>
-        <w:rPr>
-          <w:sz w:val="28"/>
-          <w:szCs w:val="28"/>
-        </w:rPr>
-        <w:t>batch</w:t>
-      </w:r>
-      <w:proofErr w:type="spellEnd"/>
-      <w:r>
-        <w:rPr>
-          <w:sz w:val="28"/>
-          <w:szCs w:val="28"/>
-        </w:rPr>
-        <w:t>/{</w:t>
-      </w:r>
-      <w:proofErr w:type="spellStart"/>
-      <w:r>
-        <w:rPr>
-          <w:sz w:val="28"/>
-          <w:szCs w:val="28"/>
-        </w:rPr>
-        <w:t>id</w:t>
-      </w:r>
-      <w:proofErr w:type="spellEnd"/>
-      <w:r>
-        <w:rPr>
-          <w:sz w:val="28"/>
-          <w:szCs w:val="28"/>
-        </w:rPr>
-        <w:t>}/</w:t>
-      </w:r>
-      <w:proofErr w:type="spellStart"/>
-      <w:r>
-        <w:rPr>
-          <w:sz w:val="28"/>
-          <w:szCs w:val="28"/>
-        </w:rPr>
-        <w:t>step</w:t>
-      </w:r>
-      <w:proofErr w:type="spellEnd"/>
-      <w:r>
-        <w:rPr>
-          <w:sz w:val="28"/>
-          <w:szCs w:val="28"/>
-        </w:rPr>
-        <w:t>/{</w:t>
-      </w:r>
-      <w:proofErr w:type="spellStart"/>
-      <w:r>
-        <w:rPr>
-          <w:sz w:val="28"/>
-          <w:szCs w:val="28"/>
-        </w:rPr>
-        <w:t>order</w:t>
-      </w:r>
-      <w:proofErr w:type="spellEnd"/>
-      <w:r>
-        <w:rPr>
-          <w:sz w:val="28"/>
-          <w:szCs w:val="28"/>
-        </w:rPr>
-        <w:t>}/</w:t>
-      </w:r>
-      <w:proofErr w:type="spellStart"/>
-      <w:r>
-        <w:rPr>
-          <w:sz w:val="28"/>
-          <w:szCs w:val="28"/>
-        </w:rPr>
-        <w:t>complete</w:t>
-      </w:r>
-      <w:proofErr w:type="spellEnd"/>
-      <w:r>
-        <w:rPr>
-          <w:sz w:val="28"/>
-          <w:szCs w:val="28"/>
-        </w:rPr>
-        <w:t xml:space="preserve"> с фактическими параметрами</w:t>
-      </w:r>
-    </w:p>
-    <w:p>
-      <w:pPr>
-        <w:spacing w:line="360" w:lineRule="auto"/>
-        <w:ind w:firstLine="709"/>
-        <w:jc w:val="both"/>
-        <w:rPr>
-          <w:sz w:val="28"/>
-          <w:szCs w:val="28"/>
-        </w:rPr>
-      </w:pPr>
-      <w:r>
-        <w:rPr>
-          <w:sz w:val="28"/>
-          <w:szCs w:val="28"/>
-        </w:rPr>
-        <w:t xml:space="preserve">Сервер вычисляет отклонения (если фактические значения выходят за плановые допуски: температура &gt;2°, давление &gt;0.5 бар, время &gt;10 мин) и создаёт записи в </w:t>
-      </w:r>
-      <w:proofErr w:type="spellStart"/>
-      <w:r>
-        <w:rPr>
-          <w:sz w:val="28"/>
-          <w:szCs w:val="28"/>
-        </w:rPr>
-        <w:t>deviation_events</w:t>
-      </w:r>
-      <w:proofErr w:type="spellEnd"/>
-      <w:r>
-        <w:rPr>
-          <w:sz w:val="28"/>
-          <w:szCs w:val="28"/>
-        </w:rPr>
-        <w:t>.</w:t>
-      </w:r>
-    </w:p>
-    <w:p>
-      <w:pPr>
-        <w:spacing w:line="360" w:lineRule="auto"/>
-        <w:ind w:firstLine="709"/>
-        <w:jc w:val="both"/>
-        <w:rPr>
-          <w:sz w:val="28"/>
-          <w:szCs w:val="28"/>
-        </w:rPr>
-      </w:pPr>
-      <w:r>
-        <w:rPr>
-          <w:sz w:val="28"/>
-          <w:szCs w:val="28"/>
-        </w:rPr>
-        <w:t xml:space="preserve">Если это был последний шаг, партия автоматически переводится в статус </w:t>
-      </w:r>
-      <w:proofErr w:type="spellStart"/>
-      <w:r>
-        <w:rPr>
-          <w:sz w:val="28"/>
-          <w:szCs w:val="28"/>
-        </w:rPr>
-        <w:t>completed</w:t>
-      </w:r>
-      <w:proofErr w:type="spellEnd"/>
-      <w:r>
-        <w:rPr>
-          <w:sz w:val="28"/>
-          <w:szCs w:val="28"/>
-        </w:rPr>
-        <w:t>.</w:t>
-      </w:r>
-    </w:p>
-    <w:p>
-      <w:pPr>
-        <w:spacing w:line="360" w:lineRule="auto"/>
-        <w:ind w:firstLine="709"/>
-        <w:jc w:val="both"/>
-        <w:rPr>
-          <w:sz w:val="28"/>
-          <w:szCs w:val="28"/>
-        </w:rPr>
-      </w:pPr>
-      <w:r>
-        <w:rPr>
-          <w:sz w:val="28"/>
-          <w:szCs w:val="28"/>
-        </w:rPr>
-        <w:t>6.4 Телеметрия оборудования</w:t>
-      </w:r>
-    </w:p>
-    <w:p>
-      <w:pPr>
-        <w:spacing w:line="360" w:lineRule="auto"/>
-        <w:ind w:firstLine="709"/>
-        <w:jc w:val="both"/>
-        <w:rPr>
-          <w:sz w:val="28"/>
-          <w:szCs w:val="28"/>
-        </w:rPr>
-      </w:pPr>
-      <w:r>
-        <w:rPr>
-          <w:sz w:val="28"/>
-          <w:szCs w:val="28"/>
-        </w:rPr>
-        <w:t xml:space="preserve">На сервере создана таблица </w:t>
-      </w:r>
-      <w:proofErr w:type="spellStart"/>
-      <w:r>
-        <w:rPr>
-          <w:sz w:val="28"/>
-          <w:szCs w:val="28"/>
-        </w:rPr>
-        <w:t>equipment_telemetry</w:t>
-      </w:r>
-      <w:proofErr w:type="spellEnd"/>
-      <w:r>
-        <w:rPr>
-          <w:sz w:val="28"/>
-          <w:szCs w:val="28"/>
-        </w:rPr>
-        <w:t xml:space="preserve">. В демонстрационных целях в ней хранятся текущие показания (можно обновлять через отдельный сервис или вручную). В </w:t>
-      </w:r>
-      <w:proofErr w:type="spellStart"/>
-      <w:r>
-        <w:rPr>
-          <w:sz w:val="28"/>
-          <w:szCs w:val="28"/>
-        </w:rPr>
-        <w:t>BatchProgramWindow</w:t>
-      </w:r>
-      <w:proofErr w:type="spellEnd"/>
-      <w:r>
-        <w:rPr>
-          <w:sz w:val="28"/>
-          <w:szCs w:val="28"/>
-        </w:rPr>
-        <w:t xml:space="preserve"> запущен </w:t>
-      </w:r>
-      <w:proofErr w:type="spellStart"/>
-      <w:r>
-        <w:rPr>
-          <w:sz w:val="28"/>
-          <w:szCs w:val="28"/>
-        </w:rPr>
-        <w:t>DispatcherTimer</w:t>
-      </w:r>
-      <w:proofErr w:type="spellEnd"/>
-      <w:r>
-        <w:rPr>
-          <w:sz w:val="28"/>
-          <w:szCs w:val="28"/>
-        </w:rPr>
-        <w:t xml:space="preserve"> с интервалом 3 секунды, который вызывает GET /</w:t>
-      </w:r>
-      <w:proofErr w:type="spellStart"/>
-      <w:r>
-        <w:rPr>
-          <w:sz w:val="28"/>
-          <w:szCs w:val="28"/>
-        </w:rPr>
-        <w:t>api</w:t>
-      </w:r>
-      <w:proofErr w:type="spellEnd"/>
-      <w:r>
-        <w:rPr>
-          <w:sz w:val="28"/>
-          <w:szCs w:val="28"/>
-        </w:rPr>
-        <w:t>/</w:t>
-      </w:r>
-      <w:proofErr w:type="spellStart"/>
-      <w:r>
-        <w:rPr>
-          <w:sz w:val="28"/>
-          <w:szCs w:val="28"/>
-        </w:rPr>
-        <w:t>operator</w:t>
-      </w:r>
-      <w:proofErr w:type="spellEnd"/>
-      <w:r>
-        <w:rPr>
-          <w:sz w:val="28"/>
-          <w:szCs w:val="28"/>
-        </w:rPr>
-        <w:t>/</w:t>
-      </w:r>
-      <w:proofErr w:type="spellStart"/>
-      <w:r>
-        <w:rPr>
-          <w:sz w:val="28"/>
-          <w:szCs w:val="28"/>
-        </w:rPr>
-        <w:t>telemetry</w:t>
-      </w:r>
-      <w:proofErr w:type="spellEnd"/>
-      <w:r>
-        <w:rPr>
-          <w:sz w:val="28"/>
-          <w:szCs w:val="28"/>
-        </w:rPr>
-        <w:t>/Экструдер Линия 1 и обновляет панель.</w:t>
-      </w:r>
-    </w:p>
-    <w:p>
-      <w:pPr>
-        <w:spacing w:line="360" w:lineRule="auto"/>
-        <w:ind w:firstLine="709"/>
-        <w:jc w:val="both"/>
-        <w:rPr>
-          <w:sz w:val="28"/>
-          <w:szCs w:val="28"/>
-        </w:rPr>
-      </w:pPr>
-    </w:p>
-    <w:p>
-      <w:pPr>
-        <w:spacing w:line="360" w:lineRule="auto"/>
-        <w:ind w:firstLine="709"/>
-        <w:jc w:val="both"/>
-        <w:rPr>
-          <w:sz w:val="28"/>
-          <w:szCs w:val="28"/>
-        </w:rPr>
-      </w:pPr>
-      <w:r>
-        <w:rPr>
-          <w:sz w:val="28"/>
-          <w:szCs w:val="28"/>
-        </w:rPr>
-        <w:t>6.5 Фиксация отклонений</w:t>
-      </w:r>
-    </w:p>
-    <w:p>
-      <w:pPr>
-        <w:spacing w:line="360" w:lineRule="auto"/>
-        <w:ind w:firstLine="709"/>
-        <w:jc w:val="both"/>
-        <w:rPr>
-          <w:sz w:val="28"/>
-          <w:szCs w:val="28"/>
-        </w:rPr>
-      </w:pPr>
-      <w:r>
-        <w:rPr>
-          <w:sz w:val="28"/>
-          <w:szCs w:val="28"/>
-        </w:rPr>
-        <w:t xml:space="preserve">Отклонения фиксируются автоматически при завершении шага, если абсолютная разница между фактическим и плановым значением превышает установленные пороги. Для каждого превышения создаётся запись в </w:t>
-      </w:r>
-      <w:proofErr w:type="spellStart"/>
-      <w:r>
-        <w:rPr>
-          <w:sz w:val="28"/>
-          <w:szCs w:val="28"/>
-        </w:rPr>
-        <w:t>deviation_events</w:t>
-      </w:r>
-      <w:proofErr w:type="spellEnd"/>
-      <w:r>
-        <w:rPr>
-          <w:sz w:val="28"/>
-          <w:szCs w:val="28"/>
-        </w:rPr>
-        <w:t xml:space="preserve"> с указанием </w:t>
-      </w:r>
-      <w:proofErr w:type="spellStart"/>
-      <w:r>
-        <w:rPr>
-          <w:sz w:val="28"/>
-          <w:szCs w:val="28"/>
-        </w:rPr>
-        <w:t>batch_id</w:t>
-      </w:r>
-      <w:proofErr w:type="spellEnd"/>
-      <w:r>
-        <w:rPr>
-          <w:sz w:val="28"/>
-          <w:szCs w:val="28"/>
-        </w:rPr>
-        <w:t xml:space="preserve">, </w:t>
-      </w:r>
-      <w:proofErr w:type="spellStart"/>
-      <w:r>
-        <w:rPr>
-          <w:sz w:val="28"/>
-          <w:szCs w:val="28"/>
-        </w:rPr>
-        <w:t>batch_step_id</w:t>
-      </w:r>
-      <w:proofErr w:type="spellEnd"/>
-      <w:r>
-        <w:rPr>
-          <w:sz w:val="28"/>
-          <w:szCs w:val="28"/>
-        </w:rPr>
-        <w:t>, типа (</w:t>
-      </w:r>
-      <w:proofErr w:type="spellStart"/>
-      <w:r>
-        <w:rPr>
-          <w:sz w:val="28"/>
-          <w:szCs w:val="28"/>
-        </w:rPr>
-        <w:t>temperature_deviation</w:t>
-      </w:r>
-      <w:proofErr w:type="spellEnd"/>
-      <w:r>
-        <w:rPr>
-          <w:sz w:val="28"/>
-          <w:szCs w:val="28"/>
-        </w:rPr>
-        <w:t xml:space="preserve">, </w:t>
-      </w:r>
-      <w:proofErr w:type="spellStart"/>
-      <w:r>
-        <w:rPr>
-          <w:sz w:val="28"/>
-          <w:szCs w:val="28"/>
-        </w:rPr>
-        <w:t>pressure_deviation</w:t>
-      </w:r>
-      <w:proofErr w:type="spellEnd"/>
-      <w:r>
-        <w:rPr>
-          <w:sz w:val="28"/>
-          <w:szCs w:val="28"/>
-        </w:rPr>
-        <w:t xml:space="preserve">, </w:t>
-      </w:r>
-      <w:proofErr w:type="spellStart"/>
-      <w:r>
-        <w:rPr>
-          <w:sz w:val="28"/>
-          <w:szCs w:val="28"/>
-        </w:rPr>
-        <w:t>duration_deviation</w:t>
-      </w:r>
-      <w:proofErr w:type="spellEnd"/>
-      <w:r>
-        <w:rPr>
-          <w:sz w:val="28"/>
-          <w:szCs w:val="28"/>
-        </w:rPr>
-        <w:t>), описания и серьёзности (</w:t>
-      </w:r>
-      <w:proofErr w:type="spellStart"/>
-      <w:r>
-        <w:rPr>
-          <w:sz w:val="28"/>
-          <w:szCs w:val="28"/>
-        </w:rPr>
-        <w:t>low</w:t>
-      </w:r>
-      <w:proofErr w:type="spellEnd"/>
-      <w:r>
-        <w:rPr>
-          <w:sz w:val="28"/>
-          <w:szCs w:val="28"/>
-        </w:rPr>
-        <w:t xml:space="preserve">, </w:t>
-      </w:r>
-      <w:proofErr w:type="spellStart"/>
-      <w:r>
-        <w:rPr>
-          <w:sz w:val="28"/>
-          <w:szCs w:val="28"/>
-        </w:rPr>
-        <w:t>medium</w:t>
-      </w:r>
-      <w:proofErr w:type="spellEnd"/>
-      <w:r>
-        <w:rPr>
-          <w:sz w:val="28"/>
-          <w:szCs w:val="28"/>
-        </w:rPr>
-        <w:t xml:space="preserve">, </w:t>
-      </w:r>
-      <w:proofErr w:type="spellStart"/>
-      <w:r>
-        <w:rPr>
-          <w:sz w:val="28"/>
-          <w:szCs w:val="28"/>
-        </w:rPr>
-        <w:t>high</w:t>
-      </w:r>
-      <w:proofErr w:type="spellEnd"/>
-      <w:r>
-        <w:rPr>
-          <w:sz w:val="28"/>
-          <w:szCs w:val="28"/>
-        </w:rPr>
-        <w:t xml:space="preserve">). Аппаратчик также может вручную добавить </w:t>
-      </w:r>
-      <w:r>
-        <w:rPr>
-          <w:sz w:val="28"/>
-          <w:szCs w:val="28"/>
-        </w:rPr>
-        <w:lastRenderedPageBreak/>
-        <w:t xml:space="preserve">проблему через комментарий (но в текущей реализации комментарий не </w:t>
-      </w:r>
-      <w:proofErr w:type="spellStart"/>
-      <w:r>
-        <w:rPr>
-          <w:sz w:val="28"/>
-          <w:szCs w:val="28"/>
-        </w:rPr>
-        <w:t>триггерит</w:t>
-      </w:r>
-      <w:proofErr w:type="spellEnd"/>
-      <w:r>
-        <w:rPr>
-          <w:sz w:val="28"/>
-          <w:szCs w:val="28"/>
-        </w:rPr>
-        <w:t xml:space="preserve"> событие – это можно доработать).</w:t>
-      </w:r>
-    </w:p>
-    <w:p>
-      <w:pPr>
-        <w:spacing w:line="360" w:lineRule="auto"/>
-        <w:ind w:firstLine="709"/>
-        <w:jc w:val="both"/>
-        <w:rPr>
-          <w:sz w:val="28"/>
-          <w:szCs w:val="28"/>
-        </w:rPr>
-      </w:pPr>
-    </w:p>
-    <w:p>
-      <w:pPr>
-        <w:spacing w:line="360" w:lineRule="auto"/>
-        <w:ind w:firstLine="709"/>
-        <w:jc w:val="center"/>
-        <w:rPr>
-          <w:sz w:val="28"/>
-          <w:szCs w:val="28"/>
-        </w:rPr>
-      </w:pPr>
-      <w:r>
-        <w:rPr>
-          <w:sz w:val="28"/>
-          <w:szCs w:val="28"/>
-        </w:rPr>
-        <w:t>Руководство оператора</w:t>
-      </w:r>
-    </w:p>
-    <w:p>
-      <w:pPr>
-        <w:spacing w:line="360" w:lineRule="auto"/>
-        <w:ind w:firstLine="709"/>
-        <w:jc w:val="both"/>
-        <w:rPr>
-          <w:sz w:val="28"/>
-          <w:szCs w:val="28"/>
-        </w:rPr>
-      </w:pPr>
-      <w:r>
-        <w:rPr>
-          <w:sz w:val="28"/>
-          <w:szCs w:val="28"/>
-        </w:rPr>
-        <w:t>Установка и запуск</w:t>
-      </w:r>
-    </w:p>
-    <w:p>
-      <w:pPr>
-        <w:spacing w:line="360" w:lineRule="auto"/>
-        <w:ind w:firstLine="709"/>
-        <w:jc w:val="both"/>
-        <w:rPr>
-          <w:sz w:val="28"/>
-          <w:szCs w:val="28"/>
-        </w:rPr>
-      </w:pPr>
-      <w:r>
-        <w:rPr>
-          <w:sz w:val="28"/>
-          <w:szCs w:val="28"/>
-        </w:rPr>
-        <w:t>Убедитесь, что установлен .NET Framework 4.8.</w:t>
-      </w:r>
-    </w:p>
-    <w:p>
-      <w:pPr>
-        <w:spacing w:line="360" w:lineRule="auto"/>
-        <w:ind w:firstLine="709"/>
-        <w:jc w:val="both"/>
-        <w:rPr>
-          <w:sz w:val="28"/>
-          <w:szCs w:val="28"/>
-        </w:rPr>
-      </w:pPr>
-      <w:proofErr w:type="spellStart"/>
-      <w:r>
-        <w:rPr>
-          <w:sz w:val="28"/>
-          <w:szCs w:val="28"/>
-        </w:rPr>
-        <w:t>Склонируйте</w:t>
-      </w:r>
-      <w:proofErr w:type="spellEnd"/>
-      <w:r>
-        <w:rPr>
-          <w:sz w:val="28"/>
-          <w:szCs w:val="28"/>
-        </w:rPr>
-        <w:t xml:space="preserve"> репозиторий: </w:t>
-      </w:r>
-      <w:proofErr w:type="spellStart"/>
-      <w:r>
-        <w:rPr>
-          <w:sz w:val="28"/>
-          <w:szCs w:val="28"/>
-        </w:rPr>
-        <w:t>git</w:t>
-      </w:r>
-      <w:proofErr w:type="spellEnd"/>
-      <w:r>
-        <w:rPr>
-          <w:sz w:val="28"/>
-          <w:szCs w:val="28"/>
-        </w:rPr>
-        <w:t xml:space="preserve"> </w:t>
-      </w:r>
-      <w:proofErr w:type="spellStart"/>
-      <w:r>
-        <w:rPr>
-          <w:sz w:val="28"/>
-          <w:szCs w:val="28"/>
-        </w:rPr>
-        <w:t>clone</w:t>
-      </w:r>
-      <w:proofErr w:type="spellEnd"/>
-      <w:r>
-        <w:rPr>
-          <w:sz w:val="28"/>
-          <w:szCs w:val="28"/>
-        </w:rPr>
-        <w:t xml:space="preserve"> &lt;ссылка на репозиторий&gt;</w:t>
-      </w:r>
-    </w:p>
-    <w:p>
-      <w:pPr>
-        <w:spacing w:line="360" w:lineRule="auto"/>
-        <w:ind w:firstLine="709"/>
-        <w:jc w:val="both"/>
-        <w:rPr>
-          <w:sz w:val="28"/>
-          <w:szCs w:val="28"/>
-        </w:rPr>
-      </w:pPr>
-      <w:r>
-        <w:rPr>
-          <w:sz w:val="28"/>
-          <w:szCs w:val="28"/>
-        </w:rPr>
-        <w:t>Запустите файл AgroChem.API.sln в Visual Studio.</w:t>
-      </w:r>
-    </w:p>
-    <w:p>
-      <w:pPr>
-        <w:spacing w:line="360" w:lineRule="auto"/>
-        <w:ind w:firstLine="709"/>
-        <w:jc w:val="both"/>
-        <w:rPr>
-          <w:sz w:val="28"/>
-          <w:szCs w:val="28"/>
-        </w:rPr>
-      </w:pPr>
-      <w:r>
-        <w:rPr>
-          <w:sz w:val="28"/>
-          <w:szCs w:val="28"/>
-        </w:rPr>
-        <w:t xml:space="preserve">Выполните скрипт </w:t>
-      </w:r>
-      <w:proofErr w:type="spellStart"/>
-      <w:r>
-        <w:rPr>
-          <w:sz w:val="28"/>
-          <w:szCs w:val="28"/>
-        </w:rPr>
-        <w:t>script.sql</w:t>
-      </w:r>
-      <w:proofErr w:type="spellEnd"/>
-      <w:r>
-        <w:rPr>
-          <w:sz w:val="28"/>
-          <w:szCs w:val="28"/>
-        </w:rPr>
-        <w:t xml:space="preserve"> в SQL Server Management Studio для создания базы данных.</w:t>
-      </w:r>
-    </w:p>
-    <w:p>
-      <w:pPr>
-        <w:spacing w:line="360" w:lineRule="auto"/>
-        <w:ind w:firstLine="709"/>
-        <w:jc w:val="both"/>
-        <w:rPr>
-          <w:sz w:val="28"/>
-          <w:szCs w:val="28"/>
-        </w:rPr>
-      </w:pPr>
-      <w:r>
-        <w:rPr>
-          <w:sz w:val="28"/>
-          <w:szCs w:val="28"/>
-        </w:rPr>
-        <w:t xml:space="preserve">Запустите API (проект </w:t>
-      </w:r>
-      <w:proofErr w:type="spellStart"/>
-      <w:r>
-        <w:rPr>
-          <w:sz w:val="28"/>
-          <w:szCs w:val="28"/>
-        </w:rPr>
-        <w:t>AgroChem.API</w:t>
-      </w:r>
-      <w:proofErr w:type="spellEnd"/>
-      <w:r>
-        <w:rPr>
-          <w:sz w:val="28"/>
-          <w:szCs w:val="28"/>
-        </w:rPr>
-        <w:t>).</w:t>
-      </w:r>
-    </w:p>
-    <w:p>
-      <w:pPr>
-        <w:spacing w:line="360" w:lineRule="auto"/>
-        <w:ind w:firstLine="709"/>
-        <w:jc w:val="both"/>
-        <w:rPr>
-          <w:sz w:val="28"/>
-          <w:szCs w:val="28"/>
-        </w:rPr>
-      </w:pPr>
-      <w:r>
-        <w:rPr>
-          <w:sz w:val="28"/>
-          <w:szCs w:val="28"/>
-        </w:rPr>
         <w:t>Запустите нужный десктоп-модуль (</w:t>
       </w:r>
       <w:proofErr w:type="spellStart"/>
@@ -15770,169 +15510,169 @@
           <w:sz w:val="28"/>
           <w:szCs w:val="28"/>
         </w:rPr>
+        <w:t>Технологические карты:</w:t>
+      </w:r>
+    </w:p>
+    <w:p>
+      <w:pPr>
+        <w:spacing w:line="360" w:lineRule="auto"/>
+        <w:ind w:firstLine="709"/>
+        <w:jc w:val="both"/>
+        <w:rPr>
+          <w:sz w:val="28"/>
+          <w:szCs w:val="28"/>
+        </w:rPr>
+      </w:pPr>
+      <w:r>
+        <w:rPr>
+          <w:sz w:val="28"/>
+          <w:szCs w:val="28"/>
+        </w:rPr>
+        <w:t>Меню → «Справочники» → «Технологические карты».</w:t>
+      </w:r>
+    </w:p>
+    <w:p>
+      <w:pPr>
+        <w:spacing w:line="360" w:lineRule="auto"/>
+        <w:ind w:firstLine="709"/>
+        <w:jc w:val="both"/>
+        <w:rPr>
+          <w:sz w:val="28"/>
+          <w:szCs w:val="28"/>
+        </w:rPr>
+      </w:pPr>
+      <w:r>
+        <w:rPr>
+          <w:sz w:val="28"/>
+          <w:szCs w:val="28"/>
+        </w:rPr>
+        <w:t>Выбрать рецепт, добавить шаги с параметрами (температура, давление, время, инструкция).</w:t>
+      </w:r>
+    </w:p>
+    <w:p>
+      <w:pPr>
+        <w:spacing w:line="360" w:lineRule="auto"/>
+        <w:ind w:firstLine="709"/>
+        <w:jc w:val="both"/>
+        <w:rPr>
+          <w:sz w:val="28"/>
+          <w:szCs w:val="28"/>
+        </w:rPr>
+      </w:pPr>
+      <w:r>
+        <w:rPr>
+          <w:sz w:val="28"/>
+          <w:szCs w:val="28"/>
+        </w:rPr>
+        <w:t>Производственные заказы:</w:t>
+      </w:r>
+    </w:p>
+    <w:p>
+      <w:pPr>
+        <w:spacing w:line="360" w:lineRule="auto"/>
+        <w:ind w:firstLine="709"/>
+        <w:jc w:val="both"/>
+        <w:rPr>
+          <w:sz w:val="28"/>
+          <w:szCs w:val="28"/>
+        </w:rPr>
+      </w:pPr>
+      <w:r>
+        <w:rPr>
+          <w:sz w:val="28"/>
+          <w:szCs w:val="28"/>
+        </w:rPr>
+        <w:t>Меню → «Производство» → «Заказы».</w:t>
+      </w:r>
+    </w:p>
+    <w:p>
+      <w:pPr>
+        <w:spacing w:line="360" w:lineRule="auto"/>
+        <w:ind w:firstLine="709"/>
+        <w:jc w:val="both"/>
+        <w:rPr>
+          <w:sz w:val="28"/>
+          <w:szCs w:val="28"/>
+        </w:rPr>
+      </w:pPr>
+      <w:r>
+        <w:rPr>
+          <w:sz w:val="28"/>
+          <w:szCs w:val="28"/>
+        </w:rPr>
+        <w:t>Создать заказ: указать продукт, плановое количество, дату старта.</w:t>
+      </w:r>
+    </w:p>
+    <w:p>
+      <w:pPr>
+        <w:spacing w:line="360" w:lineRule="auto"/>
+        <w:ind w:firstLine="709"/>
+        <w:jc w:val="both"/>
+        <w:rPr>
+          <w:sz w:val="28"/>
+          <w:szCs w:val="28"/>
+        </w:rPr>
+      </w:pPr>
+      <w:r>
+        <w:rPr>
+          <w:sz w:val="28"/>
+          <w:szCs w:val="28"/>
+        </w:rPr>
+        <w:t>Партии и мониторинг:</w:t>
+      </w:r>
+    </w:p>
+    <w:p>
+      <w:pPr>
+        <w:spacing w:line="360" w:lineRule="auto"/>
+        <w:ind w:firstLine="709"/>
+        <w:jc w:val="both"/>
+        <w:rPr>
+          <w:sz w:val="28"/>
+          <w:szCs w:val="28"/>
+        </w:rPr>
+      </w:pPr>
+      <w:r>
+        <w:rPr>
+          <w:sz w:val="28"/>
+          <w:szCs w:val="28"/>
+        </w:rPr>
+        <w:t>Меню → «Производство» → «Партии» – просмотр всех партий.</w:t>
+      </w:r>
+    </w:p>
+    <w:p>
+      <w:pPr>
+        <w:spacing w:line="360" w:lineRule="auto"/>
+        <w:ind w:firstLine="709"/>
+        <w:jc w:val="both"/>
+        <w:rPr>
+          <w:sz w:val="28"/>
+          <w:szCs w:val="28"/>
+        </w:rPr>
+      </w:pPr>
+      <w:r>
+        <w:rPr>
+          <w:sz w:val="28"/>
+          <w:szCs w:val="28"/>
+        </w:rPr>
+        <w:t>Меню → «Мониторинг» → «Выполнение партий» – отслеживание активных партий.</w:t>
+      </w:r>
+    </w:p>
+    <w:p>
+      <w:pPr>
+        <w:spacing w:line="360" w:lineRule="auto"/>
+        <w:ind w:firstLine="709"/>
+        <w:jc w:val="both"/>
+        <w:rPr>
+          <w:sz w:val="28"/>
+          <w:szCs w:val="28"/>
+        </w:rPr>
+      </w:pPr>
+      <w:r>
+        <w:rPr>
+          <w:sz w:val="28"/>
+          <w:szCs w:val="28"/>
+        </w:rPr>
         <w:lastRenderedPageBreak/>
-        <w:t>Технологические карты:</w:t>
-      </w:r>
-    </w:p>
-    <w:p>
-      <w:pPr>
-        <w:spacing w:line="360" w:lineRule="auto"/>
-        <w:ind w:firstLine="709"/>
-        <w:jc w:val="both"/>
-        <w:rPr>
-          <w:sz w:val="28"/>
-          <w:szCs w:val="28"/>
-        </w:rPr>
-      </w:pPr>
-      <w:r>
-        <w:rPr>
-          <w:sz w:val="28"/>
-          <w:szCs w:val="28"/>
-        </w:rPr>
-        <w:t>Меню → «Справочники» → «Технологические карты».</w:t>
-      </w:r>
-    </w:p>
-    <w:p>
-      <w:pPr>
-        <w:spacing w:line="360" w:lineRule="auto"/>
-        <w:ind w:firstLine="709"/>
-        <w:jc w:val="both"/>
-        <w:rPr>
-          <w:sz w:val="28"/>
-          <w:szCs w:val="28"/>
-        </w:rPr>
-      </w:pPr>
-      <w:r>
-        <w:rPr>
-          <w:sz w:val="28"/>
-          <w:szCs w:val="28"/>
-        </w:rPr>
-        <w:t>Выбрать рецепт, добавить шаги с параметрами (температура, давление, время, инструкция).</w:t>
-      </w:r>
-    </w:p>
-    <w:p>
-      <w:pPr>
-        <w:spacing w:line="360" w:lineRule="auto"/>
-        <w:ind w:firstLine="709"/>
-        <w:jc w:val="both"/>
-        <w:rPr>
-          <w:sz w:val="28"/>
-          <w:szCs w:val="28"/>
-        </w:rPr>
-      </w:pPr>
-      <w:r>
-        <w:rPr>
-          <w:sz w:val="28"/>
-          <w:szCs w:val="28"/>
-        </w:rPr>
-        <w:t>Производственные заказы:</w:t>
-      </w:r>
-    </w:p>
-    <w:p>
-      <w:pPr>
-        <w:spacing w:line="360" w:lineRule="auto"/>
-        <w:ind w:firstLine="709"/>
-        <w:jc w:val="both"/>
-        <w:rPr>
-          <w:sz w:val="28"/>
-          <w:szCs w:val="28"/>
-        </w:rPr>
-      </w:pPr>
-      <w:r>
-        <w:rPr>
-          <w:sz w:val="28"/>
-          <w:szCs w:val="28"/>
-        </w:rPr>
-        <w:t>Меню → «Производство» → «Заказы».</w:t>
-      </w:r>
-    </w:p>
-    <w:p>
-      <w:pPr>
-        <w:spacing w:line="360" w:lineRule="auto"/>
-        <w:ind w:firstLine="709"/>
-        <w:jc w:val="both"/>
-        <w:rPr>
-          <w:sz w:val="28"/>
-          <w:szCs w:val="28"/>
-        </w:rPr>
-      </w:pPr>
-      <w:r>
-        <w:rPr>
-          <w:sz w:val="28"/>
-          <w:szCs w:val="28"/>
-        </w:rPr>
-        <w:t>Создать заказ: указать продукт, плановое количество, дату старта.</w:t>
-      </w:r>
-    </w:p>
-    <w:p>
-      <w:pPr>
-        <w:spacing w:line="360" w:lineRule="auto"/>
-        <w:ind w:firstLine="709"/>
-        <w:jc w:val="both"/>
-        <w:rPr>
-          <w:sz w:val="28"/>
-          <w:szCs w:val="28"/>
-        </w:rPr>
-      </w:pPr>
-      <w:r>
-        <w:rPr>
-          <w:sz w:val="28"/>
-          <w:szCs w:val="28"/>
-        </w:rPr>
-        <w:t>Партии и мониторинг:</w:t>
-      </w:r>
-    </w:p>
-    <w:p>
-      <w:pPr>
-        <w:spacing w:line="360" w:lineRule="auto"/>
-        <w:ind w:firstLine="709"/>
-        <w:jc w:val="both"/>
-        <w:rPr>
-          <w:sz w:val="28"/>
-          <w:szCs w:val="28"/>
-        </w:rPr>
-      </w:pPr>
-      <w:r>
-        <w:rPr>
-          <w:sz w:val="28"/>
-          <w:szCs w:val="28"/>
-        </w:rPr>
-        <w:t>Меню → «Производство» → «Партии» – просмотр всех партий.</w:t>
-      </w:r>
-    </w:p>
-    <w:p>
-      <w:pPr>
-        <w:spacing w:line="360" w:lineRule="auto"/>
-        <w:ind w:firstLine="709"/>
-        <w:jc w:val="both"/>
-        <w:rPr>
-          <w:sz w:val="28"/>
-          <w:szCs w:val="28"/>
-        </w:rPr>
-      </w:pPr>
-      <w:r>
-        <w:rPr>
-          <w:sz w:val="28"/>
-          <w:szCs w:val="28"/>
-        </w:rPr>
-        <w:t>Меню → «Мониторинг» → «Выполнение партий» – отслеживание активных партий.</w:t>
-      </w:r>
-    </w:p>
-    <w:p>
-      <w:pPr>
-        <w:spacing w:line="360" w:lineRule="auto"/>
-        <w:ind w:firstLine="709"/>
-        <w:jc w:val="both"/>
-        <w:rPr>
-          <w:sz w:val="28"/>
-          <w:szCs w:val="28"/>
-        </w:rPr>
-      </w:pPr>
-      <w:r>
-        <w:rPr>
-          <w:sz w:val="28"/>
-          <w:szCs w:val="28"/>
-        </w:rPr>
         <w:t>Отчёты: Меню → «Отчёты» → экспорт в Excel.</w:t>
       </w:r>
     </w:p>
@@ -15951,19 +15691,30 @@
       <w:pPr>
         <w:spacing w:line="360" w:lineRule="auto"/>
         <w:ind w:firstLine="709"/>
-        <w:jc w:val="both"/>
-        <w:rPr>
-          <w:sz w:val="28"/>
-          <w:szCs w:val="28"/>
-        </w:rPr>
-      </w:pPr>
-      <w:r>
-        <w:rPr>
-          <w:sz w:val="28"/>
-          <w:szCs w:val="28"/>
-        </w:rPr>
-        <w:t>Работа в системе контроля версий</w:t>
-      </w:r>
+        <w:jc w:val="center"/>
+        <w:rPr>
+          <w:sz w:val="32"/>
+          <w:szCs w:val="32"/>
+        </w:rPr>
+      </w:pPr>
+      <w:r>
+        <w:rPr>
+          <w:sz w:val="32"/>
+          <w:szCs w:val="32"/>
+        </w:rPr>
+        <w:t>РАБОТА В СИСТЕМЕ КОНТРОЛЯ ВЕРСИЙ</w:t>
+      </w:r>
+    </w:p>
+    <w:p>
+      <w:pPr>
+        <w:spacing w:line="360" w:lineRule="auto"/>
+        <w:ind w:firstLine="709"/>
+        <w:jc w:val="both"/>
+        <w:rPr>
+          <w:sz w:val="28"/>
+          <w:szCs w:val="28"/>
+        </w:rPr>
+      </w:pPr>
     </w:p>
     <w:p>
       <w:pPr>
@@ -16025,17 +15776,6 @@
           <w:szCs w:val="28"/>
         </w:rPr>
       </w:pPr>
-    </w:p>
-    <w:p>
-      <w:pPr>
-        <w:spacing w:line="360" w:lineRule="auto"/>
-        <w:ind w:firstLine="709"/>
-        <w:jc w:val="both"/>
-        <w:rPr>
-          <w:sz w:val="28"/>
-          <w:szCs w:val="28"/>
-        </w:rPr>
-      </w:pPr>
       <w:r>
         <w:rPr>
           <w:sz w:val="28"/>
@@ -16407,17 +16147,28 @@
         <w:ind w:firstLine="709"/>
         <w:jc w:val="center"/>
         <w:rPr>
-          <w:sz w:val="28"/>
-          <w:szCs w:val="28"/>
-        </w:rPr>
-      </w:pPr>
-      <w:r>
-        <w:rPr>
-          <w:sz w:val="28"/>
-          <w:szCs w:val="28"/>
-        </w:rPr>
-        <w:t>Разработка тестовых наборов и тестовых сценариев</w:t>
-      </w:r>
+          <w:sz w:val="32"/>
+          <w:szCs w:val="32"/>
+        </w:rPr>
+      </w:pPr>
+      <w:r>
+        <w:rPr>
+          <w:sz w:val="32"/>
+          <w:szCs w:val="32"/>
+        </w:rPr>
+        <w:t>РАЗРАБОТКА ТЕСТОВЫХ НАБОРОВ И ТЕСТОВЫХ СЦЕНАРИЕВ</w:t>
+      </w:r>
+    </w:p>
+    <w:p>
+      <w:pPr>
+        <w:spacing w:line="360" w:lineRule="auto"/>
+        <w:ind w:firstLine="709"/>
+        <w:jc w:val="center"/>
+        <w:rPr>
+          <w:sz w:val="28"/>
+          <w:szCs w:val="28"/>
+        </w:rPr>
+      </w:pPr>
     </w:p>
     <w:p>
       <w:pPr>
@@ -16452,8 +16203,31 @@
           <w:sz w:val="28"/>
           <w:szCs w:val="28"/>
         </w:rPr>
-        <w:lastRenderedPageBreak/>
         <w:t>Разработаны 40 тест-кейсов (32 позитивных + 8 негативных, 20% негативных), оформленных в виде таблицы Excel. Примеры:</w:t>
+      </w:r>
+    </w:p>
+    <w:p>
+      <w:pPr>
+        <w:spacing w:line="360" w:lineRule="auto"/>
+        <w:jc w:val="both"/>
+        <w:rPr>
+          <w:sz w:val="28"/>
+          <w:szCs w:val="28"/>
+        </w:rPr>
+      </w:pPr>
+      <w:r>
+        <w:rPr>
+          <w:sz w:val="28"/>
+          <w:szCs w:val="28"/>
+        </w:rPr>
+        <w:t xml:space="preserve">Таблица 4 - </w:t>
+      </w:r>
+      <w:r>
+        <w:rPr>
+          <w:sz w:val="28"/>
+          <w:szCs w:val="28"/>
+        </w:rPr>
+        <w:t>Ручное функциональное тестирование</w:t>
       </w:r>
     </w:p>
     <w:tbl>
@@ -16883,7 +16657,15 @@
                 <w:sz w:val="28"/>
                 <w:szCs w:val="28"/>
               </w:rPr>
-              <w:t>TC-T-03 (негативный)</w:t>
+              <w:t xml:space="preserve">TC-T-03 </w:t>
+            </w:r>
+            <w:r>
+              <w:rPr>
+                <w:sz w:val="28"/>
+                <w:szCs w:val="28"/>
+              </w:rPr>
+              <w:lastRenderedPageBreak/>
+              <w:t>(негативный)</w:t>
             </w:r>
           </w:p>
         </w:tc>
@@ -16906,6 +16688,7 @@
                 <w:sz w:val="28"/>
                 <w:szCs w:val="28"/>
               </w:rPr>
+              <w:lastRenderedPageBreak/>
               <w:t>Технолог</w:t>
             </w:r>
           </w:p>
@@ -16929,7 +16712,15 @@
                 <w:sz w:val="28"/>
                 <w:szCs w:val="28"/>
               </w:rPr>
-              <w:t>Вход с неверным паролем</w:t>
+              <w:t xml:space="preserve">Вход с </w:t>
+            </w:r>
+            <w:r>
+              <w:rPr>
+                <w:sz w:val="28"/>
+                <w:szCs w:val="28"/>
+              </w:rPr>
+              <w:lastRenderedPageBreak/>
+              <w:t>неверным паролем</w:t>
             </w:r>
           </w:p>
         </w:tc>
@@ -16952,7 +16743,16 @@
                 <w:sz w:val="28"/>
                 <w:szCs w:val="28"/>
               </w:rPr>
-              <w:t>Ввод неверного пароля</w:t>
+              <w:lastRenderedPageBreak/>
+              <w:t xml:space="preserve">Ввод неверного </w:t>
+            </w:r>
+            <w:r>
+              <w:rPr>
+                <w:sz w:val="28"/>
+                <w:szCs w:val="28"/>
+              </w:rPr>
+              <w:lastRenderedPageBreak/>
+              <w:t>пароля</w:t>
             </w:r>
           </w:p>
         </w:tc>
@@ -16975,7 +16775,16 @@
                 <w:sz w:val="28"/>
                 <w:szCs w:val="28"/>
               </w:rPr>
-              <w:t>Сообщение «Неверный пароль»</w:t>
+              <w:lastRenderedPageBreak/>
+              <w:t xml:space="preserve">Сообщение </w:t>
+            </w:r>
+            <w:r>
+              <w:rPr>
+                <w:sz w:val="28"/>
+                <w:szCs w:val="28"/>
+              </w:rPr>
+              <w:lastRenderedPageBreak/>
+              <w:t>«Неверный пароль»</w:t>
             </w:r>
           </w:p>
         </w:tc>
@@ -17000,6 +16809,7 @@
                 <w:sz w:val="28"/>
                 <w:szCs w:val="28"/>
               </w:rPr>
+              <w:lastRenderedPageBreak/>
               <w:t>TC-L-01</w:t>
             </w:r>
           </w:p>
@@ -17484,85 +17294,59 @@
     <w:p>
       <w:pPr>
         <w:spacing w:line="360" w:lineRule="auto"/>
+        <w:jc w:val="both"/>
+        <w:rPr>
+          <w:sz w:val="28"/>
+          <w:szCs w:val="28"/>
+        </w:rPr>
+      </w:pPr>
+      <w:r>
+        <w:rPr>
+          <w:sz w:val="28"/>
+          <w:szCs w:val="28"/>
+        </w:rPr>
+        <w:t>Все тесты выполнены, результаты зафиксированы в документе «Тестовая документация.xlsx» в репозитории.</w:t>
+      </w:r>
+    </w:p>
+    <w:p>
+      <w:pPr>
+        <w:spacing w:line="360" w:lineRule="auto"/>
+        <w:ind w:firstLine="709"/>
+        <w:jc w:val="both"/>
+        <w:rPr>
+          <w:sz w:val="28"/>
+          <w:szCs w:val="28"/>
+        </w:rPr>
+      </w:pPr>
+    </w:p>
+    <w:p>
+      <w:pPr>
+        <w:spacing w:line="360" w:lineRule="auto"/>
         <w:ind w:firstLine="709"/>
         <w:jc w:val="center"/>
         <w:rPr>
-          <w:sz w:val="28"/>
-          <w:szCs w:val="28"/>
-        </w:rPr>
-      </w:pPr>
-      <w:r>
-        <w:rPr>
-          <w:sz w:val="28"/>
-          <w:szCs w:val="28"/>
-        </w:rPr>
-        <w:t xml:space="preserve">Рисунок 6 - </w:t>
-      </w:r>
-      <w:r>
-        <w:rPr>
-          <w:sz w:val="28"/>
-          <w:szCs w:val="28"/>
-        </w:rPr>
-        <w:t>Ручное функциональное тестирование</w:t>
-      </w:r>
-    </w:p>
-    <w:p>
-      <w:pPr>
-        <w:spacing w:line="360" w:lineRule="auto"/>
-        <w:ind w:firstLine="709"/>
-        <w:jc w:val="center"/>
-        <w:rPr>
-          <w:sz w:val="28"/>
-          <w:szCs w:val="28"/>
-        </w:rPr>
-      </w:pPr>
-    </w:p>
-    <w:p>
-      <w:pPr>
-        <w:spacing w:line="360" w:lineRule="auto"/>
-        <w:ind w:firstLine="709"/>
-        <w:jc w:val="both"/>
-        <w:rPr>
-          <w:sz w:val="28"/>
-          <w:szCs w:val="28"/>
-        </w:rPr>
-      </w:pPr>
-      <w:r>
-        <w:rPr>
-          <w:sz w:val="28"/>
-          <w:szCs w:val="28"/>
-        </w:rPr>
-        <w:t>Все тесты выполнены, результаты зафиксированы в документе «Тестовая документация.xlsx» в репозитории.</w:t>
-      </w:r>
-    </w:p>
-    <w:p>
-      <w:pPr>
-        <w:spacing w:line="360" w:lineRule="auto"/>
-        <w:ind w:firstLine="709"/>
-        <w:jc w:val="both"/>
-        <w:rPr>
-          <w:sz w:val="28"/>
-          <w:szCs w:val="28"/>
-        </w:rPr>
-      </w:pPr>
-    </w:p>
-    <w:p>
-      <w:pPr>
-        <w:spacing w:line="360" w:lineRule="auto"/>
-        <w:ind w:firstLine="709"/>
-        <w:jc w:val="both"/>
-        <w:rPr>
-          <w:sz w:val="28"/>
-          <w:szCs w:val="28"/>
-        </w:rPr>
-      </w:pPr>
-      <w:r>
-        <w:rPr>
-          <w:sz w:val="28"/>
-          <w:szCs w:val="28"/>
-        </w:rPr>
-        <w:t>Разработка программных модулей</w:t>
-      </w:r>
+          <w:sz w:val="32"/>
+          <w:szCs w:val="32"/>
+        </w:rPr>
+      </w:pPr>
+      <w:r>
+        <w:rPr>
+          <w:sz w:val="32"/>
+          <w:szCs w:val="32"/>
+        </w:rPr>
+        <w:t>РАЗРАБОТКА ПРОГРАММНЫХ МОДУЛЕЙ</w:t>
+      </w:r>
+    </w:p>
+    <w:p>
+      <w:pPr>
+        <w:spacing w:line="360" w:lineRule="auto"/>
+        <w:ind w:firstLine="709"/>
+        <w:jc w:val="both"/>
+        <w:rPr>
+          <w:sz w:val="28"/>
+          <w:szCs w:val="28"/>
+        </w:rPr>
+      </w:pPr>
     </w:p>
     <w:p>
       <w:pPr>
@@ -17660,6 +17444,32 @@
         </w:rPr>
         <w:t>Основные таблицы:</w:t>
       </w:r>
+    </w:p>
+    <w:p>
+      <w:pPr>
+        <w:spacing w:line="360" w:lineRule="auto"/>
+        <w:jc w:val="both"/>
+        <w:rPr>
+          <w:sz w:val="28"/>
+          <w:szCs w:val="28"/>
+        </w:rPr>
+      </w:pPr>
+      <w:r>
+        <w:rPr>
+          <w:sz w:val="28"/>
+          <w:szCs w:val="28"/>
+        </w:rPr>
+        <w:t xml:space="preserve">Таблица 5 – Таблицы </w:t>
+      </w:r>
+      <w:proofErr w:type="spellStart"/>
+      <w:r>
+        <w:rPr>
+          <w:sz w:val="28"/>
+          <w:szCs w:val="28"/>
+        </w:rPr>
+        <w:t>бд</w:t>
+      </w:r>
+      <w:proofErr w:type="spellEnd"/>
     </w:p>
     <w:tbl>
       <w:tblPr>
@@ -17694,7 +17504,6 @@
                 <w:sz w:val="28"/>
                 <w:szCs w:val="28"/>
               </w:rPr>
-              <w:lastRenderedPageBreak/>
               <w:t>Таблица</w:t>
             </w:r>
           </w:p>
@@ -18332,6 +18141,7 @@
                 <w:sz w:val="28"/>
                 <w:szCs w:val="28"/>
               </w:rPr>
+              <w:lastRenderedPageBreak/>
               <w:t>deviation_events</w:t>
             </w:r>
             <w:proofErr w:type="spellEnd"/>
@@ -18473,14 +18283,7 @@
           <w:sz w:val="28"/>
           <w:szCs w:val="28"/>
         </w:rPr>
-        <w:t xml:space="preserve">Рисунок </w:t>
-      </w:r>
-      <w:r>
-        <w:rPr>
-          <w:sz w:val="28"/>
-          <w:szCs w:val="28"/>
-        </w:rPr>
-        <w:t>7 - Таблицы</w:t>
+        <w:t>Рисунок 7 - Таблицы</w:t>
       </w:r>
     </w:p>
     <w:p>
@@ -19103,7 +18906,7 @@
           <w:sz w:val="28"/>
           <w:szCs w:val="28"/>
         </w:rPr>
-        <w:t>8</w:t>
+        <w:t>3</w:t>
       </w:r>
       <w:r>
         <w:rPr>
@@ -19191,17 +18994,6 @@
           <w:szCs w:val="28"/>
         </w:rPr>
       </w:pPr>
-    </w:p>
-    <w:p>
-      <w:pPr>
-        <w:spacing w:line="360" w:lineRule="auto"/>
-        <w:ind w:firstLine="709"/>
-        <w:jc w:val="both"/>
-        <w:rPr>
-          <w:sz w:val="28"/>
-          <w:szCs w:val="28"/>
-        </w:rPr>
-      </w:pPr>
       <w:r>
         <w:rPr>
           <w:sz w:val="28"/>
@@ -19458,6 +19250,7 @@
           <w:sz w:val="28"/>
           <w:szCs w:val="28"/>
         </w:rPr>
+        <w:lastRenderedPageBreak/>
         <w:t>POST /</w:t>
       </w:r>
       <w:proofErr w:type="spellStart"/>
@@ -19716,17 +19509,28 @@
         <w:ind w:firstLine="709"/>
         <w:jc w:val="both"/>
         <w:rPr>
-          <w:sz w:val="28"/>
-          <w:szCs w:val="28"/>
-        </w:rPr>
-      </w:pPr>
-      <w:r>
-        <w:rPr>
-          <w:sz w:val="28"/>
-          <w:szCs w:val="28"/>
-        </w:rPr>
-        <w:t>Отладка программного модуля</w:t>
-      </w:r>
+          <w:sz w:val="32"/>
+          <w:szCs w:val="32"/>
+        </w:rPr>
+      </w:pPr>
+      <w:r>
+        <w:rPr>
+          <w:sz w:val="32"/>
+          <w:szCs w:val="32"/>
+        </w:rPr>
+        <w:t>ОТЛАДКА ПРОГРАММНОГО МОДУЛЯ</w:t>
+      </w:r>
+    </w:p>
+    <w:p>
+      <w:pPr>
+        <w:spacing w:line="360" w:lineRule="auto"/>
+        <w:ind w:firstLine="709"/>
+        <w:jc w:val="both"/>
+        <w:rPr>
+          <w:sz w:val="28"/>
+          <w:szCs w:val="28"/>
+        </w:rPr>
+      </w:pPr>
     </w:p>
     <w:p>
       <w:pPr>
@@ -19873,6 +19677,30 @@
           <w:szCs w:val="28"/>
         </w:rPr>
         <w:t>Выявленные дефекты и их исправления</w:t>
+      </w:r>
+    </w:p>
+    <w:p>
+      <w:pPr>
+        <w:spacing w:line="360" w:lineRule="auto"/>
+        <w:jc w:val="both"/>
+        <w:rPr>
+          <w:sz w:val="28"/>
+          <w:szCs w:val="28"/>
+        </w:rPr>
+      </w:pPr>
+      <w:r>
+        <w:rPr>
+          <w:sz w:val="28"/>
+          <w:szCs w:val="28"/>
+        </w:rPr>
+        <w:t xml:space="preserve">Таблица 5 - </w:t>
+      </w:r>
+      <w:r>
+        <w:rPr>
+          <w:sz w:val="28"/>
+          <w:szCs w:val="28"/>
+        </w:rPr>
+        <w:t>Дефекты</w:t>
       </w:r>
     </w:p>
     <w:tbl>
@@ -19995,6 +19823,7 @@
               <w:rPr>
                 <w:sz w:val="28"/>
                 <w:szCs w:val="28"/>
+                <w:lang w:val="en-US"/>
               </w:rPr>
             </w:pPr>
             <w:r>
@@ -20002,13 +19831,37 @@
                 <w:sz w:val="28"/>
                 <w:szCs w:val="28"/>
               </w:rPr>
-              <w:t xml:space="preserve">Ошибка открытого </w:t>
+              <w:t>Ошибка</w:t>
+            </w:r>
+            <w:r>
+              <w:rPr>
+                <w:sz w:val="28"/>
+                <w:szCs w:val="28"/>
+                <w:lang w:val="en-US"/>
+              </w:rPr>
+              <w:t xml:space="preserve"> </w:t>
+            </w:r>
+            <w:r>
+              <w:rPr>
+                <w:sz w:val="28"/>
+                <w:szCs w:val="28"/>
+              </w:rPr>
+              <w:t>открытого</w:t>
+            </w:r>
+            <w:r>
+              <w:rPr>
+                <w:sz w:val="28"/>
+                <w:szCs w:val="28"/>
+                <w:lang w:val="en-US"/>
+              </w:rPr>
+              <w:t xml:space="preserve"> </w:t>
             </w:r>
             <w:proofErr w:type="spellStart"/>
             <w:r>
               <w:rPr>
                 <w:sz w:val="28"/>
                 <w:szCs w:val="28"/>
+                <w:lang w:val="en-US"/>
               </w:rPr>
               <w:t>DataReader</w:t>
             </w:r>
@@ -20017,14 +19870,31 @@
               <w:rPr>
                 <w:sz w:val="28"/>
                 <w:szCs w:val="28"/>
-              </w:rPr>
-              <w:t xml:space="preserve"> в </w:t>
+                <w:lang w:val="en-US"/>
+              </w:rPr>
+              <w:t xml:space="preserve"> </w:t>
+            </w:r>
+            <w:r>
+              <w:rPr>
+                <w:sz w:val="28"/>
+                <w:szCs w:val="28"/>
+              </w:rPr>
+              <w:t>в</w:t>
+            </w:r>
+            <w:r>
+              <w:rPr>
+                <w:sz w:val="28"/>
+                <w:szCs w:val="28"/>
+                <w:lang w:val="en-US"/>
+              </w:rPr>
+              <w:t> </w:t>
             </w:r>
             <w:proofErr w:type="spellStart"/>
             <w:r>
               <w:rPr>
                 <w:sz w:val="28"/>
                 <w:szCs w:val="28"/>
+                <w:lang w:val="en-US"/>
               </w:rPr>
               <w:t>GetBatchProgram</w:t>
             </w:r>
@@ -20305,40 +20175,848 @@
     <w:p>
       <w:pPr>
         <w:spacing w:line="360" w:lineRule="auto"/>
+        <w:rPr>
+          <w:sz w:val="28"/>
+          <w:szCs w:val="28"/>
+        </w:rPr>
+      </w:pPr>
+    </w:p>
+    <w:p>
+      <w:pPr>
+        <w:spacing w:after="160" w:line="259" w:lineRule="auto"/>
+        <w:rPr>
+          <w:sz w:val="28"/>
+          <w:szCs w:val="28"/>
+        </w:rPr>
+      </w:pPr>
+      <w:r>
+        <w:rPr>
+          <w:sz w:val="28"/>
+          <w:szCs w:val="28"/>
+        </w:rPr>
+        <w:t>Пояснительная записка</w:t>
+      </w:r>
+    </w:p>
+    <w:p>
+      <w:pPr>
+        <w:spacing w:line="360" w:lineRule="auto"/>
+        <w:ind w:firstLine="709"/>
+        <w:jc w:val="both"/>
+        <w:rPr>
+          <w:sz w:val="28"/>
+          <w:szCs w:val="28"/>
+        </w:rPr>
+      </w:pPr>
+      <w:r>
+        <w:rPr>
+          <w:sz w:val="28"/>
+          <w:szCs w:val="28"/>
+        </w:rPr>
+        <w:t>Подготовлен документ «Пояснительная записка» (формат PDF и DOCX), в котором описаны:</w:t>
+      </w:r>
+    </w:p>
+    <w:p>
+      <w:pPr>
+        <w:spacing w:line="360" w:lineRule="auto"/>
+        <w:ind w:firstLine="709"/>
+        <w:jc w:val="both"/>
+        <w:rPr>
+          <w:sz w:val="28"/>
+          <w:szCs w:val="28"/>
+        </w:rPr>
+      </w:pPr>
+      <w:r>
+        <w:rPr>
+          <w:sz w:val="28"/>
+          <w:szCs w:val="28"/>
+        </w:rPr>
+        <w:t>Цели и задачи автоматизации.</w:t>
+      </w:r>
+    </w:p>
+    <w:p>
+      <w:pPr>
+        <w:spacing w:line="360" w:lineRule="auto"/>
+        <w:ind w:firstLine="709"/>
+        <w:jc w:val="both"/>
+        <w:rPr>
+          <w:sz w:val="28"/>
+          <w:szCs w:val="28"/>
+        </w:rPr>
+      </w:pPr>
+      <w:r>
+        <w:rPr>
+          <w:sz w:val="28"/>
+          <w:szCs w:val="28"/>
+        </w:rPr>
+        <w:t>Архитектура системы (компоненты, взаимодействие).</w:t>
+      </w:r>
+    </w:p>
+    <w:p>
+      <w:pPr>
+        <w:spacing w:line="360" w:lineRule="auto"/>
+        <w:ind w:firstLine="709"/>
+        <w:jc w:val="both"/>
+        <w:rPr>
+          <w:sz w:val="28"/>
+          <w:szCs w:val="28"/>
+        </w:rPr>
+      </w:pPr>
+      <w:r>
+        <w:rPr>
+          <w:sz w:val="28"/>
+          <w:szCs w:val="28"/>
+        </w:rPr>
+        <w:t>Функциональные требования.</w:t>
+      </w:r>
+    </w:p>
+    <w:p>
+      <w:pPr>
+        <w:spacing w:line="360" w:lineRule="auto"/>
+        <w:ind w:firstLine="709"/>
+        <w:jc w:val="both"/>
+        <w:rPr>
+          <w:sz w:val="28"/>
+          <w:szCs w:val="28"/>
+        </w:rPr>
+      </w:pPr>
+      <w:r>
+        <w:rPr>
+          <w:sz w:val="28"/>
+          <w:szCs w:val="28"/>
+        </w:rPr>
+        <w:t>Описание разработанных модулей.</w:t>
+      </w:r>
+    </w:p>
+    <w:p>
+      <w:pPr>
+        <w:spacing w:line="360" w:lineRule="auto"/>
+        <w:ind w:firstLine="709"/>
+        <w:jc w:val="both"/>
+        <w:rPr>
+          <w:sz w:val="28"/>
+          <w:szCs w:val="28"/>
+        </w:rPr>
+      </w:pPr>
+      <w:r>
+        <w:rPr>
+          <w:sz w:val="28"/>
+          <w:szCs w:val="28"/>
+        </w:rPr>
+        <w:t>Результаты тестирования.</w:t>
+      </w:r>
+    </w:p>
+    <w:p>
+      <w:pPr>
+        <w:spacing w:line="360" w:lineRule="auto"/>
+        <w:ind w:firstLine="709"/>
+        <w:jc w:val="both"/>
+        <w:rPr>
+          <w:sz w:val="28"/>
+          <w:szCs w:val="28"/>
+        </w:rPr>
+      </w:pPr>
+      <w:r>
+        <w:rPr>
+          <w:sz w:val="28"/>
+          <w:szCs w:val="28"/>
+        </w:rPr>
+        <w:t>Инструкция по развёртыванию.</w:t>
+      </w:r>
+    </w:p>
+    <w:p>
+      <w:pPr>
+        <w:spacing w:line="360" w:lineRule="auto"/>
+        <w:ind w:firstLine="709"/>
+        <w:jc w:val="both"/>
+        <w:rPr>
+          <w:sz w:val="28"/>
+          <w:szCs w:val="28"/>
+        </w:rPr>
+      </w:pPr>
+      <w:r>
+        <w:rPr>
+          <w:sz w:val="28"/>
+          <w:szCs w:val="28"/>
+        </w:rPr>
+        <w:t>Руководство оператора для модуля технолога</w:t>
+      </w:r>
+    </w:p>
+    <w:p>
+      <w:pPr>
+        <w:spacing w:line="360" w:lineRule="auto"/>
+        <w:ind w:firstLine="709"/>
+        <w:jc w:val="both"/>
+        <w:rPr>
+          <w:sz w:val="28"/>
+          <w:szCs w:val="28"/>
+        </w:rPr>
+      </w:pPr>
+      <w:r>
+        <w:rPr>
+          <w:sz w:val="28"/>
+          <w:szCs w:val="28"/>
+        </w:rPr>
+        <w:t>Создано «Руководство оператора» (PDF, DOCX), содержащее:</w:t>
+      </w:r>
+    </w:p>
+    <w:p>
+      <w:pPr>
+        <w:spacing w:line="360" w:lineRule="auto"/>
+        <w:ind w:firstLine="709"/>
+        <w:jc w:val="both"/>
+        <w:rPr>
+          <w:sz w:val="28"/>
+          <w:szCs w:val="28"/>
+        </w:rPr>
+      </w:pPr>
+      <w:r>
+        <w:rPr>
+          <w:sz w:val="28"/>
+          <w:szCs w:val="28"/>
+        </w:rPr>
+        <w:lastRenderedPageBreak/>
+        <w:t>Установку и запуск приложения.</w:t>
+      </w:r>
+    </w:p>
+    <w:p>
+      <w:pPr>
+        <w:spacing w:line="360" w:lineRule="auto"/>
+        <w:ind w:firstLine="709"/>
+        <w:jc w:val="both"/>
+        <w:rPr>
+          <w:sz w:val="28"/>
+          <w:szCs w:val="28"/>
+        </w:rPr>
+      </w:pPr>
+      <w:r>
+        <w:rPr>
+          <w:sz w:val="28"/>
+          <w:szCs w:val="28"/>
+        </w:rPr>
+        <w:t>Авторизацию с CAPTCHA.</w:t>
+      </w:r>
+    </w:p>
+    <w:p>
+      <w:pPr>
+        <w:spacing w:line="360" w:lineRule="auto"/>
+        <w:ind w:firstLine="709"/>
+        <w:jc w:val="both"/>
+        <w:rPr>
+          <w:sz w:val="28"/>
+          <w:szCs w:val="28"/>
+        </w:rPr>
+      </w:pPr>
+      <w:r>
+        <w:rPr>
+          <w:sz w:val="28"/>
+          <w:szCs w:val="28"/>
+        </w:rPr>
+        <w:t>Работу с продукцией, рецептурами, технологическими картами.</w:t>
+      </w:r>
+    </w:p>
+    <w:p>
+      <w:pPr>
+        <w:spacing w:line="360" w:lineRule="auto"/>
+        <w:ind w:firstLine="709"/>
+        <w:jc w:val="both"/>
+        <w:rPr>
+          <w:sz w:val="28"/>
+          <w:szCs w:val="28"/>
+        </w:rPr>
+      </w:pPr>
+      <w:r>
+        <w:rPr>
+          <w:sz w:val="28"/>
+          <w:szCs w:val="28"/>
+        </w:rPr>
+        <w:t>Создание заказов и партий.</w:t>
+      </w:r>
+    </w:p>
+    <w:p>
+      <w:pPr>
+        <w:spacing w:line="360" w:lineRule="auto"/>
+        <w:ind w:firstLine="709"/>
+        <w:jc w:val="both"/>
+        <w:rPr>
+          <w:sz w:val="28"/>
+          <w:szCs w:val="28"/>
+        </w:rPr>
+      </w:pPr>
+      <w:r>
+        <w:rPr>
+          <w:sz w:val="28"/>
+          <w:szCs w:val="28"/>
+        </w:rPr>
+        <w:t>Мониторинг выполнения и просмотр отклонений.</w:t>
+      </w:r>
+    </w:p>
+    <w:p>
+      <w:pPr>
+        <w:spacing w:line="360" w:lineRule="auto"/>
+        <w:ind w:firstLine="709"/>
+        <w:jc w:val="both"/>
+        <w:rPr>
+          <w:sz w:val="28"/>
+          <w:szCs w:val="28"/>
+        </w:rPr>
+      </w:pPr>
+      <w:r>
+        <w:rPr>
+          <w:sz w:val="28"/>
+          <w:szCs w:val="28"/>
+        </w:rPr>
+        <w:t>Формирование отчётов.</w:t>
+      </w:r>
+    </w:p>
+    <w:p>
+      <w:pPr>
+        <w:spacing w:line="360" w:lineRule="auto"/>
+        <w:ind w:firstLine="709"/>
+        <w:jc w:val="both"/>
+        <w:rPr>
+          <w:sz w:val="28"/>
+          <w:szCs w:val="28"/>
+        </w:rPr>
+      </w:pPr>
+      <w:r>
+        <w:rPr>
+          <w:sz w:val="28"/>
+          <w:szCs w:val="28"/>
+        </w:rPr>
+        <w:t>Документ «Отладка программного модуля»</w:t>
+      </w:r>
+    </w:p>
+    <w:p>
+      <w:pPr>
+        <w:spacing w:line="360" w:lineRule="auto"/>
+        <w:ind w:firstLine="709"/>
+        <w:jc w:val="both"/>
+        <w:rPr>
+          <w:sz w:val="28"/>
+          <w:szCs w:val="28"/>
+        </w:rPr>
+      </w:pPr>
+      <w:r>
+        <w:rPr>
+          <w:sz w:val="28"/>
+          <w:szCs w:val="28"/>
+        </w:rPr>
+        <w:t>Для каждого из четырёх компонентов (API, модуль технолога, модуль лаборатории, модуль аппаратчика) подготовлен отдельный документ, в котором отражены:</w:t>
+      </w:r>
+    </w:p>
+    <w:p>
+      <w:pPr>
+        <w:spacing w:line="360" w:lineRule="auto"/>
+        <w:ind w:firstLine="709"/>
+        <w:jc w:val="both"/>
+        <w:rPr>
+          <w:sz w:val="28"/>
+          <w:szCs w:val="28"/>
+        </w:rPr>
+      </w:pPr>
+      <w:r>
+        <w:rPr>
+          <w:sz w:val="28"/>
+          <w:szCs w:val="28"/>
+        </w:rPr>
+        <w:t>Цели отладки.</w:t>
+      </w:r>
+    </w:p>
+    <w:p>
+      <w:pPr>
+        <w:spacing w:line="360" w:lineRule="auto"/>
+        <w:ind w:firstLine="709"/>
+        <w:jc w:val="both"/>
+        <w:rPr>
+          <w:sz w:val="28"/>
+          <w:szCs w:val="28"/>
+        </w:rPr>
+      </w:pPr>
+      <w:r>
+        <w:rPr>
+          <w:sz w:val="28"/>
+          <w:szCs w:val="28"/>
+        </w:rPr>
+        <w:t xml:space="preserve">Используемые инструменты (отладчик Visual Studio, SQL Server </w:t>
+      </w:r>
+      <w:proofErr w:type="spellStart"/>
+      <w:r>
+        <w:rPr>
+          <w:sz w:val="28"/>
+          <w:szCs w:val="28"/>
+        </w:rPr>
+        <w:t>Profiler</w:t>
+      </w:r>
+      <w:proofErr w:type="spellEnd"/>
+      <w:r>
+        <w:rPr>
+          <w:sz w:val="28"/>
+          <w:szCs w:val="28"/>
+        </w:rPr>
+        <w:t xml:space="preserve">, </w:t>
+      </w:r>
+      <w:proofErr w:type="spellStart"/>
+      <w:r>
+        <w:rPr>
+          <w:sz w:val="28"/>
+          <w:szCs w:val="28"/>
+        </w:rPr>
+        <w:t>Postman</w:t>
+      </w:r>
+      <w:proofErr w:type="spellEnd"/>
+      <w:r>
+        <w:rPr>
+          <w:sz w:val="28"/>
+          <w:szCs w:val="28"/>
+        </w:rPr>
+        <w:t>).</w:t>
+      </w:r>
+    </w:p>
+    <w:p>
+      <w:pPr>
+        <w:spacing w:line="360" w:lineRule="auto"/>
+        <w:ind w:firstLine="709"/>
+        <w:jc w:val="both"/>
+        <w:rPr>
+          <w:sz w:val="28"/>
+          <w:szCs w:val="28"/>
+        </w:rPr>
+      </w:pPr>
+      <w:r>
+        <w:rPr>
+          <w:sz w:val="28"/>
+          <w:szCs w:val="28"/>
+        </w:rPr>
+        <w:t>Этапы отладки (описание выявленных дефектов и способов их устранения).</w:t>
+      </w:r>
+    </w:p>
+    <w:p>
+      <w:pPr>
+        <w:spacing w:line="360" w:lineRule="auto"/>
+        <w:ind w:firstLine="709"/>
+        <w:jc w:val="both"/>
+        <w:rPr>
+          <w:sz w:val="28"/>
+          <w:szCs w:val="28"/>
+        </w:rPr>
+      </w:pPr>
+      <w:r>
+        <w:rPr>
+          <w:sz w:val="28"/>
+          <w:szCs w:val="28"/>
+        </w:rPr>
+        <w:t xml:space="preserve">Примеры исправлений (например, ошибка открытого </w:t>
+      </w:r>
+      <w:proofErr w:type="spellStart"/>
+      <w:r>
+        <w:rPr>
+          <w:sz w:val="28"/>
+          <w:szCs w:val="28"/>
+        </w:rPr>
+        <w:t>DataReader</w:t>
+      </w:r>
+      <w:proofErr w:type="spellEnd"/>
+      <w:r>
+        <w:rPr>
+          <w:sz w:val="28"/>
+          <w:szCs w:val="28"/>
+        </w:rPr>
+        <w:t xml:space="preserve"> в </w:t>
+      </w:r>
+      <w:proofErr w:type="spellStart"/>
+      <w:r>
+        <w:rPr>
+          <w:sz w:val="28"/>
+          <w:szCs w:val="28"/>
+        </w:rPr>
+        <w:t>OperatorController</w:t>
+      </w:r>
+      <w:proofErr w:type="spellEnd"/>
+      <w:r>
+        <w:rPr>
+          <w:sz w:val="28"/>
+          <w:szCs w:val="28"/>
+        </w:rPr>
+        <w:t xml:space="preserve">, исправление </w:t>
+      </w:r>
+      <w:proofErr w:type="spellStart"/>
+      <w:r>
+        <w:rPr>
+          <w:sz w:val="28"/>
+          <w:szCs w:val="28"/>
+        </w:rPr>
+        <w:t>парсинга</w:t>
+      </w:r>
+      <w:proofErr w:type="spellEnd"/>
+      <w:r>
+        <w:rPr>
+          <w:sz w:val="28"/>
+          <w:szCs w:val="28"/>
+        </w:rPr>
+        <w:t xml:space="preserve"> нормативов).</w:t>
+      </w:r>
+    </w:p>
+    <w:p>
+      <w:pPr>
+        <w:spacing w:line="360" w:lineRule="auto"/>
+        <w:ind w:firstLine="709"/>
+        <w:jc w:val="both"/>
+        <w:rPr>
+          <w:sz w:val="28"/>
+          <w:szCs w:val="28"/>
+        </w:rPr>
+      </w:pPr>
+      <w:r>
+        <w:rPr>
+          <w:sz w:val="28"/>
+          <w:szCs w:val="28"/>
+        </w:rPr>
+        <w:t>Рекомендации по дальнейшей поддержке.</w:t>
+      </w:r>
+    </w:p>
+    <w:p>
+      <w:pPr>
+        <w:spacing w:line="360" w:lineRule="auto"/>
+        <w:ind w:firstLine="709"/>
+        <w:jc w:val="both"/>
+        <w:rPr>
+          <w:sz w:val="28"/>
+          <w:szCs w:val="28"/>
+        </w:rPr>
+      </w:pPr>
+      <w:r>
+        <w:rPr>
+          <w:sz w:val="28"/>
+          <w:szCs w:val="28"/>
+        </w:rPr>
+        <w:t xml:space="preserve">Все документы размещены в папке </w:t>
+      </w:r>
+      <w:proofErr w:type="spellStart"/>
+      <w:r>
+        <w:rPr>
+          <w:sz w:val="28"/>
+          <w:szCs w:val="28"/>
+        </w:rPr>
+        <w:t>docs</w:t>
+      </w:r>
+      <w:proofErr w:type="spellEnd"/>
+      <w:r>
+        <w:rPr>
+          <w:sz w:val="28"/>
+          <w:szCs w:val="28"/>
+        </w:rPr>
+        <w:t xml:space="preserve"> репозитория.</w:t>
+      </w:r>
+    </w:p>
+    <w:p>
+      <w:pPr>
+        <w:spacing w:line="360" w:lineRule="auto"/>
+        <w:ind w:firstLine="709"/>
+        <w:jc w:val="both"/>
+        <w:rPr>
+          <w:sz w:val="28"/>
+          <w:szCs w:val="28"/>
+        </w:rPr>
+      </w:pPr>
+    </w:p>
+    <w:p>
+      <w:pPr>
+        <w:spacing w:line="360" w:lineRule="auto"/>
         <w:ind w:firstLine="709"/>
         <w:jc w:val="center"/>
         <w:rPr>
-          <w:sz w:val="28"/>
-          <w:szCs w:val="28"/>
-        </w:rPr>
-      </w:pPr>
-      <w:r>
-        <w:rPr>
-          <w:sz w:val="28"/>
-          <w:szCs w:val="28"/>
-        </w:rPr>
-        <w:t xml:space="preserve">Рисунок </w:t>
-      </w:r>
-      <w:r>
-        <w:rPr>
-          <w:sz w:val="28"/>
-          <w:szCs w:val="28"/>
-        </w:rPr>
-        <w:t>9</w:t>
-      </w:r>
-      <w:r>
-        <w:rPr>
-          <w:sz w:val="28"/>
-          <w:szCs w:val="28"/>
-        </w:rPr>
-        <w:t xml:space="preserve"> - </w:t>
-      </w:r>
-      <w:r>
-        <w:rPr>
-          <w:sz w:val="28"/>
-          <w:szCs w:val="28"/>
-        </w:rPr>
-        <w:t>Дефекты</w:t>
+          <w:sz w:val="32"/>
+          <w:szCs w:val="32"/>
+        </w:rPr>
+      </w:pPr>
+      <w:r>
+        <w:rPr>
+          <w:sz w:val="32"/>
+          <w:szCs w:val="32"/>
+        </w:rPr>
+        <w:t>ИТОГОВОЕ СОДЕРЖАНИЕ ПРАКТИКИ И ОФОРМЛЕНИЕ GIT-РЕПОЗИТОРИЯ</w:t>
+      </w:r>
+    </w:p>
+    <w:p>
+      <w:pPr>
+        <w:spacing w:line="360" w:lineRule="auto"/>
+        <w:ind w:firstLine="709"/>
+        <w:jc w:val="center"/>
+        <w:rPr>
+          <w:sz w:val="28"/>
+          <w:szCs w:val="28"/>
+        </w:rPr>
+      </w:pPr>
+    </w:p>
+    <w:p>
+      <w:pPr>
+        <w:spacing w:line="360" w:lineRule="auto"/>
+        <w:ind w:firstLine="709"/>
+        <w:jc w:val="both"/>
+        <w:rPr>
+          <w:sz w:val="28"/>
+          <w:szCs w:val="28"/>
+        </w:rPr>
+      </w:pPr>
+      <w:r>
+        <w:rPr>
+          <w:sz w:val="28"/>
+          <w:szCs w:val="28"/>
+        </w:rPr>
+        <w:t>Оформление README.md</w:t>
+      </w:r>
+    </w:p>
+    <w:p>
+      <w:pPr>
+        <w:spacing w:line="360" w:lineRule="auto"/>
+        <w:ind w:firstLine="709"/>
+        <w:jc w:val="both"/>
+        <w:rPr>
+          <w:sz w:val="28"/>
+          <w:szCs w:val="28"/>
+        </w:rPr>
+      </w:pPr>
+      <w:r>
+        <w:rPr>
+          <w:sz w:val="28"/>
+          <w:szCs w:val="28"/>
+        </w:rPr>
+        <w:t>Файл README.md содержит:</w:t>
+      </w:r>
+    </w:p>
+    <w:p>
+      <w:pPr>
+        <w:spacing w:line="360" w:lineRule="auto"/>
+        <w:ind w:firstLine="709"/>
+        <w:jc w:val="both"/>
+        <w:rPr>
+          <w:sz w:val="28"/>
+          <w:szCs w:val="28"/>
+        </w:rPr>
+      </w:pPr>
+      <w:r>
+        <w:rPr>
+          <w:sz w:val="28"/>
+          <w:szCs w:val="28"/>
+        </w:rPr>
+        <w:t>Краткое описание проекта.</w:t>
+      </w:r>
+    </w:p>
+    <w:p>
+      <w:pPr>
+        <w:spacing w:line="360" w:lineRule="auto"/>
+        <w:ind w:firstLine="709"/>
+        <w:jc w:val="both"/>
+        <w:rPr>
+          <w:sz w:val="28"/>
+          <w:szCs w:val="28"/>
+        </w:rPr>
+      </w:pPr>
+      <w:r>
+        <w:rPr>
+          <w:sz w:val="28"/>
+          <w:szCs w:val="28"/>
+        </w:rPr>
+        <w:t>Инструкцию по запуску API (через Visual Studio, порт 44308).</w:t>
+      </w:r>
+    </w:p>
+    <w:p>
+      <w:pPr>
+        <w:spacing w:line="360" w:lineRule="auto"/>
+        <w:ind w:firstLine="709"/>
+        <w:jc w:val="both"/>
+        <w:rPr>
+          <w:sz w:val="28"/>
+          <w:szCs w:val="28"/>
+        </w:rPr>
+      </w:pPr>
+      <w:r>
+        <w:rPr>
+          <w:sz w:val="28"/>
+          <w:szCs w:val="28"/>
+        </w:rPr>
+        <w:t>Инструкцию по запуску десктоп-приложений.</w:t>
+      </w:r>
+    </w:p>
+    <w:p>
+      <w:pPr>
+        <w:spacing w:line="360" w:lineRule="auto"/>
+        <w:ind w:firstLine="709"/>
+        <w:jc w:val="both"/>
+        <w:rPr>
+          <w:sz w:val="28"/>
+          <w:szCs w:val="28"/>
+        </w:rPr>
+      </w:pPr>
+      <w:r>
+        <w:rPr>
+          <w:sz w:val="28"/>
+          <w:szCs w:val="28"/>
+        </w:rPr>
+        <w:t>Учётные данные для тестирования:</w:t>
+      </w:r>
+    </w:p>
+    <w:p>
+      <w:pPr>
+        <w:spacing w:line="360" w:lineRule="auto"/>
+        <w:ind w:firstLine="709"/>
+        <w:jc w:val="both"/>
+        <w:rPr>
+          <w:sz w:val="28"/>
+          <w:szCs w:val="28"/>
+        </w:rPr>
+      </w:pPr>
+      <w:r>
+        <w:rPr>
+          <w:sz w:val="28"/>
+          <w:szCs w:val="28"/>
+        </w:rPr>
+        <w:t xml:space="preserve">Технолог: </w:t>
+      </w:r>
+      <w:proofErr w:type="spellStart"/>
+      <w:proofErr w:type="gramStart"/>
+      <w:r>
+        <w:rPr>
+          <w:sz w:val="28"/>
+          <w:szCs w:val="28"/>
+        </w:rPr>
+        <w:t>tech.ivanov</w:t>
+      </w:r>
+      <w:proofErr w:type="spellEnd"/>
+      <w:proofErr w:type="gramEnd"/>
+      <w:r>
+        <w:rPr>
+          <w:sz w:val="28"/>
+          <w:szCs w:val="28"/>
+        </w:rPr>
+        <w:t xml:space="preserve"> / 123456</w:t>
+      </w:r>
+    </w:p>
+    <w:p>
+      <w:pPr>
+        <w:spacing w:line="360" w:lineRule="auto"/>
+        <w:ind w:firstLine="709"/>
+        <w:jc w:val="both"/>
+        <w:rPr>
+          <w:sz w:val="28"/>
+          <w:szCs w:val="28"/>
+        </w:rPr>
+      </w:pPr>
+      <w:r>
+        <w:rPr>
+          <w:sz w:val="28"/>
+          <w:szCs w:val="28"/>
+        </w:rPr>
+        <w:t xml:space="preserve">Лаборант: </w:t>
+      </w:r>
+      <w:proofErr w:type="spellStart"/>
+      <w:proofErr w:type="gramStart"/>
+      <w:r>
+        <w:rPr>
+          <w:sz w:val="28"/>
+          <w:szCs w:val="28"/>
+        </w:rPr>
+        <w:t>lab.vasilieva</w:t>
+      </w:r>
+      <w:proofErr w:type="spellEnd"/>
+      <w:proofErr w:type="gramEnd"/>
+      <w:r>
+        <w:rPr>
+          <w:sz w:val="28"/>
+          <w:szCs w:val="28"/>
+        </w:rPr>
+        <w:t xml:space="preserve"> / 123456</w:t>
+      </w:r>
+    </w:p>
+    <w:p>
+      <w:pPr>
+        <w:spacing w:line="360" w:lineRule="auto"/>
+        <w:ind w:firstLine="709"/>
+        <w:jc w:val="both"/>
+        <w:rPr>
+          <w:sz w:val="28"/>
+          <w:szCs w:val="28"/>
+        </w:rPr>
+      </w:pPr>
+      <w:r>
+        <w:rPr>
+          <w:sz w:val="28"/>
+          <w:szCs w:val="28"/>
+        </w:rPr>
+        <w:t xml:space="preserve">Аппаратчик: </w:t>
+      </w:r>
+      <w:proofErr w:type="spellStart"/>
+      <w:proofErr w:type="gramStart"/>
+      <w:r>
+        <w:rPr>
+          <w:sz w:val="28"/>
+          <w:szCs w:val="28"/>
+        </w:rPr>
+        <w:t>operator.zavodov</w:t>
+      </w:r>
+      <w:proofErr w:type="spellEnd"/>
+      <w:proofErr w:type="gramEnd"/>
+      <w:r>
+        <w:rPr>
+          <w:sz w:val="28"/>
+          <w:szCs w:val="28"/>
+        </w:rPr>
+        <w:t xml:space="preserve"> / 123456</w:t>
+      </w:r>
+    </w:p>
+    <w:p>
+      <w:pPr>
+        <w:spacing w:line="360" w:lineRule="auto"/>
+        <w:ind w:firstLine="709"/>
+        <w:jc w:val="both"/>
+        <w:rPr>
+          <w:sz w:val="28"/>
+          <w:szCs w:val="28"/>
+        </w:rPr>
+      </w:pPr>
+      <w:r>
+        <w:rPr>
+          <w:sz w:val="28"/>
+          <w:szCs w:val="28"/>
+        </w:rPr>
+        <w:t>Список использованных технологий.</w:t>
+      </w:r>
+    </w:p>
+    <w:p>
+      <w:pPr>
+        <w:spacing w:line="360" w:lineRule="auto"/>
+        <w:ind w:firstLine="709"/>
+        <w:jc w:val="both"/>
+        <w:rPr>
+          <w:sz w:val="28"/>
+          <w:szCs w:val="28"/>
+        </w:rPr>
+      </w:pPr>
+      <w:r>
+        <w:rPr>
+          <w:sz w:val="28"/>
+          <w:szCs w:val="28"/>
+        </w:rPr>
+        <w:t>Сведения об авторах.</w:t>
+      </w:r>
+    </w:p>
+    <w:p>
+      <w:pPr>
+        <w:spacing w:line="360" w:lineRule="auto"/>
+        <w:ind w:firstLine="709"/>
+        <w:jc w:val="both"/>
+        <w:rPr>
+          <w:sz w:val="28"/>
+          <w:szCs w:val="28"/>
+        </w:rPr>
+      </w:pPr>
+      <w:r>
+        <w:rPr>
+          <w:sz w:val="28"/>
+          <w:szCs w:val="28"/>
+        </w:rPr>
+        <w:lastRenderedPageBreak/>
+        <w:t>Репозиторий не содержит архивов, все файлы в открытом виде, оригиналы документов дополнены копиями в формате PDF.</w:t>
       </w:r>
     </w:p>
     <w:p>
@@ -20360,576 +21038,6 @@
     <w:p>
       <w:pPr>
         <w:spacing w:line="360" w:lineRule="auto"/>
-        <w:jc w:val="both"/>
-        <w:rPr>
-          <w:sz w:val="28"/>
-          <w:szCs w:val="28"/>
-        </w:rPr>
-      </w:pPr>
-    </w:p>
-    <w:p>
-      <w:pPr>
-        <w:spacing w:line="360" w:lineRule="auto"/>
-        <w:jc w:val="both"/>
-        <w:rPr>
-          <w:sz w:val="28"/>
-          <w:szCs w:val="28"/>
-        </w:rPr>
-      </w:pPr>
-      <w:r>
-        <w:rPr>
-          <w:sz w:val="28"/>
-          <w:szCs w:val="28"/>
-        </w:rPr>
-        <w:t>Пояснительная записка</w:t>
-      </w:r>
-    </w:p>
-    <w:p>
-      <w:pPr>
-        <w:spacing w:line="360" w:lineRule="auto"/>
-        <w:ind w:firstLine="709"/>
-        <w:jc w:val="both"/>
-        <w:rPr>
-          <w:sz w:val="28"/>
-          <w:szCs w:val="28"/>
-        </w:rPr>
-      </w:pPr>
-      <w:r>
-        <w:rPr>
-          <w:sz w:val="28"/>
-          <w:szCs w:val="28"/>
-        </w:rPr>
-        <w:t>Подготовлен документ «Пояснительная записка» (формат PDF и DOCX), в котором описаны:</w:t>
-      </w:r>
-    </w:p>
-    <w:p>
-      <w:pPr>
-        <w:spacing w:line="360" w:lineRule="auto"/>
-        <w:ind w:firstLine="709"/>
-        <w:jc w:val="both"/>
-        <w:rPr>
-          <w:sz w:val="28"/>
-          <w:szCs w:val="28"/>
-        </w:rPr>
-      </w:pPr>
-      <w:r>
-        <w:rPr>
-          <w:sz w:val="28"/>
-          <w:szCs w:val="28"/>
-        </w:rPr>
-        <w:t>Цели и задачи автоматизации.</w:t>
-      </w:r>
-    </w:p>
-    <w:p>
-      <w:pPr>
-        <w:spacing w:line="360" w:lineRule="auto"/>
-        <w:ind w:firstLine="709"/>
-        <w:jc w:val="both"/>
-        <w:rPr>
-          <w:sz w:val="28"/>
-          <w:szCs w:val="28"/>
-        </w:rPr>
-      </w:pPr>
-      <w:r>
-        <w:rPr>
-          <w:sz w:val="28"/>
-          <w:szCs w:val="28"/>
-        </w:rPr>
-        <w:t>Архитектура системы (компоненты, взаимодействие).</w:t>
-      </w:r>
-    </w:p>
-    <w:p>
-      <w:pPr>
-        <w:spacing w:line="360" w:lineRule="auto"/>
-        <w:ind w:firstLine="709"/>
-        <w:jc w:val="both"/>
-        <w:rPr>
-          <w:sz w:val="28"/>
-          <w:szCs w:val="28"/>
-        </w:rPr>
-      </w:pPr>
-      <w:r>
-        <w:rPr>
-          <w:sz w:val="28"/>
-          <w:szCs w:val="28"/>
-        </w:rPr>
-        <w:t>Функциональные требования.</w:t>
-      </w:r>
-    </w:p>
-    <w:p>
-      <w:pPr>
-        <w:spacing w:line="360" w:lineRule="auto"/>
-        <w:ind w:firstLine="709"/>
-        <w:jc w:val="both"/>
-        <w:rPr>
-          <w:sz w:val="28"/>
-          <w:szCs w:val="28"/>
-        </w:rPr>
-      </w:pPr>
-      <w:r>
-        <w:rPr>
-          <w:sz w:val="28"/>
-          <w:szCs w:val="28"/>
-        </w:rPr>
-        <w:t>Описание разработанных модулей.</w:t>
-      </w:r>
-    </w:p>
-    <w:p>
-      <w:pPr>
-        <w:spacing w:line="360" w:lineRule="auto"/>
-        <w:ind w:firstLine="709"/>
-        <w:jc w:val="both"/>
-        <w:rPr>
-          <w:sz w:val="28"/>
-          <w:szCs w:val="28"/>
-        </w:rPr>
-      </w:pPr>
-      <w:r>
-        <w:rPr>
-          <w:sz w:val="28"/>
-          <w:szCs w:val="28"/>
-        </w:rPr>
-        <w:t>Результаты тестирования.</w:t>
-      </w:r>
-    </w:p>
-    <w:p>
-      <w:pPr>
-        <w:spacing w:line="360" w:lineRule="auto"/>
-        <w:ind w:firstLine="709"/>
-        <w:jc w:val="both"/>
-        <w:rPr>
-          <w:sz w:val="28"/>
-          <w:szCs w:val="28"/>
-        </w:rPr>
-      </w:pPr>
-      <w:r>
-        <w:rPr>
-          <w:sz w:val="28"/>
-          <w:szCs w:val="28"/>
-        </w:rPr>
-        <w:t>Инструкция по развёртыванию.</w:t>
-      </w:r>
-    </w:p>
-    <w:p>
-      <w:pPr>
-        <w:spacing w:line="360" w:lineRule="auto"/>
-        <w:ind w:firstLine="709"/>
-        <w:jc w:val="both"/>
-        <w:rPr>
-          <w:sz w:val="28"/>
-          <w:szCs w:val="28"/>
-        </w:rPr>
-      </w:pPr>
-    </w:p>
-    <w:p>
-      <w:pPr>
-        <w:spacing w:line="360" w:lineRule="auto"/>
-        <w:ind w:firstLine="709"/>
-        <w:jc w:val="both"/>
-        <w:rPr>
-          <w:sz w:val="28"/>
-          <w:szCs w:val="28"/>
-        </w:rPr>
-      </w:pPr>
-      <w:r>
-        <w:rPr>
-          <w:sz w:val="28"/>
-          <w:szCs w:val="28"/>
-        </w:rPr>
-        <w:t>Руководство оператора для модуля технолога</w:t>
-      </w:r>
-    </w:p>
-    <w:p>
-      <w:pPr>
-        <w:spacing w:line="360" w:lineRule="auto"/>
-        <w:ind w:firstLine="709"/>
-        <w:jc w:val="both"/>
-        <w:rPr>
-          <w:sz w:val="28"/>
-          <w:szCs w:val="28"/>
-        </w:rPr>
-      </w:pPr>
-      <w:r>
-        <w:rPr>
-          <w:sz w:val="28"/>
-          <w:szCs w:val="28"/>
-        </w:rPr>
-        <w:t>Создано «Руководство оператора» (PDF, DOCX), содержащее:</w:t>
-      </w:r>
-    </w:p>
-    <w:p>
-      <w:pPr>
-        <w:spacing w:line="360" w:lineRule="auto"/>
-        <w:ind w:firstLine="709"/>
-        <w:jc w:val="both"/>
-        <w:rPr>
-          <w:sz w:val="28"/>
-          <w:szCs w:val="28"/>
-        </w:rPr>
-      </w:pPr>
-      <w:r>
-        <w:rPr>
-          <w:sz w:val="28"/>
-          <w:szCs w:val="28"/>
-        </w:rPr>
-        <w:t>Установку и запуск приложения.</w:t>
-      </w:r>
-    </w:p>
-    <w:p>
-      <w:pPr>
-        <w:spacing w:line="360" w:lineRule="auto"/>
-        <w:ind w:firstLine="709"/>
-        <w:jc w:val="both"/>
-        <w:rPr>
-          <w:sz w:val="28"/>
-          <w:szCs w:val="28"/>
-        </w:rPr>
-      </w:pPr>
-      <w:r>
-        <w:rPr>
-          <w:sz w:val="28"/>
-          <w:szCs w:val="28"/>
-        </w:rPr>
-        <w:t>Авторизацию с CAPTCHA.</w:t>
-      </w:r>
-    </w:p>
-    <w:p>
-      <w:pPr>
-        <w:spacing w:line="360" w:lineRule="auto"/>
-        <w:ind w:firstLine="709"/>
-        <w:jc w:val="both"/>
-        <w:rPr>
-          <w:sz w:val="28"/>
-          <w:szCs w:val="28"/>
-        </w:rPr>
-      </w:pPr>
-      <w:r>
-        <w:rPr>
-          <w:sz w:val="28"/>
-          <w:szCs w:val="28"/>
-        </w:rPr>
-        <w:t>Работу с продукцией, рецептурами, технологическими картами.</w:t>
-      </w:r>
-    </w:p>
-    <w:p>
-      <w:pPr>
-        <w:spacing w:line="360" w:lineRule="auto"/>
-        <w:ind w:firstLine="709"/>
-        <w:jc w:val="both"/>
-        <w:rPr>
-          <w:sz w:val="28"/>
-          <w:szCs w:val="28"/>
-        </w:rPr>
-      </w:pPr>
-      <w:r>
-        <w:rPr>
-          <w:sz w:val="28"/>
-          <w:szCs w:val="28"/>
-        </w:rPr>
-        <w:t>Создание заказов и партий.</w:t>
-      </w:r>
-    </w:p>
-    <w:p>
-      <w:pPr>
-        <w:spacing w:line="360" w:lineRule="auto"/>
-        <w:ind w:firstLine="709"/>
-        <w:jc w:val="both"/>
-        <w:rPr>
-          <w:sz w:val="28"/>
-          <w:szCs w:val="28"/>
-        </w:rPr>
-      </w:pPr>
-      <w:r>
-        <w:rPr>
-          <w:sz w:val="28"/>
-          <w:szCs w:val="28"/>
-        </w:rPr>
-        <w:t>Мониторинг выполнения и просмотр отклонений.</w:t>
-      </w:r>
-    </w:p>
-    <w:p>
-      <w:pPr>
-        <w:spacing w:line="360" w:lineRule="auto"/>
-        <w:ind w:firstLine="709"/>
-        <w:jc w:val="both"/>
-        <w:rPr>
-          <w:sz w:val="28"/>
-          <w:szCs w:val="28"/>
-        </w:rPr>
-      </w:pPr>
-      <w:r>
-        <w:rPr>
-          <w:sz w:val="28"/>
-          <w:szCs w:val="28"/>
-        </w:rPr>
-        <w:t>Формирование отчётов.</w:t>
-      </w:r>
-    </w:p>
-    <w:p>
-      <w:pPr>
-        <w:spacing w:line="360" w:lineRule="auto"/>
-        <w:ind w:firstLine="709"/>
-        <w:jc w:val="both"/>
-        <w:rPr>
-          <w:sz w:val="28"/>
-          <w:szCs w:val="28"/>
-        </w:rPr>
-      </w:pPr>
-    </w:p>
-    <w:p>
-      <w:pPr>
-        <w:spacing w:line="360" w:lineRule="auto"/>
-        <w:ind w:firstLine="709"/>
-        <w:jc w:val="both"/>
-        <w:rPr>
-          <w:sz w:val="28"/>
-          <w:szCs w:val="28"/>
-        </w:rPr>
-      </w:pPr>
-      <w:r>
-        <w:rPr>
-          <w:sz w:val="28"/>
-          <w:szCs w:val="28"/>
-        </w:rPr>
-        <w:t>Документ «Отладка программного модуля»</w:t>
-      </w:r>
-    </w:p>
-    <w:p>
-      <w:pPr>
-        <w:spacing w:line="360" w:lineRule="auto"/>
-        <w:ind w:firstLine="709"/>
-        <w:jc w:val="both"/>
-        <w:rPr>
-          <w:sz w:val="28"/>
-          <w:szCs w:val="28"/>
-        </w:rPr>
-      </w:pPr>
-      <w:r>
-        <w:rPr>
-          <w:sz w:val="28"/>
-          <w:szCs w:val="28"/>
-        </w:rPr>
-        <w:t>Для каждого из четырёх компонентов (API, модуль технолога, модуль лаборатории, модуль аппаратчика) подготовлен отдельный документ, в котором отражены:</w:t>
-      </w:r>
-    </w:p>
-    <w:p>
-      <w:pPr>
-        <w:spacing w:line="360" w:lineRule="auto"/>
-        <w:ind w:firstLine="709"/>
-        <w:jc w:val="both"/>
-        <w:rPr>
-          <w:sz w:val="28"/>
-          <w:szCs w:val="28"/>
-        </w:rPr>
-      </w:pPr>
-    </w:p>
-    <w:p>
-      <w:pPr>
-        <w:spacing w:line="360" w:lineRule="auto"/>
-        <w:ind w:firstLine="709"/>
-        <w:jc w:val="both"/>
-        <w:rPr>
-          <w:sz w:val="28"/>
-          <w:szCs w:val="28"/>
-        </w:rPr>
-      </w:pPr>
-      <w:r>
-        <w:rPr>
-          <w:sz w:val="28"/>
-          <w:szCs w:val="28"/>
-        </w:rPr>
-        <w:t>Цели отладки.</w:t>
-      </w:r>
-    </w:p>
-    <w:p>
-      <w:pPr>
-        <w:spacing w:line="360" w:lineRule="auto"/>
-        <w:ind w:firstLine="709"/>
-        <w:jc w:val="both"/>
-        <w:rPr>
-          <w:sz w:val="28"/>
-          <w:szCs w:val="28"/>
-        </w:rPr>
-      </w:pPr>
-      <w:r>
-        <w:rPr>
-          <w:sz w:val="28"/>
-          <w:szCs w:val="28"/>
-        </w:rPr>
-        <w:t xml:space="preserve">Используемые инструменты (отладчик Visual Studio, SQL Server </w:t>
-      </w:r>
-      <w:proofErr w:type="spellStart"/>
-      <w:r>
-        <w:rPr>
-          <w:sz w:val="28"/>
-          <w:szCs w:val="28"/>
-        </w:rPr>
-        <w:t>Profiler</w:t>
-      </w:r>
-      <w:proofErr w:type="spellEnd"/>
-      <w:r>
-        <w:rPr>
-          <w:sz w:val="28"/>
-          <w:szCs w:val="28"/>
-        </w:rPr>
-        <w:t xml:space="preserve">, </w:t>
-      </w:r>
-      <w:proofErr w:type="spellStart"/>
-      <w:r>
-        <w:rPr>
-          <w:sz w:val="28"/>
-          <w:szCs w:val="28"/>
-        </w:rPr>
-        <w:t>Postman</w:t>
-      </w:r>
-      <w:proofErr w:type="spellEnd"/>
-      <w:r>
-        <w:rPr>
-          <w:sz w:val="28"/>
-          <w:szCs w:val="28"/>
-        </w:rPr>
-        <w:t>).</w:t>
-      </w:r>
-    </w:p>
-    <w:p>
-      <w:pPr>
-        <w:spacing w:line="360" w:lineRule="auto"/>
-        <w:ind w:firstLine="709"/>
-        <w:jc w:val="both"/>
-        <w:rPr>
-          <w:sz w:val="28"/>
-          <w:szCs w:val="28"/>
-        </w:rPr>
-      </w:pPr>
-      <w:r>
-        <w:rPr>
-          <w:sz w:val="28"/>
-          <w:szCs w:val="28"/>
-        </w:rPr>
-        <w:t>Этапы отладки (описание выявленных дефектов и способов их устранения).</w:t>
-      </w:r>
-    </w:p>
-    <w:p>
-      <w:pPr>
-        <w:spacing w:line="360" w:lineRule="auto"/>
-        <w:ind w:firstLine="709"/>
-        <w:jc w:val="both"/>
-        <w:rPr>
-          <w:sz w:val="28"/>
-          <w:szCs w:val="28"/>
-        </w:rPr>
-      </w:pPr>
-      <w:r>
-        <w:rPr>
-          <w:sz w:val="28"/>
-          <w:szCs w:val="28"/>
-        </w:rPr>
-        <w:t xml:space="preserve">Примеры исправлений (например, ошибка открытого </w:t>
-      </w:r>
-      <w:proofErr w:type="spellStart"/>
-      <w:r>
-        <w:rPr>
-          <w:sz w:val="28"/>
-          <w:szCs w:val="28"/>
-        </w:rPr>
-        <w:t>DataReader</w:t>
-      </w:r>
-      <w:proofErr w:type="spellEnd"/>
-      <w:r>
-        <w:rPr>
-          <w:sz w:val="28"/>
-          <w:szCs w:val="28"/>
-        </w:rPr>
-        <w:t xml:space="preserve"> в </w:t>
-      </w:r>
-      <w:proofErr w:type="spellStart"/>
-      <w:r>
-        <w:rPr>
-          <w:sz w:val="28"/>
-          <w:szCs w:val="28"/>
-        </w:rPr>
-        <w:t>OperatorController</w:t>
-      </w:r>
-      <w:proofErr w:type="spellEnd"/>
-      <w:r>
-        <w:rPr>
-          <w:sz w:val="28"/>
-          <w:szCs w:val="28"/>
-        </w:rPr>
-        <w:t xml:space="preserve">, исправление </w:t>
-      </w:r>
-      <w:proofErr w:type="spellStart"/>
-      <w:r>
-        <w:rPr>
-          <w:sz w:val="28"/>
-          <w:szCs w:val="28"/>
-        </w:rPr>
-        <w:t>парсинга</w:t>
-      </w:r>
-      <w:proofErr w:type="spellEnd"/>
-      <w:r>
-        <w:rPr>
-          <w:sz w:val="28"/>
-          <w:szCs w:val="28"/>
-        </w:rPr>
-        <w:t xml:space="preserve"> нормативов).</w:t>
-      </w:r>
-    </w:p>
-    <w:p>
-      <w:pPr>
-        <w:spacing w:line="360" w:lineRule="auto"/>
-        <w:ind w:firstLine="709"/>
-        <w:jc w:val="both"/>
-        <w:rPr>
-          <w:sz w:val="28"/>
-          <w:szCs w:val="28"/>
-        </w:rPr>
-      </w:pPr>
-      <w:r>
-        <w:rPr>
-          <w:sz w:val="28"/>
-          <w:szCs w:val="28"/>
-        </w:rPr>
-        <w:t>Рекомендации по дальнейшей поддержке.</w:t>
-      </w:r>
-    </w:p>
-    <w:p>
-      <w:pPr>
-        <w:spacing w:line="360" w:lineRule="auto"/>
-        <w:ind w:firstLine="709"/>
-        <w:jc w:val="both"/>
-        <w:rPr>
-          <w:sz w:val="28"/>
-          <w:szCs w:val="28"/>
-        </w:rPr>
-      </w:pPr>
-      <w:r>
-        <w:rPr>
-          <w:sz w:val="28"/>
-          <w:szCs w:val="28"/>
-        </w:rPr>
-        <w:t xml:space="preserve">Все документы размещены в папке </w:t>
-      </w:r>
-      <w:proofErr w:type="spellStart"/>
-      <w:r>
-        <w:rPr>
-          <w:sz w:val="28"/>
-          <w:szCs w:val="28"/>
-        </w:rPr>
-        <w:t>docs</w:t>
-      </w:r>
-      <w:proofErr w:type="spellEnd"/>
-      <w:r>
-        <w:rPr>
-          <w:sz w:val="28"/>
-          <w:szCs w:val="28"/>
-        </w:rPr>
-        <w:t xml:space="preserve"> репозитория.</w:t>
-      </w:r>
-    </w:p>
-    <w:p>
-      <w:pPr>
-        <w:spacing w:line="360" w:lineRule="auto"/>
         <w:ind w:firstLine="709"/>
         <w:jc w:val="both"/>
         <w:rPr>
@@ -20944,325 +21052,17 @@
         <w:ind w:firstLine="709"/>
         <w:jc w:val="center"/>
         <w:rPr>
-          <w:sz w:val="28"/>
-          <w:szCs w:val="28"/>
-        </w:rPr>
-      </w:pPr>
-      <w:r>
-        <w:rPr>
-          <w:sz w:val="28"/>
-          <w:szCs w:val="28"/>
-        </w:rPr>
-        <w:t xml:space="preserve">Итоговое содержание практики и оформление </w:t>
-      </w:r>
-      <w:proofErr w:type="spellStart"/>
-      <w:r>
-        <w:rPr>
-          <w:sz w:val="28"/>
-          <w:szCs w:val="28"/>
-        </w:rPr>
-        <w:t>Git</w:t>
-      </w:r>
-      <w:proofErr w:type="spellEnd"/>
-      <w:r>
-        <w:rPr>
-          <w:sz w:val="28"/>
-          <w:szCs w:val="28"/>
-        </w:rPr>
-        <w:t>-репозитория</w:t>
-      </w:r>
-    </w:p>
-    <w:p>
-      <w:pPr>
-        <w:spacing w:line="360" w:lineRule="auto"/>
-        <w:ind w:firstLine="709"/>
-        <w:jc w:val="both"/>
-        <w:rPr>
-          <w:sz w:val="28"/>
-          <w:szCs w:val="28"/>
-        </w:rPr>
-      </w:pPr>
-      <w:r>
-        <w:rPr>
-          <w:sz w:val="28"/>
-          <w:szCs w:val="28"/>
-        </w:rPr>
-        <w:t>Оформление README.md</w:t>
-      </w:r>
-    </w:p>
-    <w:p>
-      <w:pPr>
-        <w:spacing w:line="360" w:lineRule="auto"/>
-        <w:ind w:firstLine="709"/>
-        <w:jc w:val="both"/>
-        <w:rPr>
-          <w:sz w:val="28"/>
-          <w:szCs w:val="28"/>
-        </w:rPr>
-      </w:pPr>
-      <w:r>
-        <w:rPr>
-          <w:sz w:val="28"/>
-          <w:szCs w:val="28"/>
-        </w:rPr>
-        <w:t>Файл README.md содержит:</w:t>
-      </w:r>
-    </w:p>
-    <w:p>
-      <w:pPr>
-        <w:spacing w:line="360" w:lineRule="auto"/>
-        <w:ind w:firstLine="709"/>
-        <w:jc w:val="both"/>
-        <w:rPr>
-          <w:sz w:val="28"/>
-          <w:szCs w:val="28"/>
-        </w:rPr>
-      </w:pPr>
-      <w:r>
-        <w:rPr>
-          <w:sz w:val="28"/>
-          <w:szCs w:val="28"/>
-        </w:rPr>
-        <w:t>Краткое описание проекта.</w:t>
-      </w:r>
-    </w:p>
-    <w:p>
-      <w:pPr>
-        <w:spacing w:line="360" w:lineRule="auto"/>
-        <w:ind w:firstLine="709"/>
-        <w:jc w:val="both"/>
-        <w:rPr>
-          <w:sz w:val="28"/>
-          <w:szCs w:val="28"/>
-        </w:rPr>
-      </w:pPr>
-    </w:p>
-    <w:p>
-      <w:pPr>
-        <w:spacing w:line="360" w:lineRule="auto"/>
-        <w:ind w:firstLine="709"/>
-        <w:jc w:val="both"/>
-        <w:rPr>
-          <w:sz w:val="28"/>
-          <w:szCs w:val="28"/>
-        </w:rPr>
-      </w:pPr>
-      <w:r>
-        <w:rPr>
-          <w:sz w:val="28"/>
-          <w:szCs w:val="28"/>
-        </w:rPr>
-        <w:t>Инструкцию по запуску API (через Visual Studio, порт 44308).</w:t>
-      </w:r>
-    </w:p>
-    <w:p>
-      <w:pPr>
-        <w:spacing w:line="360" w:lineRule="auto"/>
-        <w:ind w:firstLine="709"/>
-        <w:jc w:val="both"/>
-        <w:rPr>
-          <w:sz w:val="28"/>
-          <w:szCs w:val="28"/>
-        </w:rPr>
-      </w:pPr>
-      <w:r>
-        <w:rPr>
-          <w:sz w:val="28"/>
-          <w:szCs w:val="28"/>
-        </w:rPr>
-        <w:t>Инструкцию по запуску десктоп-приложений.</w:t>
-      </w:r>
-    </w:p>
-    <w:p>
-      <w:pPr>
-        <w:spacing w:line="360" w:lineRule="auto"/>
-        <w:ind w:firstLine="709"/>
-        <w:jc w:val="both"/>
-        <w:rPr>
-          <w:sz w:val="28"/>
-          <w:szCs w:val="28"/>
-        </w:rPr>
-      </w:pPr>
-      <w:r>
-        <w:rPr>
-          <w:sz w:val="28"/>
-          <w:szCs w:val="28"/>
-        </w:rPr>
-        <w:t>Учётные данные для тестирования:</w:t>
-      </w:r>
-    </w:p>
-    <w:p>
-      <w:pPr>
-        <w:spacing w:line="360" w:lineRule="auto"/>
-        <w:ind w:firstLine="709"/>
-        <w:jc w:val="both"/>
-        <w:rPr>
-          <w:sz w:val="28"/>
-          <w:szCs w:val="28"/>
-        </w:rPr>
-      </w:pPr>
-      <w:r>
-        <w:rPr>
-          <w:sz w:val="28"/>
-          <w:szCs w:val="28"/>
-        </w:rPr>
-        <w:t xml:space="preserve">Технолог: </w:t>
-      </w:r>
-      <w:proofErr w:type="spellStart"/>
-      <w:proofErr w:type="gramStart"/>
-      <w:r>
-        <w:rPr>
-          <w:sz w:val="28"/>
-          <w:szCs w:val="28"/>
-        </w:rPr>
-        <w:t>tech.ivanov</w:t>
-      </w:r>
-      <w:proofErr w:type="spellEnd"/>
-      <w:proofErr w:type="gramEnd"/>
-      <w:r>
-        <w:rPr>
-          <w:sz w:val="28"/>
-          <w:szCs w:val="28"/>
-        </w:rPr>
-        <w:t xml:space="preserve"> / 123456</w:t>
-      </w:r>
-    </w:p>
-    <w:p>
-      <w:pPr>
-        <w:spacing w:line="360" w:lineRule="auto"/>
-        <w:ind w:firstLine="709"/>
-        <w:jc w:val="both"/>
-        <w:rPr>
-          <w:sz w:val="28"/>
-          <w:szCs w:val="28"/>
-        </w:rPr>
-      </w:pPr>
-      <w:r>
-        <w:rPr>
-          <w:sz w:val="28"/>
-          <w:szCs w:val="28"/>
-        </w:rPr>
-        <w:t xml:space="preserve">Лаборант: </w:t>
-      </w:r>
-      <w:proofErr w:type="spellStart"/>
-      <w:proofErr w:type="gramStart"/>
-      <w:r>
-        <w:rPr>
-          <w:sz w:val="28"/>
-          <w:szCs w:val="28"/>
-        </w:rPr>
-        <w:t>lab.vasilieva</w:t>
-      </w:r>
-      <w:proofErr w:type="spellEnd"/>
-      <w:proofErr w:type="gramEnd"/>
-      <w:r>
-        <w:rPr>
-          <w:sz w:val="28"/>
-          <w:szCs w:val="28"/>
-        </w:rPr>
-        <w:t xml:space="preserve"> / 123456</w:t>
-      </w:r>
-    </w:p>
-    <w:p>
-      <w:pPr>
-        <w:spacing w:line="360" w:lineRule="auto"/>
-        <w:ind w:firstLine="709"/>
-        <w:jc w:val="both"/>
-        <w:rPr>
-          <w:sz w:val="28"/>
-          <w:szCs w:val="28"/>
-        </w:rPr>
-      </w:pPr>
-      <w:r>
-        <w:rPr>
-          <w:sz w:val="28"/>
-          <w:szCs w:val="28"/>
-        </w:rPr>
-        <w:t xml:space="preserve">Аппаратчик: </w:t>
-      </w:r>
-      <w:proofErr w:type="spellStart"/>
-      <w:proofErr w:type="gramStart"/>
-      <w:r>
-        <w:rPr>
-          <w:sz w:val="28"/>
-          <w:szCs w:val="28"/>
-        </w:rPr>
-        <w:t>operator.zavodov</w:t>
-      </w:r>
-      <w:proofErr w:type="spellEnd"/>
-      <w:proofErr w:type="gramEnd"/>
-      <w:r>
-        <w:rPr>
-          <w:sz w:val="28"/>
-          <w:szCs w:val="28"/>
-        </w:rPr>
-        <w:t xml:space="preserve"> / 123456</w:t>
-      </w:r>
-    </w:p>
-    <w:p>
-      <w:pPr>
-        <w:spacing w:line="360" w:lineRule="auto"/>
-        <w:ind w:firstLine="709"/>
-        <w:jc w:val="both"/>
-        <w:rPr>
-          <w:sz w:val="28"/>
-          <w:szCs w:val="28"/>
-        </w:rPr>
-      </w:pPr>
-      <w:r>
-        <w:rPr>
-          <w:sz w:val="28"/>
-          <w:szCs w:val="28"/>
-        </w:rPr>
-        <w:t>Список использованных технологий.</w:t>
-      </w:r>
-    </w:p>
-    <w:p>
-      <w:pPr>
-        <w:spacing w:line="360" w:lineRule="auto"/>
-        <w:ind w:firstLine="709"/>
-        <w:jc w:val="both"/>
-        <w:rPr>
-          <w:sz w:val="28"/>
-          <w:szCs w:val="28"/>
-        </w:rPr>
-      </w:pPr>
-      <w:r>
-        <w:rPr>
-          <w:sz w:val="28"/>
-          <w:szCs w:val="28"/>
-        </w:rPr>
-        <w:t>Сведения об авторах.</w:t>
-      </w:r>
-    </w:p>
-    <w:p>
-      <w:pPr>
-        <w:spacing w:line="360" w:lineRule="auto"/>
-        <w:ind w:firstLine="709"/>
-        <w:jc w:val="both"/>
-        <w:rPr>
-          <w:sz w:val="28"/>
-          <w:szCs w:val="28"/>
-        </w:rPr>
-      </w:pPr>
-      <w:r>
-        <w:rPr>
-          <w:sz w:val="28"/>
-          <w:szCs w:val="28"/>
-        </w:rPr>
-        <w:t>Репозиторий не содержит архивов, все файлы в открытом виде, оригиналы документов дополнены копиями в формате PDF.</w:t>
-      </w:r>
-    </w:p>
-    <w:p>
-      <w:pPr>
-        <w:spacing w:line="360" w:lineRule="auto"/>
-        <w:ind w:firstLine="709"/>
-        <w:jc w:val="both"/>
-        <w:rPr>
-          <w:sz w:val="28"/>
-          <w:szCs w:val="28"/>
-        </w:rPr>
-      </w:pPr>
+          <w:sz w:val="32"/>
+          <w:szCs w:val="32"/>
+        </w:rPr>
+      </w:pPr>
+      <w:r>
+        <w:rPr>
+          <w:sz w:val="32"/>
+          <w:szCs w:val="32"/>
+        </w:rPr>
+        <w:t>ЗАКЛЮЧЕНИЕ</w:t>
+      </w:r>
     </w:p>
     <w:p>
       <w:pPr>
@@ -21270,17 +21070,10 @@
         <w:ind w:firstLine="709"/>
         <w:jc w:val="center"/>
         <w:rPr>
-          <w:sz w:val="28"/>
-          <w:szCs w:val="28"/>
-        </w:rPr>
-      </w:pPr>
-      <w:r>
-        <w:rPr>
-          <w:sz w:val="28"/>
-          <w:szCs w:val="28"/>
-        </w:rPr>
-        <w:t>Заключение</w:t>
-      </w:r>
+          <w:sz w:val="32"/>
+          <w:szCs w:val="32"/>
+        </w:rPr>
+      </w:pPr>
     </w:p>
     <w:p>
       <w:pPr>
@@ -21403,7 +21196,6 @@
           <w:sz w:val="28"/>
           <w:szCs w:val="28"/>
         </w:rPr>
-        <w:lastRenderedPageBreak/>
         <w:t>Исчерпывающую документацию: пояснительная записка, руководство оператора, документы по отладке.</w:t>
       </w:r>
     </w:p>
@@ -22153,15 +21945,6 @@
   </w:num>
   <w:num w:numId="5">
     <w:abstractNumId w:val="1"/>
-    <w:lvlOverride w:ilvl="0"/>
-    <w:lvlOverride w:ilvl="1"/>
-    <w:lvlOverride w:ilvl="2"/>
-    <w:lvlOverride w:ilvl="3"/>
-    <w:lvlOverride w:ilvl="4"/>
-    <w:lvlOverride w:ilvl="5"/>
-    <w:lvlOverride w:ilvl="6"/>
-    <w:lvlOverride w:ilvl="7"/>
-    <w:lvlOverride w:ilvl="8"/>
   </w:num>
 </w:numbering>
 </file>
@@ -22666,7 +22449,6 @@
   <w:style w:type="character" w:default="1" w:styleId="a0">
     <w:name w:val="Default Paragraph Font"/>
     <w:uiPriority w:val="1"/>
-    <w:semiHidden/>
     <w:unhideWhenUsed/>
   </w:style>
   <w:style w:type="table" w:default="1" w:styleId="a1">

--- a/Session 7/Document/Otchjot.docx
+++ b/Session 7/Document/Otchjot.docx
@@ -1126,6 +1126,17 @@
         </w:rPr>
         <w:t>АНАЛИЗ ПРЕДМЕТНОЙ ОБЛАСТИ</w:t>
       </w:r>
+    </w:p>
+    <w:p>
+      <w:pPr>
+        <w:spacing w:line="360" w:lineRule="auto"/>
+        <w:ind w:firstLine="709"/>
+        <w:jc w:val="center"/>
+        <w:rPr>
+          <w:sz w:val="32"/>
+          <w:szCs w:val="32"/>
+        </w:rPr>
+      </w:pPr>
     </w:p>
     <w:p>
       <w:pPr>
@@ -8498,46 +8509,16 @@
         <w:ind w:firstLine="709"/>
         <w:jc w:val="center"/>
         <w:rPr>
-          <w:sz w:val="28"/>
-          <w:szCs w:val="28"/>
-        </w:rPr>
-      </w:pPr>
-      <w:r>
-        <w:rPr>
-          <w:sz w:val="28"/>
-          <w:szCs w:val="28"/>
-        </w:rPr>
-        <w:t>Разработка модуля технолога (</w:t>
-      </w:r>
-      <w:r>
-        <w:rPr>
-          <w:sz w:val="28"/>
-          <w:szCs w:val="28"/>
-          <w:lang w:val="en-US"/>
-        </w:rPr>
-        <w:t>WPF</w:t>
-      </w:r>
-      <w:r>
-        <w:rPr>
-          <w:sz w:val="28"/>
-          <w:szCs w:val="28"/>
-        </w:rPr>
-        <w:t xml:space="preserve"> </w:t>
-      </w:r>
-      <w:r>
-        <w:rPr>
-          <w:sz w:val="28"/>
-          <w:szCs w:val="28"/>
-          <w:lang w:val="en-US"/>
-        </w:rPr>
-        <w:t>desktop</w:t>
-      </w:r>
-      <w:r>
-        <w:rPr>
-          <w:sz w:val="28"/>
-          <w:szCs w:val="28"/>
-        </w:rPr>
-        <w:t>)</w:t>
+          <w:sz w:val="32"/>
+          <w:szCs w:val="32"/>
+        </w:rPr>
+      </w:pPr>
+      <w:r>
+        <w:rPr>
+          <w:sz w:val="32"/>
+          <w:szCs w:val="32"/>
+        </w:rPr>
+        <w:t>РАЗРАБОТКА МОДУЛЯ ТЕХНОЛОГА</w:t>
       </w:r>
     </w:p>
     <w:p>
@@ -10715,6 +10696,7 @@
         <w:rPr>
           <w:sz w:val="28"/>
           <w:szCs w:val="28"/>
+          <w:lang w:val="en-US"/>
         </w:rPr>
       </w:pPr>
       <w:r>
@@ -10728,6 +10710,7 @@
         <w:rPr>
           <w:sz w:val="28"/>
           <w:szCs w:val="28"/>
+          <w:lang w:val="en-US"/>
         </w:rPr>
         <w:t xml:space="preserve"> </w:t>
       </w:r>
@@ -10735,6 +10718,7 @@
         <w:rPr>
           <w:sz w:val="28"/>
           <w:szCs w:val="28"/>
+          <w:lang w:val="en-US"/>
         </w:rPr>
         <w:t>2</w:t>
       </w:r>
@@ -10742,6 +10726,7 @@
         <w:rPr>
           <w:sz w:val="28"/>
           <w:szCs w:val="28"/>
+          <w:lang w:val="en-US"/>
         </w:rPr>
         <w:t xml:space="preserve"> - </w:t>
       </w:r>
@@ -10756,6 +10741,7 @@
         <w:rPr>
           <w:sz w:val="28"/>
           <w:szCs w:val="28"/>
+          <w:lang w:val="en-US"/>
         </w:rPr>
         <w:t xml:space="preserve"> </w:t>
       </w:r>
@@ -10776,17 +10762,19 @@
         <w:rPr>
           <w:sz w:val="28"/>
           <w:szCs w:val="28"/>
-        </w:rPr>
-      </w:pPr>
-    </w:p>
-    <w:p>
-      <w:pPr>
-        <w:spacing w:line="360" w:lineRule="auto"/>
-        <w:ind w:firstLine="709"/>
-        <w:jc w:val="both"/>
-        <w:rPr>
-          <w:sz w:val="28"/>
-          <w:szCs w:val="28"/>
+          <w:lang w:val="en-US"/>
+        </w:rPr>
+      </w:pPr>
+    </w:p>
+    <w:p>
+      <w:pPr>
+        <w:spacing w:line="360" w:lineRule="auto"/>
+        <w:ind w:firstLine="709"/>
+        <w:jc w:val="both"/>
+        <w:rPr>
+          <w:sz w:val="28"/>
+          <w:szCs w:val="28"/>
+          <w:lang w:val="en-US"/>
         </w:rPr>
       </w:pPr>
       <w:r>
@@ -10800,6 +10788,7 @@
         <w:rPr>
           <w:sz w:val="28"/>
           <w:szCs w:val="28"/>
+          <w:lang w:val="en-US"/>
         </w:rPr>
         <w:t xml:space="preserve"> </w:t>
       </w:r>
@@ -10814,6 +10803,7 @@
         <w:rPr>
           <w:sz w:val="28"/>
           <w:szCs w:val="28"/>
+          <w:lang w:val="en-US"/>
         </w:rPr>
         <w:t xml:space="preserve"> </w:t>
       </w:r>
@@ -11170,32 +11160,16 @@
         <w:ind w:firstLine="709"/>
         <w:jc w:val="center"/>
         <w:rPr>
-          <w:sz w:val="28"/>
-          <w:szCs w:val="28"/>
-        </w:rPr>
-      </w:pPr>
-      <w:r>
-        <w:rPr>
-          <w:sz w:val="28"/>
-          <w:szCs w:val="28"/>
-        </w:rPr>
-        <w:t xml:space="preserve">Разработка модуля лаборатории (WPF </w:t>
-      </w:r>
-      <w:proofErr w:type="spellStart"/>
-      <w:r>
-        <w:rPr>
-          <w:sz w:val="28"/>
-          <w:szCs w:val="28"/>
-        </w:rPr>
-        <w:t>desktop</w:t>
-      </w:r>
-      <w:proofErr w:type="spellEnd"/>
-      <w:r>
-        <w:rPr>
-          <w:sz w:val="28"/>
-          <w:szCs w:val="28"/>
-        </w:rPr>
-        <w:t>)</w:t>
+          <w:sz w:val="32"/>
+          <w:szCs w:val="32"/>
+        </w:rPr>
+      </w:pPr>
+      <w:r>
+        <w:rPr>
+          <w:sz w:val="32"/>
+          <w:szCs w:val="32"/>
+        </w:rPr>
+        <w:t>РАЗРАБОТКА МОДУЛЯ ЛАБОРАТОРИИ</w:t>
       </w:r>
     </w:p>
     <w:p>
@@ -13384,33 +13358,28 @@
         <w:ind w:firstLine="709"/>
         <w:jc w:val="center"/>
         <w:rPr>
-          <w:sz w:val="28"/>
-          <w:szCs w:val="28"/>
-        </w:rPr>
-      </w:pPr>
-      <w:r>
-        <w:rPr>
-          <w:sz w:val="28"/>
-          <w:szCs w:val="28"/>
-        </w:rPr>
-        <w:t xml:space="preserve">Разработка модуля аппаратчика (WPF </w:t>
-      </w:r>
-      <w:proofErr w:type="spellStart"/>
-      <w:r>
-        <w:rPr>
-          <w:sz w:val="28"/>
-          <w:szCs w:val="28"/>
-        </w:rPr>
-        <w:t>desktop</w:t>
-      </w:r>
-      <w:proofErr w:type="spellEnd"/>
-      <w:r>
-        <w:rPr>
-          <w:sz w:val="28"/>
-          <w:szCs w:val="28"/>
-        </w:rPr>
-        <w:t>)</w:t>
-      </w:r>
+          <w:sz w:val="32"/>
+          <w:szCs w:val="32"/>
+        </w:rPr>
+      </w:pPr>
+      <w:r>
+        <w:rPr>
+          <w:sz w:val="32"/>
+          <w:szCs w:val="32"/>
+        </w:rPr>
+        <w:t>РАЗРАБОТКА МОДУЛЯ АППАРАТЧИКА</w:t>
+      </w:r>
+    </w:p>
+    <w:p>
+      <w:pPr>
+        <w:spacing w:line="360" w:lineRule="auto"/>
+        <w:ind w:firstLine="709"/>
+        <w:jc w:val="center"/>
+        <w:rPr>
+          <w:sz w:val="32"/>
+          <w:szCs w:val="32"/>
+        </w:rPr>
+      </w:pPr>
     </w:p>
     <w:p>
       <w:pPr>
@@ -16128,6 +16097,22 @@
           <w:szCs w:val="28"/>
         </w:rPr>
         <w:t>, использованные в работе:</w:t>
+      </w:r>
+    </w:p>
+    <w:p>
+      <w:pPr>
+        <w:spacing w:after="160" w:line="259" w:lineRule="auto"/>
+        <w:rPr>
+          <w:sz w:val="28"/>
+          <w:szCs w:val="28"/>
+        </w:rPr>
+      </w:pPr>
+      <w:r>
+        <w:rPr>
+          <w:sz w:val="28"/>
+          <w:szCs w:val="28"/>
+        </w:rPr>
+        <w:br w:type="page"/>
       </w:r>
     </w:p>
     <w:p>
@@ -16657,15 +16642,7 @@
                 <w:sz w:val="28"/>
                 <w:szCs w:val="28"/>
               </w:rPr>
-              <w:t xml:space="preserve">TC-T-03 </w:t>
-            </w:r>
-            <w:r>
-              <w:rPr>
-                <w:sz w:val="28"/>
-                <w:szCs w:val="28"/>
-              </w:rPr>
-              <w:lastRenderedPageBreak/>
-              <w:t>(негативный)</w:t>
+              <w:t>TC-T-03 (негативный)</w:t>
             </w:r>
           </w:p>
         </w:tc>
@@ -16688,7 +16665,6 @@
                 <w:sz w:val="28"/>
                 <w:szCs w:val="28"/>
               </w:rPr>
-              <w:lastRenderedPageBreak/>
               <w:t>Технолог</w:t>
             </w:r>
           </w:p>
@@ -16712,15 +16688,7 @@
                 <w:sz w:val="28"/>
                 <w:szCs w:val="28"/>
               </w:rPr>
-              <w:t xml:space="preserve">Вход с </w:t>
-            </w:r>
-            <w:r>
-              <w:rPr>
-                <w:sz w:val="28"/>
-                <w:szCs w:val="28"/>
-              </w:rPr>
-              <w:lastRenderedPageBreak/>
-              <w:t>неверным паролем</w:t>
+              <w:t>Вход с неверным паролем</w:t>
             </w:r>
           </w:p>
         </w:tc>
@@ -16743,16 +16711,7 @@
                 <w:sz w:val="28"/>
                 <w:szCs w:val="28"/>
               </w:rPr>
-              <w:lastRenderedPageBreak/>
-              <w:t xml:space="preserve">Ввод неверного </w:t>
-            </w:r>
-            <w:r>
-              <w:rPr>
-                <w:sz w:val="28"/>
-                <w:szCs w:val="28"/>
-              </w:rPr>
-              <w:lastRenderedPageBreak/>
-              <w:t>пароля</w:t>
+              <w:t>Ввод неверного пароля</w:t>
             </w:r>
           </w:p>
         </w:tc>
@@ -16775,16 +16734,7 @@
                 <w:sz w:val="28"/>
                 <w:szCs w:val="28"/>
               </w:rPr>
-              <w:lastRenderedPageBreak/>
-              <w:t xml:space="preserve">Сообщение </w:t>
-            </w:r>
-            <w:r>
-              <w:rPr>
-                <w:sz w:val="28"/>
-                <w:szCs w:val="28"/>
-              </w:rPr>
-              <w:lastRenderedPageBreak/>
-              <w:t>«Неверный пароль»</w:t>
+              <w:t>Сообщение «Неверный пароль»</w:t>
             </w:r>
           </w:p>
         </w:tc>
@@ -16809,7 +16759,6 @@
                 <w:sz w:val="28"/>
                 <w:szCs w:val="28"/>
               </w:rPr>
-              <w:lastRenderedPageBreak/>
               <w:t>TC-L-01</w:t>
             </w:r>
           </w:p>
@@ -17306,6 +17255,22 @@
           <w:szCs w:val="28"/>
         </w:rPr>
         <w:t>Все тесты выполнены, результаты зафиксированы в документе «Тестовая документация.xlsx» в репозитории.</w:t>
+      </w:r>
+    </w:p>
+    <w:p>
+      <w:pPr>
+        <w:spacing w:after="160" w:line="259" w:lineRule="auto"/>
+        <w:rPr>
+          <w:sz w:val="28"/>
+          <w:szCs w:val="28"/>
+        </w:rPr>
+      </w:pPr>
+      <w:r>
+        <w:rPr>
+          <w:sz w:val="28"/>
+          <w:szCs w:val="28"/>
+        </w:rPr>
+        <w:br w:type="page"/>
       </w:r>
     </w:p>
     <w:p>
@@ -18141,7 +18106,6 @@
                 <w:sz w:val="28"/>
                 <w:szCs w:val="28"/>
               </w:rPr>
-              <w:lastRenderedPageBreak/>
               <w:t>deviation_events</w:t>
             </w:r>
             <w:proofErr w:type="spellEnd"/>
@@ -18464,6 +18428,22 @@
     </w:p>
     <w:p>
       <w:pPr>
+        <w:spacing w:after="160" w:line="259" w:lineRule="auto"/>
+        <w:rPr>
+          <w:sz w:val="28"/>
+          <w:szCs w:val="28"/>
+        </w:rPr>
+      </w:pPr>
+      <w:r>
+        <w:rPr>
+          <w:sz w:val="28"/>
+          <w:szCs w:val="28"/>
+        </w:rPr>
+        <w:br w:type="page"/>
+      </w:r>
+    </w:p>
+    <w:p>
+      <w:pPr>
         <w:spacing w:line="360" w:lineRule="auto"/>
         <w:ind w:firstLine="709"/>
         <w:jc w:val="both"/>
@@ -19250,7 +19230,6 @@
           <w:sz w:val="28"/>
           <w:szCs w:val="28"/>
         </w:rPr>
-        <w:lastRenderedPageBreak/>
         <w:t>POST /</w:t>
       </w:r>
       <w:proofErr w:type="spellStart"/>
@@ -19634,6 +19613,7 @@
           <w:sz w:val="28"/>
           <w:szCs w:val="28"/>
         </w:rPr>
+        <w:lastRenderedPageBreak/>
         <w:t>Postman</w:t>
       </w:r>
       <w:proofErr w:type="spellEnd"/>
@@ -19693,14 +19673,7 @@
           <w:sz w:val="28"/>
           <w:szCs w:val="28"/>
         </w:rPr>
-        <w:t xml:space="preserve">Таблица 5 - </w:t>
-      </w:r>
-      <w:r>
-        <w:rPr>
-          <w:sz w:val="28"/>
-          <w:szCs w:val="28"/>
-        </w:rPr>
-        <w:t>Дефекты</w:t>
+        <w:t>Таблица 5 - Дефекты</w:t>
       </w:r>
     </w:p>
     <w:tbl>
@@ -20374,169 +20347,169 @@
           <w:sz w:val="28"/>
           <w:szCs w:val="28"/>
         </w:rPr>
+        <w:t>Установку и запуск приложения.</w:t>
+      </w:r>
+    </w:p>
+    <w:p>
+      <w:pPr>
+        <w:spacing w:line="360" w:lineRule="auto"/>
+        <w:ind w:firstLine="709"/>
+        <w:jc w:val="both"/>
+        <w:rPr>
+          <w:sz w:val="28"/>
+          <w:szCs w:val="28"/>
+        </w:rPr>
+      </w:pPr>
+      <w:r>
+        <w:rPr>
+          <w:sz w:val="28"/>
+          <w:szCs w:val="28"/>
+        </w:rPr>
+        <w:t>Авторизацию с CAPTCHA.</w:t>
+      </w:r>
+    </w:p>
+    <w:p>
+      <w:pPr>
+        <w:spacing w:line="360" w:lineRule="auto"/>
+        <w:ind w:firstLine="709"/>
+        <w:jc w:val="both"/>
+        <w:rPr>
+          <w:sz w:val="28"/>
+          <w:szCs w:val="28"/>
+        </w:rPr>
+      </w:pPr>
+      <w:r>
+        <w:rPr>
+          <w:sz w:val="28"/>
+          <w:szCs w:val="28"/>
+        </w:rPr>
+        <w:t>Работу с продукцией, рецептурами, технологическими картами.</w:t>
+      </w:r>
+    </w:p>
+    <w:p>
+      <w:pPr>
+        <w:spacing w:line="360" w:lineRule="auto"/>
+        <w:ind w:firstLine="709"/>
+        <w:jc w:val="both"/>
+        <w:rPr>
+          <w:sz w:val="28"/>
+          <w:szCs w:val="28"/>
+        </w:rPr>
+      </w:pPr>
+      <w:r>
+        <w:rPr>
+          <w:sz w:val="28"/>
+          <w:szCs w:val="28"/>
+        </w:rPr>
+        <w:t>Создание заказов и партий.</w:t>
+      </w:r>
+    </w:p>
+    <w:p>
+      <w:pPr>
+        <w:spacing w:line="360" w:lineRule="auto"/>
+        <w:ind w:firstLine="709"/>
+        <w:jc w:val="both"/>
+        <w:rPr>
+          <w:sz w:val="28"/>
+          <w:szCs w:val="28"/>
+        </w:rPr>
+      </w:pPr>
+      <w:r>
+        <w:rPr>
+          <w:sz w:val="28"/>
+          <w:szCs w:val="28"/>
+        </w:rPr>
+        <w:t>Мониторинг выполнения и просмотр отклонений.</w:t>
+      </w:r>
+    </w:p>
+    <w:p>
+      <w:pPr>
+        <w:spacing w:line="360" w:lineRule="auto"/>
+        <w:ind w:firstLine="709"/>
+        <w:jc w:val="both"/>
+        <w:rPr>
+          <w:sz w:val="28"/>
+          <w:szCs w:val="28"/>
+        </w:rPr>
+      </w:pPr>
+      <w:r>
+        <w:rPr>
+          <w:sz w:val="28"/>
+          <w:szCs w:val="28"/>
+        </w:rPr>
+        <w:t>Формирование отчётов.</w:t>
+      </w:r>
+    </w:p>
+    <w:p>
+      <w:pPr>
+        <w:spacing w:line="360" w:lineRule="auto"/>
+        <w:ind w:firstLine="709"/>
+        <w:jc w:val="both"/>
+        <w:rPr>
+          <w:sz w:val="28"/>
+          <w:szCs w:val="28"/>
+        </w:rPr>
+      </w:pPr>
+      <w:r>
+        <w:rPr>
+          <w:sz w:val="28"/>
+          <w:szCs w:val="28"/>
+        </w:rPr>
+        <w:t>Документ «Отладка программного модуля»</w:t>
+      </w:r>
+    </w:p>
+    <w:p>
+      <w:pPr>
+        <w:spacing w:line="360" w:lineRule="auto"/>
+        <w:ind w:firstLine="709"/>
+        <w:jc w:val="both"/>
+        <w:rPr>
+          <w:sz w:val="28"/>
+          <w:szCs w:val="28"/>
+        </w:rPr>
+      </w:pPr>
+      <w:r>
+        <w:rPr>
+          <w:sz w:val="28"/>
+          <w:szCs w:val="28"/>
+        </w:rPr>
+        <w:t>Для каждого из четырёх компонентов (API, модуль технолога, модуль лаборатории, модуль аппаратчика) подготовлен отдельный документ, в котором отражены:</w:t>
+      </w:r>
+    </w:p>
+    <w:p>
+      <w:pPr>
+        <w:spacing w:line="360" w:lineRule="auto"/>
+        <w:ind w:firstLine="709"/>
+        <w:jc w:val="both"/>
+        <w:rPr>
+          <w:sz w:val="28"/>
+          <w:szCs w:val="28"/>
+        </w:rPr>
+      </w:pPr>
+      <w:r>
+        <w:rPr>
+          <w:sz w:val="28"/>
+          <w:szCs w:val="28"/>
+        </w:rPr>
+        <w:t>Цели отладки.</w:t>
+      </w:r>
+    </w:p>
+    <w:p>
+      <w:pPr>
+        <w:spacing w:line="360" w:lineRule="auto"/>
+        <w:ind w:firstLine="709"/>
+        <w:jc w:val="both"/>
+        <w:rPr>
+          <w:sz w:val="28"/>
+          <w:szCs w:val="28"/>
+        </w:rPr>
+      </w:pPr>
+      <w:r>
+        <w:rPr>
+          <w:sz w:val="28"/>
+          <w:szCs w:val="28"/>
+        </w:rPr>
         <w:lastRenderedPageBreak/>
-        <w:t>Установку и запуск приложения.</w:t>
-      </w:r>
-    </w:p>
-    <w:p>
-      <w:pPr>
-        <w:spacing w:line="360" w:lineRule="auto"/>
-        <w:ind w:firstLine="709"/>
-        <w:jc w:val="both"/>
-        <w:rPr>
-          <w:sz w:val="28"/>
-          <w:szCs w:val="28"/>
-        </w:rPr>
-      </w:pPr>
-      <w:r>
-        <w:rPr>
-          <w:sz w:val="28"/>
-          <w:szCs w:val="28"/>
-        </w:rPr>
-        <w:t>Авторизацию с CAPTCHA.</w:t>
-      </w:r>
-    </w:p>
-    <w:p>
-      <w:pPr>
-        <w:spacing w:line="360" w:lineRule="auto"/>
-        <w:ind w:firstLine="709"/>
-        <w:jc w:val="both"/>
-        <w:rPr>
-          <w:sz w:val="28"/>
-          <w:szCs w:val="28"/>
-        </w:rPr>
-      </w:pPr>
-      <w:r>
-        <w:rPr>
-          <w:sz w:val="28"/>
-          <w:szCs w:val="28"/>
-        </w:rPr>
-        <w:t>Работу с продукцией, рецептурами, технологическими картами.</w:t>
-      </w:r>
-    </w:p>
-    <w:p>
-      <w:pPr>
-        <w:spacing w:line="360" w:lineRule="auto"/>
-        <w:ind w:firstLine="709"/>
-        <w:jc w:val="both"/>
-        <w:rPr>
-          <w:sz w:val="28"/>
-          <w:szCs w:val="28"/>
-        </w:rPr>
-      </w:pPr>
-      <w:r>
-        <w:rPr>
-          <w:sz w:val="28"/>
-          <w:szCs w:val="28"/>
-        </w:rPr>
-        <w:t>Создание заказов и партий.</w:t>
-      </w:r>
-    </w:p>
-    <w:p>
-      <w:pPr>
-        <w:spacing w:line="360" w:lineRule="auto"/>
-        <w:ind w:firstLine="709"/>
-        <w:jc w:val="both"/>
-        <w:rPr>
-          <w:sz w:val="28"/>
-          <w:szCs w:val="28"/>
-        </w:rPr>
-      </w:pPr>
-      <w:r>
-        <w:rPr>
-          <w:sz w:val="28"/>
-          <w:szCs w:val="28"/>
-        </w:rPr>
-        <w:t>Мониторинг выполнения и просмотр отклонений.</w:t>
-      </w:r>
-    </w:p>
-    <w:p>
-      <w:pPr>
-        <w:spacing w:line="360" w:lineRule="auto"/>
-        <w:ind w:firstLine="709"/>
-        <w:jc w:val="both"/>
-        <w:rPr>
-          <w:sz w:val="28"/>
-          <w:szCs w:val="28"/>
-        </w:rPr>
-      </w:pPr>
-      <w:r>
-        <w:rPr>
-          <w:sz w:val="28"/>
-          <w:szCs w:val="28"/>
-        </w:rPr>
-        <w:t>Формирование отчётов.</w:t>
-      </w:r>
-    </w:p>
-    <w:p>
-      <w:pPr>
-        <w:spacing w:line="360" w:lineRule="auto"/>
-        <w:ind w:firstLine="709"/>
-        <w:jc w:val="both"/>
-        <w:rPr>
-          <w:sz w:val="28"/>
-          <w:szCs w:val="28"/>
-        </w:rPr>
-      </w:pPr>
-      <w:r>
-        <w:rPr>
-          <w:sz w:val="28"/>
-          <w:szCs w:val="28"/>
-        </w:rPr>
-        <w:t>Документ «Отладка программного модуля»</w:t>
-      </w:r>
-    </w:p>
-    <w:p>
-      <w:pPr>
-        <w:spacing w:line="360" w:lineRule="auto"/>
-        <w:ind w:firstLine="709"/>
-        <w:jc w:val="both"/>
-        <w:rPr>
-          <w:sz w:val="28"/>
-          <w:szCs w:val="28"/>
-        </w:rPr>
-      </w:pPr>
-      <w:r>
-        <w:rPr>
-          <w:sz w:val="28"/>
-          <w:szCs w:val="28"/>
-        </w:rPr>
-        <w:t>Для каждого из четырёх компонентов (API, модуль технолога, модуль лаборатории, модуль аппаратчика) подготовлен отдельный документ, в котором отражены:</w:t>
-      </w:r>
-    </w:p>
-    <w:p>
-      <w:pPr>
-        <w:spacing w:line="360" w:lineRule="auto"/>
-        <w:ind w:firstLine="709"/>
-        <w:jc w:val="both"/>
-        <w:rPr>
-          <w:sz w:val="28"/>
-          <w:szCs w:val="28"/>
-        </w:rPr>
-      </w:pPr>
-      <w:r>
-        <w:rPr>
-          <w:sz w:val="28"/>
-          <w:szCs w:val="28"/>
-        </w:rPr>
-        <w:t>Цели отладки.</w:t>
-      </w:r>
-    </w:p>
-    <w:p>
-      <w:pPr>
-        <w:spacing w:line="360" w:lineRule="auto"/>
-        <w:ind w:firstLine="709"/>
-        <w:jc w:val="both"/>
-        <w:rPr>
-          <w:sz w:val="28"/>
-          <w:szCs w:val="28"/>
-        </w:rPr>
-      </w:pPr>
-      <w:r>
-        <w:rPr>
-          <w:sz w:val="28"/>
-          <w:szCs w:val="28"/>
-        </w:rPr>
         <w:t xml:space="preserve">Используемые инструменты (отладчик Visual Studio, SQL Server </w:t>
       </w:r>
       <w:proofErr w:type="spellStart"/>
@@ -21015,7 +20988,6 @@
           <w:sz w:val="28"/>
           <w:szCs w:val="28"/>
         </w:rPr>
-        <w:lastRenderedPageBreak/>
         <w:t>Репозиторий не содержит архивов, все файлы в открытом виде, оригиналы документов дополнены копиями в формате PDF.</w:t>
       </w:r>
     </w:p>
@@ -22449,6 +22421,7 @@
   <w:style w:type="character" w:default="1" w:styleId="a0">
     <w:name w:val="Default Paragraph Font"/>
     <w:uiPriority w:val="1"/>
+    <w:semiHidden/>
     <w:unhideWhenUsed/>
   </w:style>
   <w:style w:type="table" w:default="1" w:styleId="a1">
